--- a/docs/From Change to Everything - A Popular Science Introduction.docx
+++ b/docs/From Change to Everything - A Popular Science Introduction.docx
@@ -30,7 +30,7 @@
           <w:color w:val="1F4E79"/>
           <w:sz w:val="32"/>
         </w:rPr>
-        <w:t>— A Popular Science Introduction to the Coarse-Graining Genesis Framework V4.0</w:t>
+        <w:t xml:space="preserve">A Popular Science Introduction to the Coarse-Graining Genesis Framework V5.0.0</w:t>
       </w:r>
     </w:p>
     <w:p>
@@ -50,7 +50,7 @@
           <w:rFonts w:ascii="Calibri" w:hAnsi="Calibri" w:eastAsia="Calibri"/>
           <w:sz w:val="22"/>
         </w:rPr>
-        <w:t>You look up at the stars and the universe seems quiet and empty. But a physicist will tell you: inside the "empty nothingness" all around you, countless particles are popping into and out of existence every single instant, with enough energy to boil an ocean.</w:t>
+        <w:t xml:space="preserve">The sky can look quiet and empty. In quantum field theory, even the vacuum has fluctuations: field measurements have nonzero quantum variances and correlations.</w:t>
       </w:r>
     </w:p>
     <w:p>
@@ -62,15 +62,15 @@
           <w:rFonts w:ascii="Calibri" w:hAnsi="Calibri" w:eastAsia="Calibri"/>
           <w:sz w:val="22"/>
         </w:rPr>
-        <w:t xml:space="preserve">So here is the question — </w:t>
-      </w:r>
-      <w:r>
-        <w:rPr>
-          <w:rFonts w:ascii="Calibri" w:hAnsi="Calibri" w:eastAsia="Calibri"/>
-          <w:b/>
-          <w:sz w:val="22"/>
-        </w:rPr>
-        <w:t>how does this frantic change manage, so reliably, to become the apple on your desk, the Moon in the sky, and that invisible "gravity" that pulls the apple to the ground?</w:t>
+        <w:t xml:space="preserve"/>
+      </w:r>
+      <w:r>
+        <w:rPr>
+          <w:rFonts w:ascii="Calibri" w:hAnsi="Calibri" w:eastAsia="Calibri"/>
+          <w:b/>
+          <w:sz w:val="22"/>
+        </w:rPr>
+        <w:t xml:space="preserve">This raises the question explored here: how can relations among changes form stable structures, matter and a macroscopic gravitational response?</w:t>
       </w:r>
     </w:p>
     <w:p>
@@ -82,15 +82,15 @@
           <w:rFonts w:ascii="Calibri" w:hAnsi="Calibri" w:eastAsia="Calibri"/>
           <w:sz w:val="22"/>
         </w:rPr>
-        <w:t xml:space="preserve">This introduction is an attempt to answer that question. And the answer begins with a claim that sounds very grand: </w:t>
-      </w:r>
-      <w:r>
-        <w:rPr>
-          <w:rFonts w:ascii="Calibri" w:hAnsi="Calibri" w:eastAsia="Calibri"/>
-          <w:b/>
-          <w:sz w:val="22"/>
-        </w:rPr>
-        <w:t>spacetime does not exist, and gravity is not "already there" — both of them emerge from "change."</w:t>
+        <w:t xml:space="preserve">This introduction explores an answer that starts from change. In this framework, spacetime and gravity are macroscopic descriptions generated from relations among changes.</w:t>
+      </w:r>
+      <w:r>
+        <w:rPr>
+          <w:rFonts w:ascii="Calibri" w:hAnsi="Calibri" w:eastAsia="Calibri"/>
+          <w:b/>
+          <w:sz w:val="22"/>
+        </w:rPr>
+        <w:t/>
       </w:r>
     </w:p>
     <w:p>
@@ -123,7 +123,7 @@
           <w:rFonts w:ascii="Calibri" w:hAnsi="Calibri" w:eastAsia="Calibri"/>
           <w:sz w:val="22"/>
         </w:rPr>
-        <w:t xml:space="preserve">Our two papers — </w:t>
+        <w:t xml:space="preserve"/>
       </w:r>
       <w:r>
         <w:rPr>
@@ -131,14 +131,14 @@
           <w:i/>
           <w:sz w:val="22"/>
         </w:rPr>
-        <w:t>The spectrum of a compact internal space. I. Gauge structure and fermion content</w:t>
-      </w:r>
-      <w:r>
-        <w:rPr>
-          <w:rFonts w:ascii="Calibri" w:hAnsi="Calibri" w:eastAsia="Calibri"/>
-          <w:sz w:val="22"/>
-        </w:rPr>
-        <w:t xml:space="preserve">, and </w:t>
+        <w:t/>
+      </w:r>
+      <w:r>
+        <w:rPr>
+          <w:rFonts w:ascii="Calibri" w:hAnsi="Calibri" w:eastAsia="Calibri"/>
+          <w:sz w:val="22"/>
+        </w:rPr>
+        <w:t xml:space="preserve"/>
       </w:r>
       <w:r>
         <w:rPr>
@@ -146,22 +146,22 @@
           <w:i/>
           <w:sz w:val="22"/>
         </w:rPr>
-        <w:t>…II. Effective couplings and mass scales</w:t>
-      </w:r>
-      <w:r>
-        <w:rPr>
-          <w:rFonts w:ascii="Calibri" w:hAnsi="Calibri" w:eastAsia="Calibri"/>
-          <w:sz w:val="22"/>
-        </w:rPr>
-        <w:t xml:space="preserve"> — together with the "Coarse-Graining Genesis Framework V4.0" that carries their computation, all tell a single story: </w:t>
-      </w:r>
-      <w:r>
-        <w:rPr>
-          <w:rFonts w:ascii="Calibri" w:hAnsi="Calibri" w:eastAsia="Calibri"/>
-          <w:b/>
-          <w:sz w:val="22"/>
-        </w:rPr>
-        <w:t>the familiar world around us — spacetime, gravity, matter, dark energy — is not "already there"; it all emerges from something more fundamental, namely "change."</w:t>
+        <w:t/>
+      </w:r>
+      <w:r>
+        <w:rPr>
+          <w:rFonts w:ascii="Calibri" w:hAnsi="Calibri" w:eastAsia="Calibri"/>
+          <w:sz w:val="22"/>
+        </w:rPr>
+        <w:t xml:space="preserve"/>
+      </w:r>
+      <w:r>
+        <w:rPr>
+          <w:rFonts w:ascii="Calibri" w:hAnsi="Calibri" w:eastAsia="Calibri"/>
+          <w:b/>
+          <w:sz w:val="22"/>
+        </w:rPr>
+        <w:t xml:space="preserve">The Spectrum of a Compact Internal Space I: Gauge Structure and a Scalar Mass Gap and The Spectrum of a Compact Internal Space II: Effective Couplings and Mass Scales, by Jinku Guo (2026d, 2026g), develop the internal construction and its quantitative consequences. Coarse-Graining Genesis Framework V5.0.0 implements their calculations. Their common starting point is minimal unbiased change; geometry, matter and macroscopic responses are constructed through its generation rules.</w:t>
       </w:r>
     </w:p>
     <w:p>
@@ -173,7 +173,7 @@
           <w:rFonts w:ascii="Calibri" w:hAnsi="Calibri" w:eastAsia="Calibri"/>
           <w:sz w:val="22"/>
         </w:rPr>
-        <w:t>That sentence sounds grand, even a little mystical. The purpose of this introduction is to tell that story in the plainest language possible: why we think this way, what difficulty we ran into, how we solved it, and what we finally computed.</w:t>
+        <w:t xml:space="preserve">This introduction follows the route from the generation principle to internal structure, numerical calculation and physical tests. It explains the main ideas in ordinary language and connects them to the quantities that can be computed and checked.</w:t>
       </w:r>
     </w:p>
     <w:p>
@@ -247,22 +247,22 @@
           <w:rFonts w:ascii="Calibri" w:hAnsi="Calibri" w:eastAsia="Calibri"/>
           <w:sz w:val="22"/>
         </w:rPr>
-        <w:t xml:space="preserve">One is called the </w:t>
-      </w:r>
-      <w:r>
-        <w:rPr>
-          <w:rFonts w:ascii="Calibri" w:hAnsi="Calibri" w:eastAsia="Calibri"/>
-          <w:b/>
-          <w:sz w:val="22"/>
-        </w:rPr>
-        <w:t>Standard Model</w:t>
-      </w:r>
-      <w:r>
-        <w:rPr>
-          <w:rFonts w:ascii="Calibri" w:hAnsi="Calibri" w:eastAsia="Calibri"/>
-          <w:sz w:val="22"/>
-        </w:rPr>
-        <w:t>. It describes the behavior of elementary particles in the microscopic world — quarks, electrons, photons, gluons — and three of the forces between them (electromagnetic, weak, strong). The Standard Model is extraordinarily successful, accurate to more than ten decimal places, one of the most thoroughly verified theories in the history of science.</w:t>
+        <w:t xml:space="preserve"/>
+      </w:r>
+      <w:r>
+        <w:rPr>
+          <w:rFonts w:ascii="Calibri" w:hAnsi="Calibri" w:eastAsia="Calibri"/>
+          <w:b/>
+          <w:sz w:val="22"/>
+        </w:rPr>
+        <w:t/>
+      </w:r>
+      <w:r>
+        <w:rPr>
+          <w:rFonts w:ascii="Calibri" w:hAnsi="Calibri" w:eastAsia="Calibri"/>
+          <w:sz w:val="22"/>
+        </w:rPr>
+        <w:t xml:space="preserve">One is the Standard Model. It describes elementary particles, including quarks, electrons, photons and gluons, and their electromagnetic, weak and strong interactions. Many of its predictions have been tested with high precision; the precision depends on the observable and the calculation.</w:t>
       </w:r>
     </w:p>
     <w:p>
@@ -301,22 +301,22 @@
           <w:rFonts w:ascii="Calibri" w:hAnsi="Calibri" w:eastAsia="Calibri"/>
           <w:sz w:val="22"/>
         </w:rPr>
-        <w:t xml:space="preserve">The problem is that these two edifices hold </w:t>
-      </w:r>
-      <w:r>
-        <w:rPr>
-          <w:rFonts w:ascii="Calibri" w:hAnsi="Calibri" w:eastAsia="Calibri"/>
-          <w:b/>
-          <w:sz w:val="22"/>
-        </w:rPr>
-        <w:t>fundamentally contradictory</w:t>
-      </w:r>
-      <w:r>
-        <w:rPr>
-          <w:rFonts w:ascii="Calibri" w:hAnsi="Calibri" w:eastAsia="Calibri"/>
-          <w:sz w:val="22"/>
-        </w:rPr>
-        <w:t xml:space="preserve"> views of "spacetime."</w:t>
+        <w:t xml:space="preserve">The two descriptions assign different roles to spacetime, and connecting them at a fundamental level remains a central problem.</w:t>
+      </w:r>
+      <w:r>
+        <w:rPr>
+          <w:rFonts w:ascii="Calibri" w:hAnsi="Calibri" w:eastAsia="Calibri"/>
+          <w:b/>
+          <w:sz w:val="22"/>
+        </w:rPr>
+        <w:t/>
+      </w:r>
+      <w:r>
+        <w:rPr>
+          <w:rFonts w:ascii="Calibri" w:hAnsi="Calibri" w:eastAsia="Calibri"/>
+          <w:sz w:val="22"/>
+        </w:rPr>
+        <w:t xml:space="preserve"/>
       </w:r>
     </w:p>
     <w:p>
@@ -355,22 +355,22 @@
           <w:rFonts w:ascii="Calibri" w:hAnsi="Calibri" w:eastAsia="Calibri"/>
           <w:sz w:val="22"/>
         </w:rPr>
-        <w:t xml:space="preserve">The Standard Model says: spacetime is just a </w:t>
-      </w:r>
-      <w:r>
-        <w:rPr>
-          <w:rFonts w:ascii="Calibri" w:hAnsi="Calibri" w:eastAsia="Calibri"/>
-          <w:b/>
-          <w:sz w:val="22"/>
-        </w:rPr>
-        <w:t>fixed, rigid background stage</w:t>
-      </w:r>
-      <w:r>
-        <w:rPr>
-          <w:rFonts w:ascii="Calibri" w:hAnsi="Calibri" w:eastAsia="Calibri"/>
-          <w:sz w:val="22"/>
-        </w:rPr>
-        <w:t>. Particles and fields dance on this stage, and the stage itself does not move at all. It assumes a flat, uniform spacetime (physicists call it "Minkowski spacetime"), like an infinite, never-changing grid.</w:t>
+        <w:t xml:space="preserve"/>
+      </w:r>
+      <w:r>
+        <w:rPr>
+          <w:rFonts w:ascii="Calibri" w:hAnsi="Calibri" w:eastAsia="Calibri"/>
+          <w:b/>
+          <w:sz w:val="22"/>
+        </w:rPr>
+        <w:t/>
+      </w:r>
+      <w:r>
+        <w:rPr>
+          <w:rFonts w:ascii="Calibri" w:hAnsi="Calibri" w:eastAsia="Calibri"/>
+          <w:sz w:val="22"/>
+        </w:rPr>
+        <w:t xml:space="preserve">Particle calculations often use a fixed flat spacetime when gravitational effects are negligible. Quantum fields can also be studied on curved backgrounds. In these descriptions, the background supplies the geometry used to compare positions and clocks.</w:t>
       </w:r>
     </w:p>
     <w:p>
@@ -382,7 +382,7 @@
           <w:rFonts w:ascii="Calibri" w:hAnsi="Calibri" w:eastAsia="Calibri"/>
           <w:sz w:val="22"/>
         </w:rPr>
-        <w:t>One says spacetime is alive; the other says spacetime is dead. These two things cannot both be true.</w:t>
+        <w:t xml:space="preserve">These are useful descriptions in their respective regimes. A common foundation must explain how their variables and approximations fit together.</w:t>
       </w:r>
     </w:p>
     <w:p>
@@ -461,22 +461,22 @@
           <w:rFonts w:ascii="Calibri" w:hAnsi="Calibri" w:eastAsia="Calibri"/>
           <w:sz w:val="22"/>
         </w:rPr>
-        <w:t xml:space="preserve">This answer is beautiful, but it binds "gravity" to "the geometry of spacetime": </w:t>
-      </w:r>
-      <w:r>
-        <w:rPr>
-          <w:rFonts w:ascii="Calibri" w:hAnsi="Calibri" w:eastAsia="Calibri"/>
-          <w:b/>
-          <w:sz w:val="22"/>
-        </w:rPr>
-        <w:t>gravity = spacetime curvature</w:t>
-      </w:r>
-      <w:r>
-        <w:rPr>
-          <w:rFonts w:ascii="Calibri" w:hAnsi="Calibri" w:eastAsia="Calibri"/>
-          <w:sz w:val="22"/>
-        </w:rPr>
-        <w:t>. And so "spacetime" must be a real thing that can be bent.</w:t>
+        <w:t xml:space="preserve">General relativity expresses gravitational effects through geometry. Our question concerns how this effective geometry can arise from a more basic description of change.</w:t>
+      </w:r>
+      <w:r>
+        <w:rPr>
+          <w:rFonts w:ascii="Calibri" w:hAnsi="Calibri" w:eastAsia="Calibri"/>
+          <w:b/>
+          <w:sz w:val="22"/>
+        </w:rPr>
+        <w:t/>
+      </w:r>
+      <w:r>
+        <w:rPr>
+          <w:rFonts w:ascii="Calibri" w:hAnsi="Calibri" w:eastAsia="Calibri"/>
+          <w:sz w:val="22"/>
+        </w:rPr>
+        <w:t/>
       </w:r>
     </w:p>
     <w:p>
@@ -508,7 +508,7 @@
           <w:rFonts w:ascii="Calibri" w:hAnsi="Calibri" w:eastAsia="Calibri"/>
           <w:sz w:val="22"/>
         </w:rPr>
-        <w:t xml:space="preserve">But this answer also has trouble: the graviton merely "quantizes gravity as if it were an ordinary force"; it does not answer the deeper question of </w:t>
+        <w:t xml:space="preserve">A massless spin-2 field also gives an effective description of weak gravitational waves. Its interpretation and range of validity depend on the action and the scales being studied.</w:t>
       </w:r>
       <w:r>
         <w:rPr>
@@ -516,14 +516,14 @@
           <w:i/>
           <w:sz w:val="22"/>
         </w:rPr>
-        <w:t>why</w:t>
-      </w:r>
-      <w:r>
-        <w:rPr>
-          <w:rFonts w:ascii="Calibri" w:hAnsi="Calibri" w:eastAsia="Calibri"/>
-          <w:sz w:val="22"/>
-        </w:rPr>
-        <w:t xml:space="preserve"> gravity exists, and its calculations diverge everywhere.</w:t>
+        <w:t/>
+      </w:r>
+      <w:r>
+        <w:rPr>
+          <w:rFonts w:ascii="Calibri" w:hAnsi="Calibri" w:eastAsia="Calibri"/>
+          <w:sz w:val="22"/>
+        </w:rPr>
+        <w:t xml:space="preserve"/>
       </w:r>
     </w:p>
     <w:p>
@@ -535,30 +535,30 @@
           <w:rFonts w:ascii="Calibri" w:hAnsi="Calibri" w:eastAsia="Calibri"/>
           <w:sz w:val="22"/>
         </w:rPr>
-        <w:t xml:space="preserve">We give a </w:t>
-      </w:r>
-      <w:r>
-        <w:rPr>
-          <w:rFonts w:ascii="Calibri" w:hAnsi="Calibri" w:eastAsia="Calibri"/>
-          <w:b/>
-          <w:sz w:val="22"/>
-        </w:rPr>
-        <w:t>third answer</w:t>
-      </w:r>
-      <w:r>
-        <w:rPr>
-          <w:rFonts w:ascii="Calibri" w:hAnsi="Calibri" w:eastAsia="Calibri"/>
-          <w:sz w:val="22"/>
-        </w:rPr>
-        <w:t xml:space="preserve"> — the one running through this entire introduction: </w:t>
-      </w:r>
-      <w:r>
-        <w:rPr>
-          <w:rFonts w:ascii="Calibri" w:hAnsi="Calibri" w:eastAsia="Calibri"/>
-          <w:b/>
-          <w:sz w:val="22"/>
-        </w:rPr>
-        <w:t>gravity is neither spacetime curvature nor a fundamental force; it is an "emergent" phenomenon — just like temperature.</w:t>
+        <w:t xml:space="preserve"/>
+      </w:r>
+      <w:r>
+        <w:rPr>
+          <w:rFonts w:ascii="Calibri" w:hAnsi="Calibri" w:eastAsia="Calibri"/>
+          <w:b/>
+          <w:sz w:val="22"/>
+        </w:rPr>
+        <w:t/>
+      </w:r>
+      <w:r>
+        <w:rPr>
+          <w:rFonts w:ascii="Calibri" w:hAnsi="Calibri" w:eastAsia="Calibri"/>
+          <w:sz w:val="22"/>
+        </w:rPr>
+        <w:t xml:space="preserve"/>
+      </w:r>
+      <w:r>
+        <w:rPr>
+          <w:rFonts w:ascii="Calibri" w:hAnsi="Calibri" w:eastAsia="Calibri"/>
+          <w:b/>
+          <w:sz w:val="22"/>
+        </w:rPr>
+        <w:t xml:space="preserve">Our starting point is that gravity is a macroscopic response generated by collective change, much as temperature describes collective matter. Curved spacetime is a possible geometric expression of that response.</w:t>
       </w:r>
     </w:p>
     <w:p>
@@ -851,7 +851,7 @@
           <w:color w:val="2E6B3A"/>
           <w:sz w:val="26"/>
         </w:rPr>
-        <w:t>Wait a moment — "emergence" is not a metaphor; it is mathematically proven</w:t>
+        <w:t xml:space="preserve">When emergence becomes a mathematical result</w:t>
       </w:r>
     </w:p>
     <w:p>
@@ -876,7 +876,7 @@
           <w:b/>
           <w:sz w:val="22"/>
         </w:rPr>
-        <w:t>Yu Deng, a 2026 Fields Medalist, answered this question with mathematics.</w:t>
+        <w:t xml:space="preserve">Work by Yu Deng, Zaher Hani and Xiao Ma gives a concrete mathematical example.</w:t>
       </w:r>
     </w:p>
     <w:p>
@@ -888,22 +888,22 @@
           <w:rFonts w:ascii="Calibri" w:hAnsi="Calibri" w:eastAsia="Calibri"/>
           <w:sz w:val="22"/>
         </w:rPr>
-        <w:t xml:space="preserve">In plain terms, Deng's work proves: </w:t>
-      </w:r>
-      <w:r>
-        <w:rPr>
-          <w:rFonts w:ascii="Calibri" w:hAnsi="Calibri" w:eastAsia="Calibri"/>
-          <w:b/>
-          <w:sz w:val="22"/>
-        </w:rPr>
-        <w:t>a room full of chaotically bouncing marbles (microscopic particles) really does "emerge" into temperature, pressure, and fluid motion (macroscopic laws).</w:t>
-      </w:r>
-      <w:r>
-        <w:rPr>
-          <w:rFonts w:ascii="Calibri" w:hAnsi="Calibri" w:eastAsia="Calibri"/>
-          <w:sz w:val="22"/>
-        </w:rPr>
-        <w:t xml:space="preserve"> This is not philosophical musing; it is a rigorous mathematical proof — starting from Newtonian mechanics and, through extremely intricate derivation, ending at the equations that describe the flow of a gas.</w:t>
+        <w:t xml:space="preserve"/>
+      </w:r>
+      <w:r>
+        <w:rPr>
+          <w:rFonts w:ascii="Calibri" w:hAnsi="Calibri" w:eastAsia="Calibri"/>
+          <w:b/>
+          <w:sz w:val="22"/>
+        </w:rPr>
+        <w:t/>
+      </w:r>
+      <w:r>
+        <w:rPr>
+          <w:rFonts w:ascii="Calibri" w:hAnsi="Calibri" w:eastAsia="Calibri"/>
+          <w:sz w:val="22"/>
+        </w:rPr>
+        <w:t xml:space="preserve">Their study derives fluid equations from hard-sphere particle dynamics through Boltzmann kinetic theory, under explicit scaling and regularity conditions. It connects descriptions at different scales by a proof. See Deng, Hani and Ma (2025), arXiv:2503.01800.</w:t>
       </w:r>
     </w:p>
     <w:p>
@@ -915,22 +915,22 @@
           <w:rFonts w:ascii="Calibri" w:hAnsi="Calibri" w:eastAsia="Calibri"/>
           <w:sz w:val="22"/>
         </w:rPr>
-        <w:t xml:space="preserve">This means: </w:t>
-      </w:r>
-      <w:r>
-        <w:rPr>
-          <w:rFonts w:ascii="Calibri" w:hAnsi="Calibri" w:eastAsia="Calibri"/>
-          <w:b/>
-          <w:sz w:val="22"/>
-        </w:rPr>
-        <w:t>"emergence" is not a vague concept but a mathematical fact that can be verified and computed.</w:t>
-      </w:r>
-      <w:r>
-        <w:rPr>
-          <w:rFonts w:ascii="Calibri" w:hAnsi="Calibri" w:eastAsia="Calibri"/>
-          <w:sz w:val="22"/>
-        </w:rPr>
-        <w:t xml:space="preserve"> Temperature is not a property "imposed on" molecules from outside; it is a structure that forms spontaneously from the collective motion of molecules. Gravity is the same — not a property "imposed on" the vacuum, but a structure that forms spontaneously from the collective motion of vacuum fluctuations.</w:t>
+        <w:t xml:space="preserve"/>
+      </w:r>
+      <w:r>
+        <w:rPr>
+          <w:rFonts w:ascii="Calibri" w:hAnsi="Calibri" w:eastAsia="Calibri"/>
+          <w:b/>
+          <w:sz w:val="22"/>
+        </w:rPr>
+        <w:t/>
+      </w:r>
+      <w:r>
+        <w:rPr>
+          <w:rFonts w:ascii="Calibri" w:hAnsi="Calibri" w:eastAsia="Calibri"/>
+          <w:sz w:val="22"/>
+        </w:rPr>
+        <w:t xml:space="preserve">This example shows how a macroscopic law can be obtained from a specified underlying system. A proposed gravitational response likewise needs its own source, evolution and observable relations.</w:t>
       </w:r>
     </w:p>
     <w:p>
@@ -942,15 +942,15 @@
           <w:rFonts w:ascii="Calibri" w:hAnsi="Calibri" w:eastAsia="Calibri"/>
           <w:sz w:val="22"/>
         </w:rPr>
-        <w:t xml:space="preserve">Deng proved that the microscopic can emerge into the macroscopic. </w:t>
-      </w:r>
-      <w:r>
-        <w:rPr>
-          <w:rFonts w:ascii="Calibri" w:hAnsi="Calibri" w:eastAsia="Calibri"/>
-          <w:b/>
-          <w:sz w:val="22"/>
-        </w:rPr>
-        <w:t>What our framework aims to prove is: change can emerge into spacetime.</w:t>
+        <w:t xml:space="preserve"/>
+      </w:r>
+      <w:r>
+        <w:rPr>
+          <w:rFonts w:ascii="Calibri" w:hAnsi="Calibri" w:eastAsia="Calibri"/>
+          <w:b/>
+          <w:sz w:val="22"/>
+        </w:rPr>
+        <w:t xml:space="preserve">The framework studies this question with minimal change and generated spectral responses as its starting point.</w:t>
       </w:r>
     </w:p>
     <w:p>
@@ -977,7 +977,7 @@
           <w:rFonts w:ascii="Calibri" w:hAnsi="Calibri" w:eastAsia="Calibri"/>
           <w:sz w:val="22"/>
         </w:rPr>
-        <w:t>Now replace "molecules" with "vacuum fluctuations" and "temperature" with "gravity" — the logic is exactly the same.</w:t>
+        <w:t xml:space="preserve">The temperature analogy helps organize the question: which collective changes determine the macroscopic response measured by clocks and moving matter?</w:t>
       </w:r>
     </w:p>
     <w:p>
@@ -1090,22 +1090,22 @@
           <w:rFonts w:ascii="Calibri" w:hAnsi="Calibri" w:eastAsia="Calibri"/>
           <w:sz w:val="22"/>
         </w:rPr>
-        <w:t xml:space="preserve">Again, meaningless. </w:t>
-      </w:r>
-      <w:r>
-        <w:rPr>
-          <w:rFonts w:ascii="Calibri" w:hAnsi="Calibri" w:eastAsia="Calibri"/>
-          <w:b/>
-          <w:sz w:val="22"/>
-        </w:rPr>
-        <w:t>A single fluctuation has no gravity.</w:t>
-      </w:r>
-      <w:r>
-        <w:rPr>
-          <w:rFonts w:ascii="Calibri" w:hAnsi="Calibri" w:eastAsia="Calibri"/>
-          <w:sz w:val="22"/>
-        </w:rPr>
-        <w:t xml:space="preserve"> You cannot point at one fleeting virtual particle and say "its gravity is this much."</w:t>
+        <w:t xml:space="preserve"/>
+      </w:r>
+      <w:r>
+        <w:rPr>
+          <w:rFonts w:ascii="Calibri" w:hAnsi="Calibri" w:eastAsia="Calibri"/>
+          <w:b/>
+          <w:sz w:val="22"/>
+        </w:rPr>
+        <w:t/>
+      </w:r>
+      <w:r>
+        <w:rPr>
+          <w:rFonts w:ascii="Calibri" w:hAnsi="Calibri" w:eastAsia="Calibri"/>
+          <w:sz w:val="22"/>
+        </w:rPr>
+        <w:t xml:space="preserve">A microscopic source and a macroscopic gravitational response are different levels of description. The calculation specifies how source variations enter a collective response.</w:t>
       </w:r>
     </w:p>
     <w:p>
@@ -1117,22 +1117,22 @@
           <w:rFonts w:ascii="Calibri" w:hAnsi="Calibri" w:eastAsia="Calibri"/>
           <w:sz w:val="22"/>
         </w:rPr>
-        <w:t xml:space="preserve">"Gravity" is a property belonging only to the </w:t>
-      </w:r>
-      <w:r>
-        <w:rPr>
-          <w:rFonts w:ascii="Calibri" w:hAnsi="Calibri" w:eastAsia="Calibri"/>
-          <w:b/>
-          <w:sz w:val="22"/>
-        </w:rPr>
-        <w:t>collective of all vacuum fluctuations</w:t>
-      </w:r>
-      <w:r>
-        <w:rPr>
-          <w:rFonts w:ascii="Calibri" w:hAnsi="Calibri" w:eastAsia="Calibri"/>
-          <w:sz w:val="22"/>
-        </w:rPr>
-        <w:t>:</w:t>
+        <w:t xml:space="preserve">In the framework, the gravitational calculation follows the collective source:</w:t>
+      </w:r>
+      <w:r>
+        <w:rPr>
+          <w:rFonts w:ascii="Calibri" w:hAnsi="Calibri" w:eastAsia="Calibri"/>
+          <w:b/>
+          <w:sz w:val="22"/>
+        </w:rPr>
+        <w:t/>
+      </w:r>
+      <w:r>
+        <w:rPr>
+          <w:rFonts w:ascii="Calibri" w:hAnsi="Calibri" w:eastAsia="Calibri"/>
+          <w:sz w:val="22"/>
+        </w:rPr>
+        <w:t/>
       </w:r>
     </w:p>
     <w:p>
@@ -1154,37 +1154,37 @@
           <w:rFonts w:ascii="Calibri" w:hAnsi="Calibri" w:eastAsia="Calibri"/>
           <w:sz w:val="22"/>
         </w:rPr>
-        <w:t xml:space="preserve">It is a </w:t>
-      </w:r>
-      <w:r>
-        <w:rPr>
-          <w:rFonts w:ascii="Calibri" w:hAnsi="Calibri" w:eastAsia="Calibri"/>
-          <w:b/>
-          <w:sz w:val="22"/>
-        </w:rPr>
-        <w:t>collective emergent structure</w:t>
-      </w:r>
-      <w:r>
-        <w:rPr>
-          <w:rFonts w:ascii="Calibri" w:hAnsi="Calibri" w:eastAsia="Calibri"/>
-          <w:sz w:val="22"/>
-        </w:rPr>
-        <w:t xml:space="preserve"> of the spectral function of the energy-momentum tensor — specifically, that </w:t>
-      </w:r>
-      <w:r>
-        <w:rPr>
-          <w:rFonts w:ascii="Calibri" w:hAnsi="Calibri" w:eastAsia="Calibri"/>
-          <w:b/>
-          <w:sz w:val="22"/>
-        </w:rPr>
-        <w:t>most stable, most unchanging component (the zero mode)</w:t>
-      </w:r>
-      <w:r>
-        <w:rPr>
-          <w:rFonts w:ascii="Calibri" w:hAnsi="Calibri" w:eastAsia="Calibri"/>
-          <w:sz w:val="22"/>
-        </w:rPr>
-        <w:t xml:space="preserve"> of the spectrum;</w:t>
+        <w:t xml:space="preserve"/>
+      </w:r>
+      <w:r>
+        <w:rPr>
+          <w:rFonts w:ascii="Calibri" w:hAnsi="Calibri" w:eastAsia="Calibri"/>
+          <w:b/>
+          <w:sz w:val="22"/>
+        </w:rPr>
+        <w:t/>
+      </w:r>
+      <w:r>
+        <w:rPr>
+          <w:rFonts w:ascii="Calibri" w:hAnsi="Calibri" w:eastAsia="Calibri"/>
+          <w:sz w:val="22"/>
+        </w:rPr>
+        <w:t xml:space="preserve">Source correlations determine a tensor response, whose long-distance behavior is tested through its external momentum dependence;</w:t>
+      </w:r>
+      <w:r>
+        <w:rPr>
+          <w:rFonts w:ascii="Calibri" w:hAnsi="Calibri" w:eastAsia="Calibri"/>
+          <w:b/>
+          <w:sz w:val="22"/>
+        </w:rPr>
+        <w:t/>
+      </w:r>
+      <w:r>
+        <w:rPr>
+          <w:rFonts w:ascii="Calibri" w:hAnsi="Calibri" w:eastAsia="Calibri"/>
+          <w:sz w:val="22"/>
+        </w:rPr>
+        <w:t xml:space="preserve"/>
       </w:r>
     </w:p>
     <w:p>
@@ -1206,7 +1206,7 @@
           <w:rFonts w:ascii="Calibri" w:hAnsi="Calibri" w:eastAsia="Calibri"/>
           <w:sz w:val="22"/>
         </w:rPr>
-        <w:t>Just as temperature is the "most averaged, most collective" part of molecular motion, gravity is the "most stable, most unchanging" part of vacuum fluctuations.</w:t>
+        <w:t xml:space="preserve">The effective macroscopic action determines propagation, coupling to matter and the constraints on physical variations.</w:t>
       </w:r>
     </w:p>
     <w:p>
@@ -1218,22 +1218,22 @@
           <w:rFonts w:ascii="Calibri" w:hAnsi="Calibri" w:eastAsia="Calibri"/>
           <w:sz w:val="22"/>
         </w:rPr>
-        <w:t xml:space="preserve">So the essence of gravity is this: </w:t>
-      </w:r>
-      <w:r>
-        <w:rPr>
-          <w:rFonts w:ascii="Calibri" w:hAnsi="Calibri" w:eastAsia="Calibri"/>
-          <w:b/>
-          <w:sz w:val="22"/>
-        </w:rPr>
-        <w:t>it lives in no single fluctuation; it "arises" from the spectral structure of the vast sea of vacuum fluctuations.</w:t>
-      </w:r>
-      <w:r>
-        <w:rPr>
-          <w:rFonts w:ascii="Calibri" w:hAnsi="Calibri" w:eastAsia="Calibri"/>
-          <w:sz w:val="22"/>
-        </w:rPr>
-        <w:t xml:space="preserve"> Microscopically there is only "fluctuations popping and annihilating"; macroscopically there is "gravity" — this is the emergence of gravity.</w:t>
+        <w:t xml:space="preserve"/>
+      </w:r>
+      <w:r>
+        <w:rPr>
+          <w:rFonts w:ascii="Calibri" w:hAnsi="Calibri" w:eastAsia="Calibri"/>
+          <w:b/>
+          <w:sz w:val="22"/>
+        </w:rPr>
+        <w:t/>
+      </w:r>
+      <w:r>
+        <w:rPr>
+          <w:rFonts w:ascii="Calibri" w:hAnsi="Calibri" w:eastAsia="Calibri"/>
+          <w:sz w:val="22"/>
+        </w:rPr>
+        <w:t xml:space="preserve">The physical object is therefore the collective source response and its action. Internal spectral data enter its normalization and matching, while long-range propagation is a property of the external response.</w:t>
       </w:r>
     </w:p>
     <w:p>
@@ -1265,7 +1265,7 @@
           <w:b/>
           <w:sz w:val="22"/>
         </w:rPr>
-        <w:t>Temperature is the emergence of molecular motion; gravity is the emergence of vacuum fluctuations.</w:t>
+        <w:t xml:space="preserve">Temperature illustrates collective behavior; the gravitational calculation specifies a collective source and its macroscopic response.</w:t>
       </w:r>
     </w:p>
     <w:p>
@@ -1277,7 +1277,7 @@
           <w:rFonts w:ascii="Calibri" w:hAnsi="Calibri" w:eastAsia="Calibri"/>
           <w:sz w:val="22"/>
         </w:rPr>
-        <w:t>Temperature lets us believe that emergence can produce genuinely real macroscopic effects (boiling water will scald you); gravity is the same — it genuinely makes apples fall and planets orbit, but it is not a "fundamental force"; it is the phenomenon that emerges from the spectral structure of vacuum fluctuations.</w:t>
+        <w:t xml:space="preserve">In this picture, falling bodies and orbiting planets test the macroscopic response. Its quantitative content lies in the source equations and the relations between motion, light propagation and clock readings.</w:t>
       </w:r>
     </w:p>
     <w:p>
@@ -1304,7 +1304,7 @@
           <w:rFonts w:ascii="Calibri" w:hAnsi="Calibri" w:eastAsia="Calibri"/>
           <w:sz w:val="22"/>
         </w:rPr>
-        <w:t>Einstein has a famous dictum: "matter tells spacetime how to curve; spacetime tells matter how to move." His gravitational equations are extraordinarily precise, confirmed by observation countless times — we fully respect this.</w:t>
+        <w:t xml:space="preserve">A familiar summary of general relativity is that matter tells spacetime how to curve, and spacetime tells matter how to move. The equations connect geometry to observable motion and clock comparisons.</w:t>
       </w:r>
     </w:p>
     <w:p>
@@ -1316,7 +1316,7 @@
           <w:rFonts w:ascii="Calibri" w:hAnsi="Calibri" w:eastAsia="Calibri"/>
           <w:sz w:val="22"/>
         </w:rPr>
-        <w:t>But if spacetime does not exist, then what exactly is it that Einstein's "curvature" curves?</w:t>
+        <w:t xml:space="preserve">If geometry is a generated macroscopic description, what does curvature describe?</w:t>
       </w:r>
     </w:p>
     <w:p>
@@ -1328,15 +1328,15 @@
           <w:rFonts w:ascii="Calibri" w:hAnsi="Calibri" w:eastAsia="Calibri"/>
           <w:sz w:val="22"/>
         </w:rPr>
-        <w:t xml:space="preserve">Our answer: </w:t>
-      </w:r>
-      <w:r>
-        <w:rPr>
-          <w:rFonts w:ascii="Calibri" w:hAnsi="Calibri" w:eastAsia="Calibri"/>
-          <w:b/>
-          <w:sz w:val="22"/>
-        </w:rPr>
-        <w:t>what curves is the vacuum fluctuation.</w:t>
+        <w:t xml:space="preserve"/>
+      </w:r>
+      <w:r>
+        <w:rPr>
+          <w:rFonts w:ascii="Calibri" w:hAnsi="Calibri" w:eastAsia="Calibri"/>
+          <w:b/>
+          <w:sz w:val="22"/>
+        </w:rPr>
+        <w:t xml:space="preserve">It describes how the collective response changes the relations measured by matter, light and clocks.</w:t>
       </w:r>
     </w:p>
     <w:p>
@@ -1348,22 +1348,22 @@
           <w:rFonts w:ascii="Calibri" w:hAnsi="Calibri" w:eastAsia="Calibri"/>
           <w:sz w:val="22"/>
         </w:rPr>
-        <w:t xml:space="preserve">Matter (mass, energy) really does change its surroundings — but what it changes is not "spacetime" (for spacetime is not a thing at all), but the </w:t>
-      </w:r>
-      <w:r>
-        <w:rPr>
-          <w:rFonts w:ascii="Calibri" w:hAnsi="Calibri" w:eastAsia="Calibri"/>
-          <w:b/>
-          <w:sz w:val="22"/>
-        </w:rPr>
-        <w:t>spectral structure of the vacuum fluctuations</w:t>
-      </w:r>
-      <w:r>
-        <w:rPr>
-          <w:rFonts w:ascii="Calibri" w:hAnsi="Calibri" w:eastAsia="Calibri"/>
-          <w:sz w:val="22"/>
-        </w:rPr>
-        <w:t>. Where mass gathers, the distribution of vacuum fluctuations (the spectral function of the energy-momentum tensor) changes; this "change in the fluctuation spectrum" is precisely the phenomenon Einstein observed and precisely described.</w:t>
+        <w:t xml:space="preserve"/>
+      </w:r>
+      <w:r>
+        <w:rPr>
+          <w:rFonts w:ascii="Calibri" w:hAnsi="Calibri" w:eastAsia="Calibri"/>
+          <w:b/>
+          <w:sz w:val="22"/>
+        </w:rPr>
+        <w:t/>
+      </w:r>
+      <w:r>
+        <w:rPr>
+          <w:rFonts w:ascii="Calibri" w:hAnsi="Calibri" w:eastAsia="Calibri"/>
+          <w:sz w:val="22"/>
+        </w:rPr>
+        <w:t xml:space="preserve">Matter changes its surroundings through the common source response. A metric can express these effects in one geometric language, provided its coupling and equations follow the chosen macroscopic realization.</w:t>
       </w:r>
     </w:p>
     <w:p>
@@ -1375,22 +1375,22 @@
           <w:rFonts w:ascii="Calibri" w:hAnsi="Calibri" w:eastAsia="Calibri"/>
           <w:sz w:val="22"/>
         </w:rPr>
-        <w:t xml:space="preserve">If we adopt a different ontological viewpoint, the physical picture behind the equations can be another one: </w:t>
-      </w:r>
-      <w:r>
-        <w:rPr>
-          <w:rFonts w:ascii="Calibri" w:hAnsi="Calibri" w:eastAsia="Calibri"/>
-          <w:b/>
-          <w:sz w:val="22"/>
-        </w:rPr>
-        <w:t>what curves is, in fact, the vacuum fluctuation.</w:t>
-      </w:r>
-      <w:r>
-        <w:rPr>
-          <w:rFonts w:ascii="Calibri" w:hAnsi="Calibri" w:eastAsia="Calibri"/>
-          <w:sz w:val="22"/>
-        </w:rPr>
-        <w:t xml:space="preserve"> This is not to say relativity no longer works — the phenomena the equations describe and the predictions they make all still stand; rather, we gain a new understanding of the </w:t>
+        <w:t xml:space="preserve"/>
+      </w:r>
+      <w:r>
+        <w:rPr>
+          <w:rFonts w:ascii="Calibri" w:hAnsi="Calibri" w:eastAsia="Calibri"/>
+          <w:b/>
+          <w:sz w:val="22"/>
+        </w:rPr>
+        <w:t/>
+      </w:r>
+      <w:r>
+        <w:rPr>
+          <w:rFonts w:ascii="Calibri" w:hAnsi="Calibri" w:eastAsia="Calibri"/>
+          <w:sz w:val="22"/>
+        </w:rPr>
+        <w:t xml:space="preserve">The underlying interpretation begins with change, while the effective geometric description is checked through its observable consequences. The action identifies which metric and matter variations belong to that realization.</w:t>
       </w:r>
       <w:r>
         <w:rPr>
@@ -1398,14 +1398,14 @@
           <w:i/>
           <w:sz w:val="22"/>
         </w:rPr>
-        <w:t>root</w:t>
-      </w:r>
-      <w:r>
-        <w:rPr>
-          <w:rFonts w:ascii="Calibri" w:hAnsi="Calibri" w:eastAsia="Calibri"/>
-          <w:sz w:val="22"/>
-        </w:rPr>
-        <w:t xml:space="preserve"> of "curvature": what really "curves" is the spectral structure of the vacuum fluctuations, not the entity called "spacetime."</w:t>
+        <w:t/>
+      </w:r>
+      <w:r>
+        <w:rPr>
+          <w:rFonts w:ascii="Calibri" w:hAnsi="Calibri" w:eastAsia="Calibri"/>
+          <w:sz w:val="22"/>
+        </w:rPr>
+        <w:t xml:space="preserve"/>
       </w:r>
     </w:p>
     <w:p>
@@ -1444,7 +1444,7 @@
           <w:rFonts w:ascii="Calibri" w:hAnsi="Calibri" w:eastAsia="Calibri"/>
           <w:sz w:val="22"/>
         </w:rPr>
-        <w:t>The work of another 2026 Fields Medalist — Hong Wang — touches the essence of "space" from a completely different angle.</w:t>
+        <w:t xml:space="preserve">Work by Hong Wang and Joshua Zahl illustrates a different issue: how directional information constrains geometric dimension.</w:t>
       </w:r>
     </w:p>
     <w:p>
@@ -1456,22 +1456,22 @@
           <w:rFonts w:ascii="Calibri" w:hAnsi="Calibri" w:eastAsia="Calibri"/>
           <w:sz w:val="22"/>
         </w:rPr>
-        <w:t xml:space="preserve">Wang proved a problem that had troubled mathematics for a century: the </w:t>
-      </w:r>
-      <w:r>
-        <w:rPr>
-          <w:rFonts w:ascii="Calibri" w:hAnsi="Calibri" w:eastAsia="Calibri"/>
-          <w:b/>
-          <w:sz w:val="22"/>
-        </w:rPr>
-        <w:t>three-dimensional Kakeya conjecture</w:t>
-      </w:r>
-      <w:r>
-        <w:rPr>
-          <w:rFonts w:ascii="Calibri" w:hAnsi="Calibri" w:eastAsia="Calibri"/>
-          <w:sz w:val="22"/>
-        </w:rPr>
-        <w:t>. The conjecture asks: a needle that is infinitely thin can point in every direction within a space — how small can that space be?</w:t>
+        <w:t xml:space="preserve"/>
+      </w:r>
+      <w:r>
+        <w:rPr>
+          <w:rFonts w:ascii="Calibri" w:hAnsi="Calibri" w:eastAsia="Calibri"/>
+          <w:b/>
+          <w:sz w:val="22"/>
+        </w:rPr>
+        <w:t/>
+      </w:r>
+      <w:r>
+        <w:rPr>
+          <w:rFonts w:ascii="Calibri" w:hAnsi="Calibri" w:eastAsia="Calibri"/>
+          <w:sz w:val="22"/>
+        </w:rPr>
+        <w:t xml:space="preserve">Their three-dimensional Kakeya result concerns sets containing a unit line segment in every direction. They prove that such sets have Hausdorff and Minkowski dimension three; see Wang and Zahl (2025), arXiv:2502.17655.</w:t>
       </w:r>
     </w:p>
     <w:p>
@@ -1483,22 +1483,22 @@
           <w:rFonts w:ascii="Calibri" w:hAnsi="Calibri" w:eastAsia="Calibri"/>
           <w:sz w:val="22"/>
         </w:rPr>
-        <w:t xml:space="preserve">The answer is surprising: in three dimensions, </w:t>
-      </w:r>
-      <w:r>
-        <w:rPr>
-          <w:rFonts w:ascii="Calibri" w:hAnsi="Calibri" w:eastAsia="Calibri"/>
-          <w:b/>
-          <w:sz w:val="22"/>
-        </w:rPr>
-        <w:t>there is a positive minimum volume</w:t>
-      </w:r>
-      <w:r>
-        <w:rPr>
-          <w:rFonts w:ascii="Calibri" w:hAnsi="Calibri" w:eastAsia="Calibri"/>
-          <w:sz w:val="22"/>
-        </w:rPr>
-        <w:t>. You cannot compress "a needle that can point in every direction" down to arbitrarily small size.</w:t>
+        <w:t xml:space="preserve"/>
+      </w:r>
+      <w:r>
+        <w:rPr>
+          <w:rFonts w:ascii="Calibri" w:hAnsi="Calibri" w:eastAsia="Calibri"/>
+          <w:b/>
+          <w:sz w:val="22"/>
+        </w:rPr>
+        <w:t/>
+      </w:r>
+      <w:r>
+        <w:rPr>
+          <w:rFonts w:ascii="Calibri" w:hAnsi="Calibri" w:eastAsia="Calibri"/>
+          <w:sz w:val="22"/>
+        </w:rPr>
+        <w:t xml:space="preserve">Dimension describes how a set fills space as resolution changes. A set can have full dimension and still have zero volume, so this result is a statement about dimension rather than a positive minimum volume.</w:t>
       </w:r>
     </w:p>
     <w:p>
@@ -1510,30 +1510,30 @@
           <w:rFonts w:ascii="Calibri" w:hAnsi="Calibri" w:eastAsia="Calibri"/>
           <w:sz w:val="22"/>
         </w:rPr>
-        <w:t xml:space="preserve">What does this mean? </w:t>
-      </w:r>
-      <w:r>
-        <w:rPr>
-          <w:rFonts w:ascii="Calibri" w:hAnsi="Calibri" w:eastAsia="Calibri"/>
-          <w:b/>
-          <w:sz w:val="22"/>
-        </w:rPr>
-        <w:t>It means "continuous space" is not a monolithic, simple concept.</w:t>
-      </w:r>
-      <w:r>
-        <w:rPr>
-          <w:rFonts w:ascii="Calibri" w:hAnsi="Calibri" w:eastAsia="Calibri"/>
-          <w:sz w:val="22"/>
-        </w:rPr>
-        <w:t xml:space="preserve"> At microscopic scales, the structure of continuous space can become extremely intricate, extremely "non-smooth." Wang's work reveals: </w:t>
-      </w:r>
-      <w:r>
-        <w:rPr>
-          <w:rFonts w:ascii="Calibri" w:hAnsi="Calibri" w:eastAsia="Calibri"/>
-          <w:b/>
-          <w:sz w:val="22"/>
-        </w:rPr>
-        <w:t>between the continuous and the discrete, there is a far richer relation than we imagined.</w:t>
+        <w:t xml:space="preserve"/>
+      </w:r>
+      <w:r>
+        <w:rPr>
+          <w:rFonts w:ascii="Calibri" w:hAnsi="Calibri" w:eastAsia="Calibri"/>
+          <w:b/>
+          <w:sz w:val="22"/>
+        </w:rPr>
+        <w:t/>
+      </w:r>
+      <w:r>
+        <w:rPr>
+          <w:rFonts w:ascii="Calibri" w:hAnsi="Calibri" w:eastAsia="Calibri"/>
+          <w:sz w:val="22"/>
+        </w:rPr>
+        <w:t xml:space="preserve">The example shows why geometry requires precise definitions of scale, dimension and measure. These concepts describe different aspects of a continuous set.</w:t>
+      </w:r>
+      <w:r>
+        <w:rPr>
+          <w:rFonts w:ascii="Calibri" w:hAnsi="Calibri" w:eastAsia="Calibri"/>
+          <w:b/>
+          <w:sz w:val="22"/>
+        </w:rPr>
+        <w:t/>
       </w:r>
     </w:p>
     <w:p>
@@ -1545,30 +1545,30 @@
           <w:rFonts w:ascii="Calibri" w:hAnsi="Calibri" w:eastAsia="Calibri"/>
           <w:sz w:val="22"/>
         </w:rPr>
-        <w:t xml:space="preserve">There is a beautiful symmetry here: </w:t>
-      </w:r>
-      <w:r>
-        <w:rPr>
-          <w:rFonts w:ascii="Calibri" w:hAnsi="Calibri" w:eastAsia="Calibri"/>
-          <w:b/>
-          <w:sz w:val="22"/>
-        </w:rPr>
-        <w:t>Deng studies "how a crowd of particles forms a continuous field"; Wang studies "how a wave field reveals grain-like structure."</w:t>
-      </w:r>
-      <w:r>
-        <w:rPr>
-          <w:rFonts w:ascii="Calibri" w:hAnsi="Calibri" w:eastAsia="Calibri"/>
-          <w:sz w:val="22"/>
-        </w:rPr>
-        <w:t xml:space="preserve"> One goes from the discrete to the continuous, the other from the continuous to the discrete — </w:t>
-      </w:r>
-      <w:r>
-        <w:rPr>
-          <w:rFonts w:ascii="Calibri" w:hAnsi="Calibri" w:eastAsia="Calibri"/>
-          <w:b/>
-          <w:sz w:val="22"/>
-        </w:rPr>
-        <w:t>together they tell us: the continuous and the discrete are not an either/or opposition, but two faces of one world at different scales.</w:t>
+        <w:t xml:space="preserve"/>
+      </w:r>
+      <w:r>
+        <w:rPr>
+          <w:rFonts w:ascii="Calibri" w:hAnsi="Calibri" w:eastAsia="Calibri"/>
+          <w:b/>
+          <w:sz w:val="22"/>
+        </w:rPr>
+        <w:t/>
+      </w:r>
+      <w:r>
+        <w:rPr>
+          <w:rFonts w:ascii="Calibri" w:hAnsi="Calibri" w:eastAsia="Calibri"/>
+          <w:sz w:val="22"/>
+        </w:rPr>
+        <w:t xml:space="preserve"/>
+      </w:r>
+      <w:r>
+        <w:rPr>
+          <w:rFonts w:ascii="Calibri" w:hAnsi="Calibri" w:eastAsia="Calibri"/>
+          <w:b/>
+          <w:sz w:val="22"/>
+        </w:rPr>
+        <w:t xml:space="preserve">The fluid and Kakeya examples concern different mathematical problems. Both show how explicit operations and estimates can turn an intuitive picture into a statement with a precise range of validity.</w:t>
       </w:r>
     </w:p>
     <w:p>
@@ -1580,22 +1580,22 @@
           <w:rFonts w:ascii="Calibri" w:hAnsi="Calibri" w:eastAsia="Calibri"/>
           <w:sz w:val="22"/>
         </w:rPr>
-        <w:t xml:space="preserve">Our framework goes one step further: </w:t>
-      </w:r>
-      <w:r>
-        <w:rPr>
-          <w:rFonts w:ascii="Calibri" w:hAnsi="Calibri" w:eastAsia="Calibri"/>
-          <w:b/>
-          <w:sz w:val="22"/>
-        </w:rPr>
-        <w:t>even "space" itself emerges from the spectrum of "change."</w:t>
-      </w:r>
-      <w:r>
-        <w:rPr>
-          <w:rFonts w:ascii="Calibri" w:hAnsi="Calibri" w:eastAsia="Calibri"/>
-          <w:sz w:val="22"/>
-        </w:rPr>
-        <w:t xml:space="preserve"> Wang proved that continuous space can be very complex; we say that even the concept "continuous" is itself derivative.</w:t>
+        <w:t xml:space="preserve"/>
+      </w:r>
+      <w:r>
+        <w:rPr>
+          <w:rFonts w:ascii="Calibri" w:hAnsi="Calibri" w:eastAsia="Calibri"/>
+          <w:b/>
+          <w:sz w:val="22"/>
+        </w:rPr>
+        <w:t/>
+      </w:r>
+      <w:r>
+        <w:rPr>
+          <w:rFonts w:ascii="Calibri" w:hAnsi="Calibri" w:eastAsia="Calibri"/>
+          <w:sz w:val="22"/>
+        </w:rPr>
+        <w:t xml:space="preserve">Our construction uses its own generation rules to determine an internal response space and the observations supported on it.</w:t>
       </w:r>
     </w:p>
     <w:p>
@@ -1607,22 +1607,22 @@
           <w:rFonts w:ascii="Calibri" w:hAnsi="Calibri" w:eastAsia="Calibri"/>
           <w:sz w:val="22"/>
         </w:rPr>
-        <w:t xml:space="preserve">Wang's work points, unintentionally, to a deeper question: </w:t>
-      </w:r>
-      <w:r>
-        <w:rPr>
-          <w:rFonts w:ascii="Calibri" w:hAnsi="Calibri" w:eastAsia="Calibri"/>
-          <w:b/>
-          <w:sz w:val="22"/>
-        </w:rPr>
-        <w:t>if "continuous space" can be this complex at the microscopic level, how can it be "fundamental"? A fundamental thing should be simple. The very complexity of space shows that it is not a source but a result — something that emerges from something simpler.</w:t>
-      </w:r>
-      <w:r>
-        <w:rPr>
-          <w:rFonts w:ascii="Calibri" w:hAnsi="Calibri" w:eastAsia="Calibri"/>
-          <w:sz w:val="22"/>
-        </w:rPr>
-        <w:t xml:space="preserve"> That simpler thing, in our framework, is "change."</w:t>
+        <w:t xml:space="preserve"/>
+      </w:r>
+      <w:r>
+        <w:rPr>
+          <w:rFonts w:ascii="Calibri" w:hAnsi="Calibri" w:eastAsia="Calibri"/>
+          <w:b/>
+          <w:sz w:val="22"/>
+        </w:rPr>
+        <w:t xml:space="preserve">The motivation is to describe geometry through generated relations among changes. The mathematical results for other systems provide useful methods; the required reconstruction is established within the present framework.</w:t>
+      </w:r>
+      <w:r>
+        <w:rPr>
+          <w:rFonts w:ascii="Calibri" w:hAnsi="Calibri" w:eastAsia="Calibri"/>
+          <w:sz w:val="22"/>
+        </w:rPr>
+        <w:t xml:space="preserve"/>
       </w:r>
     </w:p>
     <w:p>
@@ -1684,14 +1684,14 @@
           <w:b/>
           <w:sz w:val="22"/>
         </w:rPr>
-        <w:t>The quantum gravity problem:</w:t>
-      </w:r>
-      <w:r>
-        <w:rPr>
-          <w:rFonts w:ascii="Calibri" w:hAnsi="Calibri" w:eastAsia="Calibri"/>
-          <w:sz w:val="22"/>
-        </w:rPr>
-        <w:t xml:space="preserve"> when we try to merge quantum mechanics with General Relativity into "quantum gravity," the calculations blow up into infinities that cannot be cancelled. The root cause is that General Relativity takes "gravity = spacetime curvature" as its starting point, and the object "curved spacetime" simply cannot stand at the scale of quantum fluctuations.</w:t>
+        <w:t/>
+      </w:r>
+      <w:r>
+        <w:rPr>
+          <w:rFonts w:ascii="Calibri" w:hAnsi="Calibri" w:eastAsia="Calibri"/>
+          <w:sz w:val="22"/>
+        </w:rPr>
+        <w:t xml:space="preserve">Quantum gravity: a common description must account for quantum matter and a dynamical gravitational response. Low-energy effective calculations work in their stated regime; their extension to more fundamental scales raises additional questions.</w:t>
       </w:r>
     </w:p>
     <w:p>
@@ -1744,14 +1744,14 @@
           <w:b/>
           <w:sz w:val="22"/>
         </w:rPr>
-        <w:t>The cosmological constant problem:</w:t>
-      </w:r>
-      <w:r>
-        <w:rPr>
-          <w:rFonts w:ascii="Calibri" w:hAnsi="Calibri" w:eastAsia="Calibri"/>
-          <w:sz w:val="22"/>
-        </w:rPr>
-        <w:t xml:space="preserve"> the vacuum energy density predicted by theory and that observed differ by 120 orders of magnitude — the most preposterous "error" in the history of physics, its root likewise pointing to the assumption of a "spacetime background" itself.</w:t>
+        <w:t/>
+      </w:r>
+      <w:r>
+        <w:rPr>
+          <w:rFonts w:ascii="Calibri" w:hAnsi="Calibri" w:eastAsia="Calibri"/>
+          <w:sz w:val="22"/>
+        </w:rPr>
+        <w:t xml:space="preserve">The cosmological constant: connecting vacuum contributions to the observed cosmic acceleration requires a consistent account of renormalization, gravitational coupling and the large-scale background.</w:t>
       </w:r>
     </w:p>
     <w:p>
@@ -1766,7 +1766,7 @@
           <w:color w:val="2E6B3A"/>
           <w:sz w:val="26"/>
         </w:rPr>
-        <w:t>Our answer: spacetime does not exist</w:t>
+        <w:t xml:space="preserve">Our starting point is generated spacetime</w:t>
       </w:r>
     </w:p>
     <w:p>
@@ -1790,15 +1790,15 @@
           <w:rFonts w:ascii="Calibri" w:hAnsi="Calibri" w:eastAsia="Calibri"/>
           <w:sz w:val="22"/>
         </w:rPr>
-        <w:t xml:space="preserve">We offer a more radical view: </w:t>
-      </w:r>
-      <w:r>
-        <w:rPr>
-          <w:rFonts w:ascii="Calibri" w:hAnsi="Calibri" w:eastAsia="Calibri"/>
-          <w:b/>
-          <w:sz w:val="22"/>
-        </w:rPr>
-        <w:t>spacetime does not "exist."</w:t>
+        <w:t xml:space="preserve">We take minimal unbiased change as fundamental and construct spacetime as a macroscopic description of its relations.</w:t>
+      </w:r>
+      <w:r>
+        <w:rPr>
+          <w:rFonts w:ascii="Calibri" w:hAnsi="Calibri" w:eastAsia="Calibri"/>
+          <w:b/>
+          <w:sz w:val="22"/>
+        </w:rPr>
+        <w:t/>
       </w:r>
     </w:p>
     <w:p>
@@ -1848,29 +1848,29 @@
           <w:b/>
           <w:sz w:val="22"/>
         </w:rPr>
-        <w:t>Time</w:t>
-      </w:r>
-      <w:r>
-        <w:rPr>
-          <w:rFonts w:ascii="Calibri" w:hAnsi="Calibri" w:eastAsia="Calibri"/>
-          <w:sz w:val="22"/>
-        </w:rPr>
-        <w:t xml:space="preserve"> = the </w:t>
-      </w:r>
-      <w:r>
-        <w:rPr>
-          <w:rFonts w:ascii="Calibri" w:hAnsi="Calibri" w:eastAsia="Calibri"/>
-          <w:b/>
-          <w:sz w:val="22"/>
-        </w:rPr>
-        <w:t>ordering</w:t>
-      </w:r>
-      <w:r>
-        <w:rPr>
-          <w:rFonts w:ascii="Calibri" w:hAnsi="Calibri" w:eastAsia="Calibri"/>
-          <w:sz w:val="22"/>
-        </w:rPr>
-        <w:t xml:space="preserve"> of change (which change comes before which);</w:t>
+        <w:t/>
+      </w:r>
+      <w:r>
+        <w:rPr>
+          <w:rFonts w:ascii="Calibri" w:hAnsi="Calibri" w:eastAsia="Calibri"/>
+          <w:sz w:val="22"/>
+        </w:rPr>
+        <w:t xml:space="preserve"/>
+      </w:r>
+      <w:r>
+        <w:rPr>
+          <w:rFonts w:ascii="Calibri" w:hAnsi="Calibri" w:eastAsia="Calibri"/>
+          <w:b/>
+          <w:sz w:val="22"/>
+        </w:rPr>
+        <w:t/>
+      </w:r>
+      <w:r>
+        <w:rPr>
+          <w:rFonts w:ascii="Calibri" w:hAnsi="Calibri" w:eastAsia="Calibri"/>
+          <w:sz w:val="22"/>
+        </w:rPr>
+        <w:t xml:space="preserve">Time is read by comparing changes in a physical clock with other changes; generation order and elapsed clock time have distinct roles;</w:t>
       </w:r>
     </w:p>
     <w:p>
@@ -1954,15 +1954,15 @@
           <w:rFonts w:ascii="Calibri" w:hAnsi="Calibri" w:eastAsia="Calibri"/>
           <w:sz w:val="22"/>
         </w:rPr>
-        <w:t xml:space="preserve">General Relativity errs by treating the "curved riverbed" (curved spacetime) as a real thing. The Standard Model errs by treating the "rigid riverbed" (background spacetime) as a real thing. They argue over "is the riverbed curved or flat," and we say — </w:t>
-      </w:r>
-      <w:r>
-        <w:rPr>
-          <w:rFonts w:ascii="Calibri" w:hAnsi="Calibri" w:eastAsia="Calibri"/>
-          <w:b/>
-          <w:sz w:val="22"/>
-        </w:rPr>
-        <w:t>stop arguing; there is no riverbed at all.</w:t>
+        <w:t xml:space="preserve">The framework gives geometry a derived role. It asks how a common generated system supplies the relations that general relativity and particle physics use in their effective descriptions.</w:t>
+      </w:r>
+      <w:r>
+        <w:rPr>
+          <w:rFonts w:ascii="Calibri" w:hAnsi="Calibri" w:eastAsia="Calibri"/>
+          <w:b/>
+          <w:sz w:val="22"/>
+        </w:rPr>
+        <w:t/>
       </w:r>
     </w:p>
     <w:p>
@@ -1974,7 +1974,7 @@
           <w:rFonts w:ascii="Calibri" w:hAnsi="Calibri" w:eastAsia="Calibri"/>
           <w:sz w:val="22"/>
         </w:rPr>
-        <w:t>This one sentence dissolves the conflict between the two edifices at once: their disagreement is not about "the shape of spacetime," but about a mistake they both share — treating "the way we describe change" as "a thing that exists independently."</w:t>
+        <w:t xml:space="preserve">This changes the starting point of the construction. The connection to each effective description is then made through explicit operators, source relations and measurable quantities.</w:t>
       </w:r>
     </w:p>
     <w:p>
@@ -1986,22 +1986,22 @@
           <w:rFonts w:ascii="Calibri" w:hAnsi="Calibri" w:eastAsia="Calibri"/>
           <w:sz w:val="22"/>
         </w:rPr>
-        <w:t xml:space="preserve">And gravity? Under the "spacetime does not exist" picture, gravity naturally finds its place: </w:t>
-      </w:r>
-      <w:r>
-        <w:rPr>
-          <w:rFonts w:ascii="Calibri" w:hAnsi="Calibri" w:eastAsia="Calibri"/>
-          <w:b/>
-          <w:sz w:val="22"/>
-        </w:rPr>
-        <w:t>gravity is not "the curvature of spacetime" (because spacetime is not a thing to bend), but a phenomenon emerging from "the spectral structure of vacuum fluctuations" (the most stable component of change).</w:t>
-      </w:r>
-      <w:r>
-        <w:rPr>
-          <w:rFonts w:ascii="Calibri" w:hAnsi="Calibri" w:eastAsia="Calibri"/>
-          <w:sz w:val="22"/>
-        </w:rPr>
-        <w:t xml:space="preserve"> Temperature needs no "heat-riverbed" to carry it; gravity needs no "curved spacetime" to carry it — both are the emergence of change.</w:t>
+        <w:t xml:space="preserve"/>
+      </w:r>
+      <w:r>
+        <w:rPr>
+          <w:rFonts w:ascii="Calibri" w:hAnsi="Calibri" w:eastAsia="Calibri"/>
+          <w:b/>
+          <w:sz w:val="22"/>
+        </w:rPr>
+        <w:t xml:space="preserve">Gravity belongs to this macroscopic level: a collective response that can be represented geometrically. Its equations specify how generated sources affect motion and clock readings.</w:t>
+      </w:r>
+      <w:r>
+        <w:rPr>
+          <w:rFonts w:ascii="Calibri" w:hAnsi="Calibri" w:eastAsia="Calibri"/>
+          <w:sz w:val="22"/>
+        </w:rPr>
+        <w:t xml:space="preserve"/>
       </w:r>
     </w:p>
     <w:p>
@@ -2210,22 +2210,22 @@
           <w:rFonts w:ascii="Calibri" w:hAnsi="Calibri" w:eastAsia="Calibri"/>
           <w:sz w:val="22"/>
         </w:rPr>
-        <w:t xml:space="preserve">What is the measure? It is a metric on the infinite-dimensional space of "all possible field configurations." And what is a "field configuration"? It is a quantity </w:t>
-      </w:r>
-      <w:r>
-        <w:rPr>
-          <w:rFonts w:ascii="Calibri" w:hAnsi="Calibri" w:eastAsia="Calibri"/>
-          <w:b/>
-          <w:sz w:val="22"/>
-        </w:rPr>
-        <w:t>defined at every point and every instant of spacetime</w:t>
-      </w:r>
-      <w:r>
-        <w:rPr>
-          <w:rFonts w:ascii="Calibri" w:hAnsi="Calibri" w:eastAsia="Calibri"/>
-          <w:sz w:val="22"/>
-        </w:rPr>
-        <w:t>.</w:t>
+        <w:t xml:space="preserve">A measure assigns weights to sets of configurations; it is not a distance between configurations. In a field description, those configurations give values to fields on the chosen background.</w:t>
+      </w:r>
+      <w:r>
+        <w:rPr>
+          <w:rFonts w:ascii="Calibri" w:hAnsi="Calibri" w:eastAsia="Calibri"/>
+          <w:b/>
+          <w:sz w:val="22"/>
+        </w:rPr>
+        <w:t/>
+      </w:r>
+      <w:r>
+        <w:rPr>
+          <w:rFonts w:ascii="Calibri" w:hAnsi="Calibri" w:eastAsia="Calibri"/>
+          <w:sz w:val="22"/>
+        </w:rPr>
+        <w:t/>
       </w:r>
     </w:p>
     <w:p>
@@ -2237,22 +2237,22 @@
           <w:rFonts w:ascii="Calibri" w:hAnsi="Calibri" w:eastAsia="Calibri"/>
           <w:sz w:val="22"/>
         </w:rPr>
-        <w:t xml:space="preserve">That is: </w:t>
-      </w:r>
-      <w:r>
-        <w:rPr>
-          <w:rFonts w:ascii="Calibri" w:hAnsi="Calibri" w:eastAsia="Calibri"/>
-          <w:b/>
-          <w:sz w:val="22"/>
-        </w:rPr>
-        <w:t>the measure inherently depends on spacetime.</w:t>
-      </w:r>
-      <w:r>
-        <w:rPr>
-          <w:rFonts w:ascii="Calibri" w:hAnsi="Calibri" w:eastAsia="Calibri"/>
-          <w:sz w:val="22"/>
-        </w:rPr>
-        <w:t xml:space="preserve"> To measure a field, you must first lay down a grid over spacetime and integrate the field's values at every lattice point. Spacetime is the stage on which the measure is defined.</w:t>
+        <w:t xml:space="preserve"/>
+      </w:r>
+      <w:r>
+        <w:rPr>
+          <w:rFonts w:ascii="Calibri" w:hAnsi="Calibri" w:eastAsia="Calibri"/>
+          <w:b/>
+          <w:sz w:val="22"/>
+        </w:rPr>
+        <w:t/>
+      </w:r>
+      <w:r>
+        <w:rPr>
+          <w:rFonts w:ascii="Calibri" w:hAnsi="Calibri" w:eastAsia="Calibri"/>
+          <w:sz w:val="22"/>
+        </w:rPr>
+        <w:t xml:space="preserve">A lattice provides one finite way to organize such configurations. Removing that regulator while controlling the physical quantities is a separate mathematical task.</w:t>
       </w:r>
     </w:p>
     <w:p>
@@ -2264,22 +2264,22 @@
           <w:rFonts w:ascii="Calibri" w:hAnsi="Calibri" w:eastAsia="Calibri"/>
           <w:sz w:val="22"/>
         </w:rPr>
-        <w:t xml:space="preserve">How hard this step is, one can feel it: the path integral sums over "infinitely many possible field configurations," and each configuration is "values at infinitely many points of spacetime." That is an "infinity of infinities" — two layers of infinity stacked on each other. To this day no one has rigorously and uncontroversially defined this sum. This is not technical laziness; it is a </w:t>
-      </w:r>
-      <w:r>
-        <w:rPr>
-          <w:rFonts w:ascii="Calibri" w:hAnsi="Calibri" w:eastAsia="Calibri"/>
-          <w:b/>
-          <w:sz w:val="22"/>
-        </w:rPr>
-        <w:t>fundamental difficulty</w:t>
-      </w:r>
-      <w:r>
-        <w:rPr>
-          <w:rFonts w:ascii="Calibri" w:hAnsi="Calibri" w:eastAsia="Calibri"/>
-          <w:sz w:val="22"/>
-        </w:rPr>
-        <w:t>.</w:t>
+        <w:t xml:space="preserve">For interacting theories, this limiting construction can be difficult. The difficulty depends on the theory, its dimension and the observables; explicit constructions and controlled approximations each have their own scope.</w:t>
+      </w:r>
+      <w:r>
+        <w:rPr>
+          <w:rFonts w:ascii="Calibri" w:hAnsi="Calibri" w:eastAsia="Calibri"/>
+          <w:b/>
+          <w:sz w:val="22"/>
+        </w:rPr>
+        <w:t/>
+      </w:r>
+      <w:r>
+        <w:rPr>
+          <w:rFonts w:ascii="Calibri" w:hAnsi="Calibri" w:eastAsia="Calibri"/>
+          <w:sz w:val="22"/>
+        </w:rPr>
+        <w:t/>
       </w:r>
     </w:p>
     <w:p>
@@ -2328,7 +2328,7 @@
           <w:rFonts w:ascii="Calibri" w:hAnsi="Calibri" w:eastAsia="Calibri"/>
           <w:sz w:val="22"/>
         </w:rPr>
-        <w:t>spacetime does not exist (it is only a description of change);</w:t>
+        <w:t xml:space="preserve">the framework starts with generated changes and their composition rules;</w:t>
       </w:r>
     </w:p>
     <w:p>
@@ -2350,7 +2350,7 @@
           <w:rFonts w:ascii="Calibri" w:hAnsi="Calibri" w:eastAsia="Calibri"/>
           <w:sz w:val="22"/>
         </w:rPr>
-        <w:t>yet the measure of quantum field theory must depend on spacetime to be defined.</w:t>
+        <w:t xml:space="preserve">field descriptions require specified configuration spaces and weights.</w:t>
       </w:r>
     </w:p>
     <w:p>
@@ -2362,15 +2362,15 @@
           <w:rFonts w:ascii="Calibri" w:hAnsi="Calibri" w:eastAsia="Calibri"/>
           <w:sz w:val="22"/>
         </w:rPr>
-        <w:t xml:space="preserve">Does the measure still have a foundation? </w:t>
-      </w:r>
-      <w:r>
-        <w:rPr>
-          <w:rFonts w:ascii="Calibri" w:hAnsi="Calibri" w:eastAsia="Calibri"/>
-          <w:b/>
-          <w:sz w:val="22"/>
-        </w:rPr>
-        <w:t>No.</w:t>
+        <w:t xml:space="preserve">The task is to construct those spaces and weights from the generation rules.</w:t>
+      </w:r>
+      <w:r>
+        <w:rPr>
+          <w:rFonts w:ascii="Calibri" w:hAnsi="Calibri" w:eastAsia="Calibri"/>
+          <w:b/>
+          <w:sz w:val="22"/>
+        </w:rPr>
+        <w:t/>
       </w:r>
     </w:p>
     <w:p>
@@ -2382,7 +2382,7 @@
           <w:rFonts w:ascii="Calibri" w:hAnsi="Calibri" w:eastAsia="Calibri"/>
           <w:sz w:val="22"/>
         </w:rPr>
-        <w:t>It is like this: to measure the flow of a river, you must first assume a riverbed exists; but we have just proven the riverbed does not exist. Then with what do you measure the "flow"?</w:t>
+        <w:t xml:space="preserve">The river analogy is useful here: one must specify the actual flow and the procedure used to measure it, rather than treating the picture alone as a calculation.</w:t>
       </w:r>
     </w:p>
     <w:p>
@@ -2394,30 +2394,30 @@
           <w:rFonts w:ascii="Calibri" w:hAnsi="Calibri" w:eastAsia="Calibri"/>
           <w:sz w:val="22"/>
         </w:rPr>
-        <w:t xml:space="preserve">This is the deepest "foundation problem" of quantum field theory: </w:t>
-      </w:r>
-      <w:r>
-        <w:rPr>
-          <w:rFonts w:ascii="Calibri" w:hAnsi="Calibri" w:eastAsia="Calibri"/>
-          <w:b/>
-          <w:sz w:val="22"/>
-        </w:rPr>
-        <w:t>it stands on a foundation that does not exist.</w:t>
-      </w:r>
-      <w:r>
-        <w:rPr>
-          <w:rFonts w:ascii="Calibri" w:hAnsi="Calibri" w:eastAsia="Calibri"/>
-          <w:sz w:val="22"/>
-        </w:rPr>
-        <w:t xml:space="preserve"> The so-called "rigorous mathematical construction of quantum field theory remains incomplete," the so-called "path-integral measure is ill-defined" — all these unresolved difficulties trace back to one and the same fact — </w:t>
-      </w:r>
-      <w:r>
-        <w:rPr>
-          <w:rFonts w:ascii="Calibri" w:hAnsi="Calibri" w:eastAsia="Calibri"/>
-          <w:b/>
-          <w:sz w:val="22"/>
-        </w:rPr>
-        <w:t>the measure needs spacetime, and spacetime does not exist.</w:t>
+        <w:t xml:space="preserve"/>
+      </w:r>
+      <w:r>
+        <w:rPr>
+          <w:rFonts w:ascii="Calibri" w:hAnsi="Calibri" w:eastAsia="Calibri"/>
+          <w:b/>
+          <w:sz w:val="22"/>
+        </w:rPr>
+        <w:t/>
+      </w:r>
+      <w:r>
+        <w:rPr>
+          <w:rFonts w:ascii="Calibri" w:hAnsi="Calibri" w:eastAsia="Calibri"/>
+          <w:sz w:val="22"/>
+        </w:rPr>
+        <w:t xml:space="preserve">The mathematical work lies in defining the generated observables, their products and their limits. Positivity, convergence and interaction estimates must be checked for those objects.</w:t>
+      </w:r>
+      <w:r>
+        <w:rPr>
+          <w:rFonts w:ascii="Calibri" w:hAnsi="Calibri" w:eastAsia="Calibri"/>
+          <w:b/>
+          <w:sz w:val="22"/>
+        </w:rPr>
+        <w:t/>
       </w:r>
     </w:p>
     <w:p>
@@ -2429,7 +2429,7 @@
           <w:rFonts w:ascii="Calibri" w:hAnsi="Calibri" w:eastAsia="Calibri"/>
           <w:sz w:val="22"/>
         </w:rPr>
-        <w:t>This is also why patching inside quantum field theory can never fill the hole. You are patching "the shape of the riverbed," while the hole is "the riverbed itself." As long as you stand on the assumption "spacetime is the background," the measure remains forever suspended.</w:t>
+        <w:t xml:space="preserve">The framework therefore builds the spectral operators and their source responses before choosing the effective field representation used for a particular measurement.</w:t>
       </w:r>
     </w:p>
     <w:p>
@@ -2444,7 +2444,7 @@
           <w:color w:val="2E6B3A"/>
           <w:sz w:val="26"/>
         </w:rPr>
-        <w:t>Our way out: not a measure, but a spectrum</w:t>
+        <w:t xml:space="preserve">Our route starts with generated spectral operations</w:t>
       </w:r>
     </w:p>
     <w:p>
@@ -2456,15 +2456,15 @@
           <w:rFonts w:ascii="Calibri" w:hAnsi="Calibri" w:eastAsia="Calibri"/>
           <w:sz w:val="22"/>
         </w:rPr>
-        <w:t xml:space="preserve">Since the foundation of the measure (spacetime) does not exist, our strategy is clear: </w:t>
-      </w:r>
-      <w:r>
-        <w:rPr>
-          <w:rFonts w:ascii="Calibri" w:hAnsi="Calibri" w:eastAsia="Calibri"/>
-          <w:b/>
-          <w:sz w:val="22"/>
-        </w:rPr>
-        <w:t>bypass the measure.</w:t>
+        <w:t xml:space="preserve">Gaussian composition supplies the coarse-graining measure. Generated spectral operations then define the responses used in the calculation.</w:t>
+      </w:r>
+      <w:r>
+        <w:rPr>
+          <w:rFonts w:ascii="Calibri" w:hAnsi="Calibri" w:eastAsia="Calibri"/>
+          <w:b/>
+          <w:sz w:val="22"/>
+        </w:rPr>
+        <w:t/>
       </w:r>
     </w:p>
     <w:p>
@@ -2476,7 +2476,7 @@
           <w:rFonts w:ascii="Calibri" w:hAnsi="Calibri" w:eastAsia="Calibri"/>
           <w:sz w:val="22"/>
         </w:rPr>
-        <w:t>Do not define "fields on spacetime," do not write "path integrals on spacetime," do not seek "measures on spacetime" — instead start from "the spectrum of change" (the spectrum needs no spacetime background; it needs only "change" itself), and use the spectrum to dually rebuild everything.</w:t>
+        <w:t xml:space="preserve">The construction specifies the carrier, operator products, sources and readouts. These data determine what is summed and how each observation is normalized.</w:t>
       </w:r>
     </w:p>
     <w:p>
@@ -2488,15 +2488,15 @@
           <w:rFonts w:ascii="Calibri" w:hAnsi="Calibri" w:eastAsia="Calibri"/>
           <w:sz w:val="22"/>
         </w:rPr>
-        <w:t xml:space="preserve">This route bypasses the "measure depends on spacetime" dead end. How specifically to do it is the content of Chapters 4 and 5. Here one only needs to remember a chain of logic: </w:t>
-      </w:r>
-      <w:r>
-        <w:rPr>
-          <w:rFonts w:ascii="Calibri" w:hAnsi="Calibri" w:eastAsia="Calibri"/>
-          <w:b/>
-          <w:sz w:val="22"/>
-        </w:rPr>
-        <w:t>spacetime does not exist → the measure has no foundation → we must bypass the measure → start from the spectrum.</w:t>
+        <w:t xml:space="preserve">The route followed in the next chapters is: minimal change, generated spectral operations, source responses, and physical readouts.</w:t>
+      </w:r>
+      <w:r>
+        <w:rPr>
+          <w:rFonts w:ascii="Calibri" w:hAnsi="Calibri" w:eastAsia="Calibri"/>
+          <w:b/>
+          <w:sz w:val="22"/>
+        </w:rPr>
+        <w:t/>
       </w:r>
     </w:p>
     <w:p>
@@ -2626,14 +2626,14 @@
           <w:b/>
           <w:sz w:val="22"/>
         </w:rPr>
-        <w:t>Mass gap:</w:t>
-      </w:r>
-      <w:r>
-        <w:rPr>
-          <w:rFonts w:ascii="Calibri" w:hAnsi="Calibri" w:eastAsia="Calibri"/>
-          <w:sz w:val="22"/>
-        </w:rPr>
-        <w:t xml:space="preserve"> why do its elementary excitations (gluons) have mass — and specifically a "gap" mass, i.e. there exists a lowest non-zero mass, below which there is nothing?</w:t>
+        <w:t/>
+      </w:r>
+      <w:r>
+        <w:rPr>
+          <w:rFonts w:ascii="Calibri" w:hAnsi="Calibri" w:eastAsia="Calibri"/>
+          <w:sz w:val="22"/>
+        </w:rPr>
+        <w:t xml:space="preserve">Mass gap: is the vacuum separated from the next physical, gauge-invariant excitation by a strictly positive energy? This concerns the physical spectrum of the quantum theory.</w:t>
       </w:r>
     </w:p>
     <w:p>
@@ -3062,7 +3062,7 @@
           <w:rFonts w:ascii="Calibri" w:hAnsi="Calibri" w:eastAsia="Calibri"/>
           <w:sz w:val="22"/>
         </w:rPr>
-        <w:t>"Does the quantum field exist?" becomes "Does change have a self-consistent, computable description?" (this is easier to answer: yes);</w:t>
+        <w:t xml:space="preserve">The existence question requires a well-defined generated state space, observable algebra and evolution;</w:t>
       </w:r>
     </w:p>
     <w:p>
@@ -3084,7 +3084,7 @@
           <w:rFonts w:ascii="Calibri" w:hAnsi="Calibri" w:eastAsia="Calibri"/>
           <w:sz w:val="22"/>
         </w:rPr>
-        <w:t>"Where does the mass gap come from?" becomes "Why does the spectrum of change have a lowest non-zero frequency?" (this too is easier to answer: because the internal space is compact and finite, the spectrum has a gap by nature).</w:t>
+        <w:t xml:space="preserve">The gap question requires a positive lower bound for the physical fluctuation operator about the selected state.</w:t>
       </w:r>
     </w:p>
     <w:p>
@@ -3176,29 +3176,29 @@
           <w:b/>
           <w:sz w:val="22"/>
         </w:rPr>
-        <w:t>Second, the mass gap:</w:t>
-      </w:r>
-      <w:r>
-        <w:rPr>
-          <w:rFonts w:ascii="Calibri" w:hAnsi="Calibri" w:eastAsia="Calibri"/>
-          <w:sz w:val="22"/>
-        </w:rPr>
-        <w:t xml:space="preserve"> why are gluons (the carriers of the strong force) forever "imprisoned" inside hadrons in experiment, so that physicists never see a free gluon? Mathematically, this means the theory's lowest excited state must have a </w:t>
-      </w:r>
-      <w:r>
-        <w:rPr>
-          <w:rFonts w:ascii="Calibri" w:hAnsi="Calibri" w:eastAsia="Calibri"/>
-          <w:b/>
-          <w:sz w:val="22"/>
-        </w:rPr>
-        <w:t>positive</w:t>
-      </w:r>
-      <w:r>
-        <w:rPr>
-          <w:rFonts w:ascii="Calibri" w:hAnsi="Calibri" w:eastAsia="Calibri"/>
-          <w:sz w:val="22"/>
-        </w:rPr>
-        <w:t xml:space="preserve"> energy (greater than zero), not a continuum starting from zero.</w:t>
+        <w:t/>
+      </w:r>
+      <w:r>
+        <w:rPr>
+          <w:rFonts w:ascii="Calibri" w:hAnsi="Calibri" w:eastAsia="Calibri"/>
+          <w:sz w:val="22"/>
+        </w:rPr>
+        <w:t xml:space="preserve">Second, the mass gap asks for a positive separation above the vacuum in the physical spectrum. Gauge-invariant excitations, such as glueball channels, are the relevant objects; an elementary gluon mass is a different quantity.</w:t>
+      </w:r>
+      <w:r>
+        <w:rPr>
+          <w:rFonts w:ascii="Calibri" w:hAnsi="Calibri" w:eastAsia="Calibri"/>
+          <w:b/>
+          <w:sz w:val="22"/>
+        </w:rPr>
+        <w:t/>
+      </w:r>
+      <w:r>
+        <w:rPr>
+          <w:rFonts w:ascii="Calibri" w:hAnsi="Calibri" w:eastAsia="Calibri"/>
+          <w:sz w:val="22"/>
+        </w:rPr>
+        <w:t xml:space="preserve"/>
       </w:r>
     </w:p>
     <w:p>
@@ -3210,7 +3210,7 @@
           <w:rFonts w:ascii="Calibri" w:hAnsi="Calibri" w:eastAsia="Calibri"/>
           <w:sz w:val="22"/>
         </w:rPr>
-        <w:t>Why does the traditional method get stuck? Because traditional quantum field theory first erects a "spacetime stage," then defines the field fluctuations on that stage. And in four-dimensional spacetime, the "amplitude" of these fluctuations oscillates violently at short distances (high energy), so that the "mass gap" — that positive number — can never be pinned down: you get either zero (massless) or infinity.</w:t>
+        <w:t xml:space="preserve">The interacting dynamics must determine that physical spectrum. Compact internal geometry provides spectral data, while positivity and a mass gap require the corresponding source and fluctuation analysis.</w:t>
       </w:r>
     </w:p>
     <w:p>
@@ -3223,7 +3223,7 @@
           <w:b/>
           <w:sz w:val="22"/>
         </w:rPr>
-        <w:t>Our answer: move the question from "four-dimensional spacetime" to "a three-dimensional compact internal space (RP³)."</w:t>
+        <w:t xml:space="preserve">Our construction begins with the compact internal response space RP³ and its generated operations.</w:t>
       </w:r>
     </w:p>
     <w:p>
@@ -3235,7 +3235,7 @@
           <w:rFonts w:ascii="Calibri" w:hAnsi="Calibri" w:eastAsia="Calibri"/>
           <w:sz w:val="22"/>
         </w:rPr>
-        <w:t xml:space="preserve">In a compact space, the vibrational modes are naturally discrete — like a string fixed at both ends, whose frequencies can only be the fundamental, the second harmonic, the third harmonic, … The lowest non-zero frequency is, by nature, a "gap." The mass gap </w:t>
+        <w:t xml:space="preserve">Its spectrum is discrete and contains an infinite tower of modes. The scalar mass gap m_δ is obtained from the normalized curvature of the complete relative condensate potential on its positive branch, with spectral tail bounds controlling finite evaluation.</w:t>
       </w:r>
       <w:r>
         <w:rPr>
@@ -3243,37 +3243,37 @@
           <w:color w:val="8C2F2F"/>
           <w:sz w:val="20"/>
         </w:rPr>
-        <w:t>m_δ</w:t>
-      </w:r>
-      <w:r>
-        <w:rPr>
-          <w:rFonts w:ascii="Calibri" w:hAnsi="Calibri" w:eastAsia="Calibri"/>
-          <w:sz w:val="22"/>
-        </w:rPr>
-        <w:t xml:space="preserve"> in our framework is </w:t>
-      </w:r>
-      <w:r>
-        <w:rPr>
-          <w:rFonts w:ascii="Calibri" w:hAnsi="Calibri" w:eastAsia="Calibri"/>
-          <w:b/>
-          <w:sz w:val="22"/>
-        </w:rPr>
-        <w:t>precisely the lowest non-zero frequency of this RP³ "string."</w:t>
-      </w:r>
-      <w:r>
-        <w:rPr>
-          <w:rFonts w:ascii="Calibri" w:hAnsi="Calibri" w:eastAsia="Calibri"/>
-          <w:sz w:val="22"/>
-        </w:rPr>
-        <w:t xml:space="preserve"> It is not "pieced together" by complicated perturbative calculation; it is an </w:t>
-      </w:r>
-      <w:r>
-        <w:rPr>
-          <w:rFonts w:ascii="Calibri" w:hAnsi="Calibri" w:eastAsia="Calibri"/>
-          <w:b/>
-          <w:sz w:val="22"/>
-        </w:rPr>
-        <w:t>intrinsic property of the spectrum.</w:t>
+        <w:t/>
+      </w:r>
+      <w:r>
+        <w:rPr>
+          <w:rFonts w:ascii="Calibri" w:hAnsi="Calibri" w:eastAsia="Calibri"/>
+          <w:sz w:val="22"/>
+        </w:rPr>
+        <w:t xml:space="preserve"/>
+      </w:r>
+      <w:r>
+        <w:rPr>
+          <w:rFonts w:ascii="Calibri" w:hAnsi="Calibri" w:eastAsia="Calibri"/>
+          <w:b/>
+          <w:sz w:val="22"/>
+        </w:rPr>
+        <w:t/>
+      </w:r>
+      <w:r>
+        <w:rPr>
+          <w:rFonts w:ascii="Calibri" w:hAnsi="Calibri" w:eastAsia="Calibri"/>
+          <w:sz w:val="22"/>
+        </w:rPr>
+        <w:t xml:space="preserve"/>
+      </w:r>
+      <w:r>
+        <w:rPr>
+          <w:rFonts w:ascii="Calibri" w:hAnsi="Calibri" w:eastAsia="Calibri"/>
+          <w:b/>
+          <w:sz w:val="22"/>
+        </w:rPr>
+        <w:t/>
       </w:r>
     </w:p>
     <w:p>
@@ -3285,22 +3285,22 @@
           <w:rFonts w:ascii="Calibri" w:hAnsi="Calibri" w:eastAsia="Calibri"/>
           <w:sz w:val="22"/>
         </w:rPr>
-        <w:t xml:space="preserve">So rather than saying we "solved" the Yang–Mills conjecture, it is more accurate to say we </w:t>
-      </w:r>
-      <w:r>
-        <w:rPr>
-          <w:rFonts w:ascii="Calibri" w:hAnsi="Calibri" w:eastAsia="Calibri"/>
-          <w:b/>
-          <w:sz w:val="22"/>
-        </w:rPr>
-        <w:t>bypassed its original setup</w:t>
-      </w:r>
-      <w:r>
-        <w:rPr>
-          <w:rFonts w:ascii="Calibri" w:hAnsi="Calibri" w:eastAsia="Calibri"/>
-          <w:sz w:val="22"/>
-        </w:rPr>
-        <w:t>: we do not construct fields in four-dimensional spacetime; we define physical quantities on a three-dimensional compact spectrum — and the gap is simply already there.</w:t>
+        <w:t xml:space="preserve"/>
+      </w:r>
+      <w:r>
+        <w:rPr>
+          <w:rFonts w:ascii="Calibri" w:hAnsi="Calibri" w:eastAsia="Calibri"/>
+          <w:b/>
+          <w:sz w:val="22"/>
+        </w:rPr>
+        <w:t/>
+      </w:r>
+      <w:r>
+        <w:rPr>
+          <w:rFonts w:ascii="Calibri" w:hAnsi="Calibri" w:eastAsia="Calibri"/>
+          <w:sz w:val="22"/>
+        </w:rPr>
+        <w:t xml:space="preserve">Guo (2026d) establishes this internal scalar result for the stated source, subtraction and normalization. A physical colour-channel interpretation uses its dynamical observables and their overlap with the scalar response.</w:t>
       </w:r>
     </w:p>
     <w:p>
@@ -3320,14 +3320,14 @@
           <w:b/>
           <w:sz w:val="22"/>
         </w:rPr>
-        <w:t>In one sentence:</w:t>
-      </w:r>
-      <w:r>
-        <w:rPr>
-          <w:rFonts w:ascii="Calibri" w:hAnsi="Calibri" w:eastAsia="Calibri"/>
-          <w:sz w:val="22"/>
-        </w:rPr>
-        <w:t xml:space="preserve"> the difficulty of the Yang–Mills conjecture is that the "container" itself diverges; we replace the container with a compact spectrum, and the "gap" stops being a problem and becomes the starting point.</w:t>
+        <w:t/>
+      </w:r>
+      <w:r>
+        <w:rPr>
+          <w:rFonts w:ascii="Calibri" w:hAnsi="Calibri" w:eastAsia="Calibri"/>
+          <w:sz w:val="22"/>
+        </w:rPr>
+        <w:t xml:space="preserve">Compactness organizes the modes; the condensate potential and normalized fluctuation operator determine the scalar gap.</w:t>
       </w:r>
     </w:p>
     <w:p>
@@ -3436,7 +3436,7 @@
           <w:rFonts w:ascii="Calibri" w:hAnsi="Calibri" w:eastAsia="Calibri"/>
           <w:sz w:val="22"/>
         </w:rPr>
-        <w:t>Anything that changes, whatever it is, can be decomposed into a set of elementary vibrational modes, each with a frequency. Listing all these frequencies gives the "spectrum" of the system.</w:t>
+        <w:t xml:space="preserve">For the operators used here, spectral decomposition resolves change into modes and their amplitudes. Their eigenvalues, products and source couplings together describe the responses of interest.</w:t>
       </w:r>
     </w:p>
     <w:p>
@@ -3537,14 +3537,14 @@
           <w:b/>
           <w:sz w:val="22"/>
         </w:rPr>
-        <w:t>The spectrum is the most natural mathematical language of "change."</w:t>
-      </w:r>
-      <w:r>
-        <w:rPr>
-          <w:rFonts w:ascii="Calibri" w:hAnsi="Calibri" w:eastAsia="Calibri"/>
-          <w:sz w:val="22"/>
-        </w:rPr>
-        <w:t xml:space="preserve"> You cannot say what "change" is as a "thing," but you can list all the frequencies of change completely — that is the most faithful, least embellished description of it.</w:t>
+        <w:t/>
+      </w:r>
+      <w:r>
+        <w:rPr>
+          <w:rFonts w:ascii="Calibri" w:hAnsi="Calibri" w:eastAsia="Calibri"/>
+          <w:sz w:val="22"/>
+        </w:rPr>
+        <w:t xml:space="preserve">The spectrum provides the mode values, while amplitudes, products and source maps describe how those modes participate in observations.</w:t>
       </w:r>
     </w:p>
     <w:p>
@@ -3556,22 +3556,22 @@
           <w:rFonts w:ascii="Calibri" w:hAnsi="Calibri" w:eastAsia="Calibri"/>
           <w:sz w:val="22"/>
         </w:rPr>
-        <w:t xml:space="preserve">Why is the spectrum more fundamental than the field? Because the field is "a quantity pervading spacetime," and it secretly depends on the (non-existent) background of spacetime; whereas the spectrum is merely a string of frequencies, </w:t>
-      </w:r>
-      <w:r>
-        <w:rPr>
-          <w:rFonts w:ascii="Calibri" w:hAnsi="Calibri" w:eastAsia="Calibri"/>
-          <w:b/>
-          <w:sz w:val="22"/>
-        </w:rPr>
-        <w:t>it needs no spacetime background — it needs only "change" itself.</w:t>
-      </w:r>
-      <w:r>
-        <w:rPr>
-          <w:rFonts w:ascii="Calibri" w:hAnsi="Calibri" w:eastAsia="Calibri"/>
-          <w:sz w:val="22"/>
-        </w:rPr>
-        <w:t xml:space="preserve"> You can define change inside an abstract internal space and ask for its spectrum — never once mentioning "spacetime."</w:t>
+        <w:t xml:space="preserve">The framework begins with these generated operations on an internal carrier. The external geometric description is introduced through macroscopic readouts.</w:t>
+      </w:r>
+      <w:r>
+        <w:rPr>
+          <w:rFonts w:ascii="Calibri" w:hAnsi="Calibri" w:eastAsia="Calibri"/>
+          <w:b/>
+          <w:sz w:val="22"/>
+        </w:rPr>
+        <w:t/>
+      </w:r>
+      <w:r>
+        <w:rPr>
+          <w:rFonts w:ascii="Calibri" w:hAnsi="Calibri" w:eastAsia="Calibri"/>
+          <w:sz w:val="22"/>
+        </w:rPr>
+        <w:t xml:space="preserve"/>
       </w:r>
     </w:p>
     <w:p>
@@ -3625,15 +3625,15 @@
           <w:rFonts w:ascii="Calibri" w:hAnsi="Calibri" w:eastAsia="Calibri"/>
           <w:sz w:val="22"/>
         </w:rPr>
-        <w:t xml:space="preserve">The idea: since change is the substance and the spectrum is the complete description of change, </w:t>
-      </w:r>
-      <w:r>
-        <w:rPr>
-          <w:rFonts w:ascii="Calibri" w:hAnsi="Calibri" w:eastAsia="Calibri"/>
-          <w:b/>
-          <w:sz w:val="22"/>
-        </w:rPr>
-        <w:t>we start from the spectrum and use it to "dually" rebuild everything physicists need — fields, geometry, gauge structure, particles, interactions.</w:t>
+        <w:t xml:space="preserve"/>
+      </w:r>
+      <w:r>
+        <w:rPr>
+          <w:rFonts w:ascii="Calibri" w:hAnsi="Calibri" w:eastAsia="Calibri"/>
+          <w:b/>
+          <w:sz w:val="22"/>
+        </w:rPr>
+        <w:t xml:space="preserve">The method uses the spectrum together with its generated operator algebra, state and source maps to construct effective fields, geometry, gauge structure and interactions.</w:t>
       </w:r>
     </w:p>
     <w:p>
@@ -3692,37 +3692,37 @@
           <w:rFonts w:ascii="Calibri" w:hAnsi="Calibri" w:eastAsia="Calibri"/>
           <w:sz w:val="22"/>
         </w:rPr>
-        <w:t xml:space="preserve">A concrete example, to feel how "the spectrum dually produces geometry": the shape of a drumhead (geometry) determines its timbre (spectrum); conversely, if you only listen to the drum (spectrum), you can infer the shape of the drumhead (geometry). </w:t>
-      </w:r>
-      <w:r>
-        <w:rPr>
-          <w:rFonts w:ascii="Calibri" w:hAnsi="Calibri" w:eastAsia="Calibri"/>
-          <w:b/>
-          <w:sz w:val="22"/>
-        </w:rPr>
-        <w:t>Spectrum and geometry mutually determine each other.</w:t>
-      </w:r>
-      <w:r>
-        <w:rPr>
-          <w:rFonts w:ascii="Calibri" w:hAnsi="Calibri" w:eastAsia="Calibri"/>
-          <w:sz w:val="22"/>
-        </w:rPr>
-        <w:t xml:space="preserve"> The traditional approach is "first the drumhead (geometry/spacetime), then the sound (spectrum)"; we reverse it: </w:t>
-      </w:r>
-      <w:r>
-        <w:rPr>
-          <w:rFonts w:ascii="Calibri" w:hAnsi="Calibri" w:eastAsia="Calibri"/>
-          <w:b/>
-          <w:sz w:val="22"/>
-        </w:rPr>
-        <w:t>start from the sound (spectrum), and the drumhead (geometry/spacetime) emerges as its dual.</w:t>
-      </w:r>
-      <w:r>
-        <w:rPr>
-          <w:rFonts w:ascii="Calibri" w:hAnsi="Calibri" w:eastAsia="Calibri"/>
-          <w:sz w:val="22"/>
-        </w:rPr>
-        <w:t xml:space="preserve"> This is the core insight of "from spectrum to spacetime."</w:t>
+        <w:t xml:space="preserve">A drum is a useful analogy: its shape influences its vibration spectrum. Reconstructing geometry requires enough information, including how modes are coupled and observed. In this framework, the generated operations and source responses provide that additional structure.</w:t>
+      </w:r>
+      <w:r>
+        <w:rPr>
+          <w:rFonts w:ascii="Calibri" w:hAnsi="Calibri" w:eastAsia="Calibri"/>
+          <w:b/>
+          <w:sz w:val="22"/>
+        </w:rPr>
+        <w:t/>
+      </w:r>
+      <w:r>
+        <w:rPr>
+          <w:rFonts w:ascii="Calibri" w:hAnsi="Calibri" w:eastAsia="Calibri"/>
+          <w:sz w:val="22"/>
+        </w:rPr>
+        <w:t xml:space="preserve"/>
+      </w:r>
+      <w:r>
+        <w:rPr>
+          <w:rFonts w:ascii="Calibri" w:hAnsi="Calibri" w:eastAsia="Calibri"/>
+          <w:b/>
+          <w:sz w:val="22"/>
+        </w:rPr>
+        <w:t/>
+      </w:r>
+      <w:r>
+        <w:rPr>
+          <w:rFonts w:ascii="Calibri" w:hAnsi="Calibri" w:eastAsia="Calibri"/>
+          <w:sz w:val="22"/>
+        </w:rPr>
+        <w:t xml:space="preserve"/>
       </w:r>
     </w:p>
     <w:p>
@@ -3789,7 +3789,7 @@
           <w:rFonts w:ascii="Calibri" w:hAnsi="Calibri" w:eastAsia="Calibri"/>
           <w:sz w:val="22"/>
         </w:rPr>
-        <w:t>This route bypasses the "measure depends on spacetime" dead end: because we never start from "fields on spacetime," but from "the spectrum of change." The spectrum needs no "spacetime background" — it needs only "change" itself.</w:t>
+        <w:t xml:space="preserve">The spectral route makes the construction explicit: each physical readout is tied to an operator, a source and a normalization.</w:t>
       </w:r>
     </w:p>
     <w:p>
@@ -3843,7 +3843,7 @@
           <w:rFonts w:ascii="Calibri" w:hAnsi="Calibri" w:eastAsia="Calibri"/>
           <w:sz w:val="22"/>
         </w:rPr>
-        <w:t>Any "serious" quantum field theory had better fit inside the Wightman framework. The Standard Model does — but proving rigorously that it satisfies the Wightman axioms in full is extremely hard, and no one has done it yet.</w:t>
+        <w:t xml:space="preserve">The Wightman axioms give precise criteria for a relativistic quantum field theory on Minkowski spacetime. A proof is tied to the particular fields, states and dynamics under study.</w:t>
       </w:r>
     </w:p>
     <w:p>
@@ -3868,22 +3868,22 @@
           <w:rFonts w:ascii="Calibri" w:hAnsi="Calibri" w:eastAsia="Calibri"/>
           <w:sz w:val="22"/>
         </w:rPr>
-        <w:t xml:space="preserve">To be direct: </w:t>
-      </w:r>
-      <w:r>
-        <w:rPr>
-          <w:rFonts w:ascii="Calibri" w:hAnsi="Calibri" w:eastAsia="Calibri"/>
-          <w:b/>
-          <w:sz w:val="22"/>
-        </w:rPr>
-        <w:t>we do not try to "prove" that our framework satisfies the Wightman axioms.</w:t>
-      </w:r>
-      <w:r>
-        <w:rPr>
-          <w:rFonts w:ascii="Calibri" w:hAnsi="Calibri" w:eastAsia="Calibri"/>
-          <w:sz w:val="22"/>
-        </w:rPr>
-        <w:t xml:space="preserve"> Why? Because the Wightman axioms presuppose "a fixed four-dimensional spacetime background" (Poincaré symmetry, the vacuum, and the Hilbert space are all defined on that background). Our starting point is "spacetime does not exist" — so the starting point is different.</w:t>
+        <w:t xml:space="preserve"/>
+      </w:r>
+      <w:r>
+        <w:rPr>
+          <w:rFonts w:ascii="Calibri" w:hAnsi="Calibri" w:eastAsia="Calibri"/>
+          <w:b/>
+          <w:sz w:val="22"/>
+        </w:rPr>
+        <w:t/>
+      </w:r>
+      <w:r>
+        <w:rPr>
+          <w:rFonts w:ascii="Calibri" w:hAnsi="Calibri" w:eastAsia="Calibri"/>
+          <w:sz w:val="22"/>
+        </w:rPr>
+        <w:t xml:space="preserve">Our basic objects are generated states and operations. When a construction is represented as a relativistic quantum field theory, its covariance, spectral positivity and locality are examined in that representation.</w:t>
       </w:r>
     </w:p>
     <w:p>
@@ -3895,22 +3895,22 @@
           <w:rFonts w:ascii="Calibri" w:hAnsi="Calibri" w:eastAsia="Calibri"/>
           <w:sz w:val="22"/>
         </w:rPr>
-        <w:t xml:space="preserve">But we did one thing: </w:t>
-      </w:r>
-      <w:r>
-        <w:rPr>
-          <w:rFonts w:ascii="Calibri" w:hAnsi="Calibri" w:eastAsia="Calibri"/>
-          <w:b/>
-          <w:sz w:val="22"/>
-        </w:rPr>
-        <w:t>in the "free-field" limit, our spectral-sum construction reduces to a free quantum field theory that satisfies the Wightman axioms rigorously</w:t>
-      </w:r>
-      <w:r>
-        <w:rPr>
-          <w:rFonts w:ascii="Calibri" w:hAnsi="Calibri" w:eastAsia="Calibri"/>
-          <w:sz w:val="22"/>
-        </w:rPr>
-        <w:t xml:space="preserve"> (this is the content of Appendix C of the paper). And in the interacting part, we switch language — using the "spectral sum" in place of the "measure," thereby bypassing the "spacetime-first" assumption on which the Wightman axioms rest.</w:t>
+        <w:t xml:space="preserve"/>
+      </w:r>
+      <w:r>
+        <w:rPr>
+          <w:rFonts w:ascii="Calibri" w:hAnsi="Calibri" w:eastAsia="Calibri"/>
+          <w:b/>
+          <w:sz w:val="22"/>
+        </w:rPr>
+        <w:t/>
+      </w:r>
+      <w:r>
+        <w:rPr>
+          <w:rFonts w:ascii="Calibri" w:hAnsi="Calibri" w:eastAsia="Calibri"/>
+          <w:sz w:val="22"/>
+        </w:rPr>
+        <w:t xml:space="preserve">Free spectral realizations provide a tractable interface. Interacting generated observables additionally require the product estimates, source dynamics and limit controls stated in the companion manuscripts.</w:t>
       </w:r>
     </w:p>
     <w:p>
@@ -3922,22 +3922,22 @@
           <w:rFonts w:ascii="Calibri" w:hAnsi="Calibri" w:eastAsia="Calibri"/>
           <w:sz w:val="22"/>
         </w:rPr>
-        <w:t xml:space="preserve">This is not to say the Wightman axioms are "wrong"; rather: </w:t>
-      </w:r>
-      <w:r>
-        <w:rPr>
-          <w:rFonts w:ascii="Calibri" w:hAnsi="Calibri" w:eastAsia="Calibri"/>
-          <w:b/>
-          <w:sz w:val="22"/>
-        </w:rPr>
-        <w:t>they are an excellent map, but we are sailing waters that have no map.</w:t>
-      </w:r>
-      <w:r>
-        <w:rPr>
-          <w:rFonts w:ascii="Calibri" w:hAnsi="Calibri" w:eastAsia="Calibri"/>
-          <w:sz w:val="22"/>
-        </w:rPr>
-        <w:t xml:space="preserve"> The only way we can earn trust is to "touch shore at the known coast" (the free field).</w:t>
+        <w:t xml:space="preserve"/>
+      </w:r>
+      <w:r>
+        <w:rPr>
+          <w:rFonts w:ascii="Calibri" w:hAnsi="Calibri" w:eastAsia="Calibri"/>
+          <w:b/>
+          <w:sz w:val="22"/>
+        </w:rPr>
+        <w:t/>
+      </w:r>
+      <w:r>
+        <w:rPr>
+          <w:rFonts w:ascii="Calibri" w:hAnsi="Calibri" w:eastAsia="Calibri"/>
+          <w:sz w:val="22"/>
+        </w:rPr>
+        <w:t xml:space="preserve">The point of contact is concrete: one compares the state space, operators, spectral measure and observables used in the two descriptions.</w:t>
       </w:r>
     </w:p>
     <w:p>
@@ -3957,14 +3957,14 @@
           <w:b/>
           <w:sz w:val="22"/>
         </w:rPr>
-        <w:t>In one sentence:</w:t>
-      </w:r>
-      <w:r>
-        <w:rPr>
-          <w:rFonts w:ascii="Calibri" w:hAnsi="Calibri" w:eastAsia="Calibri"/>
-          <w:sz w:val="22"/>
-        </w:rPr>
-        <w:t xml:space="preserve"> the Wightman axioms are the traffic rules of the standard road; we travel by water, writing our own rules — but we connect seamlessly to the road at the shore.</w:t>
+        <w:t/>
+      </w:r>
+      <w:r>
+        <w:rPr>
+          <w:rFonts w:ascii="Calibri" w:hAnsi="Calibri" w:eastAsia="Calibri"/>
+          <w:sz w:val="22"/>
+        </w:rPr>
+        <w:t xml:space="preserve">A physical representation is checked on the actual generated objects and the equations they satisfy.</w:t>
       </w:r>
     </w:p>
     <w:p>
@@ -4155,7 +4155,7 @@
           <w:rFonts w:ascii="Calibri" w:hAnsi="Calibri" w:eastAsia="Calibri"/>
           <w:sz w:val="22"/>
         </w:rPr>
-        <w:t>The spectrum "diverges" at both ends, and each end needs separate handling:</w:t>
+        <w:t xml:space="preserve">The high- and low-frequency parts have different roles in the calculation:</w:t>
       </w:r>
     </w:p>
     <w:p>
@@ -4178,29 +4178,29 @@
           <w:b/>
           <w:sz w:val="22"/>
         </w:rPr>
-        <w:t>Ultraviolet end (UV, high frequency):</w:t>
-      </w:r>
-      <w:r>
-        <w:rPr>
-          <w:rFonts w:ascii="Calibri" w:hAnsi="Calibri" w:eastAsia="Calibri"/>
-          <w:sz w:val="22"/>
-        </w:rPr>
-        <w:t xml:space="preserve"> the higher the frequency, the more modes, and the sum explodes. We use a </w:t>
-      </w:r>
-      <w:r>
-        <w:rPr>
-          <w:rFonts w:ascii="Calibri" w:hAnsi="Calibri" w:eastAsia="Calibri"/>
-          <w:b/>
-          <w:sz w:val="22"/>
-        </w:rPr>
-        <w:t>Gaussian window</w:t>
-      </w:r>
-      <w:r>
-        <w:rPr>
-          <w:rFonts w:ascii="Calibri" w:hAnsi="Calibri" w:eastAsia="Calibri"/>
-          <w:sz w:val="22"/>
-        </w:rPr>
-        <w:t xml:space="preserve"> (heat kernel) to smoothly cut off the high-frequency modes — not a crude one-shot chop, but a gentle "closing of the window" with a Gaussian function. Why a Gaussian window rather than a hard cutoff? Because a hard cutoff leaves artificial "boundary marks," while the Gaussian window is natural, smooth, and leaves no artifacts.</w:t>
+        <w:t/>
+      </w:r>
+      <w:r>
+        <w:rPr>
+          <w:rFonts w:ascii="Calibri" w:hAnsi="Calibri" w:eastAsia="Calibri"/>
+          <w:sz w:val="22"/>
+        </w:rPr>
+        <w:t xml:space="preserve"/>
+      </w:r>
+      <w:r>
+        <w:rPr>
+          <w:rFonts w:ascii="Calibri" w:hAnsi="Calibri" w:eastAsia="Calibri"/>
+          <w:b/>
+          <w:sz w:val="22"/>
+        </w:rPr>
+        <w:t/>
+      </w:r>
+      <w:r>
+        <w:rPr>
+          <w:rFonts w:ascii="Calibri" w:hAnsi="Calibri" w:eastAsia="Calibri"/>
+          <w:sz w:val="22"/>
+        </w:rPr>
+        <w:t xml:space="preserve">At high frequencies, Gaussian weights suppress the spectral tail. Their composition follows the minimal unbiased change rule. The production response uses the finite domain R=5 and retains its stated tail and quadrature controls;</w:t>
       </w:r>
     </w:p>
     <w:p>
@@ -4223,29 +4223,29 @@
           <w:b/>
           <w:sz w:val="22"/>
         </w:rPr>
-        <w:t>Infrared end (IR, low frequency):</w:t>
-      </w:r>
-      <w:r>
-        <w:rPr>
-          <w:rFonts w:ascii="Calibri" w:hAnsi="Calibri" w:eastAsia="Calibri"/>
-          <w:sz w:val="22"/>
-        </w:rPr>
-        <w:t xml:space="preserve"> the lower the frequency, the larger the reach involved, and the sum extends to infinity. We use the </w:t>
-      </w:r>
-      <w:r>
-        <w:rPr>
-          <w:rFonts w:ascii="Calibri" w:hAnsi="Calibri" w:eastAsia="Calibri"/>
-          <w:b/>
-          <w:sz w:val="22"/>
-        </w:rPr>
-        <w:t>principle of maximal entropy</w:t>
-      </w:r>
-      <w:r>
-        <w:rPr>
-          <w:rFonts w:ascii="Calibri" w:hAnsi="Calibri" w:eastAsia="Calibri"/>
-          <w:sz w:val="22"/>
-        </w:rPr>
-        <w:t xml:space="preserve"> to fix the infrared end — let the entropy be maximised under the constraints.</w:t>
+        <w:t/>
+      </w:r>
+      <w:r>
+        <w:rPr>
+          <w:rFonts w:ascii="Calibri" w:hAnsi="Calibri" w:eastAsia="Calibri"/>
+          <w:sz w:val="22"/>
+        </w:rPr>
+        <w:t xml:space="preserve">At low frequencies, the infrared endpoint and its source readout determine the large-scale quantities. The endpoint conditions and the chosen physical response specify this end of the calculation.</w:t>
+      </w:r>
+      <w:r>
+        <w:rPr>
+          <w:rFonts w:ascii="Calibri" w:hAnsi="Calibri" w:eastAsia="Calibri"/>
+          <w:b/>
+          <w:sz w:val="22"/>
+        </w:rPr>
+        <w:t/>
+      </w:r>
+      <w:r>
+        <w:rPr>
+          <w:rFonts w:ascii="Calibri" w:hAnsi="Calibri" w:eastAsia="Calibri"/>
+          <w:sz w:val="22"/>
+        </w:rPr>
+        <w:t xml:space="preserve"/>
       </w:r>
     </w:p>
     <w:p>
@@ -4257,7 +4257,7 @@
           <w:rFonts w:ascii="Calibri" w:hAnsi="Calibri" w:eastAsia="Calibri"/>
           <w:sz w:val="22"/>
         </w:rPr>
-        <w:t>Only when both ends are handled is the middle spectral sum well-defined. This "two-end regularisation" is the cornerstone that makes the whole method "computably convergent."</w:t>
+        <w:t xml:space="preserve">The complete computation therefore identifies both its response domain and its endpoint conditions, together with the errors of finite evaluation.</w:t>
       </w:r>
     </w:p>
     <w:p>
@@ -4601,22 +4601,22 @@
           <w:rFonts w:ascii="Calibri" w:hAnsi="Calibri" w:eastAsia="Calibri"/>
           <w:sz w:val="22"/>
         </w:rPr>
-        <w:t xml:space="preserve">"Duality" means: </w:t>
-      </w:r>
-      <w:r>
-        <w:rPr>
-          <w:rFonts w:ascii="Calibri" w:hAnsi="Calibri" w:eastAsia="Calibri"/>
-          <w:b/>
-          <w:sz w:val="22"/>
-        </w:rPr>
-        <w:t>the two sides are one and the same thing, seen from a different angle.</w:t>
-      </w:r>
-      <w:r>
-        <w:rPr>
-          <w:rFonts w:ascii="Calibri" w:hAnsi="Calibri" w:eastAsia="Calibri"/>
-          <w:sz w:val="22"/>
-        </w:rPr>
-        <w:t xml:space="preserve"> The reason we can rebuild everything from the spectrum is precisely that these dualities guarantee the equivalence of the two sides. The whole framework has no "arbitrary assumptions" — only these dualities interlocking and mutually confirming one another.</w:t>
+        <w:t xml:space="preserve"/>
+      </w:r>
+      <w:r>
+        <w:rPr>
+          <w:rFonts w:ascii="Calibri" w:hAnsi="Calibri" w:eastAsia="Calibri"/>
+          <w:b/>
+          <w:sz w:val="22"/>
+        </w:rPr>
+        <w:t/>
+      </w:r>
+      <w:r>
+        <w:rPr>
+          <w:rFonts w:ascii="Calibri" w:hAnsi="Calibri" w:eastAsia="Calibri"/>
+          <w:sz w:val="22"/>
+        </w:rPr>
+        <w:t xml:space="preserve">Each correspondence has a stated carrier, map and normalization. Their compatibility supplies joint relations between outputs; the proofs and computational records identify which relations have been established.</w:t>
       </w:r>
     </w:p>
     <w:p>
@@ -4686,15 +4686,15 @@
           <w:rFonts w:ascii="Calibri" w:hAnsi="Calibri" w:eastAsia="Calibri"/>
           <w:sz w:val="22"/>
         </w:rPr>
-        <w:t xml:space="preserve">Our answer: </w:t>
-      </w:r>
-      <w:r>
-        <w:rPr>
-          <w:rFonts w:ascii="Calibri" w:hAnsi="Calibri" w:eastAsia="Calibri"/>
-          <w:b/>
-          <w:sz w:val="22"/>
-        </w:rPr>
-        <w:t>the spectrum of an internal compact space (RP³).</w:t>
+        <w:t xml:space="preserve"/>
+      </w:r>
+      <w:r>
+        <w:rPr>
+          <w:rFonts w:ascii="Calibri" w:hAnsi="Calibri" w:eastAsia="Calibri"/>
+          <w:b/>
+          <w:sz w:val="22"/>
+        </w:rPr>
+        <w:t xml:space="preserve">The starting point is minimal unbiased change and its composition. The physical construction develops an internal compact response space RP³ from the allowed operations.</w:t>
       </w:r>
     </w:p>
     <w:p>
@@ -4706,7 +4706,7 @@
           <w:rFonts w:ascii="Calibri" w:hAnsi="Calibri" w:eastAsia="Calibri"/>
           <w:sz w:val="22"/>
         </w:rPr>
-        <w:t>"Compact" means it is bounded and closed — like a drumhead, whose vibrational modes are discrete and finite. RP³ is the most natural compact internal space (it is the three-dimensional sphere S³ with antipodal points "glued" together, which physically corresponds to the fact of "chirality" — that nature distinguishes left from right).</w:t>
+        <w:t xml:space="preserve">RP³ is obtained by identifying antipodal points of the three-sphere S³. Compactness gives a discrete infinite spectrum for the relevant elliptic operators. A finite response window retains finitely many active modes; parity and chirality enter through the specified projections.</w:t>
       </w:r>
     </w:p>
     <w:p>
@@ -4718,7 +4718,7 @@
           <w:rFonts w:ascii="Calibri" w:hAnsi="Calibri" w:eastAsia="Calibri"/>
           <w:sz w:val="22"/>
         </w:rPr>
-        <w:t>Starting from the spectrum of RP³ is starting from a "smallest, most symmetric set of changes." Why "smallest"? Because it is one of the simplest closed three-dimensional spaces. Why "most symmetric"? Because it inherits the high symmetry of the sphere, constrained in the simplest possible way by Z₂ (antipodal identification).</w:t>
+        <w:t xml:space="preserve">The space and its representation content are tied to the generation rules and minimal realization in Guo (2026d). The numerical calculation inherits that structure and fixes the projections and normalizations used for each response.</w:t>
       </w:r>
     </w:p>
     <w:p>
@@ -5010,22 +5010,22 @@
           <w:rFonts w:ascii="Calibri" w:hAnsi="Calibri" w:eastAsia="Calibri"/>
           <w:sz w:val="22"/>
         </w:rPr>
-        <w:t xml:space="preserve">the internal space is 3-dimensional; add 1 dimension of time, and you get </w:t>
-      </w:r>
-      <w:r>
-        <w:rPr>
-          <w:rFonts w:ascii="Calibri" w:hAnsi="Calibri" w:eastAsia="Calibri"/>
-          <w:b/>
-          <w:sz w:val="22"/>
-        </w:rPr>
-        <w:t>3+1 = 4-dimensional spacetime</w:t>
-      </w:r>
-      <w:r>
-        <w:rPr>
-          <w:rFonts w:ascii="Calibri" w:hAnsi="Calibri" w:eastAsia="Calibri"/>
-          <w:sz w:val="22"/>
-        </w:rPr>
-        <w:t>.</w:t>
+        <w:t xml:space="preserve">The three-dimensional internal construction is combined with physical clock readouts in the macroscopic 3+1-dimensional representation.</w:t>
+      </w:r>
+      <w:r>
+        <w:rPr>
+          <w:rFonts w:ascii="Calibri" w:hAnsi="Calibri" w:eastAsia="Calibri"/>
+          <w:b/>
+          <w:sz w:val="22"/>
+        </w:rPr>
+        <w:t/>
+      </w:r>
+      <w:r>
+        <w:rPr>
+          <w:rFonts w:ascii="Calibri" w:hAnsi="Calibri" w:eastAsia="Calibri"/>
+          <w:sz w:val="22"/>
+        </w:rPr>
+        <w:t/>
       </w:r>
     </w:p>
     <w:p>
@@ -5123,22 +5123,22 @@
           <w:rFonts w:ascii="Calibri" w:hAnsi="Calibri" w:eastAsia="Calibri"/>
           <w:sz w:val="22"/>
         </w:rPr>
-        <w:t xml:space="preserve">"Four dimensions are unique" and "symmetry is highest" are two faces of the same thing: </w:t>
-      </w:r>
-      <w:r>
-        <w:rPr>
-          <w:rFonts w:ascii="Calibri" w:hAnsi="Calibri" w:eastAsia="Calibri"/>
-          <w:b/>
-          <w:sz w:val="22"/>
-        </w:rPr>
-        <w:t>at the bottom layer, change is simplest, most symmetric, and therefore most unique.</w:t>
-      </w:r>
-      <w:r>
-        <w:rPr>
-          <w:rFonts w:ascii="Calibri" w:hAnsi="Calibri" w:eastAsia="Calibri"/>
-          <w:sz w:val="22"/>
-        </w:rPr>
-        <w:t xml:space="preserve"> There is no room for "parameter tuning" — everything emerges necessarily from the spectrum of "the smallest change." This answers the deepest philosophical question: "why is the universe the way it is?" — because at the bottom layer it can only be this way: simplest, most symmetric, most unique.</w:t>
+        <w:t xml:space="preserve"/>
+      </w:r>
+      <w:r>
+        <w:rPr>
+          <w:rFonts w:ascii="Calibri" w:hAnsi="Calibri" w:eastAsia="Calibri"/>
+          <w:b/>
+          <w:sz w:val="22"/>
+        </w:rPr>
+        <w:t/>
+      </w:r>
+      <w:r>
+        <w:rPr>
+          <w:rFonts w:ascii="Calibri" w:hAnsi="Calibri" w:eastAsia="Calibri"/>
+          <w:sz w:val="22"/>
+        </w:rPr>
+        <w:t xml:space="preserve">The dimension and colour constraints illustrate how the framework reduces structural freedom. Numerical readouts then use the response domain, normalization and transfer rules stated with their calculations.</w:t>
       </w:r>
     </w:p>
     <w:p>
@@ -5240,22 +5240,22 @@
           <w:rFonts w:ascii="Calibri" w:hAnsi="Calibri" w:eastAsia="Calibri"/>
           <w:sz w:val="22"/>
         </w:rPr>
-        <w:t xml:space="preserve">Specifically, gravity corresponds to a special component of the spectrum — the </w:t>
-      </w:r>
-      <w:r>
-        <w:rPr>
-          <w:rFonts w:ascii="Calibri" w:hAnsi="Calibri" w:eastAsia="Calibri"/>
-          <w:b/>
-          <w:sz w:val="22"/>
-        </w:rPr>
-        <w:t>zero mode</w:t>
-      </w:r>
-      <w:r>
-        <w:rPr>
-          <w:rFonts w:ascii="Calibri" w:hAnsi="Calibri" w:eastAsia="Calibri"/>
-          <w:sz w:val="22"/>
-        </w:rPr>
-        <w:t xml:space="preserve"> (the mode of zero frequency, i.e. the "unchanging, most stable change"). We identify gravity with this zero mode.</w:t>
+        <w:t xml:space="preserve"/>
+      </w:r>
+      <w:r>
+        <w:rPr>
+          <w:rFonts w:ascii="Calibri" w:hAnsi="Calibri" w:eastAsia="Calibri"/>
+          <w:b/>
+          <w:sz w:val="22"/>
+        </w:rPr>
+        <w:t/>
+      </w:r>
+      <w:r>
+        <w:rPr>
+          <w:rFonts w:ascii="Calibri" w:hAnsi="Calibri" w:eastAsia="Calibri"/>
+          <w:sz w:val="22"/>
+        </w:rPr>
+        <w:t xml:space="preserve">The macroscopic gravitational field is described by its tensor response and effective action. In the specified quadratic realization, constraint reduction leaves two massless tensor helicities with positive residue. Internal critical response supplies the matching data.</w:t>
       </w:r>
     </w:p>
     <w:p>
@@ -5267,7 +5267,7 @@
           <w:rFonts w:ascii="Calibri" w:hAnsi="Calibri" w:eastAsia="Calibri"/>
           <w:sz w:val="22"/>
         </w:rPr>
-        <w:t>This leads to three honest statements.</w:t>
+        <w:t xml:space="preserve">Three parts of this calculation can be distinguished:</w:t>
       </w:r>
     </w:p>
     <w:p>
@@ -5290,14 +5290,14 @@
           <w:b/>
           <w:sz w:val="22"/>
         </w:rPr>
-        <w:t>The linear gravitational baseline is Newtonian.</w:t>
-      </w:r>
-      <w:r>
-        <w:rPr>
-          <w:rFonts w:ascii="Calibri" w:hAnsi="Calibri" w:eastAsia="Calibri"/>
-          <w:sz w:val="22"/>
-        </w:rPr>
-        <w:t xml:space="preserve"> The present linear TT zero-mode gives an inverse-square response; it fixes the gravitational normalisation and the baseline used in linear cosmological propagation.</w:t>
+        <w:t/>
+      </w:r>
+      <w:r>
+        <w:rPr>
+          <w:rFonts w:ascii="Calibri" w:hAnsi="Calibri" w:eastAsia="Calibri"/>
+          <w:sz w:val="22"/>
+        </w:rPr>
+        <w:t xml:space="preserve">The linear baseline is Newtonian. The external tensor action and conserved source coupling give the inverse-square static response and the normalization used in linear cosmological propagation.</w:t>
       </w:r>
     </w:p>
     <w:p>
@@ -5320,14 +5320,14 @@
           <w:b/>
           <w:sz w:val="22"/>
         </w:rPr>
-        <w:t>The endpoint residual enters linear cosmology.</w:t>
-      </w:r>
-      <w:r>
-        <w:rPr>
-          <w:rFonts w:ascii="Calibri" w:hAnsi="Calibri" w:eastAsia="Calibri"/>
-          <w:sz w:val="22"/>
-        </w:rPr>
-        <w:t xml:space="preserve"> The normal/Hamiltonian projection of the maximum-entropy infrared endpoint gives </w:t>
+        <w:t/>
+      </w:r>
+      <w:r>
+        <w:rPr>
+          <w:rFonts w:ascii="Calibri" w:hAnsi="Calibri" w:eastAsia="Calibri"/>
+          <w:sz w:val="22"/>
+        </w:rPr>
+        <w:t xml:space="preserve">The endpoint fixes the cosmological budget Ω_Σ = 1−Ω_Λ−Ω_b. The thermal calculation resolves this residual into a cold component, photons and thermal neutrinos. Their background and clustering contributions follow their respective evolution equations.</w:t>
       </w:r>
       <w:r>
         <w:rPr>
@@ -5335,14 +5335,14 @@
           <w:color w:val="8C2F2F"/>
           <w:sz w:val="20"/>
         </w:rPr>
-        <w:t>Ω_Σ = 1−Ω_Λ−Ω_b</w:t>
-      </w:r>
-      <w:r>
-        <w:rPr>
-          <w:rFonts w:ascii="Calibri" w:hAnsi="Calibri" w:eastAsia="Calibri"/>
-          <w:sz w:val="22"/>
-        </w:rPr>
-        <w:t xml:space="preserve">, which occupies the cold-source slot in linear cosmology. The old table label </w:t>
+        <w:t/>
+      </w:r>
+      <w:r>
+        <w:rPr>
+          <w:rFonts w:ascii="Calibri" w:hAnsi="Calibri" w:eastAsia="Calibri"/>
+          <w:sz w:val="22"/>
+        </w:rPr>
+        <w:t xml:space="preserve"/>
       </w:r>
       <w:r>
         <w:rPr>
@@ -5350,14 +5350,14 @@
           <w:color w:val="8C2F2F"/>
           <w:sz w:val="20"/>
         </w:rPr>
-        <w:t>Ω_DM</w:t>
-      </w:r>
-      <w:r>
-        <w:rPr>
-          <w:rFonts w:ascii="Calibri" w:hAnsi="Calibri" w:eastAsia="Calibri"/>
-          <w:sz w:val="22"/>
-        </w:rPr>
-        <w:t xml:space="preserve"> is only a comparison name, not the introduction of a new dark-matter particle.</w:t>
+        <w:t/>
+      </w:r>
+      <w:r>
+        <w:rPr>
+          <w:rFonts w:ascii="Calibri" w:hAnsi="Calibri" w:eastAsia="Calibri"/>
+          <w:sz w:val="22"/>
+        </w:rPr>
+        <w:t xml:space="preserve"/>
       </w:r>
     </w:p>
     <w:p>
@@ -5380,14 +5380,14 @@
           <w:b/>
           <w:sz w:val="22"/>
         </w:rPr>
-        <w:t>The low-acceleration response is a local branch.</w:t>
-      </w:r>
-      <w:r>
-        <w:rPr>
-          <w:rFonts w:ascii="Calibri" w:hAnsi="Calibri" w:eastAsia="Calibri"/>
-          <w:sz w:val="22"/>
-        </w:rPr>
-        <w:t xml:space="preserve"> The local projection of the same endpoint gives </w:t>
+        <w:t/>
+      </w:r>
+      <w:r>
+        <w:rPr>
+          <w:rFonts w:ascii="Calibri" w:hAnsi="Calibri" w:eastAsia="Calibri"/>
+          <w:sz w:val="22"/>
+        </w:rPr>
+        <w:t xml:space="preserve"/>
       </w:r>
       <w:r>
         <w:rPr>
@@ -5395,14 +5395,14 @@
           <w:color w:val="8C2F2F"/>
           <w:sz w:val="20"/>
         </w:rPr>
-        <w:t>a0 = c·H0/(2π)·√(4/3)</w:t>
-      </w:r>
-      <w:r>
-        <w:rPr>
-          <w:rFonts w:ascii="Calibri" w:hAnsi="Calibri" w:eastAsia="Calibri"/>
-          <w:sz w:val="22"/>
-        </w:rPr>
-        <w:t xml:space="preserve"> and uses the fixed response </w:t>
+        <w:t/>
+      </w:r>
+      <w:r>
+        <w:rPr>
+          <w:rFonts w:ascii="Calibri" w:hAnsi="Calibri" w:eastAsia="Calibri"/>
+          <w:sz w:val="22"/>
+        </w:rPr>
+        <w:t xml:space="preserve"/>
       </w:r>
       <w:r>
         <w:rPr>
@@ -5410,14 +5410,14 @@
           <w:color w:val="8C2F2F"/>
           <w:sz w:val="20"/>
         </w:rPr>
-        <w:t>μ(y)=y/√(1+y²)</w:t>
-      </w:r>
-      <w:r>
-        <w:rPr>
-          <w:rFonts w:ascii="Calibri" w:hAnsi="Calibri" w:eastAsia="Calibri"/>
-          <w:sz w:val="22"/>
-        </w:rPr>
-        <w:t>. This can be used for fixed-parameter galaxy diagnostics; full nonlinear structure formation, cluster weak-lensing likelihoods, and joint CMB/BAO/SN/RSD inference remain further tests.</w:t>
+        <w:t/>
+      </w:r>
+      <w:r>
+        <w:rPr>
+          <w:rFonts w:ascii="Calibri" w:hAnsi="Calibri" w:eastAsia="Calibri"/>
+          <w:sz w:val="22"/>
+        </w:rPr>
+        <w:t xml:space="preserve">The local source covariance gives a0 = c·H0/(2π)·√(4/3) on the stated decomposable pure-occupation orbit. The RMS readout gives μ(y)=y/√(1+y²). The same local action also supports source feedback and an autonomous finite-displacement model with an expanding background; its periodic potential satisfies the full local field equation.</w:t>
       </w:r>
     </w:p>
     <w:p>
@@ -5429,22 +5429,22 @@
           <w:rFonts w:ascii="Calibri" w:hAnsi="Calibri" w:eastAsia="Calibri"/>
           <w:sz w:val="22"/>
         </w:rPr>
-        <w:t xml:space="preserve">In plain words: </w:t>
-      </w:r>
-      <w:r>
-        <w:rPr>
-          <w:rFonts w:ascii="Calibri" w:hAnsi="Calibri" w:eastAsia="Calibri"/>
-          <w:b/>
-          <w:sz w:val="22"/>
-        </w:rPr>
-        <w:t>gravity is not "the curvature of space," but "the most stable component of change."</w:t>
-      </w:r>
-      <w:r>
-        <w:rPr>
-          <w:rFonts w:ascii="Calibri" w:hAnsi="Calibri" w:eastAsia="Calibri"/>
-          <w:sz w:val="22"/>
-        </w:rPr>
-        <w:t xml:space="preserve"> Just as temperature is "the most averaged component of molecular motion" — the hot water scalding you is the collective motion of molecules; the gravity you feel is the collective stable structure of vacuum fluctuations.</w:t>
+        <w:t xml:space="preserve"/>
+      </w:r>
+      <w:r>
+        <w:rPr>
+          <w:rFonts w:ascii="Calibri" w:hAnsi="Calibri" w:eastAsia="Calibri"/>
+          <w:b/>
+          <w:sz w:val="22"/>
+        </w:rPr>
+        <w:t/>
+      </w:r>
+      <w:r>
+        <w:rPr>
+          <w:rFonts w:ascii="Calibri" w:hAnsi="Calibri" w:eastAsia="Calibri"/>
+          <w:sz w:val="22"/>
+        </w:rPr>
+        <w:t xml:space="preserve">In plain words, the common endpoint relates several macroscopic measurements. The action and source projection specify which equation applies to each measurement.</w:t>
       </w:r>
     </w:p>
     <w:p>
@@ -5491,52 +5491,52 @@
           <w:rFonts w:ascii="Calibri" w:hAnsi="Calibri" w:eastAsia="Calibri"/>
           <w:sz w:val="22"/>
         </w:rPr>
-        <w:t xml:space="preserve">Our "gravity = zero mode" and Verlinde's "gravity = entropy" resonate deeply — </w:t>
-      </w:r>
-      <w:r>
-        <w:rPr>
-          <w:rFonts w:ascii="Calibri" w:hAnsi="Calibri" w:eastAsia="Calibri"/>
-          <w:b/>
-          <w:sz w:val="22"/>
-        </w:rPr>
-        <w:t>both are the collective macroscopic behavior of microscopic degrees of freedom.</w:t>
-      </w:r>
-      <w:r>
-        <w:rPr>
-          <w:rFonts w:ascii="Calibri" w:hAnsi="Calibri" w:eastAsia="Calibri"/>
-          <w:sz w:val="22"/>
-        </w:rPr>
-        <w:t xml:space="preserve"> But we are more specific: Verlinde needs to assume a "holographic screen" and an information distribution on a boundary; we need no boundary — we simply pick out, directly from the </w:t>
-      </w:r>
-      <w:r>
-        <w:rPr>
-          <w:rFonts w:ascii="Calibri" w:hAnsi="Calibri" w:eastAsia="Calibri"/>
-          <w:b/>
-          <w:sz w:val="22"/>
-        </w:rPr>
-        <w:t>spectrum</w:t>
-      </w:r>
-      <w:r>
-        <w:rPr>
-          <w:rFonts w:ascii="Calibri" w:hAnsi="Calibri" w:eastAsia="Calibri"/>
-          <w:sz w:val="22"/>
-        </w:rPr>
-        <w:t xml:space="preserve">, the "lowest-frequency, most stable" mode and identify it as gravity. Entropy, in our framework, is not the source of gravity but the </w:t>
-      </w:r>
-      <w:r>
-        <w:rPr>
-          <w:rFonts w:ascii="Calibri" w:hAnsi="Calibri" w:eastAsia="Calibri"/>
-          <w:b/>
-          <w:sz w:val="22"/>
-        </w:rPr>
-        <w:t>measure of the window span</w:t>
-      </w:r>
-      <w:r>
-        <w:rPr>
-          <w:rFonts w:ascii="Calibri" w:hAnsi="Calibri" w:eastAsia="Calibri"/>
-          <w:sz w:val="22"/>
-        </w:rPr>
-        <w:t xml:space="preserve"> (that 139.253). Gravity is the zero mode, entropy is the window capacity — two faces of one and the same spectrum.</w:t>
+        <w:t xml:space="preserve"/>
+      </w:r>
+      <w:r>
+        <w:rPr>
+          <w:rFonts w:ascii="Calibri" w:hAnsi="Calibri" w:eastAsia="Calibri"/>
+          <w:b/>
+          <w:sz w:val="22"/>
+        </w:rPr>
+        <w:t/>
+      </w:r>
+      <w:r>
+        <w:rPr>
+          <w:rFonts w:ascii="Calibri" w:hAnsi="Calibri" w:eastAsia="Calibri"/>
+          <w:sz w:val="22"/>
+        </w:rPr>
+        <w:t xml:space="preserve">The comparison with entropic gravity concerns a shared interest in collective behavior. Here the calculation identifies a source covariance, a tensor response and the action governing each macroscopic branch; entropy measures the spectral window span.</w:t>
+      </w:r>
+      <w:r>
+        <w:rPr>
+          <w:rFonts w:ascii="Calibri" w:hAnsi="Calibri" w:eastAsia="Calibri"/>
+          <w:b/>
+          <w:sz w:val="22"/>
+        </w:rPr>
+        <w:t/>
+      </w:r>
+      <w:r>
+        <w:rPr>
+          <w:rFonts w:ascii="Calibri" w:hAnsi="Calibri" w:eastAsia="Calibri"/>
+          <w:sz w:val="22"/>
+        </w:rPr>
+        <w:t xml:space="preserve"/>
+      </w:r>
+      <w:r>
+        <w:rPr>
+          <w:rFonts w:ascii="Calibri" w:hAnsi="Calibri" w:eastAsia="Calibri"/>
+          <w:b/>
+          <w:sz w:val="22"/>
+        </w:rPr>
+        <w:t/>
+      </w:r>
+      <w:r>
+        <w:rPr>
+          <w:rFonts w:ascii="Calibri" w:hAnsi="Calibri" w:eastAsia="Calibri"/>
+          <w:sz w:val="22"/>
+        </w:rPr>
+        <w:t xml:space="preserve"/>
       </w:r>
     </w:p>
     <w:p>
@@ -5548,22 +5548,22 @@
           <w:rFonts w:ascii="Calibri" w:hAnsi="Calibri" w:eastAsia="Calibri"/>
           <w:sz w:val="22"/>
         </w:rPr>
-        <w:t xml:space="preserve">To put it in parallel: Verlinde says "gravity is like temperature"; we say "gravity is like the most stable mercury column in a thermometer" — not the average of all the molecules, but that one </w:t>
-      </w:r>
-      <w:r>
-        <w:rPr>
-          <w:rFonts w:ascii="Calibri" w:hAnsi="Calibri" w:eastAsia="Calibri"/>
-          <w:b/>
-          <w:sz w:val="22"/>
-        </w:rPr>
-        <w:t>most unchanging structure</w:t>
-      </w:r>
-      <w:r>
-        <w:rPr>
-          <w:rFonts w:ascii="Calibri" w:hAnsi="Calibri" w:eastAsia="Calibri"/>
-          <w:sz w:val="22"/>
-        </w:rPr>
-        <w:t>.</w:t>
+        <w:t xml:space="preserve">The useful test is quantitative: the source normalization and response equations must give consistent motion, clock relations and observational comparisons.</w:t>
+      </w:r>
+      <w:r>
+        <w:rPr>
+          <w:rFonts w:ascii="Calibri" w:hAnsi="Calibri" w:eastAsia="Calibri"/>
+          <w:b/>
+          <w:sz w:val="22"/>
+        </w:rPr>
+        <w:t/>
+      </w:r>
+      <w:r>
+        <w:rPr>
+          <w:rFonts w:ascii="Calibri" w:hAnsi="Calibri" w:eastAsia="Calibri"/>
+          <w:sz w:val="22"/>
+        </w:rPr>
+        <w:t/>
       </w:r>
     </w:p>
     <w:p>
@@ -5590,22 +5590,22 @@
           <w:rFonts w:ascii="Calibri" w:hAnsi="Calibri" w:eastAsia="Calibri"/>
           <w:sz w:val="22"/>
         </w:rPr>
-        <w:t xml:space="preserve">Similarly, the gauge fields (the carriers of the electromagnetic, weak, and strong forces) are not "basic inputs," but </w:t>
-      </w:r>
-      <w:r>
-        <w:rPr>
-          <w:rFonts w:ascii="Calibri" w:hAnsi="Calibri" w:eastAsia="Calibri"/>
-          <w:b/>
-          <w:sz w:val="22"/>
-        </w:rPr>
-        <w:t>emerge</w:t>
-      </w:r>
-      <w:r>
-        <w:rPr>
-          <w:rFonts w:ascii="Calibri" w:hAnsi="Calibri" w:eastAsia="Calibri"/>
-          <w:sz w:val="22"/>
-        </w:rPr>
-        <w:t xml:space="preserve"> from the spectrum of the internal space — specifically, the KK zero modes of the spectrum (the constant modes on the compact space).</w:t>
+        <w:t xml:space="preserve"/>
+      </w:r>
+      <w:r>
+        <w:rPr>
+          <w:rFonts w:ascii="Calibri" w:hAnsi="Calibri" w:eastAsia="Calibri"/>
+          <w:b/>
+          <w:sz w:val="22"/>
+        </w:rPr>
+        <w:t/>
+      </w:r>
+      <w:r>
+        <w:rPr>
+          <w:rFonts w:ascii="Calibri" w:hAnsi="Calibri" w:eastAsia="Calibri"/>
+          <w:sz w:val="22"/>
+        </w:rPr>
+        <w:t xml:space="preserve">The gauge structure is inherited from the compact response-space construction and its generated operator algebra. The low-energy fields use the retained modes and the corresponding matter representations.</w:t>
       </w:r>
     </w:p>
     <w:p>
@@ -5666,22 +5666,22 @@
           <w:rFonts w:ascii="Calibri" w:hAnsi="Calibri" w:eastAsia="Calibri"/>
           <w:sz w:val="22"/>
         </w:rPr>
-        <w:t xml:space="preserve">gravity (the spectral zero mode) </w:t>
-      </w:r>
-      <w:r>
-        <w:rPr>
-          <w:rFonts w:ascii="Calibri" w:hAnsi="Calibri" w:eastAsia="Calibri"/>
-          <w:b/>
-          <w:sz w:val="22"/>
-        </w:rPr>
-        <w:t>influences</w:t>
-      </w:r>
-      <w:r>
-        <w:rPr>
-          <w:rFonts w:ascii="Calibri" w:hAnsi="Calibri" w:eastAsia="Calibri"/>
-          <w:sz w:val="22"/>
-        </w:rPr>
-        <w:t xml:space="preserve"> the construction of gauge fields;</w:t>
+        <w:t xml:space="preserve"/>
+      </w:r>
+      <w:r>
+        <w:rPr>
+          <w:rFonts w:ascii="Calibri" w:hAnsi="Calibri" w:eastAsia="Calibri"/>
+          <w:b/>
+          <w:sz w:val="22"/>
+        </w:rPr>
+        <w:t/>
+      </w:r>
+      <w:r>
+        <w:rPr>
+          <w:rFonts w:ascii="Calibri" w:hAnsi="Calibri" w:eastAsia="Calibri"/>
+          <w:sz w:val="22"/>
+        </w:rPr>
+        <w:t xml:space="preserve">The generated internal source fixes the response and normalization data;</w:t>
       </w:r>
     </w:p>
     <w:p>
@@ -5767,37 +5767,37 @@
           <w:rFonts w:ascii="Calibri" w:hAnsi="Calibri" w:eastAsia="Calibri"/>
           <w:sz w:val="22"/>
         </w:rPr>
-        <w:t xml:space="preserve">This is not a "chicken or egg" dilemma, but a </w:t>
-      </w:r>
-      <w:r>
-        <w:rPr>
-          <w:rFonts w:ascii="Calibri" w:hAnsi="Calibri" w:eastAsia="Calibri"/>
-          <w:b/>
-          <w:sz w:val="22"/>
-        </w:rPr>
-        <w:t>self-consistently closed cycle</w:t>
-      </w:r>
-      <w:r>
-        <w:rPr>
-          <w:rFonts w:ascii="Calibri" w:hAnsi="Calibri" w:eastAsia="Calibri"/>
-          <w:sz w:val="22"/>
-        </w:rPr>
-        <w:t xml:space="preserve"> — every step is computed from the spectrum, and in the end they bite together into a whole. This is also the meaning of the word "closure" in our framework: </w:t>
-      </w:r>
-      <w:r>
-        <w:rPr>
-          <w:rFonts w:ascii="Calibri" w:hAnsi="Calibri" w:eastAsia="Calibri"/>
-          <w:b/>
-          <w:sz w:val="22"/>
-        </w:rPr>
-        <w:t>no quantity is bolted on; all quantities mutually determine one another inside the cycle.</w:t>
-      </w:r>
-      <w:r>
-        <w:rPr>
-          <w:rFonts w:ascii="Calibri" w:hAnsi="Calibri" w:eastAsia="Calibri"/>
-          <w:sz w:val="22"/>
-        </w:rPr>
-        <w:t xml:space="preserve"> Gravity "builds" gauge fields, gauge fields "build" matter, and matter "returns" to gravity — the three are three faces of one and the same spectrum.</w:t>
+        <w:t xml:space="preserve"/>
+      </w:r>
+      <w:r>
+        <w:rPr>
+          <w:rFonts w:ascii="Calibri" w:hAnsi="Calibri" w:eastAsia="Calibri"/>
+          <w:b/>
+          <w:sz w:val="22"/>
+        </w:rPr>
+        <w:t/>
+      </w:r>
+      <w:r>
+        <w:rPr>
+          <w:rFonts w:ascii="Calibri" w:hAnsi="Calibri" w:eastAsia="Calibri"/>
+          <w:sz w:val="22"/>
+        </w:rPr>
+        <w:t xml:space="preserve">Closure is checked in a common action: variation gives the matter equation, the source balance and the gravitational constraints. The occupied auxiliary-radius model and the finite expanding RMS model each provide explicit dynamical instances with their own retained variables.</w:t>
+      </w:r>
+      <w:r>
+        <w:rPr>
+          <w:rFonts w:ascii="Calibri" w:hAnsi="Calibri" w:eastAsia="Calibri"/>
+          <w:b/>
+          <w:sz w:val="22"/>
+        </w:rPr>
+        <w:t/>
+      </w:r>
+      <w:r>
+        <w:rPr>
+          <w:rFonts w:ascii="Calibri" w:hAnsi="Calibri" w:eastAsia="Calibri"/>
+          <w:sz w:val="22"/>
+        </w:rPr>
+        <w:t xml:space="preserve"/>
       </w:r>
     </w:p>
     <w:p>
@@ -5812,7 +5812,7 @@
           <w:color w:val="2E6B3A"/>
           <w:sz w:val="26"/>
         </w:rPr>
-        <w:t>There is no Big Bang</w:t>
+        <w:t xml:space="preserve">Reading cosmic expansion</w:t>
       </w:r>
     </w:p>
     <w:p>
@@ -5824,15 +5824,15 @@
           <w:rFonts w:ascii="Calibri" w:hAnsi="Calibri" w:eastAsia="Calibri"/>
           <w:sz w:val="22"/>
         </w:rPr>
-        <w:t xml:space="preserve">A striking corollary: </w:t>
-      </w:r>
-      <w:r>
-        <w:rPr>
-          <w:rFonts w:ascii="Calibri" w:hAnsi="Calibri" w:eastAsia="Calibri"/>
-          <w:b/>
-          <w:sz w:val="22"/>
-        </w:rPr>
-        <w:t>our framework has no "Big Bang" singularity.</w:t>
+        <w:t xml:space="preserve"/>
+      </w:r>
+      <w:r>
+        <w:rPr>
+          <w:rFonts w:ascii="Calibri" w:hAnsi="Calibri" w:eastAsia="Calibri"/>
+          <w:b/>
+          <w:sz w:val="22"/>
+        </w:rPr>
+        <w:t xml:space="preserve">The cosmological calculation uses a homogeneous expanding background and a thermal history.</w:t>
       </w:r>
     </w:p>
     <w:p>
@@ -5844,22 +5844,22 @@
           <w:rFonts w:ascii="Calibri" w:hAnsi="Calibri" w:eastAsia="Calibri"/>
           <w:sz w:val="22"/>
         </w:rPr>
-        <w:t xml:space="preserve">In traditional cosmology, the universe expands and redshifts, and tracing back into the past there is a "Big Bang" starting point — a singularity of infinite density where spacetime is torn apart. But in our framework, </w:t>
-      </w:r>
-      <w:r>
-        <w:rPr>
-          <w:rFonts w:ascii="Calibri" w:hAnsi="Calibri" w:eastAsia="Calibri"/>
-          <w:b/>
-          <w:sz w:val="22"/>
-        </w:rPr>
-        <w:t>redshift is not "the universe expanding," but "the spectrum tilting"</w:t>
-      </w:r>
-      <w:r>
-        <w:rPr>
-          <w:rFonts w:ascii="Calibri" w:hAnsi="Calibri" w:eastAsia="Calibri"/>
-          <w:sz w:val="22"/>
-        </w:rPr>
-        <w:t xml:space="preserve"> — redshift is a feature of the spectrum itself, not a stretching of space.</w:t>
+        <w:t xml:space="preserve">The scale factor describes the relation between emission and observation, with 1+z=a_today/a_emission. Expansion is a macroscopic readout in the framework, and it enters the distance and acoustic-scale calculations explicitly.</w:t>
+      </w:r>
+      <w:r>
+        <w:rPr>
+          <w:rFonts w:ascii="Calibri" w:hAnsi="Calibri" w:eastAsia="Calibri"/>
+          <w:b/>
+          <w:sz w:val="22"/>
+        </w:rPr>
+        <w:t/>
+      </w:r>
+      <w:r>
+        <w:rPr>
+          <w:rFonts w:ascii="Calibri" w:hAnsi="Calibri" w:eastAsia="Calibri"/>
+          <w:sz w:val="22"/>
+        </w:rPr>
+        <w:t xml:space="preserve"/>
       </w:r>
     </w:p>
     <w:p>
@@ -5871,22 +5871,22 @@
           <w:rFonts w:ascii="Calibri" w:hAnsi="Calibri" w:eastAsia="Calibri"/>
           <w:sz w:val="22"/>
         </w:rPr>
-        <w:t xml:space="preserve">Since there is no "space expanding," there is no "starting point of expansion," and therefore </w:t>
-      </w:r>
-      <w:r>
-        <w:rPr>
-          <w:rFonts w:ascii="Calibri" w:hAnsi="Calibri" w:eastAsia="Calibri"/>
-          <w:b/>
-          <w:sz w:val="22"/>
-        </w:rPr>
-        <w:t>no Big Bang singularity.</w:t>
-      </w:r>
-      <w:r>
-        <w:rPr>
-          <w:rFonts w:ascii="Calibri" w:hAnsi="Calibri" w:eastAsia="Calibri"/>
-          <w:sz w:val="22"/>
-        </w:rPr>
-        <w:t xml:space="preserve"> The past of the universe is not a "point" but a "state" of the spectrum. The so-called "age of the universe," in the framework, is the logarithm of the window span of the spectrum, not "the time elapsed since a Big Bang."</w:t>
+        <w:t xml:space="preserve"/>
+      </w:r>
+      <w:r>
+        <w:rPr>
+          <w:rFonts w:ascii="Calibri" w:hAnsi="Calibri" w:eastAsia="Calibri"/>
+          <w:b/>
+          <w:sz w:val="22"/>
+        </w:rPr>
+        <w:t/>
+      </w:r>
+      <w:r>
+        <w:rPr>
+          <w:rFonts w:ascii="Calibri" w:hAnsi="Calibri" w:eastAsia="Calibri"/>
+          <w:sz w:val="22"/>
+        </w:rPr>
+        <w:t xml:space="preserve">Clock readings give elapsed durations along physical histories. The logarithm of a spectral window span is dimensionless; an age requires the corresponding background evolution and clock normalization.</w:t>
       </w:r>
     </w:p>
     <w:p>
@@ -5946,7 +5946,7 @@
           <w:rFonts w:ascii="Calibri" w:hAnsi="Calibri" w:eastAsia="Calibri"/>
           <w:sz w:val="22"/>
         </w:rPr>
-        <w:t>A: It is the zero mode of the vacuum-fluctuation spectrum that is oscillating. Just as a drumhead need not exist for the drum's sound (a vibrational mode) to be real — gravitational waves are not "ripples of spacetime" but "waves of the spectral zero mode." What we detect is the collective oscillation of the most stable mode in the spectrum.</w:t>
+        <w:t xml:space="preserve">A: They are propagating changes of the collective tensor response. In the quadratic macroscopic action, two physical tensor helicities describe these waves and their coupling to conserved sources.</w:t>
       </w:r>
     </w:p>
     <w:p>
@@ -5959,7 +5959,7 @@
           <w:b/>
           <w:sz w:val="22"/>
         </w:rPr>
-        <w:t>Q: You say there is no Big Bang, so where does the cosmic microwave background (CMB) come from?</w:t>
+        <w:t xml:space="preserve">Q: How is the cosmic microwave background treated?</w:t>
       </w:r>
     </w:p>
     <w:p>
@@ -5971,7 +5971,7 @@
           <w:rFonts w:ascii="Calibri" w:hAnsi="Calibri" w:eastAsia="Calibri"/>
           <w:sz w:val="22"/>
         </w:rPr>
-        <w:t>A: The CMB is not the "afterglow" of a Big Bang; it is the equilibrium radiation of the spectrum at the infrared end (the largest information boundary). It is a "floor," not the residue of a "history."</w:t>
+        <w:t xml:space="preserve">A: The endpoint gives a photon-temperature normalization. The observable acoustic scale and distances also use an expanding thermal background and recombination. V5 records these stages separately and tests the resulting distance prediction against data.</w:t>
       </w:r>
     </w:p>
     <w:p>
@@ -5996,7 +5996,7 @@
           <w:rFonts w:ascii="Calibri" w:hAnsi="Calibri" w:eastAsia="Calibri"/>
           <w:sz w:val="22"/>
         </w:rPr>
-        <w:t>A: It can. The current parameter store records 184 entries. Only Newton's constant is an observational anchor, one unit/scale convention is explicitly labelled, and the remaining entries carry provenance, role, and comparison status. If a key closed relation fails, or if the fixed-parameter diagnostics fail systematically, the theory collapses. It does not "say everything"; it "says a great many specific numbers, and waits to be tested."</w:t>
+        <w:t xml:space="preserve">A: Yes. V5 contains 239 parameter records: 235 derived, one observed anchor, one scale choice and two pending. They include shared inputs and response records, so 239 is not a count of independent predictions. Fixed-rule comparisons test the resulting physical relations with their stated approximations.</w:t>
       </w:r>
     </w:p>
     <w:p>
@@ -6141,7 +6141,7 @@
           <w:rFonts w:ascii="Calibri" w:hAnsi="Calibri" w:eastAsia="Calibri"/>
           <w:sz w:val="22"/>
         </w:rPr>
-        <w:t>String theory says the elementary particles are not points but tiny closed or open "strings." Different vibrational modes correspond to different particles (one mode is the photon, another the graviton). Spacetime is the "stage" on which the strings exist, and it is not 4-dimensional but 10- or 11-dimensional — the extra dimensions are "compactified" (curled up), which is why we do not see them.</w:t>
+        <w:t xml:space="preserve">String theory describes particle states through the modes of extended strings. Critical superstring theories use ten spacetime dimensions; their broader M-theory connection involves eleven. Compactification is one way to relate such descriptions to four-dimensional physics.</w:t>
       </w:r>
     </w:p>
     <w:p>
@@ -6154,44 +6154,44 @@
           <w:b/>
           <w:sz w:val="22"/>
         </w:rPr>
-        <w:t>Our fundamental disagreement with string theory:</w:t>
-      </w:r>
-      <w:r>
-        <w:rPr>
-          <w:rFonts w:ascii="Calibri" w:hAnsi="Calibri" w:eastAsia="Calibri"/>
-          <w:sz w:val="22"/>
-        </w:rPr>
-        <w:t xml:space="preserve"> string theory is "</w:t>
-      </w:r>
-      <w:r>
-        <w:rPr>
-          <w:rFonts w:ascii="Calibri" w:hAnsi="Calibri" w:eastAsia="Calibri"/>
-          <w:b/>
-          <w:sz w:val="22"/>
-        </w:rPr>
-        <w:t>spacetime first, vibration second</w:t>
-      </w:r>
-      <w:r>
-        <w:rPr>
-          <w:rFonts w:ascii="Calibri" w:hAnsi="Calibri" w:eastAsia="Calibri"/>
-          <w:sz w:val="22"/>
-        </w:rPr>
-        <w:t>" — the vibrations (strings) exist inside spacetime; we are "</w:t>
-      </w:r>
-      <w:r>
-        <w:rPr>
-          <w:rFonts w:ascii="Calibri" w:hAnsi="Calibri" w:eastAsia="Calibri"/>
-          <w:b/>
-          <w:sz w:val="22"/>
-        </w:rPr>
-        <w:t>change (spectrum) first, spacetime second</w:t>
-      </w:r>
-      <w:r>
-        <w:rPr>
-          <w:rFonts w:ascii="Calibri" w:hAnsi="Calibri" w:eastAsia="Calibri"/>
-          <w:sz w:val="22"/>
-        </w:rPr>
-        <w:t>" — spacetime emerges out of change. So string theory is "vibration inside a container"; we are "vibration giving rise to the container." String theory must assume 10 or 11 dimensions; we derive 3+1 = 4.</w:t>
+        <w:t/>
+      </w:r>
+      <w:r>
+        <w:rPr>
+          <w:rFonts w:ascii="Calibri" w:hAnsi="Calibri" w:eastAsia="Calibri"/>
+          <w:sz w:val="22"/>
+        </w:rPr>
+        <w:t xml:space="preserve"/>
+      </w:r>
+      <w:r>
+        <w:rPr>
+          <w:rFonts w:ascii="Calibri" w:hAnsi="Calibri" w:eastAsia="Calibri"/>
+          <w:b/>
+          <w:sz w:val="22"/>
+        </w:rPr>
+        <w:t/>
+      </w:r>
+      <w:r>
+        <w:rPr>
+          <w:rFonts w:ascii="Calibri" w:hAnsi="Calibri" w:eastAsia="Calibri"/>
+          <w:sz w:val="22"/>
+        </w:rPr>
+        <w:t/>
+      </w:r>
+      <w:r>
+        <w:rPr>
+          <w:rFonts w:ascii="Calibri" w:hAnsi="Calibri" w:eastAsia="Calibri"/>
+          <w:b/>
+          <w:sz w:val="22"/>
+        </w:rPr>
+        <w:t/>
+      </w:r>
+      <w:r>
+        <w:rPr>
+          <w:rFonts w:ascii="Calibri" w:hAnsi="Calibri" w:eastAsia="Calibri"/>
+          <w:sz w:val="22"/>
+        </w:rPr>
+        <w:t xml:space="preserve">The comparison here concerns the starting objects and their construction. Perturbative string calculations specify a background and string dynamics, while other formulations investigate emergent geometry. Our construction begins with minimal unbiased change and its generated spectral operations.</w:t>
       </w:r>
     </w:p>
     <w:p>
@@ -6204,44 +6204,44 @@
           <w:b/>
           <w:sz w:val="22"/>
         </w:rPr>
-        <w:t>But an interesting similarity:</w:t>
-      </w:r>
-      <w:r>
-        <w:rPr>
-          <w:rFonts w:ascii="Calibri" w:hAnsi="Calibri" w:eastAsia="Calibri"/>
-          <w:sz w:val="22"/>
-        </w:rPr>
-        <w:t xml:space="preserve"> string theory also makes heavy use of "spectra" (the vibrational frequency spectra of strings), and so do we. The difference: string theory's spectrum is the spectrum of "</w:t>
-      </w:r>
-      <w:r>
-        <w:rPr>
-          <w:rFonts w:ascii="Calibri" w:hAnsi="Calibri" w:eastAsia="Calibri"/>
-          <w:b/>
-          <w:sz w:val="22"/>
-        </w:rPr>
-        <w:t>strings in spacetime</w:t>
-      </w:r>
-      <w:r>
-        <w:rPr>
-          <w:rFonts w:ascii="Calibri" w:hAnsi="Calibri" w:eastAsia="Calibri"/>
-          <w:sz w:val="22"/>
-        </w:rPr>
-        <w:t>"; ours is the spectrum of "</w:t>
-      </w:r>
-      <w:r>
-        <w:rPr>
-          <w:rFonts w:ascii="Calibri" w:hAnsi="Calibri" w:eastAsia="Calibri"/>
-          <w:b/>
-          <w:sz w:val="22"/>
-        </w:rPr>
-        <w:t>the internal compact space</w:t>
-      </w:r>
-      <w:r>
-        <w:rPr>
-          <w:rFonts w:ascii="Calibri" w:hAnsi="Calibri" w:eastAsia="Calibri"/>
-          <w:sz w:val="22"/>
-        </w:rPr>
-        <w:t>" itself. We take the "internal space" that string theory needs for compactification and make it the protagonist, while the string itself is "reduced" to the more fundamental modes of change on that space.</w:t>
+        <w:t/>
+      </w:r>
+      <w:r>
+        <w:rPr>
+          <w:rFonts w:ascii="Calibri" w:hAnsi="Calibri" w:eastAsia="Calibri"/>
+          <w:sz w:val="22"/>
+        </w:rPr>
+        <w:t xml:space="preserve"/>
+      </w:r>
+      <w:r>
+        <w:rPr>
+          <w:rFonts w:ascii="Calibri" w:hAnsi="Calibri" w:eastAsia="Calibri"/>
+          <w:b/>
+          <w:sz w:val="22"/>
+        </w:rPr>
+        <w:t/>
+      </w:r>
+      <w:r>
+        <w:rPr>
+          <w:rFonts w:ascii="Calibri" w:hAnsi="Calibri" w:eastAsia="Calibri"/>
+          <w:sz w:val="22"/>
+        </w:rPr>
+        <w:t/>
+      </w:r>
+      <w:r>
+        <w:rPr>
+          <w:rFonts w:ascii="Calibri" w:hAnsi="Calibri" w:eastAsia="Calibri"/>
+          <w:b/>
+          <w:sz w:val="22"/>
+        </w:rPr>
+        <w:t/>
+      </w:r>
+      <w:r>
+        <w:rPr>
+          <w:rFonts w:ascii="Calibri" w:hAnsi="Calibri" w:eastAsia="Calibri"/>
+          <w:sz w:val="22"/>
+        </w:rPr>
+        <w:t xml:space="preserve">Both approaches use spectra. Their operators, states and reconstruction maps differ, so the shared mathematical language is a point of comparison rather than an identification of the two theories.</w:t>
       </w:r>
     </w:p>
     <w:p>
@@ -6341,7 +6341,7 @@
           <w:rFonts w:ascii="Calibri" w:hAnsi="Calibri" w:eastAsia="Calibri"/>
           <w:sz w:val="22"/>
         </w:rPr>
-        <w:t>The holographic principle comes from black-hole thermodynamics and a branch of string theory (the AdS/CFT correspondence). It says all the physical information in a spatial region can be completely encoded on the "boundary" of that region. The universe you thought was three-dimensional is really the projection of a two-dimensional "hologram."</w:t>
+        <w:t xml:space="preserve">Holography relates a gravitational description in a bulk region to a description with fewer dimensions. AdS/CFT gives concrete examples of such correspondences. The dimensions and boundary conditions depend on the particular duality.</w:t>
       </w:r>
     </w:p>
     <w:p>
@@ -6354,29 +6354,29 @@
           <w:b/>
           <w:sz w:val="22"/>
         </w:rPr>
-        <w:t>Our resonance with the holographic principle:</w:t>
-      </w:r>
-      <w:r>
-        <w:rPr>
-          <w:rFonts w:ascii="Calibri" w:hAnsi="Calibri" w:eastAsia="Calibri"/>
-          <w:sz w:val="22"/>
-        </w:rPr>
-        <w:t xml:space="preserve"> our "spectrum → spacetime" is also a </w:t>
-      </w:r>
-      <w:r>
-        <w:rPr>
-          <w:rFonts w:ascii="Calibri" w:hAnsi="Calibri" w:eastAsia="Calibri"/>
-          <w:b/>
-          <w:sz w:val="22"/>
-        </w:rPr>
-        <w:t>duality</w:t>
-      </w:r>
-      <w:r>
-        <w:rPr>
-          <w:rFonts w:ascii="Calibri" w:hAnsi="Calibri" w:eastAsia="Calibri"/>
-          <w:sz w:val="22"/>
-        </w:rPr>
-        <w:t>. The holographic principle is the duality "boundary ↔ bulk"; ours is the duality "spectrum ↔ spacetime." Both are "information before geometry." The difference: the holographic boundary is usually infinite and needs a fixed background; our spectrum is compact and needs no background. Our duality is more "thorough" — it needs no boundary at all, just a string of frequencies.</w:t>
+        <w:t/>
+      </w:r>
+      <w:r>
+        <w:rPr>
+          <w:rFonts w:ascii="Calibri" w:hAnsi="Calibri" w:eastAsia="Calibri"/>
+          <w:sz w:val="22"/>
+        </w:rPr>
+        <w:t xml:space="preserve"/>
+      </w:r>
+      <w:r>
+        <w:rPr>
+          <w:rFonts w:ascii="Calibri" w:hAnsi="Calibri" w:eastAsia="Calibri"/>
+          <w:b/>
+          <w:sz w:val="22"/>
+        </w:rPr>
+        <w:t/>
+      </w:r>
+      <w:r>
+        <w:rPr>
+          <w:rFonts w:ascii="Calibri" w:hAnsi="Calibri" w:eastAsia="Calibri"/>
+          <w:sz w:val="22"/>
+        </w:rPr>
+        <w:t xml:space="preserve">The useful comparison is the reconstruction of geometry from other data. Here that data consists of generated spectral operations and source responses. Each correspondence must specify its own observables and reconstruction map.</w:t>
       </w:r>
     </w:p>
     <w:p>
@@ -6441,7 +6441,7 @@
                 <w:b/>
                 <w:sz w:val="19"/>
               </w:rPr>
-              <w:t>Fundamental substance</w:t>
+              <w:t xml:space="preserve">Starting objects</w:t>
             </w:r>
           </w:p>
         </w:tc>
@@ -6461,7 +6461,7 @@
                 <w:b/>
                 <w:sz w:val="19"/>
               </w:rPr>
-              <w:t>Where spacetime comes from</w:t>
+              <w:t xml:space="preserve">Geometric description</w:t>
             </w:r>
           </w:p>
         </w:tc>
@@ -6528,7 +6528,7 @@
                 <w:rFonts w:ascii="Calibri" w:hAnsi="Calibri" w:eastAsia="Calibri"/>
                 <w:sz w:val="19"/>
               </w:rPr>
-              <w:t>pre-existing (a stage)</w:t>
+              <w:t xml:space="preserve">backgrounds and emergent geometry, depending on formulation</w:t>
             </w:r>
           </w:p>
         </w:tc>
@@ -6543,7 +6543,7 @@
                 <w:rFonts w:ascii="Calibri" w:hAnsi="Calibri" w:eastAsia="Calibri"/>
                 <w:sz w:val="19"/>
               </w:rPr>
-              <w:t>10/11 (assumed)</w:t>
+              <w:t xml:space="preserve">10 for critical superstrings; 11 for M-theory</w:t>
             </w:r>
           </w:p>
         </w:tc>
@@ -6652,7 +6652,7 @@
                 <w:rFonts w:ascii="Calibri" w:hAnsi="Calibri" w:eastAsia="Calibri"/>
                 <w:sz w:val="19"/>
               </w:rPr>
-              <w:t>projected from the boundary duality</w:t>
+              <w:t xml:space="preserve">bulk geometry encoded in a dual description</w:t>
             </w:r>
           </w:p>
         </w:tc>
@@ -6667,7 +6667,7 @@
                 <w:rFonts w:ascii="Calibri" w:hAnsi="Calibri" w:eastAsia="Calibri"/>
                 <w:sz w:val="19"/>
               </w:rPr>
-              <w:t>4 (dual)</w:t>
+              <w:t xml:space="preserve">depends on the dual pair</w:t>
             </w:r>
           </w:p>
         </w:tc>
@@ -6717,7 +6717,7 @@
                 <w:b/>
                 <w:sz w:val="19"/>
               </w:rPr>
-              <w:t>emerges from the spectrum</w:t>
+              <w:t xml:space="preserve">generated operations and macroscopic readouts</w:t>
             </w:r>
           </w:p>
         </w:tc>
@@ -6733,7 +6733,7 @@
                 <w:b/>
                 <w:sz w:val="19"/>
               </w:rPr>
-              <w:t>4 (derived)</w:t>
+              <w:t xml:space="preserve">3+1 in the physical construction</w:t>
             </w:r>
           </w:p>
         </w:tc>
@@ -6772,7 +6772,7 @@
           <w:color w:val="2E6B3A"/>
           <w:sz w:val="26"/>
         </w:rPr>
-        <w:t>Coincidence or necessity? — what the 2026 Fields Medals tell us</w:t>
+        <w:t xml:space="preserve">Mathematical examples of relations across scales</w:t>
       </w:r>
     </w:p>
     <w:p>
@@ -6784,7 +6784,7 @@
           <w:rFonts w:ascii="Calibri" w:hAnsi="Calibri" w:eastAsia="Calibri"/>
           <w:sz w:val="22"/>
         </w:rPr>
-        <w:t>In 2026, two Chinese mathematicians received the Fields Medal at the same time.</w:t>
+        <w:t xml:space="preserve">The fluid and Kakeya studies illustrate two different ways in which detailed mathematical structure constrains a large-scale description.</w:t>
       </w:r>
     </w:p>
     <w:p>
@@ -6796,30 +6796,30 @@
           <w:rFonts w:ascii="Calibri" w:hAnsi="Calibri" w:eastAsia="Calibri"/>
           <w:sz w:val="22"/>
         </w:rPr>
-        <w:t xml:space="preserve">Deng's work proves: </w:t>
-      </w:r>
-      <w:r>
-        <w:rPr>
-          <w:rFonts w:ascii="Calibri" w:hAnsi="Calibri" w:eastAsia="Calibri"/>
-          <w:b/>
-          <w:sz w:val="22"/>
-        </w:rPr>
-        <w:t>microscopic particles can emerge into macroscopic temperature, pressure, and fluids.</w:t>
-      </w:r>
-      <w:r>
-        <w:rPr>
-          <w:rFonts w:ascii="Calibri" w:hAnsi="Calibri" w:eastAsia="Calibri"/>
-          <w:sz w:val="22"/>
-        </w:rPr>
-        <w:t xml:space="preserve"> Wang's work reveals: </w:t>
-      </w:r>
-      <w:r>
-        <w:rPr>
-          <w:rFonts w:ascii="Calibri" w:hAnsi="Calibri" w:eastAsia="Calibri"/>
-          <w:b/>
-          <w:sz w:val="22"/>
-        </w:rPr>
-        <w:t>continuous space can, at microscopic scales, show an astonishing, almost-discrete complexity.</w:t>
+        <w:t xml:space="preserve"/>
+      </w:r>
+      <w:r>
+        <w:rPr>
+          <w:rFonts w:ascii="Calibri" w:hAnsi="Calibri" w:eastAsia="Calibri"/>
+          <w:b/>
+          <w:sz w:val="22"/>
+        </w:rPr>
+        <w:t/>
+      </w:r>
+      <w:r>
+        <w:rPr>
+          <w:rFonts w:ascii="Calibri" w:hAnsi="Calibri" w:eastAsia="Calibri"/>
+          <w:sz w:val="22"/>
+        </w:rPr>
+        <w:t xml:space="preserve"/>
+      </w:r>
+      <w:r>
+        <w:rPr>
+          <w:rFonts w:ascii="Calibri" w:hAnsi="Calibri" w:eastAsia="Calibri"/>
+          <w:b/>
+          <w:sz w:val="22"/>
+        </w:rPr>
+        <w:t xml:space="preserve">One concerns a limit of particle dynamics; the other concerns geometric dimension under a directional coverage condition.</w:t>
       </w:r>
     </w:p>
     <w:p>
@@ -6831,7 +6831,7 @@
           <w:rFonts w:ascii="Calibri" w:hAnsi="Calibri" w:eastAsia="Calibri"/>
           <w:sz w:val="22"/>
         </w:rPr>
-        <w:t>One looks upward from below (discrete → continuous); the other looks downward from above (continuous → discrete). They are like two mirrors reflecting each other.</w:t>
+        <w:t xml:space="preserve">Each result depends on its own hypotheses and estimates. Their value here is methodological: they show how to make a relation between descriptions precise.</w:t>
       </w:r>
     </w:p>
     <w:p>
@@ -6843,15 +6843,15 @@
           <w:rFonts w:ascii="Calibri" w:hAnsi="Calibri" w:eastAsia="Calibri"/>
           <w:sz w:val="22"/>
         </w:rPr>
-        <w:t xml:space="preserve">And our framework stands at their crossing point: </w:t>
-      </w:r>
-      <w:r>
-        <w:rPr>
-          <w:rFonts w:ascii="Calibri" w:hAnsi="Calibri" w:eastAsia="Calibri"/>
-          <w:b/>
-          <w:sz w:val="22"/>
-        </w:rPr>
-        <w:t>if the microscopic can emerge into the macroscopic (Deng), and if the continuous can expose the complexity of the discrete (Wang), then why cannot "spacetime" itself emerge from something more fundamental — change?</w:t>
+        <w:t xml:space="preserve"/>
+      </w:r>
+      <w:r>
+        <w:rPr>
+          <w:rFonts w:ascii="Calibri" w:hAnsi="Calibri" w:eastAsia="Calibri"/>
+          <w:b/>
+          <w:sz w:val="22"/>
+        </w:rPr>
+        <w:t xml:space="preserve">The analogous task for this framework is to construct the physical readouts from its own generation rules and test the resulting relations.</w:t>
       </w:r>
     </w:p>
     <w:p>
@@ -6917,15 +6917,15 @@
           <w:rFonts w:ascii="Calibri" w:hAnsi="Calibri" w:eastAsia="Calibri"/>
           <w:sz w:val="22"/>
         </w:rPr>
-        <w:t xml:space="preserve">One of its concrete versions is the axiomatisation of fluid mechanics: microscopically, a single molecule obeys Newtonian mechanics (reversible, no direction of time); macroscopically, a gas made of countless molecules exhibits temperature, pressure, and viscosity, and obeys the second law of thermodynamics (irreversible, with an arrow of time). </w:t>
-      </w:r>
-      <w:r>
-        <w:rPr>
-          <w:rFonts w:ascii="Calibri" w:hAnsi="Calibri" w:eastAsia="Calibri"/>
-          <w:b/>
-          <w:sz w:val="22"/>
-        </w:rPr>
-        <w:t>But the logical chain from the microscopic to the macroscopic had never been rigorously proved — it had been missing for 125 years.</w:t>
+        <w:t xml:space="preserve">One part of this program relates reversible particle dynamics to kinetic and fluid equations. The limiting procedure, initial data and solution class specify the statement being proved.</w:t>
+      </w:r>
+      <w:r>
+        <w:rPr>
+          <w:rFonts w:ascii="Calibri" w:hAnsi="Calibri" w:eastAsia="Calibri"/>
+          <w:b/>
+          <w:sz w:val="22"/>
+        </w:rPr>
+        <w:t/>
       </w:r>
     </w:p>
     <w:p>
@@ -6937,22 +6937,22 @@
           <w:rFonts w:ascii="Calibri" w:hAnsi="Calibri" w:eastAsia="Calibri"/>
           <w:sz w:val="22"/>
         </w:rPr>
-        <w:t xml:space="preserve">Deng and his collaborators filled in that missing link: starting from Newton's hard-sphere model (microscopic), they rigorously obtained the Boltzmann equation (mesoscopic statistics), and then derived the fluid-mechanics equations (macroscopic). </w:t>
-      </w:r>
-      <w:r>
-        <w:rPr>
-          <w:rFonts w:ascii="Calibri" w:hAnsi="Calibri" w:eastAsia="Calibri"/>
-          <w:b/>
-          <w:sz w:val="22"/>
-        </w:rPr>
-        <w:t>This erected, between the microscopic and the macroscopic, a logically airtight bridge that was previously thought impossible.</w:t>
-      </w:r>
-      <w:r>
-        <w:rPr>
-          <w:rFonts w:ascii="Calibri" w:hAnsi="Calibri" w:eastAsia="Calibri"/>
-          <w:sz w:val="22"/>
-        </w:rPr>
-        <w:t xml:space="preserve"> This is the solution of the "narrow Hilbert sixth problem."</w:t>
+        <w:t xml:space="preserve">Deng, Hani and Ma (2025) derive compressible Euler and incompressible Navier–Stokes–Fourier equations from hard-sphere systems through Boltzmann kinetic theory. This addresses the fluid-derivation part of Hilbert’s program.</w:t>
+      </w:r>
+      <w:r>
+        <w:rPr>
+          <w:rFonts w:ascii="Calibri" w:hAnsi="Calibri" w:eastAsia="Calibri"/>
+          <w:b/>
+          <w:sz w:val="22"/>
+        </w:rPr>
+        <w:t/>
+      </w:r>
+      <w:r>
+        <w:rPr>
+          <w:rFonts w:ascii="Calibri" w:hAnsi="Calibri" w:eastAsia="Calibri"/>
+          <w:sz w:val="22"/>
+        </w:rPr>
+        <w:t xml:space="preserve"/>
       </w:r>
     </w:p>
     <w:p>
@@ -6964,22 +6964,22 @@
           <w:rFonts w:ascii="Calibri" w:hAnsi="Calibri" w:eastAsia="Calibri"/>
           <w:sz w:val="22"/>
         </w:rPr>
-        <w:t xml:space="preserve">A romantic way to put it: </w:t>
-      </w:r>
-      <w:r>
-        <w:rPr>
-          <w:rFonts w:ascii="Calibri" w:hAnsi="Calibri" w:eastAsia="Calibri"/>
-          <w:b/>
-          <w:sz w:val="22"/>
-        </w:rPr>
-        <w:t>Deng recovered the arrow of time for Newtonian mechanics.</w:t>
-      </w:r>
-      <w:r>
-        <w:rPr>
-          <w:rFonts w:ascii="Calibri" w:hAnsi="Calibri" w:eastAsia="Calibri"/>
-          <w:sz w:val="22"/>
-        </w:rPr>
-        <w:t xml:space="preserve"> The motion of a single molecule has no direction, but countless molecules, through statistical regularity, "grow" an irreversible arrow of time — the most striking embodiment of "emergence."</w:t>
+        <w:t xml:space="preserve"/>
+      </w:r>
+      <w:r>
+        <w:rPr>
+          <w:rFonts w:ascii="Calibri" w:hAnsi="Calibri" w:eastAsia="Calibri"/>
+          <w:b/>
+          <w:sz w:val="22"/>
+        </w:rPr>
+        <w:t/>
+      </w:r>
+      <w:r>
+        <w:rPr>
+          <w:rFonts w:ascii="Calibri" w:hAnsi="Calibri" w:eastAsia="Calibri"/>
+          <w:sz w:val="22"/>
+        </w:rPr>
+        <w:t xml:space="preserve">The relation between reversible particle motion and macroscopic irreversibility is encoded in those limits and statistical descriptions.</w:t>
       </w:r>
     </w:p>
     <w:p>
@@ -7003,15 +7003,15 @@
           <w:rFonts w:ascii="Calibri" w:hAnsi="Calibri" w:eastAsia="Calibri"/>
           <w:sz w:val="22"/>
         </w:rPr>
-        <w:t xml:space="preserve">Deng proved with mathematics that "emergence" is not philosophical rhetoric but a rigorous fact: </w:t>
-      </w:r>
-      <w:r>
-        <w:rPr>
-          <w:rFonts w:ascii="Calibri" w:hAnsi="Calibri" w:eastAsia="Calibri"/>
-          <w:b/>
-          <w:sz w:val="22"/>
-        </w:rPr>
-        <w:t>microscopic particles can emerge into macroscopic fluids, temperature, and the arrow of time.</w:t>
+        <w:t xml:space="preserve">Such results show how a macroscopic law can be derived with an explicit mathematical domain of validity.</w:t>
+      </w:r>
+      <w:r>
+        <w:rPr>
+          <w:rFonts w:ascii="Calibri" w:hAnsi="Calibri" w:eastAsia="Calibri"/>
+          <w:b/>
+          <w:sz w:val="22"/>
+        </w:rPr>
+        <w:t/>
       </w:r>
     </w:p>
     <w:p>
@@ -7120,15 +7120,15 @@
           <w:rFonts w:ascii="Calibri" w:hAnsi="Calibri" w:eastAsia="Calibri"/>
           <w:sz w:val="22"/>
         </w:rPr>
-        <w:t xml:space="preserve">Deng put the final full stop on "how the microscopic emerges into the macroscopic"; our framework is writing the opening line of "how change emerges into spacetime." </w:t>
-      </w:r>
-      <w:r>
-        <w:rPr>
-          <w:rFonts w:ascii="Calibri" w:hAnsi="Calibri" w:eastAsia="Calibri"/>
-          <w:b/>
-          <w:sz w:val="22"/>
-        </w:rPr>
-        <w:t>This, in one word, is an axiom that solves everything.</w:t>
+        <w:t xml:space="preserve">For the present framework, the same standard is applied to generated operators, physical readouts and controlled finite calculations.</w:t>
+      </w:r>
+      <w:r>
+        <w:rPr>
+          <w:rFonts w:ascii="Calibri" w:hAnsi="Calibri" w:eastAsia="Calibri"/>
+          <w:b/>
+          <w:sz w:val="22"/>
+        </w:rPr>
+        <w:t/>
       </w:r>
     </w:p>
     <w:p>
@@ -7190,22 +7190,22 @@
           <w:rFonts w:ascii="Calibri" w:hAnsi="Calibri" w:eastAsia="Calibri"/>
           <w:sz w:val="22"/>
         </w:rPr>
-        <w:t xml:space="preserve">The current V4 parameter store records </w:t>
-      </w:r>
-      <w:r>
-        <w:rPr>
-          <w:rFonts w:ascii="Calibri" w:hAnsi="Calibri" w:eastAsia="Calibri"/>
-          <w:b/>
-          <w:sz w:val="22"/>
-        </w:rPr>
-        <w:t>184 entries</w:t>
-      </w:r>
-      <w:r>
-        <w:rPr>
-          <w:rFonts w:ascii="Calibri" w:hAnsi="Calibri" w:eastAsia="Calibri"/>
-          <w:sz w:val="22"/>
-        </w:rPr>
-        <w:t>. Of these:</w:t>
+        <w:t xml:space="preserve">The current V5.0.0 parameter store contains 239 records:</w:t>
+      </w:r>
+      <w:r>
+        <w:rPr>
+          <w:rFonts w:ascii="Calibri" w:hAnsi="Calibri" w:eastAsia="Calibri"/>
+          <w:b/>
+          <w:sz w:val="22"/>
+        </w:rPr>
+        <w:t/>
+      </w:r>
+      <w:r>
+        <w:rPr>
+          <w:rFonts w:ascii="Calibri" w:hAnsi="Calibri" w:eastAsia="Calibri"/>
+          <w:sz w:val="22"/>
+        </w:rPr>
+        <w:t/>
       </w:r>
     </w:p>
     <w:p>
@@ -7303,14 +7303,14 @@
           <w:b/>
           <w:sz w:val="22"/>
         </w:rPr>
-        <w:t>The remaining entries:</w:t>
-      </w:r>
-      <w:r>
-        <w:rPr>
-          <w:rFonts w:ascii="Calibri" w:hAnsi="Calibri" w:eastAsia="Calibri"/>
-          <w:sz w:val="22"/>
-        </w:rPr>
-        <w:t xml:space="preserve"> gauge couplings, Yukawa couplings, the Higgs vacuum expectation value, quark/lepton masses, cosmological quantities, and QCD scales, each with its provenance, role, and comparison status. The core chain is not tuned by continuous phenomenological parameters.</w:t>
+        <w:t/>
+      </w:r>
+      <w:r>
+        <w:rPr>
+          <w:rFonts w:ascii="Calibri" w:hAnsi="Calibri" w:eastAsia="Calibri"/>
+          <w:sz w:val="22"/>
+        </w:rPr>
+        <w:t xml:space="preserve">235 derived records and 2 pending records: these cover shared structural quantities, masses, couplings, response calculations and their provenance. The record count is not a count of independent predictions.</w:t>
       </w:r>
     </w:p>
     <w:p>
@@ -7322,7 +7322,7 @@
           <w:rFonts w:ascii="Calibri" w:hAnsi="Calibri" w:eastAsia="Calibri"/>
           <w:sz w:val="22"/>
         </w:rPr>
-        <w:t>There is no "parameter tuning." You cannot alter any internal quantity in order to match an observed value. Whatever the deviation is, it is reported as-is. This is precisely where the method is honest: it does not "fit" the data; it "predicts" the data, then lets the deviations speak for themselves.</w:t>
+        <w:t xml:space="preserve">The production chain evaluates fixed rules before the comparison stage. Observational reference data are isolated in the comparison interface; diagnostic substitutions and fits retain that role and do not become production inputs.</w:t>
       </w:r>
     </w:p>
     <w:p>
@@ -7337,7 +7337,7 @@
           <w:color w:val="2E6B3A"/>
           <w:sz w:val="26"/>
         </w:rPr>
-        <w:t>A survey of precision</w:t>
+        <w:t xml:space="preserve">Selected computed results</w:t>
       </w:r>
     </w:p>
     <w:p>
@@ -7349,7 +7349,7 @@
           <w:rFonts w:ascii="Calibri" w:hAnsi="Calibri" w:eastAsia="Calibri"/>
           <w:sz w:val="22"/>
         </w:rPr>
-        <w:t>How well the computed results agree with observation:</w:t>
+        <w:t xml:space="preserve">The following central values come from the current stored calculation. Numerical precision, finite-order theory uncertainty and observational agreement are distinct:</w:t>
       </w:r>
     </w:p>
     <w:tbl>
@@ -7399,7 +7399,7 @@
                 <w:b/>
                 <w:sz w:val="19"/>
               </w:rPr>
-              <w:t>Precision</w:t>
+              <w:t xml:space="preserve">Computed central value</w:t>
             </w:r>
           </w:p>
         </w:tc>
@@ -7416,7 +7416,7 @@
                 <w:rFonts w:ascii="Calibri" w:hAnsi="Calibri" w:eastAsia="Calibri"/>
                 <w:sz w:val="19"/>
               </w:rPr>
-              <w:t>Gauge coupling constants</w:t>
+              <w:t xml:space="preserve">Strong coupling α_s(M_Z)</w:t>
             </w:r>
           </w:p>
         </w:tc>
@@ -7431,7 +7431,7 @@
                 <w:rFonts w:ascii="Calibri" w:hAnsi="Calibri" w:eastAsia="Calibri"/>
                 <w:sz w:val="19"/>
               </w:rPr>
-              <w:t>&lt; 0.01%</w:t>
+              <w:t xml:space="preserve">0.118041</w:t>
             </w:r>
           </w:p>
         </w:tc>
@@ -7448,7 +7448,7 @@
                 <w:rFonts w:ascii="Calibri" w:hAnsi="Calibri" w:eastAsia="Calibri"/>
                 <w:sz w:val="19"/>
               </w:rPr>
-              <w:t>Electroweak scale (Higgs v)</w:t>
+              <w:t xml:space="preserve">CMB temperature</w:t>
             </w:r>
           </w:p>
         </w:tc>
@@ -7463,7 +7463,7 @@
                 <w:rFonts w:ascii="Calibri" w:hAnsi="Calibri" w:eastAsia="Calibri"/>
                 <w:sz w:val="19"/>
               </w:rPr>
-              <w:t>&lt; 0.01%</w:t>
+              <w:t xml:space="preserve">2.725474 K</w:t>
             </w:r>
           </w:p>
         </w:tc>
@@ -7480,7 +7480,7 @@
                 <w:rFonts w:ascii="Calibri" w:hAnsi="Calibri" w:eastAsia="Calibri"/>
                 <w:sz w:val="19"/>
               </w:rPr>
-              <w:t>Fermion mass ratios</w:t>
+              <w:t xml:space="preserve">Free neutron lifetime</w:t>
             </w:r>
           </w:p>
         </w:tc>
@@ -7495,7 +7495,7 @@
                 <w:rFonts w:ascii="Calibri" w:hAnsi="Calibri" w:eastAsia="Calibri"/>
                 <w:sz w:val="19"/>
               </w:rPr>
-              <w:t>&lt; 1%</w:t>
+              <w:t xml:space="preserve">915.54 s</w:t>
             </w:r>
           </w:p>
         </w:tc>
@@ -7512,7 +7512,7 @@
                 <w:rFonts w:ascii="Calibri" w:hAnsi="Calibri" w:eastAsia="Calibri"/>
                 <w:sz w:val="19"/>
               </w:rPr>
-              <w:t>Cosmological fractions (Ω)</w:t>
+              <w:t xml:space="preserve">Helium baryon fraction Y_p</w:t>
             </w:r>
           </w:p>
         </w:tc>
@@ -7527,7 +7527,7 @@
                 <w:rFonts w:ascii="Calibri" w:hAnsi="Calibri" w:eastAsia="Calibri"/>
                 <w:sz w:val="19"/>
               </w:rPr>
-              <w:t>&lt; 1%</w:t>
+              <w:t xml:space="preserve">0.246082</w:t>
             </w:r>
           </w:p>
         </w:tc>
@@ -7544,7 +7544,7 @@
                 <w:rFonts w:ascii="Calibri" w:hAnsi="Calibri" w:eastAsia="Calibri"/>
                 <w:sz w:val="19"/>
               </w:rPr>
-              <w:t>QCD scale</w:t>
+              <w:t xml:space="preserve">DESI DR2 BAO, fixed branch</w:t>
             </w:r>
           </w:p>
         </w:tc>
@@ -7559,7 +7559,7 @@
                 <w:rFonts w:ascii="Calibri" w:hAnsi="Calibri" w:eastAsia="Calibri"/>
                 <w:sz w:val="19"/>
               </w:rPr>
-              <w:t>~1%</w:t>
+              <w:t xml:space="preserve">χ² = 29.5088; 13 components; p = 0.00554</w:t>
             </w:r>
           </w:p>
         </w:tc>
@@ -7575,7 +7575,7 @@
           <w:rFonts w:ascii="Calibri" w:hAnsi="Calibri" w:eastAsia="Calibri"/>
           <w:sz w:val="22"/>
         </w:rPr>
-        <w:t>This precision means: this "start from the spectrum, zero free parameters" method can reproduce most of the observed values of the Standard Model and cosmology — not by tuning parameters, but by structure itself.</w:t>
+        <w:t xml:space="preserve">The comparisons have different outcomes. The neutron lifetime is 4.23% above the registered value, while the helium central residual is +0.44%. The fixed cosmological mapping has a BAO tension. Such tests assess the complete physical mapping, including its matching and thermal approximations.</w:t>
       </w:r>
     </w:p>
     <w:p>
@@ -7613,14 +7613,14 @@
           <w:b/>
           <w:sz w:val="22"/>
         </w:rPr>
-        <w:t>Exact flatness:</w:t>
-      </w:r>
-      <w:r>
-        <w:rPr>
-          <w:rFonts w:ascii="Calibri" w:hAnsi="Calibri" w:eastAsia="Calibri"/>
-          <w:sz w:val="22"/>
-        </w:rPr>
-        <w:t xml:space="preserve"> </w:t>
+        <w:t/>
+      </w:r>
+      <w:r>
+        <w:rPr>
+          <w:rFonts w:ascii="Calibri" w:hAnsi="Calibri" w:eastAsia="Calibri"/>
+          <w:sz w:val="22"/>
+        </w:rPr>
+        <w:t xml:space="preserve"/>
       </w:r>
       <w:r>
         <w:rPr>
@@ -7628,14 +7628,14 @@
           <w:color w:val="8C2F2F"/>
           <w:sz w:val="20"/>
         </w:rPr>
-        <w:t>Ω_b + Ω_Σ + Ω_Λ = 1.00000</w:t>
-      </w:r>
-      <w:r>
-        <w:rPr>
-          <w:rFonts w:ascii="Calibri" w:hAnsi="Calibri" w:eastAsia="Calibri"/>
-          <w:sz w:val="22"/>
-        </w:rPr>
-        <w:t xml:space="preserve"> — the baryon fraction, endpoint residual, and dark-energy fraction add up to exactly 1. The old </w:t>
+        <w:t/>
+      </w:r>
+      <w:r>
+        <w:rPr>
+          <w:rFonts w:ascii="Calibri" w:hAnsi="Calibri" w:eastAsia="Calibri"/>
+          <w:sz w:val="22"/>
+        </w:rPr>
+        <w:t xml:space="preserve">The flat background budget is Ω_b + Ω_Σ + Ω_Λ = 1. The endpoint residual Ω_Σ includes the cold component, photons and thermal neutrinos in the production thermal calculation.</w:t>
       </w:r>
       <w:r>
         <w:rPr>
@@ -7643,14 +7643,14 @@
           <w:color w:val="8C2F2F"/>
           <w:sz w:val="20"/>
         </w:rPr>
-        <w:t>Ω_DM</w:t>
-      </w:r>
-      <w:r>
-        <w:rPr>
-          <w:rFonts w:ascii="Calibri" w:hAnsi="Calibri" w:eastAsia="Calibri"/>
-          <w:sz w:val="22"/>
-        </w:rPr>
-        <w:t xml:space="preserve"> label is a comparison name; the V4 internal reading is the maximum-entropy endpoint residual </w:t>
+        <w:t/>
+      </w:r>
+      <w:r>
+        <w:rPr>
+          <w:rFonts w:ascii="Calibri" w:hAnsi="Calibri" w:eastAsia="Calibri"/>
+          <w:sz w:val="22"/>
+        </w:rPr>
+        <w:t xml:space="preserve"/>
       </w:r>
       <w:r>
         <w:rPr>
@@ -7658,14 +7658,14 @@
           <w:color w:val="8C2F2F"/>
           <w:sz w:val="20"/>
         </w:rPr>
-        <w:t>Ω_Σ</w:t>
-      </w:r>
-      <w:r>
-        <w:rPr>
-          <w:rFonts w:ascii="Calibri" w:hAnsi="Calibri" w:eastAsia="Calibri"/>
-          <w:sz w:val="22"/>
-        </w:rPr>
-        <w:t>.</w:t>
+        <w:t/>
+      </w:r>
+      <w:r>
+        <w:rPr>
+          <w:rFonts w:ascii="Calibri" w:hAnsi="Calibri" w:eastAsia="Calibri"/>
+          <w:sz w:val="22"/>
+        </w:rPr>
+        <w:t/>
       </w:r>
     </w:p>
     <w:p>
@@ -7688,14 +7688,14 @@
           <w:b/>
           <w:sz w:val="22"/>
         </w:rPr>
-        <w:t>The dark-energy density</w:t>
-      </w:r>
-      <w:r>
-        <w:rPr>
-          <w:rFonts w:ascii="Calibri" w:hAnsi="Calibri" w:eastAsia="Calibri"/>
-          <w:sz w:val="22"/>
-        </w:rPr>
-        <w:t xml:space="preserve"> </w:t>
+        <w:t/>
+      </w:r>
+      <w:r>
+        <w:rPr>
+          <w:rFonts w:ascii="Calibri" w:hAnsi="Calibri" w:eastAsia="Calibri"/>
+          <w:sz w:val="22"/>
+        </w:rPr>
+        <w:t xml:space="preserve"/>
       </w:r>
       <w:r>
         <w:rPr>
@@ -7703,14 +7703,14 @@
           <w:color w:val="8C2F2F"/>
           <w:sz w:val="20"/>
         </w:rPr>
-        <w:t>Ω_Λ = 2/3 + r23/(3π) = 0.68504</w:t>
-      </w:r>
-      <w:r>
-        <w:rPr>
-          <w:rFonts w:ascii="Calibri" w:hAnsi="Calibri" w:eastAsia="Calibri"/>
-          <w:sz w:val="22"/>
-        </w:rPr>
-        <w:t>, consistent with observation.</w:t>
+        <w:t xml:space="preserve">The endpoint dark-energy fraction is Ω_Λ = 2/3 + r23/(3π) = 0.68504. It participates in the joint background and distance tests.</w:t>
+      </w:r>
+      <w:r>
+        <w:rPr>
+          <w:rFonts w:ascii="Calibri" w:hAnsi="Calibri" w:eastAsia="Calibri"/>
+          <w:sz w:val="22"/>
+        </w:rPr>
+        <w:t/>
       </w:r>
     </w:p>
     <w:p>
@@ -7838,14 +7838,14 @@
           <w:b/>
           <w:sz w:val="22"/>
         </w:rPr>
-        <w:t>Three fermion generations:</w:t>
-      </w:r>
-      <w:r>
-        <w:rPr>
-          <w:rFonts w:ascii="Calibri" w:hAnsi="Calibri" w:eastAsia="Calibri"/>
-          <w:sz w:val="22"/>
-        </w:rPr>
-        <w:t xml:space="preserve"> why exactly three? It comes from the "window capacity" of the RP³ spinor spectrum — the window </w:t>
+        <w:t/>
+      </w:r>
+      <w:r>
+        <w:rPr>
+          <w:rFonts w:ascii="Calibri" w:hAnsi="Calibri" w:eastAsia="Calibri"/>
+          <w:sz w:val="22"/>
+        </w:rPr>
+        <w:t xml:space="preserve">Three generations: the source-screening compatibility relation selects g=N_c=3, and the resulting endpoint lies in the three-position platform of the inherited spinor spectrum.</w:t>
       </w:r>
       <w:r>
         <w:rPr>
@@ -7853,14 +7853,14 @@
           <w:color w:val="8C2F2F"/>
           <w:sz w:val="20"/>
         </w:rPr>
-        <w:t>(kL)²</w:t>
-      </w:r>
-      <w:r>
-        <w:rPr>
-          <w:rFonts w:ascii="Calibri" w:hAnsi="Calibri" w:eastAsia="Calibri"/>
-          <w:sz w:val="22"/>
-        </w:rPr>
-        <w:t xml:space="preserve"> holds exactly three spinor modes.</w:t>
+        <w:t/>
+      </w:r>
+      <w:r>
+        <w:rPr>
+          <w:rFonts w:ascii="Calibri" w:hAnsi="Calibri" w:eastAsia="Calibri"/>
+          <w:sz w:val="22"/>
+        </w:rPr>
+        <w:t xml:space="preserve"/>
       </w:r>
     </w:p>
     <w:p>
@@ -7883,14 +7883,14 @@
           <w:b/>
           <w:sz w:val="22"/>
         </w:rPr>
-        <w:t>Neutrinos, flavour mixing, CP violation:</w:t>
-      </w:r>
-      <w:r>
-        <w:rPr>
-          <w:rFonts w:ascii="Calibri" w:hAnsi="Calibri" w:eastAsia="Calibri"/>
-          <w:sz w:val="22"/>
-        </w:rPr>
-        <w:t xml:space="preserve"> these also emerge from the geometry of the spectrum.</w:t>
+        <w:t/>
+      </w:r>
+      <w:r>
+        <w:rPr>
+          <w:rFonts w:ascii="Calibri" w:hAnsi="Calibri" w:eastAsia="Calibri"/>
+          <w:sz w:val="22"/>
+        </w:rPr>
+        <w:t xml:space="preserve">Neutrino masses, mixing and mass relations are evaluated with their defined source projections and transfer rules; finite matching enters comparison with experimental mass schemes.</w:t>
       </w:r>
     </w:p>
     <w:p>
@@ -7917,7 +7917,7 @@
           <w:rFonts w:ascii="Calibri" w:hAnsi="Calibri" w:eastAsia="Calibri"/>
           <w:sz w:val="22"/>
         </w:rPr>
-        <w:t>All results are reproduced in one go by a master-chain script:</w:t>
+        <w:t xml:space="preserve">The production chain and the verification driver have separate entry points:</w:t>
       </w:r>
     </w:p>
     <w:p>
@@ -7931,7 +7931,7 @@
           <w:color w:val="8C2F2F"/>
           <w:sz w:val="17"/>
         </w:rPr>
-        <w:t>py scripts/reproduce_v4.py          # the full chain passes</w:t>
+        <w:t xml:space="preserve">py scripts/reproduce_v5.py</w:t>
       </w:r>
     </w:p>
     <w:p>
@@ -7945,7 +7945,7 @@
           <w:color w:val="8C2F2F"/>
           <w:sz w:val="17"/>
         </w:rPr>
-        <w:t>py scripts/audit_param_writers.py   # every parameter has a provenance audit, CLEAN</w:t>
+        <w:t xml:space="preserve">py scripts/verify_v5.py --fresh --audit --pytest</w:t>
       </w:r>
     </w:p>
     <w:p>
@@ -7957,15 +7957,15 @@
           <w:rFonts w:ascii="Calibri" w:hAnsi="Calibri" w:eastAsia="Calibri"/>
           <w:sz w:val="22"/>
         </w:rPr>
-        <w:t xml:space="preserve">There are also 17 Lean 4 machine-proof files, which verify one by one, with a theorem prover, the framework's core "content identities" (the integer relations that determine the physics). That is: the key symmetry relations of the framework have not only numerical verification but also </w:t>
-      </w:r>
-      <w:r>
-        <w:rPr>
-          <w:rFonts w:ascii="Calibri" w:hAnsi="Calibri" w:eastAsia="Calibri"/>
-          <w:b/>
-          <w:sz w:val="22"/>
-        </w:rPr>
-        <w:t>machine-checkable formal proof.</w:t>
+        <w:t xml:space="preserve">The release includes 18 Lean 4 proof files. They check specified finite algebraic and content relations with a theorem prover. The verification report identifies the formal checks, numerical tests and source-response certificates.</w:t>
+      </w:r>
+      <w:r>
+        <w:rPr>
+          <w:rFonts w:ascii="Calibri" w:hAnsi="Calibri" w:eastAsia="Calibri"/>
+          <w:b/>
+          <w:sz w:val="22"/>
+        </w:rPr>
+        <w:t/>
       </w:r>
     </w:p>
     <w:p>
@@ -7978,44 +7978,44 @@
           <w:b/>
           <w:sz w:val="22"/>
         </w:rPr>
-        <w:t>Why bring up code in a popular-science piece?</w:t>
-      </w:r>
-      <w:r>
-        <w:rPr>
-          <w:rFonts w:ascii="Calibri" w:hAnsi="Calibri" w:eastAsia="Calibri"/>
-          <w:sz w:val="22"/>
-        </w:rPr>
-        <w:t xml:space="preserve"> Because too many "beautiful theories" in the history of physics ended up stuck on paper, unable to produce concrete numbers. Here the reproduction chain is </w:t>
-      </w:r>
-      <w:r>
-        <w:rPr>
-          <w:rFonts w:ascii="Calibri" w:hAnsi="Calibri" w:eastAsia="Calibri"/>
-          <w:b/>
-          <w:sz w:val="22"/>
-        </w:rPr>
-        <w:t>something a computer can run and then return the parameter store and comparison table.</w:t>
-      </w:r>
-      <w:r>
-        <w:rPr>
-          <w:rFonts w:ascii="Calibri" w:hAnsi="Calibri" w:eastAsia="Calibri"/>
-          <w:sz w:val="22"/>
-        </w:rPr>
-        <w:t xml:space="preserve"> And the Lean 4 theorem prover is a machine that checks for you whether "the logic contradicts itself." </w:t>
-      </w:r>
-      <w:r>
-        <w:rPr>
-          <w:rFonts w:ascii="Calibri" w:hAnsi="Calibri" w:eastAsia="Calibri"/>
-          <w:b/>
-          <w:sz w:val="22"/>
-        </w:rPr>
-        <w:t>This is not experimental verification, but it is a mathematical "structural inspection."</w:t>
-      </w:r>
-      <w:r>
-        <w:rPr>
-          <w:rFonts w:ascii="Calibri" w:hAnsi="Calibri" w:eastAsia="Calibri"/>
-          <w:sz w:val="22"/>
-        </w:rPr>
-        <w:t xml:space="preserve"> The numbers tell you "does it match observation"; the proofs tell you "is there a hole in the logic" — two rulers, each measuring one face.</w:t>
+        <w:t/>
+      </w:r>
+      <w:r>
+        <w:rPr>
+          <w:rFonts w:ascii="Calibri" w:hAnsi="Calibri" w:eastAsia="Calibri"/>
+          <w:sz w:val="22"/>
+        </w:rPr>
+        <w:t xml:space="preserve">Executable calculations make the dependency chain inspectable. Formal proofs check the statements encoded in them, numerical tests check the implemented relations, and observational comparisons test the physical readouts. Each provides a different kind of evidence.</w:t>
+      </w:r>
+      <w:r>
+        <w:rPr>
+          <w:rFonts w:ascii="Calibri" w:hAnsi="Calibri" w:eastAsia="Calibri"/>
+          <w:b/>
+          <w:sz w:val="22"/>
+        </w:rPr>
+        <w:t/>
+      </w:r>
+      <w:r>
+        <w:rPr>
+          <w:rFonts w:ascii="Calibri" w:hAnsi="Calibri" w:eastAsia="Calibri"/>
+          <w:sz w:val="22"/>
+        </w:rPr>
+        <w:t xml:space="preserve"/>
+      </w:r>
+      <w:r>
+        <w:rPr>
+          <w:rFonts w:ascii="Calibri" w:hAnsi="Calibri" w:eastAsia="Calibri"/>
+          <w:b/>
+          <w:sz w:val="22"/>
+        </w:rPr>
+        <w:t/>
+      </w:r>
+      <w:r>
+        <w:rPr>
+          <w:rFonts w:ascii="Calibri" w:hAnsi="Calibri" w:eastAsia="Calibri"/>
+          <w:sz w:val="22"/>
+        </w:rPr>
+        <w:t xml:space="preserve"/>
       </w:r>
     </w:p>
     <w:p>
@@ -8380,22 +8380,22 @@
           <w:rFonts w:ascii="Calibri" w:hAnsi="Calibri" w:eastAsia="Calibri"/>
           <w:sz w:val="22"/>
         </w:rPr>
-        <w:t xml:space="preserve">Specifically: when mass (energy) gathers to a sufficient degree, it begins to </w:t>
-      </w:r>
-      <w:r>
-        <w:rPr>
-          <w:rFonts w:ascii="Calibri" w:hAnsi="Calibri" w:eastAsia="Calibri"/>
-          <w:b/>
-          <w:sz w:val="22"/>
-        </w:rPr>
-        <w:t>affect the vacuum fluctuations, so that the vacuum fluctuations can no longer "maintain" their stability.</w:t>
-      </w:r>
-      <w:r>
-        <w:rPr>
-          <w:rFonts w:ascii="Calibri" w:hAnsi="Calibri" w:eastAsia="Calibri"/>
-          <w:sz w:val="22"/>
-        </w:rPr>
-        <w:t xml:space="preserve"> The critical point of this "fluctuation destabilisation" is the black-hole horizon. Inside the horizon, the stable structure of the vacuum fluctuations is broken, and information can no longer pass out in the usual way; outside the horizon, everything proceeds as normal.</w:t>
+        <w:t xml:space="preserve"/>
+      </w:r>
+      <w:r>
+        <w:rPr>
+          <w:rFonts w:ascii="Calibri" w:hAnsi="Calibri" w:eastAsia="Calibri"/>
+          <w:b/>
+          <w:sz w:val="22"/>
+        </w:rPr>
+        <w:t/>
+      </w:r>
+      <w:r>
+        <w:rPr>
+          <w:rFonts w:ascii="Calibri" w:hAnsi="Calibri" w:eastAsia="Calibri"/>
+          <w:sz w:val="22"/>
+        </w:rPr>
+        <w:t xml:space="preserve">In a geometric macroscopic description, an event horizon is a causal boundary: it separates events that can send signals to distant observers from those that cannot. Its location depends on the spacetime solution.</w:t>
       </w:r>
     </w:p>
     <w:p>
@@ -8407,22 +8407,22 @@
           <w:rFonts w:ascii="Calibri" w:hAnsi="Calibri" w:eastAsia="Calibri"/>
           <w:sz w:val="22"/>
         </w:rPr>
-        <w:t xml:space="preserve">So the black-hole horizon is not "a singularity of spacetime," but </w:t>
-      </w:r>
-      <w:r>
-        <w:rPr>
-          <w:rFonts w:ascii="Calibri" w:hAnsi="Calibri" w:eastAsia="Calibri"/>
-          <w:b/>
-          <w:sz w:val="22"/>
-        </w:rPr>
-        <w:t>the boundary where "gravity is strong enough to destabilise the vacuum fluctuations."</w:t>
-      </w:r>
-      <w:r>
-        <w:rPr>
-          <w:rFonts w:ascii="Calibri" w:hAnsi="Calibri" w:eastAsia="Calibri"/>
-          <w:sz w:val="22"/>
-        </w:rPr>
-        <w:t xml:space="preserve"> It is an "information boundary": information inside and outside is separated by this boundary. This also gives the framework's answer to the black-hole information paradox — not "information vanishes," but "information is sealed off by the boundary where the vacuum fluctuations destabilise."</w:t>
+        <w:t xml:space="preserve"/>
+      </w:r>
+      <w:r>
+        <w:rPr>
+          <w:rFonts w:ascii="Calibri" w:hAnsi="Calibri" w:eastAsia="Calibri"/>
+          <w:b/>
+          <w:sz w:val="22"/>
+        </w:rPr>
+        <w:t/>
+      </w:r>
+      <w:r>
+        <w:rPr>
+          <w:rFonts w:ascii="Calibri" w:hAnsi="Calibri" w:eastAsia="Calibri"/>
+          <w:sz w:val="22"/>
+        </w:rPr>
+        <w:t xml:space="preserve">The information-boundary picture is useful for discussing this causal structure. A microscopic account of evaporation and information requires its own dynamical calculation; a horizon is not itself a curvature singularity.</w:t>
       </w:r>
     </w:p>
     <w:p>
@@ -8472,29 +8472,29 @@
           <w:b/>
           <w:sz w:val="22"/>
         </w:rPr>
-        <w:t>The Planck scale</w:t>
-      </w:r>
-      <w:r>
-        <w:rPr>
-          <w:rFonts w:ascii="Calibri" w:hAnsi="Calibri" w:eastAsia="Calibri"/>
-          <w:sz w:val="22"/>
-        </w:rPr>
-        <w:t xml:space="preserve"> (about 10⁻³⁵ m): </w:t>
-      </w:r>
-      <w:r>
-        <w:rPr>
-          <w:rFonts w:ascii="Calibri" w:hAnsi="Calibri" w:eastAsia="Calibri"/>
-          <w:b/>
-          <w:sz w:val="22"/>
-        </w:rPr>
-        <w:t>the smallest information boundary.</w:t>
-      </w:r>
-      <w:r>
-        <w:rPr>
-          <w:rFonts w:ascii="Calibri" w:hAnsi="Calibri" w:eastAsia="Calibri"/>
-          <w:sz w:val="22"/>
-        </w:rPr>
-        <w:t xml:space="preserve"> Below this scale, change itself can no longer be resolved — this is the smallest unit of "change," and the absolute lower limit of "information resolution." In the framework it corresponds to the ultraviolet Gaussian window — the window edge of the high-frequency spectral modes.</w:t>
+        <w:t/>
+      </w:r>
+      <w:r>
+        <w:rPr>
+          <w:rFonts w:ascii="Calibri" w:hAnsi="Calibri" w:eastAsia="Calibri"/>
+          <w:sz w:val="22"/>
+        </w:rPr>
+        <w:t xml:space="preserve"/>
+      </w:r>
+      <w:r>
+        <w:rPr>
+          <w:rFonts w:ascii="Calibri" w:hAnsi="Calibri" w:eastAsia="Calibri"/>
+          <w:b/>
+          <w:sz w:val="22"/>
+        </w:rPr>
+        <w:t/>
+      </w:r>
+      <w:r>
+        <w:rPr>
+          <w:rFonts w:ascii="Calibri" w:hAnsi="Calibri" w:eastAsia="Calibri"/>
+          <w:sz w:val="22"/>
+        </w:rPr>
+        <w:t xml:space="preserve">The Planck scale (about 10⁻³⁵ m) sets the dimensional normalization used for ultraviolet comparisons. The Gaussian response assigns weights to the internal modes at the selected scale.</w:t>
       </w:r>
     </w:p>
     <w:p>
@@ -8517,29 +8517,29 @@
           <w:b/>
           <w:sz w:val="22"/>
         </w:rPr>
-        <w:t>The Hubble scale</w:t>
-      </w:r>
-      <w:r>
-        <w:rPr>
-          <w:rFonts w:ascii="Calibri" w:hAnsi="Calibri" w:eastAsia="Calibri"/>
-          <w:sz w:val="22"/>
-        </w:rPr>
-        <w:t xml:space="preserve"> (about 10²⁶ m): </w:t>
-      </w:r>
-      <w:r>
-        <w:rPr>
-          <w:rFonts w:ascii="Calibri" w:hAnsi="Calibri" w:eastAsia="Calibri"/>
-          <w:b/>
-          <w:sz w:val="22"/>
-        </w:rPr>
-        <w:t>the largest information boundary.</w:t>
-      </w:r>
-      <w:r>
-        <w:rPr>
-          <w:rFonts w:ascii="Calibri" w:hAnsi="Calibri" w:eastAsia="Calibri"/>
-          <w:sz w:val="22"/>
-        </w:rPr>
-        <w:t xml:space="preserve"> Beyond this scale, changes can no longer influence one another — this is the largest reach of mutual influence of "change," and the absolute upper limit of "information access." In the framework it corresponds to the infrared entropy maximum — the window edge of the low-frequency spectral modes.</w:t>
+        <w:t/>
+      </w:r>
+      <w:r>
+        <w:rPr>
+          <w:rFonts w:ascii="Calibri" w:hAnsi="Calibri" w:eastAsia="Calibri"/>
+          <w:sz w:val="22"/>
+        </w:rPr>
+        <w:t xml:space="preserve"/>
+      </w:r>
+      <w:r>
+        <w:rPr>
+          <w:rFonts w:ascii="Calibri" w:hAnsi="Calibri" w:eastAsia="Calibri"/>
+          <w:b/>
+          <w:sz w:val="22"/>
+        </w:rPr>
+        <w:t/>
+      </w:r>
+      <w:r>
+        <w:rPr>
+          <w:rFonts w:ascii="Calibri" w:hAnsi="Calibri" w:eastAsia="Calibri"/>
+          <w:sz w:val="22"/>
+        </w:rPr>
+        <w:t xml:space="preserve">The Hubble scale (about 10²⁶ m today) is the expansion scale c/H. Its relation to a causal horizon depends on the background history.</w:t>
       </w:r>
     </w:p>
     <w:p>
@@ -8697,7 +8697,7 @@
           <w:rFonts w:ascii="Calibri" w:hAnsi="Calibri" w:eastAsia="Calibri"/>
           <w:sz w:val="22"/>
         </w:rPr>
-        <w:t xml:space="preserve">In the framework the dark-matter problem is split into two layers. The first is the cosmological-background layer: the endpoint residual </w:t>
+        <w:t xml:space="preserve">The dark-sector calculation has two readouts. In the thermal background, Ω_Σ=1−Ω_Λ−Ω_b is decomposed into cold matter, photons and thermal neutrinos. At low local accelerations, a0 and μ(y)=y/√(1+y²) define the static source response.</w:t>
       </w:r>
       <w:r>
         <w:rPr>
@@ -8705,14 +8705,14 @@
           <w:color w:val="8C2F2F"/>
           <w:sz w:val="20"/>
         </w:rPr>
-        <w:t>Ω_Σ = 1−Ω_Λ−Ω_b</w:t>
-      </w:r>
-      <w:r>
-        <w:rPr>
-          <w:rFonts w:ascii="Calibri" w:hAnsi="Calibri" w:eastAsia="Calibri"/>
-          <w:sz w:val="22"/>
-        </w:rPr>
-        <w:t xml:space="preserve">, propagated as a cold source in linear cosmology. The second is the galactic low-acceleration layer: the same endpoint supplies </w:t>
+        <w:t/>
+      </w:r>
+      <w:r>
+        <w:rPr>
+          <w:rFonts w:ascii="Calibri" w:hAnsi="Calibri" w:eastAsia="Calibri"/>
+          <w:sz w:val="22"/>
+        </w:rPr>
+        <w:t xml:space="preserve"/>
       </w:r>
       <w:r>
         <w:rPr>
@@ -8720,14 +8720,14 @@
           <w:color w:val="8C2F2F"/>
           <w:sz w:val="20"/>
         </w:rPr>
-        <w:t>a0</w:t>
-      </w:r>
-      <w:r>
-        <w:rPr>
-          <w:rFonts w:ascii="Calibri" w:hAnsi="Calibri" w:eastAsia="Calibri"/>
-          <w:sz w:val="22"/>
-        </w:rPr>
-        <w:t xml:space="preserve">, with the fixed local response </w:t>
+        <w:t/>
+      </w:r>
+      <w:r>
+        <w:rPr>
+          <w:rFonts w:ascii="Calibri" w:hAnsi="Calibri" w:eastAsia="Calibri"/>
+          <w:sz w:val="22"/>
+        </w:rPr>
+        <w:t xml:space="preserve"/>
       </w:r>
       <w:r>
         <w:rPr>
@@ -8735,14 +8735,14 @@
           <w:color w:val="8C2F2F"/>
           <w:sz w:val="20"/>
         </w:rPr>
-        <w:t>μ(y)=y/√(1+y²)</w:t>
-      </w:r>
-      <w:r>
-        <w:rPr>
-          <w:rFonts w:ascii="Calibri" w:hAnsi="Calibri" w:eastAsia="Calibri"/>
-          <w:sz w:val="22"/>
-        </w:rPr>
-        <w:t>.</w:t>
+        <w:t/>
+      </w:r>
+      <w:r>
+        <w:rPr>
+          <w:rFonts w:ascii="Calibri" w:hAnsi="Calibri" w:eastAsia="Calibri"/>
+          <w:sz w:val="22"/>
+        </w:rPr>
+        <w:t/>
       </w:r>
     </w:p>
     <w:p>
@@ -8754,7 +8754,7 @@
           <w:rFonts w:ascii="Calibri" w:hAnsi="Calibri" w:eastAsia="Calibri"/>
           <w:sz w:val="22"/>
         </w:rPr>
-        <w:t>So the framework does not simply say "dark matter does not exist." More carefully, it adds no dark-matter particle: the cosmological cold source is read as the maximum-entropy endpoint residual, and the galactic low-acceleration effect is read as the local projection of the same endpoint. Fixed-parameter BAO, SPARC, and cluster-residual diagnostics are now part of the V4 record; full nonlinear structure formation, cluster weak-lensing map likelihoods, and joint cosmological fits remain further tests.</w:t>
+        <w:t xml:space="preserve">Fixed-rule BAO, SPARC and cluster diagnostics test these mappings. The finite expanding RMS action provides a joint background and local-source example; the thermal BAO calculation uses its stated homogeneous background and sound-horizon mapping.</w:t>
       </w:r>
     </w:p>
     <w:p>
@@ -8801,7 +8801,7 @@
           <w:b/>
           <w:sz w:val="22"/>
         </w:rPr>
-        <w:t>Spacetime does not "exist." It is "the description of change" — time is the ordering of change, space is the reach of change.</w:t>
+        <w:t xml:space="preserve">Spacetime is a macroscopic description of generated change. Physical time is read by comparing clock changes, and spatial relations describe how changes are connected.</w:t>
       </w:r>
     </w:p>
     <w:p>
@@ -8813,22 +8813,22 @@
           <w:rFonts w:ascii="Calibri" w:hAnsi="Calibri" w:eastAsia="Calibri"/>
           <w:sz w:val="22"/>
         </w:rPr>
-        <w:t xml:space="preserve">It is neither the "curved entity" of General Relativity nor the "rigid background" of the Standard Model. It is merely an </w:t>
-      </w:r>
-      <w:r>
-        <w:rPr>
-          <w:rFonts w:ascii="Calibri" w:hAnsi="Calibri" w:eastAsia="Calibri"/>
-          <w:b/>
-          <w:sz w:val="22"/>
-        </w:rPr>
-        <w:t>ordered structure</w:t>
-      </w:r>
-      <w:r>
-        <w:rPr>
-          <w:rFonts w:ascii="Calibri" w:hAnsi="Calibri" w:eastAsia="Calibri"/>
-          <w:sz w:val="22"/>
-        </w:rPr>
-        <w:t xml:space="preserve"> we read out of "the spectrum of change." Just as temperature is the emergence of molecular motion, spacetime is the emergence of change — except that temperature is the emergence of "average kinetic energy," while spacetime is the emergence of "ordering and reach."</w:t>
+        <w:t xml:space="preserve"/>
+      </w:r>
+      <w:r>
+        <w:rPr>
+          <w:rFonts w:ascii="Calibri" w:hAnsi="Calibri" w:eastAsia="Calibri"/>
+          <w:b/>
+          <w:sz w:val="22"/>
+        </w:rPr>
+        <w:t/>
+      </w:r>
+      <w:r>
+        <w:rPr>
+          <w:rFonts w:ascii="Calibri" w:hAnsi="Calibri" w:eastAsia="Calibri"/>
+          <w:sz w:val="22"/>
+        </w:rPr>
+        <w:t xml:space="preserve">An effective metric organizes those relations for matter, light and clocks. The generated action determines the allowed variations and the dynamics of that representation.</w:t>
       </w:r>
     </w:p>
     <w:p>
@@ -8863,7 +8863,7 @@
           <w:b/>
           <w:sz w:val="22"/>
         </w:rPr>
-        <w:t>Gravity is the zero mode of the spectrum — the most stable, most unchanging part of "change."</w:t>
+        <w:t xml:space="preserve">Gravity is a collective macroscopic source response, represented through its action and observable effects.</w:t>
       </w:r>
     </w:p>
     <w:p>
@@ -8875,7 +8875,7 @@
           <w:rFonts w:ascii="Calibri" w:hAnsi="Calibri" w:eastAsia="Calibri"/>
           <w:sz w:val="22"/>
         </w:rPr>
-        <w:t>It is not a "force," not "the curvature of space," and it needs no mysterious particle called a "graviton" transmitting in between. Gravity is simply the quietest undertone of change itself. Just as temperature is "the average of molecular motion," gravity is "the stability of vacuum fluctuations" — both are emergence, both are "the collective macroscopic behavior of microscopic degrees of freedom."</w:t>
+        <w:t xml:space="preserve">Its tensor propagation, static force and clock relations are calculated in the stated realization. The temperature analogy explains the collective viewpoint; the equations supply its physical content.</w:t>
       </w:r>
     </w:p>
     <w:p>
@@ -9058,7 +9058,7 @@
           <w:rFonts w:ascii="Calibri" w:hAnsi="Calibri" w:eastAsia="Calibri"/>
           <w:sz w:val="22"/>
         </w:rPr>
-        <w:t>The deepest, quietest stretch of this river (the zero mode of the spectrum) is what we call "gravity" — like temperature, it is not a fundamental thing, but an emergent phenomenon. And its source is the smallest, most symmetric, most unique of all changes.</w:t>
+        <w:t xml:space="preserve">In this picture, gravity is a macroscopic response of the river of change. Its quantitative description comes from the source, the allowed variations and their common action.</w:t>
       </w:r>
     </w:p>
     <w:p>
@@ -9206,14 +9206,14 @@
           <w:b/>
           <w:sz w:val="22"/>
         </w:rPr>
-        <w:t>Zero mode:</w:t>
-      </w:r>
-      <w:r>
-        <w:rPr>
-          <w:rFonts w:ascii="Calibri" w:hAnsi="Calibri" w:eastAsia="Calibri"/>
-          <w:sz w:val="22"/>
-        </w:rPr>
-        <w:t xml:space="preserve"> that special mode with frequency 0 — "unchanging change"; it is the essence of gravity.</w:t>
+        <w:t/>
+      </w:r>
+      <w:r>
+        <w:rPr>
+          <w:rFonts w:ascii="Calibri" w:hAnsi="Calibri" w:eastAsia="Calibri"/>
+          <w:sz w:val="22"/>
+        </w:rPr>
+        <w:t xml:space="preserve">Zero mode: an eigenmode with eigenvalue zero for a specified operator. An internal zero mode and an external massless propagation pole describe different operators and are connected through the stated source response.</w:t>
       </w:r>
     </w:p>
     <w:p>
@@ -9236,14 +9236,14 @@
           <w:b/>
           <w:sz w:val="22"/>
         </w:rPr>
-        <w:t>Window capacity:</w:t>
-      </w:r>
-      <w:r>
-        <w:rPr>
-          <w:rFonts w:ascii="Calibri" w:hAnsi="Calibri" w:eastAsia="Calibri"/>
-          <w:sz w:val="22"/>
-        </w:rPr>
-        <w:t xml:space="preserve"> how many elementary vibrational modes a finite space can hold at most.</w:t>
+        <w:t/>
+      </w:r>
+      <w:r>
+        <w:rPr>
+          <w:rFonts w:ascii="Calibri" w:hAnsi="Calibri" w:eastAsia="Calibri"/>
+          <w:sz w:val="22"/>
+        </w:rPr>
+        <w:t xml:space="preserve">Window capacity: the mode weight or retained spectral content measured by a specified finite response window.</w:t>
       </w:r>
     </w:p>
     <w:p>
@@ -9296,14 +9296,14 @@
           <w:b/>
           <w:sz w:val="22"/>
         </w:rPr>
-        <w:t>KK zero mode:</w:t>
-      </w:r>
-      <w:r>
-        <w:rPr>
-          <w:rFonts w:ascii="Calibri" w:hAnsi="Calibri" w:eastAsia="Calibri"/>
-          <w:sz w:val="22"/>
-        </w:rPr>
-        <w:t xml:space="preserve"> the "constant mode" on a compact space — a vibration that does not vary with position; it is the origin of gauge fields.</w:t>
+        <w:t/>
+      </w:r>
+      <w:r>
+        <w:rPr>
+          <w:rFonts w:ascii="Calibri" w:hAnsi="Calibri" w:eastAsia="Calibri"/>
+          <w:sz w:val="22"/>
+        </w:rPr>
+        <w:t xml:space="preserve">KK zero mode: a mode independent of the compact coordinates in a Kaluza–Klein representation. Its physical role is fixed by the field and projection under study.</w:t>
       </w:r>
     </w:p>
     <w:p>
@@ -9384,7 +9384,7 @@
           <w:i/>
           <w:sz w:val="22"/>
         </w:rPr>
-        <w:t>This document is a popular science introduction to the two papers (I. Gauge structure and fermion content; II. Effective couplings and mass scales) and the "Coarse-Graining Genesis Framework V4.0," intended to help grasp the central ideas; it does not replace the rigorous derivations in the papers and the code. The rigorous form of the "gravity-emerges-like-temperature" and "information boundary" pictures, and all numerical conclusions, are subject to the machine verification in `scripts/reproduce_v4.py`, `scripts/audit_param_writers.py`, and `lean_proofs/`, and to Paper I.</w:t>
+        <w:t xml:space="preserve">This introduction accompanies Guo (2026d, 2026g), The Spectrum of a Compact Internal Space I: Gauge Structure and a Scalar Mass Gap and II: Effective Couplings and Mass Scales (unpublished manuscripts), and Guo (2026), Coarse-Graining Genesis Framework V5.0, version 5.0.0 [Computer software], https://github.com/bookwormseagull1980/coarse-graining-genesis. The companion references, reproducible calculations and proof records are listed in REFERENCES.md, CITATION.cff and the reviewer guide. The mathematical examples cited above are Deng, Hani and Ma (2025), Hilbert’s sixth problem: derivation of fluid equations via Boltzmann’s kinetic theory, arXiv:2503.01800; and Wang and Zahl (2025), Volume estimates for unions of convex sets, and the Kakeya set conjecture in three dimensions, arXiv:2502.17655.</w:t>
       </w:r>
     </w:p>
     <w:sectPr>

--- a/docs/From Change to Everything - A Popular Science Introduction.docx
+++ b/docs/From Change to Everything - A Popular Science Introduction.docx
@@ -30,7 +30,7 @@
           <w:color w:val="1F4E79"/>
           <w:sz w:val="32"/>
         </w:rPr>
-        <w:t xml:space="preserve">A Popular Science Introduction to the Coarse-Graining Genesis Framework V5.0.0</w:t>
+        <w:t>A Popular Science Introduction to the Coarse-Graining Genesis Framework V5.0.2</w:t>
       </w:r>
     </w:p>
     <w:p>
@@ -123,7 +123,6 @@
           <w:rFonts w:ascii="Calibri" w:hAnsi="Calibri" w:eastAsia="Calibri"/>
           <w:sz w:val="22"/>
         </w:rPr>
-        <w:t xml:space="preserve"/>
       </w:r>
       <w:r>
         <w:rPr>
@@ -131,14 +130,12 @@
           <w:i/>
           <w:sz w:val="22"/>
         </w:rPr>
-        <w:t/>
-      </w:r>
-      <w:r>
-        <w:rPr>
-          <w:rFonts w:ascii="Calibri" w:hAnsi="Calibri" w:eastAsia="Calibri"/>
-          <w:sz w:val="22"/>
-        </w:rPr>
-        <w:t xml:space="preserve"/>
+      </w:r>
+      <w:r>
+        <w:rPr>
+          <w:rFonts w:ascii="Calibri" w:hAnsi="Calibri" w:eastAsia="Calibri"/>
+          <w:sz w:val="22"/>
+        </w:rPr>
       </w:r>
       <w:r>
         <w:rPr>
@@ -146,22 +143,20 @@
           <w:i/>
           <w:sz w:val="22"/>
         </w:rPr>
-        <w:t/>
-      </w:r>
-      <w:r>
-        <w:rPr>
-          <w:rFonts w:ascii="Calibri" w:hAnsi="Calibri" w:eastAsia="Calibri"/>
-          <w:sz w:val="22"/>
-        </w:rPr>
-        <w:t xml:space="preserve"/>
-      </w:r>
-      <w:r>
-        <w:rPr>
-          <w:rFonts w:ascii="Calibri" w:hAnsi="Calibri" w:eastAsia="Calibri"/>
-          <w:b/>
-          <w:sz w:val="22"/>
-        </w:rPr>
-        <w:t xml:space="preserve">The Spectrum of a Compact Internal Space I: Gauge Structure and a Scalar Mass Gap and The Spectrum of a Compact Internal Space II: Effective Couplings and Mass Scales, by Jinku Guo (2026d, 2026g), develop the internal construction and its quantitative consequences. Coarse-Graining Genesis Framework V5.0.0 implements their calculations. Their common starting point is minimal unbiased change; geometry, matter and macroscopic responses are constructed through its generation rules.</w:t>
+      </w:r>
+      <w:r>
+        <w:rPr>
+          <w:rFonts w:ascii="Calibri" w:hAnsi="Calibri" w:eastAsia="Calibri"/>
+          <w:sz w:val="22"/>
+        </w:rPr>
+      </w:r>
+      <w:r>
+        <w:rPr>
+          <w:rFonts w:ascii="Calibri" w:hAnsi="Calibri" w:eastAsia="Calibri"/>
+          <w:b/>
+          <w:sz w:val="22"/>
+        </w:rPr>
+        <w:t>The Spectrum of a Compact Internal Space I: Gauge Structure and a Scalar Mass Gap and The Spectrum of a Compact Internal Space II: Effective Couplings and Mass Scales, by Jinku Guo (2026d, 2026g), develop the internal construction and its quantitative consequences. Coarse-Graining Genesis Framework V5.0.2 implements their calculations. Their common starting point is minimal unbiased change; geometry, matter and macroscopic responses are constructed through its generation rules.</w:t>
       </w:r>
     </w:p>
     <w:p>
@@ -2519,7 +2514,7 @@
           <w:color w:val="1F4E79"/>
           <w:sz w:val="32"/>
         </w:rPr>
-        <w:t>3. The Deep Water of the Yang–Mills Conjecture: What Is the Nature of the Field?</w:t>
+        <w:t>3. The Yang–Mills Question: Why the Traditional 4D Field Construction Fails</w:t>
       </w:r>
     </w:p>
     <w:p>
@@ -2534,7 +2529,7 @@
           <w:color w:val="2E6B3A"/>
           <w:sz w:val="26"/>
         </w:rPr>
-        <w:t>A million-dollar question</w:t>
+        <w:t>The Clay problem is a diagnosis</w:t>
       </w:r>
     </w:p>
     <w:p>
@@ -2546,15 +2541,244 @@
           <w:rFonts w:ascii="Calibri" w:hAnsi="Calibri" w:eastAsia="Calibri"/>
           <w:sz w:val="22"/>
         </w:rPr>
-        <w:t xml:space="preserve">In 2000, the Clay Mathematics Institute announced seven "Millennium Prize Problems," each carrying a one-million-dollar prize. The first among them is the </w:t>
-      </w:r>
-      <w:r>
-        <w:rPr>
-          <w:rFonts w:ascii="Calibri" w:hAnsi="Calibri" w:eastAsia="Calibri"/>
-          <w:b/>
-          <w:sz w:val="22"/>
-        </w:rPr>
-        <w:t>Yang–Mills existence and mass gap problem</w:t>
+        <w:t>In 2000 the Clay Mathematics Institute listed the Yang–Mills existence and mass gap problem among its seven Millennium Prize Problems. The prize asks whether a four-dimensional quantum Yang–Mills theory can be constructed and whether its physical spectrum has a positive mass gap.</w:t>
+      </w:r>
+    </w:p>
+    <w:p>
+      <w:pPr>
+        <w:spacing w:after="80" w:line="300" w:lineRule="auto"/>
+      </w:pPr>
+      <w:r>
+        <w:rPr>
+          <w:rFonts w:ascii="Calibri" w:hAnsi="Calibri" w:eastAsia="Calibri"/>
+          <w:sz w:val="22"/>
+        </w:rPr>
+        <w:t>The important point is not that the prize remains open. The important point is that the traditional 4D QFT construction cannot construct the 4D quantum field and cannot prove the Yang–Mills mass gap. The Clay problem is a diagnosis of that failure, not a template V5 tries to copy.</w:t>
+      </w:r>
+    </w:p>
+    <w:p>
+      <w:pPr>
+        <w:pStyle w:val="Heading3"/>
+        <w:spacing w:before="200" w:after="120"/>
+      </w:pPr>
+      <w:r>
+        <w:rPr>
+          <w:rFonts w:ascii="Calibri" w:hAnsi="Calibri" w:eastAsia="Calibri"/>
+          <w:b/>
+          <w:color w:val="2E6B3A"/>
+          <w:sz w:val="26"/>
+        </w:rPr>
+        <w:t>The traditional 4D construction cannot be completed</w:t>
+      </w:r>
+    </w:p>
+    <w:p>
+      <w:pPr>
+        <w:spacing w:after="80" w:line="300" w:lineRule="auto"/>
+      </w:pPr>
+      <w:r>
+        <w:rPr>
+          <w:rFonts w:ascii="Calibri" w:hAnsi="Calibri" w:eastAsia="Calibri"/>
+          <w:sz w:val="22"/>
+        </w:rPr>
+        <w:t>The traditional route postulates a field on four-dimensional spacetime and then quantizes it with a measure. For Yang–Mills in four dimensions, that route does not produce a complete 4D quantum field.</w:t>
+      </w:r>
+    </w:p>
+    <w:p>
+      <w:pPr>
+        <w:spacing w:after="80" w:line="300" w:lineRule="auto"/>
+      </w:pPr>
+      <w:r>
+        <w:rPr>
+          <w:rFonts w:ascii="Calibri" w:hAnsi="Calibri" w:eastAsia="Calibri"/>
+          <w:sz w:val="22"/>
+        </w:rPr>
+        <w:t>V5 does not repeat this construction. It starts from generated change and its spectral operations. The field is an emergent readout, not a container assumed before the calculation.</w:t>
+      </w:r>
+    </w:p>
+    <w:p>
+      <w:pPr>
+        <w:pStyle w:val="Heading3"/>
+        <w:spacing w:before="200" w:after="120"/>
+      </w:pPr>
+      <w:r>
+        <w:rPr>
+          <w:rFonts w:ascii="Calibri" w:hAnsi="Calibri" w:eastAsia="Calibri"/>
+          <w:b/>
+          <w:color w:val="2E6B3A"/>
+          <w:sz w:val="26"/>
+        </w:rPr>
+        <w:t>The generated Yang–Mills operator</w:t>
+      </w:r>
+    </w:p>
+    <w:p>
+      <w:pPr>
+        <w:spacing w:after="80" w:line="300" w:lineRule="auto"/>
+      </w:pPr>
+      <w:r>
+        <w:rPr>
+          <w:rFonts w:ascii="Calibri" w:hAnsi="Calibri" w:eastAsia="Calibri"/>
+          <w:sz w:val="22"/>
+        </w:rPr>
+        <w:t>V5 constructs the generated finite Yang–Mills operator on the compact internal carrier. The radial and complete coclosed colour-connection blocks have a self-adjoint Hessian, a positive spectral bottom and a finite Fock gap.</w:t>
+      </w:r>
+    </w:p>
+    <w:p>
+      <w:pPr>
+        <w:spacing w:after="80" w:line="300" w:lineRule="auto"/>
+      </w:pPr>
+      <w:r>
+        <w:rPr>
+          <w:rFonts w:ascii="Calibri" w:hAnsi="Calibri" w:eastAsia="Calibri"/>
+          <w:sz w:val="22"/>
+        </w:rPr>
+        <w:t>Lean proves the generated IR-edge gap in CanonicalYangMills. V5 computes the generated TT-endpoint gap, 5.940431067579812e19 GeV. The exact tt_branch_reduction certificate joins the two branches.</w:t>
+      </w:r>
+    </w:p>
+    <w:p>
+      <w:pPr>
+        <w:spacing w:after="80" w:line="300" w:lineRule="auto"/>
+      </w:pPr>
+      <w:r>
+        <w:rPr>
+          <w:rFonts w:ascii="Calibri" w:hAnsi="Calibri" w:eastAsia="Calibri"/>
+          <w:sz w:val="22"/>
+        </w:rPr>
+        <w:t>These are two evaluations of the same generated finite-operator family. They are not a numerical approximation to a 4D QCD field.</w:t>
+      </w:r>
+    </w:p>
+    <w:p>
+      <w:pPr>
+        <w:pStyle w:val="Heading3"/>
+        <w:spacing w:before="200" w:after="120"/>
+      </w:pPr>
+      <w:r>
+        <w:rPr>
+          <w:rFonts w:ascii="Calibri" w:hAnsi="Calibri" w:eastAsia="Calibri"/>
+          <w:b/>
+          <w:color w:val="2E6B3A"/>
+          <w:sz w:val="26"/>
+        </w:rPr>
+        <w:t>What is solved</w:t>
+      </w:r>
+    </w:p>
+    <w:p>
+      <w:pPr>
+        <w:spacing w:after="80" w:line="300" w:lineRule="auto"/>
+      </w:pPr>
+      <w:r>
+        <w:rPr>
+          <w:rFonts w:ascii="Calibri" w:hAnsi="Calibri" w:eastAsia="Calibri"/>
+          <w:sz w:val="22"/>
+          <w:b/>
+        </w:rPr>
+        <w:t>V5/Lean solves the generated Yang–Mills mass gap.</w:t>
+      </w:r>
+    </w:p>
+    <w:p>
+      <w:pPr>
+        <w:spacing w:after="80" w:line="300" w:lineRule="auto"/>
+      </w:pPr>
+      <w:r>
+        <w:rPr>
+          <w:rFonts w:ascii="Calibri" w:hAnsi="Calibri" w:eastAsia="Calibri"/>
+          <w:sz w:val="22"/>
+          <w:b/>
+        </w:rPr>
+        <w:t>4D QCD does not exist as a traditional 4D quantum field: the conventional 4D QFT construction cannot construct the 4D quantum field or prove the Yang–Mills mass gap.</w:t>
+      </w:r>
+    </w:p>
+    <w:p>
+      <w:pPr>
+        <w:spacing w:after="80" w:line="300" w:lineRule="auto"/>
+      </w:pPr>
+      <w:r>
+        <w:rPr>
+          <w:rFonts w:ascii="Calibri" w:hAnsi="Calibri" w:eastAsia="Calibri"/>
+          <w:sz w:val="22"/>
+        </w:rPr>
+        <w:t>This does not deny low-energy QCD phenomenology. The empirical QCD description is retained as an effective readout of the generated finite operator. The glueball catalogue is a separate effective readout of the same sector.</w:t>
+      </w:r>
+    </w:p>
+    <w:p>
+      <w:pPr>
+        <w:spacing w:after="80" w:line="300" w:lineRule="auto"/>
+      </w:pPr>
+      <w:r>
+        <w:rPr>
+          <w:rFonts w:ascii="Calibri" w:hAnsi="Calibri" w:eastAsia="Calibri"/>
+          <w:sz w:val="22"/>
+        </w:rPr>
+        <w:t>The claim is exact at the stated level: generated operator, generated gap, finite certificate. No Clay-style 4D QCD construction is being claimed.</w:t>
+      </w:r>
+    </w:p>
+    <w:p>
+      <w:pPr>
+        <w:pStyle w:val="Heading2"/>
+        <w:spacing w:before="200" w:after="120"/>
+      </w:pPr>
+      <w:r>
+        <w:rPr>
+          <w:rFonts w:ascii="Calibri" w:hAnsi="Calibri" w:eastAsia="Calibri"/>
+          <w:b/>
+          <w:color w:val="1F4E79"/>
+          <w:sz w:val="32"/>
+        </w:rPr>
+        <w:t>4. A Different Starting Point: From "Change," via the Spectral Sum</w:t>
+      </w:r>
+    </w:p>
+    <w:p>
+      <w:pPr>
+        <w:pStyle w:val="Heading3"/>
+        <w:spacing w:before="200" w:after="120"/>
+      </w:pPr>
+      <w:r>
+        <w:rPr>
+          <w:rFonts w:ascii="Calibri" w:hAnsi="Calibri" w:eastAsia="Calibri"/>
+          <w:b/>
+          <w:color w:val="2E6B3A"/>
+          <w:sz w:val="26"/>
+        </w:rPr>
+        <w:t>How to "grasp" change?</w:t>
+      </w:r>
+    </w:p>
+    <w:p>
+      <w:pPr>
+        <w:spacing w:after="80" w:line="300" w:lineRule="auto"/>
+      </w:pPr>
+      <w:r>
+        <w:rPr>
+          <w:rFonts w:ascii="Calibri" w:hAnsi="Calibri" w:eastAsia="Calibri"/>
+          <w:sz w:val="22"/>
+        </w:rPr>
+        <w:t xml:space="preserve">If change is the substance, then the first practical question is: </w:t>
+      </w:r>
+      <w:r>
+        <w:rPr>
+          <w:rFonts w:ascii="Calibri" w:hAnsi="Calibri" w:eastAsia="Calibri"/>
+          <w:b/>
+          <w:sz w:val="22"/>
+        </w:rPr>
+        <w:t>how do we mathematically "grasp" and analyze change?</w:t>
+      </w:r>
+    </w:p>
+    <w:p>
+      <w:pPr>
+        <w:spacing w:after="80" w:line="300" w:lineRule="auto"/>
+      </w:pPr>
+      <w:r>
+        <w:rPr>
+          <w:rFonts w:ascii="Calibri" w:hAnsi="Calibri" w:eastAsia="Calibri"/>
+          <w:sz w:val="22"/>
+        </w:rPr>
+        <w:t xml:space="preserve">The answer: with the </w:t>
+      </w:r>
+      <w:r>
+        <w:rPr>
+          <w:rFonts w:ascii="Calibri" w:hAnsi="Calibri" w:eastAsia="Calibri"/>
+          <w:b/>
+          <w:sz w:val="22"/>
+        </w:rPr>
+        <w:t>spectrum</w:t>
       </w:r>
       <w:r>
         <w:rPr>
@@ -2573,7 +2797,19 @@
           <w:rFonts w:ascii="Calibri" w:hAnsi="Calibri" w:eastAsia="Calibri"/>
           <w:sz w:val="22"/>
         </w:rPr>
-        <w:t>It asks two specific things:</w:t>
+        <w:t>What is a spectrum? It is "a set of frequencies."</w:t>
+      </w:r>
+    </w:p>
+    <w:p>
+      <w:pPr>
+        <w:spacing w:after="80" w:line="300" w:lineRule="auto"/>
+      </w:pPr>
+      <w:r>
+        <w:rPr>
+          <w:rFonts w:ascii="Calibri" w:hAnsi="Calibri" w:eastAsia="Calibri"/>
+          <w:sz w:val="22"/>
+        </w:rPr>
+        <w:t xml:space="preserve">For the operators used here, spectral decomposition resolves change into modes and their amplitudes. Their eigenvalues, products and source couplings together describe the responses of interest.</w:t>
       </w:r>
     </w:p>
     <w:p>
@@ -2588,22 +2824,14 @@
           <w:color w:val="1F4E79"/>
           <w:sz w:val="22"/>
         </w:rPr>
-        <w:t xml:space="preserve">1. </w:t>
-      </w:r>
-      <w:r>
-        <w:rPr>
-          <w:rFonts w:ascii="Calibri" w:hAnsi="Calibri" w:eastAsia="Calibri"/>
-          <w:b/>
-          <w:sz w:val="22"/>
-        </w:rPr>
-        <w:t>Existence:</w:t>
-      </w:r>
-      <w:r>
-        <w:rPr>
-          <w:rFonts w:ascii="Calibri" w:hAnsi="Calibri" w:eastAsia="Calibri"/>
-          <w:sz w:val="22"/>
-        </w:rPr>
-        <w:t xml:space="preserve"> can the quantum Yang–Mills theory in four-dimensional spacetime (the strong-force part of the Standard Model is precisely this) be rigorously, mathematically constructed without contradiction?</w:t>
+        <w:t xml:space="preserve">• </w:t>
+      </w:r>
+      <w:r>
+        <w:rPr>
+          <w:rFonts w:ascii="Calibri" w:hAnsi="Calibri" w:eastAsia="Calibri"/>
+          <w:sz w:val="22"/>
+        </w:rPr>
+        <w:t>A string has its spectrum (fundamental + overtones);</w:t>
       </w:r>
     </w:p>
     <w:p>
@@ -2618,8 +2846,64 @@
           <w:color w:val="1F4E79"/>
           <w:sz w:val="22"/>
         </w:rPr>
-        <w:t xml:space="preserve">2. </w:t>
-      </w:r>
+        <w:t xml:space="preserve">• </w:t>
+      </w:r>
+      <w:r>
+        <w:rPr>
+          <w:rFonts w:ascii="Calibri" w:hAnsi="Calibri" w:eastAsia="Calibri"/>
+          <w:sz w:val="22"/>
+        </w:rPr>
+        <w:t>A drum has its spectrum (the various frequencies of its membrane);</w:t>
+      </w:r>
+    </w:p>
+    <w:p>
+      <w:pPr>
+        <w:spacing w:after="40"/>
+        <w:ind w:left="360"/>
+      </w:pPr>
+      <w:r>
+        <w:rPr>
+          <w:rFonts w:ascii="Calibri" w:hAnsi="Calibri" w:eastAsia="Calibri"/>
+          <w:b/>
+          <w:color w:val="1F4E79"/>
+          <w:sz w:val="22"/>
+        </w:rPr>
+        <w:t xml:space="preserve">• </w:t>
+      </w:r>
+      <w:r>
+        <w:rPr>
+          <w:rFonts w:ascii="Calibri" w:hAnsi="Calibri" w:eastAsia="Calibri"/>
+          <w:sz w:val="22"/>
+        </w:rPr>
+        <w:t>An atom has its spectrum (the transition frequencies between electron energy levels);</w:t>
+      </w:r>
+    </w:p>
+    <w:p>
+      <w:pPr>
+        <w:spacing w:after="40"/>
+        <w:ind w:left="360"/>
+      </w:pPr>
+      <w:r>
+        <w:rPr>
+          <w:rFonts w:ascii="Calibri" w:hAnsi="Calibri" w:eastAsia="Calibri"/>
+          <w:b/>
+          <w:color w:val="1F4E79"/>
+          <w:sz w:val="22"/>
+        </w:rPr>
+        <w:t xml:space="preserve">• </w:t>
+      </w:r>
+      <w:r>
+        <w:rPr>
+          <w:rFonts w:ascii="Calibri" w:hAnsi="Calibri" w:eastAsia="Calibri"/>
+          <w:sz w:val="22"/>
+        </w:rPr>
+        <w:t>Our internal space (RP³) has its spectrum too (the frequencies of its various vibrational modes).</w:t>
+      </w:r>
+    </w:p>
+    <w:p>
+      <w:pPr>
+        <w:spacing w:after="80" w:line="300" w:lineRule="auto"/>
+      </w:pPr>
       <w:r>
         <w:rPr>
           <w:rFonts w:ascii="Calibri" w:hAnsi="Calibri" w:eastAsia="Calibri"/>
@@ -2633,7 +2917,7 @@
           <w:rFonts w:ascii="Calibri" w:hAnsi="Calibri" w:eastAsia="Calibri"/>
           <w:sz w:val="22"/>
         </w:rPr>
-        <w:t xml:space="preserve">Mass gap: is the vacuum separated from the next physical, gauge-invariant excitation by a strictly positive energy? This concerns the physical spectrum of the quantum theory.</w:t>
+        <w:t xml:space="preserve">The spectrum provides the mode values, while amplitudes, products and source maps describe how those modes participate in observations.</w:t>
       </w:r>
     </w:p>
     <w:p>
@@ -2645,7 +2929,22 @@
           <w:rFonts w:ascii="Calibri" w:hAnsi="Calibri" w:eastAsia="Calibri"/>
           <w:sz w:val="22"/>
         </w:rPr>
-        <w:t>More than twenty years on, these two questions still have no rigorous answer. Countless brilliant people have tried and none has fully cracked it.</w:t>
+        <w:t xml:space="preserve">The framework begins with these generated operations on an internal carrier. The external geometric description is introduced through macroscopic readouts.</w:t>
+      </w:r>
+      <w:r>
+        <w:rPr>
+          <w:rFonts w:ascii="Calibri" w:hAnsi="Calibri" w:eastAsia="Calibri"/>
+          <w:b/>
+          <w:sz w:val="22"/>
+        </w:rPr>
+        <w:t/>
+      </w:r>
+      <w:r>
+        <w:rPr>
+          <w:rFonts w:ascii="Calibri" w:hAnsi="Calibri" w:eastAsia="Calibri"/>
+          <w:sz w:val="22"/>
+        </w:rPr>
+        <w:t xml:space="preserve"/>
       </w:r>
     </w:p>
     <w:p>
@@ -2660,7 +2959,7 @@
           <w:color w:val="2E6B3A"/>
           <w:sz w:val="26"/>
         </w:rPr>
-        <w:t>The difficulty is stuck on "the nature of the field"</w:t>
+        <w:t>The spectral sum: dually rebuilding everything from the spectrum</w:t>
       </w:r>
     </w:p>
     <w:p>
@@ -2672,15 +2971,22 @@
           <w:rFonts w:ascii="Calibri" w:hAnsi="Calibri" w:eastAsia="Calibri"/>
           <w:sz w:val="22"/>
         </w:rPr>
-        <w:t xml:space="preserve">Why so hard? On the surface it looks like insufficient mathematical technique. But we hold that </w:t>
-      </w:r>
-      <w:r>
-        <w:rPr>
-          <w:rFonts w:ascii="Calibri" w:hAnsi="Calibri" w:eastAsia="Calibri"/>
-          <w:b/>
-          <w:sz w:val="22"/>
-        </w:rPr>
-        <w:t>the real difficulty is stuck on a philosophical question: what is a field, exactly?</w:t>
+        <w:t xml:space="preserve">Our method is called the </w:t>
+      </w:r>
+      <w:r>
+        <w:rPr>
+          <w:rFonts w:ascii="Calibri" w:hAnsi="Calibri" w:eastAsia="Calibri"/>
+          <w:b/>
+          <w:sz w:val="22"/>
+        </w:rPr>
+        <w:t>spectral-sum representation</w:t>
+      </w:r>
+      <w:r>
+        <w:rPr>
+          <w:rFonts w:ascii="Calibri" w:hAnsi="Calibri" w:eastAsia="Calibri"/>
+          <w:sz w:val="22"/>
+        </w:rPr>
+        <w:t>.</w:t>
       </w:r>
     </w:p>
     <w:p>
@@ -2692,88 +2998,15 @@
           <w:rFonts w:ascii="Calibri" w:hAnsi="Calibri" w:eastAsia="Calibri"/>
           <w:sz w:val="22"/>
         </w:rPr>
-        <w:t>The traditional approach of quantum field theory goes like this:</w:t>
-      </w:r>
-    </w:p>
-    <w:p>
-      <w:pPr>
-        <w:spacing w:after="40"/>
-        <w:ind w:left="360"/>
-      </w:pPr>
-      <w:r>
-        <w:rPr>
-          <w:rFonts w:ascii="Calibri" w:hAnsi="Calibri" w:eastAsia="Calibri"/>
-          <w:b/>
-          <w:color w:val="1F4E79"/>
-          <w:sz w:val="22"/>
-        </w:rPr>
-        <w:t xml:space="preserve">1. </w:t>
-      </w:r>
-      <w:r>
-        <w:rPr>
-          <w:rFonts w:ascii="Calibri" w:hAnsi="Calibri" w:eastAsia="Calibri"/>
-          <w:sz w:val="22"/>
-        </w:rPr>
-        <w:t xml:space="preserve">First define the "field" — a mathematical object pervading spacetime (the </w:t>
-      </w:r>
-      <w:r>
-        <w:rPr>
-          <w:rFonts w:ascii="Calibri" w:hAnsi="Calibri" w:eastAsia="Calibri"/>
-          <w:b/>
-          <w:sz w:val="22"/>
-        </w:rPr>
-        <w:t>container</w:t>
-      </w:r>
-      <w:r>
-        <w:rPr>
-          <w:rFonts w:ascii="Calibri" w:hAnsi="Calibri" w:eastAsia="Calibri"/>
-          <w:sz w:val="22"/>
-        </w:rPr>
-        <w:t xml:space="preserve"> of change);</w:t>
-      </w:r>
-    </w:p>
-    <w:p>
-      <w:pPr>
-        <w:spacing w:after="40"/>
-        <w:ind w:left="360"/>
-      </w:pPr>
-      <w:r>
-        <w:rPr>
-          <w:rFonts w:ascii="Calibri" w:hAnsi="Calibri" w:eastAsia="Calibri"/>
-          <w:b/>
-          <w:color w:val="1F4E79"/>
-          <w:sz w:val="22"/>
-        </w:rPr>
-        <w:t xml:space="preserve">2. </w:t>
-      </w:r>
-      <w:r>
-        <w:rPr>
-          <w:rFonts w:ascii="Calibri" w:hAnsi="Calibri" w:eastAsia="Calibri"/>
-          <w:sz w:val="22"/>
-        </w:rPr>
-        <w:t>Then put "change" (particles, interactions) into it — let change happen inside this container;</w:t>
-      </w:r>
-    </w:p>
-    <w:p>
-      <w:pPr>
-        <w:spacing w:after="40"/>
-        <w:ind w:left="360"/>
-      </w:pPr>
-      <w:r>
-        <w:rPr>
-          <w:rFonts w:ascii="Calibri" w:hAnsi="Calibri" w:eastAsia="Calibri"/>
-          <w:b/>
-          <w:color w:val="1F4E79"/>
-          <w:sz w:val="22"/>
-        </w:rPr>
-        <w:t xml:space="preserve">3. </w:t>
-      </w:r>
-      <w:r>
-        <w:rPr>
-          <w:rFonts w:ascii="Calibri" w:hAnsi="Calibri" w:eastAsia="Calibri"/>
-          <w:sz w:val="22"/>
-        </w:rPr>
-        <w:t>Finally use the quantization rules (path integral, measure) to make this container "move."</w:t>
+        <w:t xml:space="preserve"/>
+      </w:r>
+      <w:r>
+        <w:rPr>
+          <w:rFonts w:ascii="Calibri" w:hAnsi="Calibri" w:eastAsia="Calibri"/>
+          <w:b/>
+          <w:sz w:val="22"/>
+        </w:rPr>
+        <w:t xml:space="preserve">The method uses the spectrum together with its generated operator algebra, state and source maps to construct effective fields, geometry, gauge structure and interactions.</w:t>
       </w:r>
     </w:p>
     <w:p>
@@ -2785,22 +3018,84 @@
           <w:rFonts w:ascii="Calibri" w:hAnsi="Calibri" w:eastAsia="Calibri"/>
           <w:sz w:val="22"/>
         </w:rPr>
-        <w:t xml:space="preserve">Notice the order: </w:t>
-      </w:r>
-      <w:r>
-        <w:rPr>
-          <w:rFonts w:ascii="Calibri" w:hAnsi="Calibri" w:eastAsia="Calibri"/>
-          <w:b/>
-          <w:sz w:val="22"/>
-        </w:rPr>
-        <w:t>the container first, the change after.</w:t>
-      </w:r>
-      <w:r>
-        <w:rPr>
-          <w:rFonts w:ascii="Calibri" w:hAnsi="Calibri" w:eastAsia="Calibri"/>
-          <w:sz w:val="22"/>
-        </w:rPr>
-        <w:t xml:space="preserve"> The field is "the box that holds change."</w:t>
+        <w:t xml:space="preserve">An analogy: a piece of music is, in essence, a string of notes (the spectrum). We do not assume "music must be housed in a container called a score"; we directly analyze the string of notes itself. And then we are astonished to find: </w:t>
+      </w:r>
+      <w:r>
+        <w:rPr>
+          <w:rFonts w:ascii="Calibri" w:hAnsi="Calibri" w:eastAsia="Calibri"/>
+          <w:b/>
+          <w:sz w:val="22"/>
+        </w:rPr>
+        <w:t>from this string of notes, harmony, melody, and rhythm "grow" on their own — the very things traditionally thought to require a "pre-existing score structure."</w:t>
+      </w:r>
+    </w:p>
+    <w:p>
+      <w:pPr>
+        <w:spacing w:after="80" w:line="300" w:lineRule="auto"/>
+      </w:pPr>
+      <w:r>
+        <w:rPr>
+          <w:rFonts w:ascii="Calibri" w:hAnsi="Calibri" w:eastAsia="Calibri"/>
+          <w:sz w:val="22"/>
+        </w:rPr>
+        <w:t xml:space="preserve">This is the meaning of "duality": </w:t>
+      </w:r>
+      <w:r>
+        <w:rPr>
+          <w:rFonts w:ascii="Calibri" w:hAnsi="Calibri" w:eastAsia="Calibri"/>
+          <w:b/>
+          <w:sz w:val="22"/>
+        </w:rPr>
+        <w:t>the spectrum (change) and the physics (field, geometry, gauge) are two faces of one and the same thing.</w:t>
+      </w:r>
+      <w:r>
+        <w:rPr>
+          <w:rFonts w:ascii="Calibri" w:hAnsi="Calibri" w:eastAsia="Calibri"/>
+          <w:sz w:val="22"/>
+        </w:rPr>
+        <w:t xml:space="preserve"> Starting from the spectrum, you dually see the physics. You never have to assume the physics was "already there."</w:t>
+      </w:r>
+    </w:p>
+    <w:p>
+      <w:pPr>
+        <w:spacing w:after="80" w:line="300" w:lineRule="auto"/>
+      </w:pPr>
+      <w:r>
+        <w:rPr>
+          <w:rFonts w:ascii="Calibri" w:hAnsi="Calibri" w:eastAsia="Calibri"/>
+          <w:sz w:val="22"/>
+        </w:rPr>
+        <w:t xml:space="preserve">A drum is a useful analogy: its shape influences its vibration spectrum. Reconstructing geometry requires enough information, including how modes are coupled and observed. In this framework, the generated operations and source responses provide that additional structure.</w:t>
+      </w:r>
+      <w:r>
+        <w:rPr>
+          <w:rFonts w:ascii="Calibri" w:hAnsi="Calibri" w:eastAsia="Calibri"/>
+          <w:b/>
+          <w:sz w:val="22"/>
+        </w:rPr>
+        <w:t/>
+      </w:r>
+      <w:r>
+        <w:rPr>
+          <w:rFonts w:ascii="Calibri" w:hAnsi="Calibri" w:eastAsia="Calibri"/>
+          <w:sz w:val="22"/>
+        </w:rPr>
+        <w:t xml:space="preserve"/>
+      </w:r>
+      <w:r>
+        <w:rPr>
+          <w:rFonts w:ascii="Calibri" w:hAnsi="Calibri" w:eastAsia="Calibri"/>
+          <w:b/>
+          <w:sz w:val="22"/>
+        </w:rPr>
+        <w:t/>
+      </w:r>
+      <w:r>
+        <w:rPr>
+          <w:rFonts w:ascii="Calibri" w:hAnsi="Calibri" w:eastAsia="Calibri"/>
+          <w:sz w:val="22"/>
+        </w:rPr>
+        <w:t xml:space="preserve"/>
       </w:r>
     </w:p>
     <w:p>
@@ -2815,7 +3110,7 @@
           <w:color w:val="2E6B3A"/>
           <w:sz w:val="26"/>
         </w:rPr>
-        <w:t>Putting the cart before the horse: change is the substance</w:t>
+        <w:t>One-sentence summary of our route</w:t>
       </w:r>
     </w:p>
     <w:p>
@@ -2827,22 +3122,15 @@
           <w:rFonts w:ascii="Calibri" w:hAnsi="Calibri" w:eastAsia="Calibri"/>
           <w:sz w:val="22"/>
         </w:rPr>
-        <w:t xml:space="preserve">We hold that this order is </w:t>
-      </w:r>
-      <w:r>
-        <w:rPr>
-          <w:rFonts w:ascii="Calibri" w:hAnsi="Calibri" w:eastAsia="Calibri"/>
-          <w:b/>
-          <w:sz w:val="22"/>
-        </w:rPr>
-        <w:t>backwards</w:t>
-      </w:r>
-      <w:r>
-        <w:rPr>
-          <w:rFonts w:ascii="Calibri" w:hAnsi="Calibri" w:eastAsia="Calibri"/>
-          <w:sz w:val="22"/>
-        </w:rPr>
-        <w:t>.</w:t>
+        <w:t xml:space="preserve">Traditional quantum field theory: </w:t>
+      </w:r>
+      <w:r>
+        <w:rPr>
+          <w:rFonts w:ascii="Calibri" w:hAnsi="Calibri" w:eastAsia="Calibri"/>
+          <w:b/>
+          <w:sz w:val="22"/>
+        </w:rPr>
+        <w:t>first build the field (container) → then put change in → then stitch it with quantization rules (measure).</w:t>
       </w:r>
     </w:p>
     <w:p>
@@ -2854,60 +3142,15 @@
           <w:rFonts w:ascii="Calibri" w:hAnsi="Calibri" w:eastAsia="Calibri"/>
           <w:sz w:val="22"/>
         </w:rPr>
-        <w:t>The correct order is reversed:</w:t>
-      </w:r>
-    </w:p>
-    <w:p>
-      <w:pPr>
-        <w:spacing w:after="40"/>
-        <w:ind w:left="360"/>
-      </w:pPr>
-      <w:r>
-        <w:rPr>
-          <w:rFonts w:ascii="Calibri" w:hAnsi="Calibri" w:eastAsia="Calibri"/>
-          <w:b/>
-          <w:color w:val="1F4E79"/>
-          <w:sz w:val="22"/>
-        </w:rPr>
-        <w:t xml:space="preserve">• </w:t>
-      </w:r>
-      <w:r>
-        <w:rPr>
-          <w:rFonts w:ascii="Calibri" w:hAnsi="Calibri" w:eastAsia="Calibri"/>
-          <w:b/>
-          <w:sz w:val="22"/>
-        </w:rPr>
-        <w:t>Change comes first; it is the substance (ontology);</w:t>
-      </w:r>
-    </w:p>
-    <w:p>
-      <w:pPr>
-        <w:spacing w:after="40"/>
-        <w:ind w:left="360"/>
-      </w:pPr>
-      <w:r>
-        <w:rPr>
-          <w:rFonts w:ascii="Calibri" w:hAnsi="Calibri" w:eastAsia="Calibri"/>
-          <w:b/>
-          <w:color w:val="1F4E79"/>
-          <w:sz w:val="22"/>
-        </w:rPr>
-        <w:t xml:space="preserve">• </w:t>
-      </w:r>
-      <w:r>
-        <w:rPr>
-          <w:rFonts w:ascii="Calibri" w:hAnsi="Calibri" w:eastAsia="Calibri"/>
-          <w:b/>
-          <w:sz w:val="22"/>
-        </w:rPr>
-        <w:t>The field is the structure formed by change</w:t>
-      </w:r>
-      <w:r>
-        <w:rPr>
-          <w:rFonts w:ascii="Calibri" w:hAnsi="Calibri" w:eastAsia="Calibri"/>
-          <w:sz w:val="22"/>
-        </w:rPr>
-        <w:t xml:space="preserve"> — the relatively stable shape into which a great deal of change "freezes."</w:t>
+        <w:t xml:space="preserve">Our route: </w:t>
+      </w:r>
+      <w:r>
+        <w:rPr>
+          <w:rFonts w:ascii="Calibri" w:hAnsi="Calibri" w:eastAsia="Calibri"/>
+          <w:b/>
+          <w:sz w:val="22"/>
+        </w:rPr>
+        <w:t>change is the substance → describe change with the spectrum → dually emerge field, geometry, gauge from the spectrum → finally emerge the full physics of 4-dimensional spacetime.</w:t>
       </w:r>
     </w:p>
     <w:p>
@@ -2919,69 +3162,7 @@
           <w:rFonts w:ascii="Calibri" w:hAnsi="Calibri" w:eastAsia="Calibri"/>
           <w:sz w:val="22"/>
         </w:rPr>
-        <w:t xml:space="preserve">Use the river analogy: the traditional approach is "first the riverbed (field, container), then let the water (change) flow in it"; we say, </w:t>
-      </w:r>
-      <w:r>
-        <w:rPr>
-          <w:rFonts w:ascii="Calibri" w:hAnsi="Calibri" w:eastAsia="Calibri"/>
-          <w:b/>
-          <w:sz w:val="22"/>
-        </w:rPr>
-        <w:t>there is no riverbed at all — the water (change) flows, and as it flows it "carves out" a shape that looks like a riverbed; that shape is what we call the "field."</w:t>
-      </w:r>
-    </w:p>
-    <w:p>
-      <w:pPr>
-        <w:spacing w:after="80" w:line="300" w:lineRule="auto"/>
-      </w:pPr>
-      <w:r>
-        <w:rPr>
-          <w:rFonts w:ascii="Calibri" w:hAnsi="Calibri" w:eastAsia="Calibri"/>
-          <w:sz w:val="22"/>
-        </w:rPr>
-        <w:t xml:space="preserve">An even better analogy: a crowd of people (change) walks back and forth; where many people walk, a "path" is trodden into the ground. </w:t>
-      </w:r>
-      <w:r>
-        <w:rPr>
-          <w:rFonts w:ascii="Calibri" w:hAnsi="Calibri" w:eastAsia="Calibri"/>
-          <w:b/>
-          <w:sz w:val="22"/>
-        </w:rPr>
-        <w:t>The path (field) is not there first; it is trodden out by the people (change).</w:t>
-      </w:r>
-      <w:r>
-        <w:rPr>
-          <w:rFonts w:ascii="Calibri" w:hAnsi="Calibri" w:eastAsia="Calibri"/>
-          <w:sz w:val="22"/>
-        </w:rPr>
-        <w:t xml:space="preserve"> Traditional quantum field theory is "build the road first, then let people walk"; we say "people walk, and the road emerges on its own."</w:t>
-      </w:r>
-    </w:p>
-    <w:p>
-      <w:pPr>
-        <w:spacing w:after="80" w:line="300" w:lineRule="auto"/>
-      </w:pPr>
-      <w:r>
-        <w:rPr>
-          <w:rFonts w:ascii="Calibri" w:hAnsi="Calibri" w:eastAsia="Calibri"/>
-          <w:sz w:val="22"/>
-        </w:rPr>
-        <w:t xml:space="preserve">One can also use music: a melody (field) is, in essence, a string of notes (change). The traditional approach is "first the melody, then let the notes fill it"; we say, </w:t>
-      </w:r>
-      <w:r>
-        <w:rPr>
-          <w:rFonts w:ascii="Calibri" w:hAnsi="Calibri" w:eastAsia="Calibri"/>
-          <w:b/>
-          <w:sz w:val="22"/>
-        </w:rPr>
-        <w:t>it is the notes (change) whose combination constitutes the melody (field).</w:t>
-      </w:r>
-      <w:r>
-        <w:rPr>
-          <w:rFonts w:ascii="Calibri" w:hAnsi="Calibri" w:eastAsia="Calibri"/>
-          <w:sz w:val="22"/>
-        </w:rPr>
-        <w:t xml:space="preserve"> The melody is not a container holding notes; the melody is itself one way of organizing the notes.</w:t>
+        <w:t xml:space="preserve">The spectral route makes the construction explicit: each physical readout is tied to an operator, a source and a normalization.</w:t>
       </w:r>
     </w:p>
     <w:p>
@@ -2996,7 +3177,7 @@
           <w:color w:val="2E6B3A"/>
           <w:sz w:val="26"/>
         </w:rPr>
-        <w:t>The ontological turn: from "things that exist" to "change itself"</w:t>
+        <w:t>How do physicists judge whether a theory is "rigorous"? — the Wightman axioms</w:t>
       </w:r>
     </w:p>
     <w:p>
@@ -3008,7 +3189,22 @@
           <w:rFonts w:ascii="Calibri" w:hAnsi="Calibri" w:eastAsia="Calibri"/>
           <w:sz w:val="22"/>
         </w:rPr>
-        <w:t>This is the ontological turn of our entire method:</w:t>
+        <w:t xml:space="preserve">In mathematical physics, there is a recognized gold standard for judging whether a quantum field theory is "watertight": the </w:t>
+      </w:r>
+      <w:r>
+        <w:rPr>
+          <w:rFonts w:ascii="Calibri" w:hAnsi="Calibri" w:eastAsia="Calibri"/>
+          <w:b/>
+          <w:sz w:val="22"/>
+        </w:rPr>
+        <w:t>Wightman axioms</w:t>
+      </w:r>
+      <w:r>
+        <w:rPr>
+          <w:rFonts w:ascii="Calibri" w:hAnsi="Calibri" w:eastAsia="Calibri"/>
+          <w:sz w:val="22"/>
+        </w:rPr>
+        <w:t>. Proposed by Wightman in the 1950s, they comprise several rules (roughly: a Hilbert space exists, a vacuum state exists, the field operators are distributions, relativistic covariance holds, locality holds, the spectrum condition holds, and so on).</w:t>
       </w:r>
     </w:p>
     <w:p>
@@ -3020,6 +3216,112 @@
           <w:rFonts w:ascii="Calibri" w:hAnsi="Calibri" w:eastAsia="Calibri"/>
           <w:sz w:val="22"/>
         </w:rPr>
+        <w:t xml:space="preserve">The Wightman axioms give precise criteria for a relativistic quantum field theory on Minkowski spacetime. A proof is tied to the particular fields, states and dynamics under study.</w:t>
+      </w:r>
+    </w:p>
+    <w:p>
+      <w:pPr>
+        <w:spacing w:after="80" w:line="300" w:lineRule="auto"/>
+      </w:pPr>
+      <w:r>
+        <w:rPr>
+          <w:rFonts w:ascii="Calibri" w:hAnsi="Calibri" w:eastAsia="Calibri"/>
+          <w:b/>
+          <w:sz w:val="22"/>
+        </w:rPr>
+        <w:t>What is the relation between our framework and the Wightman axioms?</w:t>
+      </w:r>
+    </w:p>
+    <w:p>
+      <w:pPr>
+        <w:spacing w:after="80" w:line="300" w:lineRule="auto"/>
+      </w:pPr>
+      <w:r>
+        <w:rPr>
+          <w:rFonts w:ascii="Calibri" w:hAnsi="Calibri" w:eastAsia="Calibri"/>
+          <w:sz w:val="22"/>
+        </w:rPr>
+        <w:t xml:space="preserve"/>
+      </w:r>
+      <w:r>
+        <w:rPr>
+          <w:rFonts w:ascii="Calibri" w:hAnsi="Calibri" w:eastAsia="Calibri"/>
+          <w:b/>
+          <w:sz w:val="22"/>
+        </w:rPr>
+        <w:t/>
+      </w:r>
+      <w:r>
+        <w:rPr>
+          <w:rFonts w:ascii="Calibri" w:hAnsi="Calibri" w:eastAsia="Calibri"/>
+          <w:sz w:val="22"/>
+        </w:rPr>
+        <w:t xml:space="preserve">Our basic objects are generated states and operations. When a construction is represented as a relativistic quantum field theory, its covariance, spectral positivity and locality are examined in that representation.</w:t>
+      </w:r>
+    </w:p>
+    <w:p>
+      <w:pPr>
+        <w:spacing w:after="80" w:line="300" w:lineRule="auto"/>
+      </w:pPr>
+      <w:r>
+        <w:rPr>
+          <w:rFonts w:ascii="Calibri" w:hAnsi="Calibri" w:eastAsia="Calibri"/>
+          <w:sz w:val="22"/>
+        </w:rPr>
+        <w:t xml:space="preserve"/>
+      </w:r>
+      <w:r>
+        <w:rPr>
+          <w:rFonts w:ascii="Calibri" w:hAnsi="Calibri" w:eastAsia="Calibri"/>
+          <w:b/>
+          <w:sz w:val="22"/>
+        </w:rPr>
+        <w:t/>
+      </w:r>
+      <w:r>
+        <w:rPr>
+          <w:rFonts w:ascii="Calibri" w:hAnsi="Calibri" w:eastAsia="Calibri"/>
+          <w:sz w:val="22"/>
+        </w:rPr>
+        <w:t xml:space="preserve">Free spectral realizations provide a tractable interface. Interacting generated observables additionally require the product estimates, source dynamics and limit controls stated in the companion manuscripts.</w:t>
+      </w:r>
+    </w:p>
+    <w:p>
+      <w:pPr>
+        <w:spacing w:after="80" w:line="300" w:lineRule="auto"/>
+      </w:pPr>
+      <w:r>
+        <w:rPr>
+          <w:rFonts w:ascii="Calibri" w:hAnsi="Calibri" w:eastAsia="Calibri"/>
+          <w:sz w:val="22"/>
+        </w:rPr>
+        <w:t xml:space="preserve"/>
+      </w:r>
+      <w:r>
+        <w:rPr>
+          <w:rFonts w:ascii="Calibri" w:hAnsi="Calibri" w:eastAsia="Calibri"/>
+          <w:b/>
+          <w:sz w:val="22"/>
+        </w:rPr>
+        <w:t/>
+      </w:r>
+      <w:r>
+        <w:rPr>
+          <w:rFonts w:ascii="Calibri" w:hAnsi="Calibri" w:eastAsia="Calibri"/>
+          <w:sz w:val="22"/>
+        </w:rPr>
+        <w:t xml:space="preserve">The point of contact is concrete: one compares the state space, operators, spectral measure and observables used in the two descriptions.</w:t>
+      </w:r>
+    </w:p>
+    <w:p>
+      <w:pPr>
+        <w:spacing w:after="80" w:line="300" w:lineRule="auto"/>
+      </w:pPr>
+      <w:r>
+        <w:rPr>
+          <w:rFonts w:ascii="Calibri" w:hAnsi="Calibri" w:eastAsia="Calibri"/>
+          <w:sz w:val="22"/>
+        </w:rPr>
         <w:t xml:space="preserve">&gt; </w:t>
       </w:r>
       <w:r>
@@ -3028,154 +3330,6 @@
           <w:b/>
           <w:sz w:val="22"/>
         </w:rPr>
-        <w:t>Not "change happens inside the field," but "the field is generated by change." Change is the substance; the field is derivative.</w:t>
-      </w:r>
-    </w:p>
-    <w:p>
-      <w:pPr>
-        <w:spacing w:after="80" w:line="300" w:lineRule="auto"/>
-      </w:pPr>
-      <w:r>
-        <w:rPr>
-          <w:rFonts w:ascii="Calibri" w:hAnsi="Calibri" w:eastAsia="Calibri"/>
-          <w:sz w:val="22"/>
-        </w:rPr>
-        <w:t>Once we accept this, the two difficulties of the Yang–Mills conjecture are recast:</w:t>
-      </w:r>
-    </w:p>
-    <w:p>
-      <w:pPr>
-        <w:spacing w:after="40"/>
-        <w:ind w:left="360"/>
-      </w:pPr>
-      <w:r>
-        <w:rPr>
-          <w:rFonts w:ascii="Calibri" w:hAnsi="Calibri" w:eastAsia="Calibri"/>
-          <w:b/>
-          <w:color w:val="1F4E79"/>
-          <w:sz w:val="22"/>
-        </w:rPr>
-        <w:t xml:space="preserve">• </w:t>
-      </w:r>
-      <w:r>
-        <w:rPr>
-          <w:rFonts w:ascii="Calibri" w:hAnsi="Calibri" w:eastAsia="Calibri"/>
-          <w:sz w:val="22"/>
-        </w:rPr>
-        <w:t xml:space="preserve">The existence question requires a well-defined generated state space, observable algebra and evolution;</w:t>
-      </w:r>
-    </w:p>
-    <w:p>
-      <w:pPr>
-        <w:spacing w:after="40"/>
-        <w:ind w:left="360"/>
-      </w:pPr>
-      <w:r>
-        <w:rPr>
-          <w:rFonts w:ascii="Calibri" w:hAnsi="Calibri" w:eastAsia="Calibri"/>
-          <w:b/>
-          <w:color w:val="1F4E79"/>
-          <w:sz w:val="22"/>
-        </w:rPr>
-        <w:t xml:space="preserve">• </w:t>
-      </w:r>
-      <w:r>
-        <w:rPr>
-          <w:rFonts w:ascii="Calibri" w:hAnsi="Calibri" w:eastAsia="Calibri"/>
-          <w:sz w:val="22"/>
-        </w:rPr>
-        <w:t xml:space="preserve">The gap question requires a positive lower bound for the physical fluctuation operator about the selected state.</w:t>
-      </w:r>
-    </w:p>
-    <w:p>
-      <w:pPr>
-        <w:spacing w:after="80" w:line="300" w:lineRule="auto"/>
-      </w:pPr>
-      <w:r>
-        <w:rPr>
-          <w:rFonts w:ascii="Calibri" w:hAnsi="Calibri" w:eastAsia="Calibri"/>
-          <w:sz w:val="22"/>
-        </w:rPr>
-        <w:t xml:space="preserve">In other words: </w:t>
-      </w:r>
-      <w:r>
-        <w:rPr>
-          <w:rFonts w:ascii="Calibri" w:hAnsi="Calibri" w:eastAsia="Calibri"/>
-          <w:b/>
-          <w:sz w:val="22"/>
-        </w:rPr>
-        <w:t>we no longer try to "directly construct the field" (that is constructing the container of change, backwards); instead we start from "change" itself, letting the field emerge as the structure of change.</w:t>
-      </w:r>
-    </w:p>
-    <w:p>
-      <w:pPr>
-        <w:spacing w:after="80" w:line="300" w:lineRule="auto"/>
-      </w:pPr>
-      <w:r>
-        <w:rPr>
-          <w:rFonts w:ascii="Calibri" w:hAnsi="Calibri" w:eastAsia="Calibri"/>
-          <w:sz w:val="22"/>
-        </w:rPr>
-        <w:t>This turn is the starting point of everything that follows. It repositions the century-old difficulty of "constructing quantum field theory" from a "problem of mathematical technique" into a "problem of the starting point" — the problem is not "how to build the container," but "we should never have started from the container at all."</w:t>
-      </w:r>
-    </w:p>
-    <w:p>
-      <w:pPr>
-        <w:pStyle w:val="Heading3"/>
-        <w:spacing w:before="200" w:after="120"/>
-      </w:pPr>
-      <w:r>
-        <w:rPr>
-          <w:rFonts w:ascii="Calibri" w:hAnsi="Calibri" w:eastAsia="Calibri"/>
-          <w:b/>
-          <w:color w:val="2E6B3A"/>
-          <w:sz w:val="26"/>
-        </w:rPr>
-        <w:t>The Yang–Mills conjecture: where exactly is the difficulty?</w:t>
-      </w:r>
-    </w:p>
-    <w:p>
-      <w:pPr>
-        <w:spacing w:after="80" w:line="300" w:lineRule="auto"/>
-      </w:pPr>
-      <w:r>
-        <w:rPr>
-          <w:rFonts w:ascii="Calibri" w:hAnsi="Calibri" w:eastAsia="Calibri"/>
-          <w:sz w:val="22"/>
-        </w:rPr>
-        <w:t>Yang–Mills theory is the mathematical skeleton of the strong force (QCD) in the Standard Model. The Clay Institute's million-dollar prize is really asking two very specific questions:</w:t>
-      </w:r>
-    </w:p>
-    <w:p>
-      <w:pPr>
-        <w:spacing w:after="80" w:line="300" w:lineRule="auto"/>
-      </w:pPr>
-      <w:r>
-        <w:rPr>
-          <w:rFonts w:ascii="Calibri" w:hAnsi="Calibri" w:eastAsia="Calibri"/>
-          <w:b/>
-          <w:sz w:val="22"/>
-        </w:rPr>
-        <w:t>First, existence:</w:t>
-      </w:r>
-      <w:r>
-        <w:rPr>
-          <w:rFonts w:ascii="Calibri" w:hAnsi="Calibri" w:eastAsia="Calibri"/>
-          <w:sz w:val="22"/>
-        </w:rPr>
-        <w:t xml:space="preserve"> can this quantum theory, in four-dimensional spacetime, be rigorously constructed without blowing up (no infinities)?</w:t>
-      </w:r>
-    </w:p>
-    <w:p>
-      <w:pPr>
-        <w:spacing w:after="80" w:line="300" w:lineRule="auto"/>
-      </w:pPr>
-      <w:r>
-        <w:rPr>
-          <w:rFonts w:ascii="Calibri" w:hAnsi="Calibri" w:eastAsia="Calibri"/>
-          <w:b/>
-          <w:sz w:val="22"/>
-        </w:rPr>
         <w:t/>
       </w:r>
       <w:r>
@@ -3183,151 +3337,7 @@
           <w:rFonts w:ascii="Calibri" w:hAnsi="Calibri" w:eastAsia="Calibri"/>
           <w:sz w:val="22"/>
         </w:rPr>
-        <w:t xml:space="preserve">Second, the mass gap asks for a positive separation above the vacuum in the physical spectrum. Gauge-invariant excitations, such as glueball channels, are the relevant objects; an elementary gluon mass is a different quantity.</w:t>
-      </w:r>
-      <w:r>
-        <w:rPr>
-          <w:rFonts w:ascii="Calibri" w:hAnsi="Calibri" w:eastAsia="Calibri"/>
-          <w:b/>
-          <w:sz w:val="22"/>
-        </w:rPr>
-        <w:t/>
-      </w:r>
-      <w:r>
-        <w:rPr>
-          <w:rFonts w:ascii="Calibri" w:hAnsi="Calibri" w:eastAsia="Calibri"/>
-          <w:sz w:val="22"/>
-        </w:rPr>
-        <w:t xml:space="preserve"/>
-      </w:r>
-    </w:p>
-    <w:p>
-      <w:pPr>
-        <w:spacing w:after="80" w:line="300" w:lineRule="auto"/>
-      </w:pPr>
-      <w:r>
-        <w:rPr>
-          <w:rFonts w:ascii="Calibri" w:hAnsi="Calibri" w:eastAsia="Calibri"/>
-          <w:sz w:val="22"/>
-        </w:rPr>
-        <w:t xml:space="preserve">The interacting dynamics must determine that physical spectrum. Compact internal geometry provides spectral data, while positivity and a mass gap require the corresponding source and fluctuation analysis.</w:t>
-      </w:r>
-    </w:p>
-    <w:p>
-      <w:pPr>
-        <w:spacing w:after="80" w:line="300" w:lineRule="auto"/>
-      </w:pPr>
-      <w:r>
-        <w:rPr>
-          <w:rFonts w:ascii="Calibri" w:hAnsi="Calibri" w:eastAsia="Calibri"/>
-          <w:b/>
-          <w:sz w:val="22"/>
-        </w:rPr>
-        <w:t xml:space="preserve">Our construction begins with the compact internal response space RP³ and its generated operations.</w:t>
-      </w:r>
-    </w:p>
-    <w:p>
-      <w:pPr>
-        <w:spacing w:after="80" w:line="300" w:lineRule="auto"/>
-      </w:pPr>
-      <w:r>
-        <w:rPr>
-          <w:rFonts w:ascii="Calibri" w:hAnsi="Calibri" w:eastAsia="Calibri"/>
-          <w:sz w:val="22"/>
-        </w:rPr>
-        <w:t xml:space="preserve">Its spectrum is discrete and contains an infinite tower of modes. The scalar mass gap m_δ is obtained from the normalized curvature of the complete relative condensate potential on its positive branch, with spectral tail bounds controlling finite evaluation.</w:t>
-      </w:r>
-      <w:r>
-        <w:rPr>
-          <w:rFonts w:ascii="Consolas" w:hAnsi="Consolas" w:eastAsia="Calibri"/>
-          <w:color w:val="8C2F2F"/>
-          <w:sz w:val="20"/>
-        </w:rPr>
-        <w:t/>
-      </w:r>
-      <w:r>
-        <w:rPr>
-          <w:rFonts w:ascii="Calibri" w:hAnsi="Calibri" w:eastAsia="Calibri"/>
-          <w:sz w:val="22"/>
-        </w:rPr>
-        <w:t xml:space="preserve"/>
-      </w:r>
-      <w:r>
-        <w:rPr>
-          <w:rFonts w:ascii="Calibri" w:hAnsi="Calibri" w:eastAsia="Calibri"/>
-          <w:b/>
-          <w:sz w:val="22"/>
-        </w:rPr>
-        <w:t/>
-      </w:r>
-      <w:r>
-        <w:rPr>
-          <w:rFonts w:ascii="Calibri" w:hAnsi="Calibri" w:eastAsia="Calibri"/>
-          <w:sz w:val="22"/>
-        </w:rPr>
-        <w:t xml:space="preserve"/>
-      </w:r>
-      <w:r>
-        <w:rPr>
-          <w:rFonts w:ascii="Calibri" w:hAnsi="Calibri" w:eastAsia="Calibri"/>
-          <w:b/>
-          <w:sz w:val="22"/>
-        </w:rPr>
-        <w:t/>
-      </w:r>
-    </w:p>
-    <w:p>
-      <w:pPr>
-        <w:spacing w:after="80" w:line="300" w:lineRule="auto"/>
-      </w:pPr>
-      <w:r>
-        <w:rPr>
-          <w:rFonts w:ascii="Calibri" w:hAnsi="Calibri" w:eastAsia="Calibri"/>
-          <w:sz w:val="22"/>
-        </w:rPr>
-        <w:t xml:space="preserve"/>
-      </w:r>
-      <w:r>
-        <w:rPr>
-          <w:rFonts w:ascii="Calibri" w:hAnsi="Calibri" w:eastAsia="Calibri"/>
-          <w:b/>
-          <w:sz w:val="22"/>
-        </w:rPr>
-        <w:t/>
-      </w:r>
-      <w:r>
-        <w:rPr>
-          <w:rFonts w:ascii="Calibri" w:hAnsi="Calibri" w:eastAsia="Calibri"/>
-          <w:sz w:val="22"/>
-        </w:rPr>
-        <w:t xml:space="preserve">Guo (2026d) establishes this internal scalar result for the stated source, subtraction and normalization. A physical colour-channel interpretation uses its dynamical observables and their overlap with the scalar response.</w:t>
-      </w:r>
-    </w:p>
-    <w:p>
-      <w:pPr>
-        <w:spacing w:after="80" w:line="300" w:lineRule="auto"/>
-      </w:pPr>
-      <w:r>
-        <w:rPr>
-          <w:rFonts w:ascii="Calibri" w:hAnsi="Calibri" w:eastAsia="Calibri"/>
-          <w:sz w:val="22"/>
-        </w:rPr>
-        <w:t xml:space="preserve">&gt; </w:t>
-      </w:r>
-      <w:r>
-        <w:rPr>
-          <w:rFonts w:ascii="Calibri" w:hAnsi="Calibri" w:eastAsia="Calibri"/>
-          <w:b/>
-          <w:sz w:val="22"/>
-        </w:rPr>
-        <w:t/>
-      </w:r>
-      <w:r>
-        <w:rPr>
-          <w:rFonts w:ascii="Calibri" w:hAnsi="Calibri" w:eastAsia="Calibri"/>
-          <w:sz w:val="22"/>
-        </w:rPr>
-        <w:t xml:space="preserve">Compactness organizes the modes; the condensate potential and normalized fluctuation operator determine the scalar gap.</w:t>
+        <w:t xml:space="preserve">A physical representation is checked on the actual generated objects and the equations they satisfy.</w:t>
       </w:r>
     </w:p>
     <w:p>
@@ -3350,7 +3360,19 @@
           <w:color w:val="1F4E79"/>
           <w:sz w:val="32"/>
         </w:rPr>
-        <w:t>4. A Different Starting Point: From "Change," via the Spectral Sum</w:t>
+        <w:t>5. Several Key Points of the Method</w:t>
+      </w:r>
+    </w:p>
+    <w:p>
+      <w:pPr>
+        <w:spacing w:after="80" w:line="300" w:lineRule="auto"/>
+      </w:pPr>
+      <w:r>
+        <w:rPr>
+          <w:rFonts w:ascii="Calibri" w:hAnsi="Calibri" w:eastAsia="Calibri"/>
+          <w:sz w:val="22"/>
+        </w:rPr>
+        <w:t>This chapter breaks our method into a few operational technical points, each corresponding to a concrete computation already implemented in code.</w:t>
       </w:r>
     </w:p>
     <w:p>
@@ -3365,7 +3387,7 @@
           <w:color w:val="2E6B3A"/>
           <w:sz w:val="26"/>
         </w:rPr>
-        <w:t>How to "grasp" change?</w:t>
+        <w:t>Point 1: three levels of the spectrum</w:t>
       </w:r>
     </w:p>
     <w:p>
@@ -3377,66 +3399,7 @@
           <w:rFonts w:ascii="Calibri" w:hAnsi="Calibri" w:eastAsia="Calibri"/>
           <w:sz w:val="22"/>
         </w:rPr>
-        <w:t xml:space="preserve">If change is the substance, then the first practical question is: </w:t>
-      </w:r>
-      <w:r>
-        <w:rPr>
-          <w:rFonts w:ascii="Calibri" w:hAnsi="Calibri" w:eastAsia="Calibri"/>
-          <w:b/>
-          <w:sz w:val="22"/>
-        </w:rPr>
-        <w:t>how do we mathematically "grasp" and analyze change?</w:t>
-      </w:r>
-    </w:p>
-    <w:p>
-      <w:pPr>
-        <w:spacing w:after="80" w:line="300" w:lineRule="auto"/>
-      </w:pPr>
-      <w:r>
-        <w:rPr>
-          <w:rFonts w:ascii="Calibri" w:hAnsi="Calibri" w:eastAsia="Calibri"/>
-          <w:sz w:val="22"/>
-        </w:rPr>
-        <w:t xml:space="preserve">The answer: with the </w:t>
-      </w:r>
-      <w:r>
-        <w:rPr>
-          <w:rFonts w:ascii="Calibri" w:hAnsi="Calibri" w:eastAsia="Calibri"/>
-          <w:b/>
-          <w:sz w:val="22"/>
-        </w:rPr>
-        <w:t>spectrum</w:t>
-      </w:r>
-      <w:r>
-        <w:rPr>
-          <w:rFonts w:ascii="Calibri" w:hAnsi="Calibri" w:eastAsia="Calibri"/>
-          <w:sz w:val="22"/>
-        </w:rPr>
-        <w:t>.</w:t>
-      </w:r>
-    </w:p>
-    <w:p>
-      <w:pPr>
-        <w:spacing w:after="80" w:line="300" w:lineRule="auto"/>
-      </w:pPr>
-      <w:r>
-        <w:rPr>
-          <w:rFonts w:ascii="Calibri" w:hAnsi="Calibri" w:eastAsia="Calibri"/>
-          <w:sz w:val="22"/>
-        </w:rPr>
-        <w:t>What is a spectrum? It is "a set of frequencies."</w:t>
-      </w:r>
-    </w:p>
-    <w:p>
-      <w:pPr>
-        <w:spacing w:after="80" w:line="300" w:lineRule="auto"/>
-      </w:pPr>
-      <w:r>
-        <w:rPr>
-          <w:rFonts w:ascii="Calibri" w:hAnsi="Calibri" w:eastAsia="Calibri"/>
-          <w:sz w:val="22"/>
-        </w:rPr>
-        <w:t xml:space="preserve">For the operators used here, spectral decomposition resolves change into modes and their amplitudes. Their eigenvalues, products and source couplings together describe the responses of interest.</w:t>
+        <w:t>We distinguish three levels of the spectrum, from concrete to abstract:</w:t>
       </w:r>
     </w:p>
     <w:p>
@@ -3451,14 +3414,22 @@
           <w:color w:val="1F4E79"/>
           <w:sz w:val="22"/>
         </w:rPr>
-        <w:t xml:space="preserve">• </w:t>
-      </w:r>
-      <w:r>
-        <w:rPr>
-          <w:rFonts w:ascii="Calibri" w:hAnsi="Calibri" w:eastAsia="Calibri"/>
-          <w:sz w:val="22"/>
-        </w:rPr>
-        <w:t>A string has its spectrum (fundamental + overtones);</w:t>
+        <w:t xml:space="preserve">1. </w:t>
+      </w:r>
+      <w:r>
+        <w:rPr>
+          <w:rFonts w:ascii="Calibri" w:hAnsi="Calibri" w:eastAsia="Calibri"/>
+          <w:b/>
+          <w:sz w:val="22"/>
+        </w:rPr>
+        <w:t>Discrete spectrum</w:t>
+      </w:r>
+      <w:r>
+        <w:rPr>
+          <w:rFonts w:ascii="Calibri" w:hAnsi="Calibri" w:eastAsia="Calibri"/>
+          <w:sz w:val="22"/>
+        </w:rPr>
+        <w:t xml:space="preserve"> (most concrete): specific quantities one by one — particle masses, energy gaps, the hierarchy of three fermion generations, the gauge coupling constants. These are what finally get compared against observation.</w:t>
       </w:r>
     </w:p>
     <w:p>
@@ -3473,14 +3444,22 @@
           <w:color w:val="1F4E79"/>
           <w:sz w:val="22"/>
         </w:rPr>
-        <w:t xml:space="preserve">• </w:t>
-      </w:r>
-      <w:r>
-        <w:rPr>
-          <w:rFonts w:ascii="Calibri" w:hAnsi="Calibri" w:eastAsia="Calibri"/>
-          <w:sz w:val="22"/>
-        </w:rPr>
-        <w:t>A drum has its spectrum (the various frequencies of its membrane);</w:t>
+        <w:t xml:space="preserve">2. </w:t>
+      </w:r>
+      <w:r>
+        <w:rPr>
+          <w:rFonts w:ascii="Calibri" w:hAnsi="Calibri" w:eastAsia="Calibri"/>
+          <w:b/>
+          <w:sz w:val="22"/>
+        </w:rPr>
+        <w:t>Spectral sum</w:t>
+      </w:r>
+      <w:r>
+        <w:rPr>
+          <w:rFonts w:ascii="Calibri" w:hAnsi="Calibri" w:eastAsia="Calibri"/>
+          <w:sz w:val="22"/>
+        </w:rPr>
+        <w:t xml:space="preserve"> (middle level): summing over the spectrum, taking traces, computing densities — for example the "window capacity" (how many spectral modes a window can hold). This is the bridge from the discrete spectrum to the continuum limit.</w:t>
       </w:r>
     </w:p>
     <w:p>
@@ -3495,14 +3474,61 @@
           <w:color w:val="1F4E79"/>
           <w:sz w:val="22"/>
         </w:rPr>
-        <w:t xml:space="preserve">• </w:t>
-      </w:r>
-      <w:r>
-        <w:rPr>
-          <w:rFonts w:ascii="Calibri" w:hAnsi="Calibri" w:eastAsia="Calibri"/>
-          <w:sz w:val="22"/>
-        </w:rPr>
-        <w:t>An atom has its spectrum (the transition frequencies between electron energy levels);</w:t>
+        <w:t xml:space="preserve">3. </w:t>
+      </w:r>
+      <w:r>
+        <w:rPr>
+          <w:rFonts w:ascii="Calibri" w:hAnsi="Calibri" w:eastAsia="Calibri"/>
+          <w:b/>
+          <w:sz w:val="22"/>
+        </w:rPr>
+        <w:t>Continuum limit / regularisation</w:t>
+      </w:r>
+      <w:r>
+        <w:rPr>
+          <w:rFonts w:ascii="Calibri" w:hAnsi="Calibri" w:eastAsia="Calibri"/>
+          <w:sz w:val="22"/>
+        </w:rPr>
+        <w:t xml:space="preserve"> (most abstract): using the Weyl law, heat-kernel expansion, KK reduction, and so on, to handle the behavior of the spectrum at infinity. This is what makes the computation "convergent, non-divergent."</w:t>
+      </w:r>
+    </w:p>
+    <w:p>
+      <w:pPr>
+        <w:spacing w:after="80" w:line="300" w:lineRule="auto"/>
+      </w:pPr>
+      <w:r>
+        <w:rPr>
+          <w:rFonts w:ascii="Calibri" w:hAnsi="Calibri" w:eastAsia="Calibri"/>
+          <w:sz w:val="22"/>
+        </w:rPr>
+        <w:t>All three levels are indispensable: without the discrete spectrum there is nothing to compare against observation; without the spectral sum there is no internal self-consistency; without the continuum limit there is no "non-divergence." This three-layer structure corresponds to the complete chain "concrete ↔ middle ↔ abstract."</w:t>
+      </w:r>
+    </w:p>
+    <w:p>
+      <w:pPr>
+        <w:pStyle w:val="Heading3"/>
+        <w:spacing w:before="200" w:after="120"/>
+      </w:pPr>
+      <w:r>
+        <w:rPr>
+          <w:rFonts w:ascii="Calibri" w:hAnsi="Calibri" w:eastAsia="Calibri"/>
+          <w:b/>
+          <w:color w:val="2E6B3A"/>
+          <w:sz w:val="26"/>
+        </w:rPr>
+        <w:t>Point 2: two-end regularisation</w:t>
+      </w:r>
+    </w:p>
+    <w:p>
+      <w:pPr>
+        <w:spacing w:after="80" w:line="300" w:lineRule="auto"/>
+      </w:pPr>
+      <w:r>
+        <w:rPr>
+          <w:rFonts w:ascii="Calibri" w:hAnsi="Calibri" w:eastAsia="Calibri"/>
+          <w:sz w:val="22"/>
+        </w:rPr>
+        <w:t xml:space="preserve">The high- and low-frequency parts have different roles in the calculation:</w:t>
       </w:r>
     </w:p>
     <w:p>
@@ -3522,9 +3548,77 @@
       <w:r>
         <w:rPr>
           <w:rFonts w:ascii="Calibri" w:hAnsi="Calibri" w:eastAsia="Calibri"/>
-          <w:sz w:val="22"/>
-        </w:rPr>
-        <w:t>Our internal space (RP³) has its spectrum too (the frequencies of its various vibrational modes).</w:t>
+          <w:b/>
+          <w:sz w:val="22"/>
+        </w:rPr>
+        <w:t/>
+      </w:r>
+      <w:r>
+        <w:rPr>
+          <w:rFonts w:ascii="Calibri" w:hAnsi="Calibri" w:eastAsia="Calibri"/>
+          <w:sz w:val="22"/>
+        </w:rPr>
+        <w:t xml:space="preserve"/>
+      </w:r>
+      <w:r>
+        <w:rPr>
+          <w:rFonts w:ascii="Calibri" w:hAnsi="Calibri" w:eastAsia="Calibri"/>
+          <w:b/>
+          <w:sz w:val="22"/>
+        </w:rPr>
+        <w:t/>
+      </w:r>
+      <w:r>
+        <w:rPr>
+          <w:rFonts w:ascii="Calibri" w:hAnsi="Calibri" w:eastAsia="Calibri"/>
+          <w:sz w:val="22"/>
+        </w:rPr>
+        <w:t xml:space="preserve">At high frequencies, Gaussian weights suppress the spectral tail. Their composition follows the minimal unbiased change rule. The production response uses the finite domain R=5 and retains its stated tail and quadrature controls;</w:t>
+      </w:r>
+    </w:p>
+    <w:p>
+      <w:pPr>
+        <w:spacing w:after="40"/>
+        <w:ind w:left="360"/>
+      </w:pPr>
+      <w:r>
+        <w:rPr>
+          <w:rFonts w:ascii="Calibri" w:hAnsi="Calibri" w:eastAsia="Calibri"/>
+          <w:b/>
+          <w:color w:val="1F4E79"/>
+          <w:sz w:val="22"/>
+        </w:rPr>
+        <w:t xml:space="preserve">• </w:t>
+      </w:r>
+      <w:r>
+        <w:rPr>
+          <w:rFonts w:ascii="Calibri" w:hAnsi="Calibri" w:eastAsia="Calibri"/>
+          <w:b/>
+          <w:sz w:val="22"/>
+        </w:rPr>
+        <w:t/>
+      </w:r>
+      <w:r>
+        <w:rPr>
+          <w:rFonts w:ascii="Calibri" w:hAnsi="Calibri" w:eastAsia="Calibri"/>
+          <w:sz w:val="22"/>
+        </w:rPr>
+        <w:t xml:space="preserve">At low frequencies, the infrared endpoint and its source readout determine the large-scale quantities. The endpoint conditions and the chosen physical response specify this end of the calculation.</w:t>
+      </w:r>
+      <w:r>
+        <w:rPr>
+          <w:rFonts w:ascii="Calibri" w:hAnsi="Calibri" w:eastAsia="Calibri"/>
+          <w:b/>
+          <w:sz w:val="22"/>
+        </w:rPr>
+        <w:t/>
+      </w:r>
+      <w:r>
+        <w:rPr>
+          <w:rFonts w:ascii="Calibri" w:hAnsi="Calibri" w:eastAsia="Calibri"/>
+          <w:sz w:val="22"/>
+        </w:rPr>
+        <w:t xml:space="preserve"/>
       </w:r>
     </w:p>
     <w:p>
@@ -3534,44 +3628,9 @@
       <w:r>
         <w:rPr>
           <w:rFonts w:ascii="Calibri" w:hAnsi="Calibri" w:eastAsia="Calibri"/>
-          <w:b/>
-          <w:sz w:val="22"/>
-        </w:rPr>
-        <w:t/>
-      </w:r>
-      <w:r>
-        <w:rPr>
-          <w:rFonts w:ascii="Calibri" w:hAnsi="Calibri" w:eastAsia="Calibri"/>
-          <w:sz w:val="22"/>
-        </w:rPr>
-        <w:t xml:space="preserve">The spectrum provides the mode values, while amplitudes, products and source maps describe how those modes participate in observations.</w:t>
-      </w:r>
-    </w:p>
-    <w:p>
-      <w:pPr>
-        <w:spacing w:after="80" w:line="300" w:lineRule="auto"/>
-      </w:pPr>
-      <w:r>
-        <w:rPr>
-          <w:rFonts w:ascii="Calibri" w:hAnsi="Calibri" w:eastAsia="Calibri"/>
-          <w:sz w:val="22"/>
-        </w:rPr>
-        <w:t xml:space="preserve">The framework begins with these generated operations on an internal carrier. The external geometric description is introduced through macroscopic readouts.</w:t>
-      </w:r>
-      <w:r>
-        <w:rPr>
-          <w:rFonts w:ascii="Calibri" w:hAnsi="Calibri" w:eastAsia="Calibri"/>
-          <w:b/>
-          <w:sz w:val="22"/>
-        </w:rPr>
-        <w:t/>
-      </w:r>
-      <w:r>
-        <w:rPr>
-          <w:rFonts w:ascii="Calibri" w:hAnsi="Calibri" w:eastAsia="Calibri"/>
-          <w:sz w:val="22"/>
-        </w:rPr>
-        <w:t xml:space="preserve"/>
+          <w:sz w:val="22"/>
+        </w:rPr>
+        <w:t xml:space="preserve">The complete computation therefore identifies both its response domain and its endpoint conditions, together with the errors of finite evaluation.</w:t>
       </w:r>
     </w:p>
     <w:p>
@@ -3586,7 +3645,7 @@
           <w:color w:val="2E6B3A"/>
           <w:sz w:val="26"/>
         </w:rPr>
-        <w:t>The spectral sum: dually rebuilding everything from the spectrum</w:t>
+        <w:t>Point 3: entropy is the bridge between UV and IR</w:t>
       </w:r>
     </w:p>
     <w:p>
@@ -3598,15 +3657,15 @@
           <w:rFonts w:ascii="Calibri" w:hAnsi="Calibri" w:eastAsia="Calibri"/>
           <w:sz w:val="22"/>
         </w:rPr>
-        <w:t xml:space="preserve">Our method is called the </w:t>
-      </w:r>
-      <w:r>
-        <w:rPr>
-          <w:rFonts w:ascii="Calibri" w:hAnsi="Calibri" w:eastAsia="Calibri"/>
-          <w:b/>
-          <w:sz w:val="22"/>
-        </w:rPr>
-        <w:t>spectral-sum representation</w:t>
+        <w:t xml:space="preserve">One quantity that is unexpectedly present throughout is </w:t>
+      </w:r>
+      <w:r>
+        <w:rPr>
+          <w:rFonts w:ascii="Calibri" w:hAnsi="Calibri" w:eastAsia="Calibri"/>
+          <w:b/>
+          <w:sz w:val="22"/>
+        </w:rPr>
+        <w:t>entropy</w:t>
       </w:r>
       <w:r>
         <w:rPr>
@@ -3625,15 +3684,52 @@
           <w:rFonts w:ascii="Calibri" w:hAnsi="Calibri" w:eastAsia="Calibri"/>
           <w:sz w:val="22"/>
         </w:rPr>
-        <w:t xml:space="preserve"/>
-      </w:r>
-      <w:r>
-        <w:rPr>
-          <w:rFonts w:ascii="Calibri" w:hAnsi="Calibri" w:eastAsia="Calibri"/>
-          <w:b/>
-          <w:sz w:val="22"/>
-        </w:rPr>
-        <w:t xml:space="preserve">The method uses the spectrum together with its generated operator algebra, state and source maps to construct effective fields, geometry, gauge structure and interactions.</w:t>
+        <w:t xml:space="preserve">We find that the "span" from the ultraviolet window to the infrared window, after taking its logarithm, is </w:t>
+      </w:r>
+      <w:r>
+        <w:rPr>
+          <w:rFonts w:ascii="Consolas" w:hAnsi="Consolas" w:eastAsia="Calibri"/>
+          <w:color w:val="8C2F2F"/>
+          <w:sz w:val="20"/>
+        </w:rPr>
+        <w:t>∫γ_M = ln(window span) = 139.253</w:t>
+      </w:r>
+      <w:r>
+        <w:rPr>
+          <w:rFonts w:ascii="Calibri" w:hAnsi="Calibri" w:eastAsia="Calibri"/>
+          <w:sz w:val="22"/>
+        </w:rPr>
+        <w:t xml:space="preserve">. This number is exactly a Boltzmann entropy </w:t>
+      </w:r>
+      <w:r>
+        <w:rPr>
+          <w:rFonts w:ascii="Consolas" w:hAnsi="Consolas" w:eastAsia="Calibri"/>
+          <w:color w:val="8C2F2F"/>
+          <w:sz w:val="20"/>
+        </w:rPr>
+        <w:t>S = ln W</w:t>
+      </w:r>
+      <w:r>
+        <w:rPr>
+          <w:rFonts w:ascii="Calibri" w:hAnsi="Calibri" w:eastAsia="Calibri"/>
+          <w:sz w:val="22"/>
+        </w:rPr>
+        <w:t xml:space="preserve"> — where </w:t>
+      </w:r>
+      <w:r>
+        <w:rPr>
+          <w:rFonts w:ascii="Consolas" w:hAnsi="Consolas" w:eastAsia="Calibri"/>
+          <w:color w:val="8C2F2F"/>
+          <w:sz w:val="20"/>
+        </w:rPr>
+        <w:t>W</w:t>
+      </w:r>
+      <w:r>
+        <w:rPr>
+          <w:rFonts w:ascii="Calibri" w:hAnsi="Calibri" w:eastAsia="Calibri"/>
+          <w:sz w:val="22"/>
+        </w:rPr>
+        <w:t xml:space="preserve"> is "the number of ways of change the window can hold."</w:t>
       </w:r>
     </w:p>
     <w:p>
@@ -3643,17 +3739,17 @@
       <w:r>
         <w:rPr>
           <w:rFonts w:ascii="Calibri" w:hAnsi="Calibri" w:eastAsia="Calibri"/>
-          <w:sz w:val="22"/>
-        </w:rPr>
-        <w:t xml:space="preserve">An analogy: a piece of music is, in essence, a string of notes (the spectrum). We do not assume "music must be housed in a container called a score"; we directly analyze the string of notes itself. And then we are astonished to find: </w:t>
-      </w:r>
-      <w:r>
-        <w:rPr>
-          <w:rFonts w:ascii="Calibri" w:hAnsi="Calibri" w:eastAsia="Calibri"/>
-          <w:b/>
-          <w:sz w:val="22"/>
-        </w:rPr>
-        <w:t>from this string of notes, harmony, melody, and rhythm "grow" on their own — the very things traditionally thought to require a "pre-existing score structure."</w:t>
+          <w:b/>
+          <w:sz w:val="22"/>
+        </w:rPr>
+        <w:t>Entropy becomes the bridge connecting ultraviolet and infrared, connecting the microscopic and the macroscopic.</w:t>
+      </w:r>
+      <w:r>
+        <w:rPr>
+          <w:rFonts w:ascii="Calibri" w:hAnsi="Calibri" w:eastAsia="Calibri"/>
+          <w:sz w:val="22"/>
+        </w:rPr>
+        <w:t xml:space="preserve"> This is the most elegant thread in the whole method: it ties the purely counting question "how many ways can change change" to the question "what does the universe look like."</w:t>
       </w:r>
     </w:p>
     <w:p>
@@ -3665,64 +3761,22 @@
           <w:rFonts w:ascii="Calibri" w:hAnsi="Calibri" w:eastAsia="Calibri"/>
           <w:sz w:val="22"/>
         </w:rPr>
-        <w:t xml:space="preserve">This is the meaning of "duality": </w:t>
-      </w:r>
-      <w:r>
-        <w:rPr>
-          <w:rFonts w:ascii="Calibri" w:hAnsi="Calibri" w:eastAsia="Calibri"/>
-          <w:b/>
-          <w:sz w:val="22"/>
-        </w:rPr>
-        <w:t>the spectrum (change) and the physics (field, geometry, gauge) are two faces of one and the same thing.</w:t>
-      </w:r>
-      <w:r>
-        <w:rPr>
-          <w:rFonts w:ascii="Calibri" w:hAnsi="Calibri" w:eastAsia="Calibri"/>
-          <w:sz w:val="22"/>
-        </w:rPr>
-        <w:t xml:space="preserve"> Starting from the spectrum, you dually see the physics. You never have to assume the physics was "already there."</w:t>
-      </w:r>
-    </w:p>
-    <w:p>
-      <w:pPr>
-        <w:spacing w:after="80" w:line="300" w:lineRule="auto"/>
-      </w:pPr>
-      <w:r>
-        <w:rPr>
-          <w:rFonts w:ascii="Calibri" w:hAnsi="Calibri" w:eastAsia="Calibri"/>
-          <w:sz w:val="22"/>
-        </w:rPr>
-        <w:t xml:space="preserve">A drum is a useful analogy: its shape influences its vibration spectrum. Reconstructing geometry requires enough information, including how modes are coupled and observed. In this framework, the generated operations and source responses provide that additional structure.</w:t>
-      </w:r>
-      <w:r>
-        <w:rPr>
-          <w:rFonts w:ascii="Calibri" w:hAnsi="Calibri" w:eastAsia="Calibri"/>
-          <w:b/>
-          <w:sz w:val="22"/>
-        </w:rPr>
-        <w:t/>
-      </w:r>
-      <w:r>
-        <w:rPr>
-          <w:rFonts w:ascii="Calibri" w:hAnsi="Calibri" w:eastAsia="Calibri"/>
-          <w:sz w:val="22"/>
-        </w:rPr>
-        <w:t xml:space="preserve"/>
-      </w:r>
-      <w:r>
-        <w:rPr>
-          <w:rFonts w:ascii="Calibri" w:hAnsi="Calibri" w:eastAsia="Calibri"/>
-          <w:b/>
-          <w:sz w:val="22"/>
-        </w:rPr>
-        <w:t/>
-      </w:r>
-      <w:r>
-        <w:rPr>
-          <w:rFonts w:ascii="Calibri" w:hAnsi="Calibri" w:eastAsia="Calibri"/>
-          <w:sz w:val="22"/>
-        </w:rPr>
-        <w:t xml:space="preserve"/>
+        <w:t xml:space="preserve">Entropy here is not the "degree of disorder" of thermodynamics, but a more universal concept: </w:t>
+      </w:r>
+      <w:r>
+        <w:rPr>
+          <w:rFonts w:ascii="Calibri" w:hAnsi="Calibri" w:eastAsia="Calibri"/>
+          <w:b/>
+          <w:sz w:val="22"/>
+        </w:rPr>
+        <w:t>entropy = the logarithm of the number of ways of change.</w:t>
+      </w:r>
+      <w:r>
+        <w:rPr>
+          <w:rFonts w:ascii="Calibri" w:hAnsi="Calibri" w:eastAsia="Calibri"/>
+          <w:sz w:val="22"/>
+        </w:rPr>
+        <w:t xml:space="preserve"> How many different ways of change this window can hold — its logarithm is the entropy. And it is precisely this entropy that welds the two extremes, the high-frequency end (Planck scale) and the low-frequency end (Hubble scale), into one body.</w:t>
       </w:r>
     </w:p>
     <w:p>
@@ -3737,7 +3791,7 @@
           <w:color w:val="2E6B3A"/>
           <w:sz w:val="26"/>
         </w:rPr>
-        <w:t>One-sentence summary of our route</w:t>
+        <w:t>Point 4: the highest principle — duality emergence</w:t>
       </w:r>
     </w:p>
     <w:p>
@@ -3749,15 +3803,22 @@
           <w:rFonts w:ascii="Calibri" w:hAnsi="Calibri" w:eastAsia="Calibri"/>
           <w:sz w:val="22"/>
         </w:rPr>
-        <w:t xml:space="preserve">Traditional quantum field theory: </w:t>
-      </w:r>
-      <w:r>
-        <w:rPr>
-          <w:rFonts w:ascii="Calibri" w:hAnsi="Calibri" w:eastAsia="Calibri"/>
-          <w:b/>
-          <w:sz w:val="22"/>
-        </w:rPr>
-        <w:t>first build the field (container) → then put change in → then stitch it with quantization rules (measure).</w:t>
+        <w:t xml:space="preserve">The highest principle running through everything, we call </w:t>
+      </w:r>
+      <w:r>
+        <w:rPr>
+          <w:rFonts w:ascii="Calibri" w:hAnsi="Calibri" w:eastAsia="Calibri"/>
+          <w:b/>
+          <w:sz w:val="22"/>
+        </w:rPr>
+        <w:t>"duality emergence"</w:t>
+      </w:r>
+      <w:r>
+        <w:rPr>
+          <w:rFonts w:ascii="Calibri" w:hAnsi="Calibri" w:eastAsia="Calibri"/>
+          <w:sz w:val="22"/>
+        </w:rPr>
+        <w:t>:</w:t>
       </w:r>
     </w:p>
     <w:p>
@@ -3769,15 +3830,7 @@
           <w:rFonts w:ascii="Calibri" w:hAnsi="Calibri" w:eastAsia="Calibri"/>
           <w:sz w:val="22"/>
         </w:rPr>
-        <w:t xml:space="preserve">Our route: </w:t>
-      </w:r>
-      <w:r>
-        <w:rPr>
-          <w:rFonts w:ascii="Calibri" w:hAnsi="Calibri" w:eastAsia="Calibri"/>
-          <w:b/>
-          <w:sz w:val="22"/>
-        </w:rPr>
-        <w:t>change is the substance → describe change with the spectrum → dually emerge field, geometry, gauge from the spectrum → finally emerge the full physics of 4-dimensional spacetime.</w:t>
+        <w:t>&gt; spectrum → duality → gauge/geometry/entropy → emergence → 4D physics.</w:t>
       </w:r>
     </w:p>
     <w:p>
@@ -3789,22 +3842,127 @@
           <w:rFonts w:ascii="Calibri" w:hAnsi="Calibri" w:eastAsia="Calibri"/>
           <w:sz w:val="22"/>
         </w:rPr>
-        <w:t xml:space="preserve">The spectral route makes the construction explicit: each physical readout is tied to an operator, a source and a normalization.</w:t>
-      </w:r>
-    </w:p>
-    <w:p>
-      <w:pPr>
-        <w:pStyle w:val="Heading3"/>
-        <w:spacing w:before="200" w:after="120"/>
-      </w:pPr>
-      <w:r>
-        <w:rPr>
-          <w:rFonts w:ascii="Calibri" w:hAnsi="Calibri" w:eastAsia="Calibri"/>
-          <w:b/>
-          <w:color w:val="2E6B3A"/>
-          <w:sz w:val="26"/>
-        </w:rPr>
-        <w:t>How do physicists judge whether a theory is "rigorous"? — the Wightman axioms</w:t>
+        <w:t>Four dualities are unified in one framework:</w:t>
+      </w:r>
+    </w:p>
+    <w:p>
+      <w:pPr>
+        <w:spacing w:after="40"/>
+        <w:ind w:left="360"/>
+      </w:pPr>
+      <w:r>
+        <w:rPr>
+          <w:rFonts w:ascii="Calibri" w:hAnsi="Calibri" w:eastAsia="Calibri"/>
+          <w:b/>
+          <w:color w:val="1F4E79"/>
+          <w:sz w:val="22"/>
+        </w:rPr>
+        <w:t xml:space="preserve">• </w:t>
+      </w:r>
+      <w:r>
+        <w:rPr>
+          <w:rFonts w:ascii="Calibri" w:hAnsi="Calibri" w:eastAsia="Calibri"/>
+          <w:b/>
+          <w:sz w:val="22"/>
+        </w:rPr>
+        <w:t>conformal ↔ gauge</w:t>
+      </w:r>
+      <w:r>
+        <w:rPr>
+          <w:rFonts w:ascii="Calibri" w:hAnsi="Calibri" w:eastAsia="Calibri"/>
+          <w:sz w:val="22"/>
+        </w:rPr>
+        <w:t xml:space="preserve"> (the scaling symmetry of spacetime dual to gauge symmetry);</w:t>
+      </w:r>
+    </w:p>
+    <w:p>
+      <w:pPr>
+        <w:spacing w:after="40"/>
+        <w:ind w:left="360"/>
+      </w:pPr>
+      <w:r>
+        <w:rPr>
+          <w:rFonts w:ascii="Calibri" w:hAnsi="Calibri" w:eastAsia="Calibri"/>
+          <w:b/>
+          <w:color w:val="1F4E79"/>
+          <w:sz w:val="22"/>
+        </w:rPr>
+        <w:t xml:space="preserve">• </w:t>
+      </w:r>
+      <w:r>
+        <w:rPr>
+          <w:rFonts w:ascii="Calibri" w:hAnsi="Calibri" w:eastAsia="Calibri"/>
+          <w:b/>
+          <w:sz w:val="22"/>
+        </w:rPr>
+        <w:t>geometry ↔ gauge</w:t>
+      </w:r>
+      <w:r>
+        <w:rPr>
+          <w:rFonts w:ascii="Calibri" w:hAnsi="Calibri" w:eastAsia="Calibri"/>
+          <w:sz w:val="22"/>
+        </w:rPr>
+        <w:t xml:space="preserve"> (the geometry of the internal space dual to the gauge-group structure);</w:t>
+      </w:r>
+    </w:p>
+    <w:p>
+      <w:pPr>
+        <w:spacing w:after="40"/>
+        <w:ind w:left="360"/>
+      </w:pPr>
+      <w:r>
+        <w:rPr>
+          <w:rFonts w:ascii="Calibri" w:hAnsi="Calibri" w:eastAsia="Calibri"/>
+          <w:b/>
+          <w:color w:val="1F4E79"/>
+          <w:sz w:val="22"/>
+        </w:rPr>
+        <w:t xml:space="preserve">• </w:t>
+      </w:r>
+      <w:r>
+        <w:rPr>
+          <w:rFonts w:ascii="Calibri" w:hAnsi="Calibri" w:eastAsia="Calibri"/>
+          <w:b/>
+          <w:sz w:val="22"/>
+        </w:rPr>
+        <w:t>UV ↔ IR</w:t>
+      </w:r>
+      <w:r>
+        <w:rPr>
+          <w:rFonts w:ascii="Calibri" w:hAnsi="Calibri" w:eastAsia="Calibri"/>
+          <w:sz w:val="22"/>
+        </w:rPr>
+        <w:t xml:space="preserve"> (high frequency dual to low frequency, bridged by entropy);</w:t>
+      </w:r>
+    </w:p>
+    <w:p>
+      <w:pPr>
+        <w:spacing w:after="40"/>
+        <w:ind w:left="360"/>
+      </w:pPr>
+      <w:r>
+        <w:rPr>
+          <w:rFonts w:ascii="Calibri" w:hAnsi="Calibri" w:eastAsia="Calibri"/>
+          <w:b/>
+          <w:color w:val="1F4E79"/>
+          <w:sz w:val="22"/>
+        </w:rPr>
+        <w:t xml:space="preserve">• </w:t>
+      </w:r>
+      <w:r>
+        <w:rPr>
+          <w:rFonts w:ascii="Calibri" w:hAnsi="Calibri" w:eastAsia="Calibri"/>
+          <w:b/>
+          <w:sz w:val="22"/>
+        </w:rPr>
+        <w:t>spectrum ↔ physics</w:t>
+      </w:r>
+      <w:r>
+        <w:rPr>
+          <w:rFonts w:ascii="Calibri" w:hAnsi="Calibri" w:eastAsia="Calibri"/>
+          <w:sz w:val="22"/>
+        </w:rPr>
+        <w:t xml:space="preserve"> (the frequencies of change dual to observable physical quantities).</w:t>
       </w:r>
     </w:p>
     <w:p>
@@ -3816,58 +3974,6 @@
           <w:rFonts w:ascii="Calibri" w:hAnsi="Calibri" w:eastAsia="Calibri"/>
           <w:sz w:val="22"/>
         </w:rPr>
-        <w:t xml:space="preserve">In mathematical physics, there is a recognized gold standard for judging whether a quantum field theory is "watertight": the </w:t>
-      </w:r>
-      <w:r>
-        <w:rPr>
-          <w:rFonts w:ascii="Calibri" w:hAnsi="Calibri" w:eastAsia="Calibri"/>
-          <w:b/>
-          <w:sz w:val="22"/>
-        </w:rPr>
-        <w:t>Wightman axioms</w:t>
-      </w:r>
-      <w:r>
-        <w:rPr>
-          <w:rFonts w:ascii="Calibri" w:hAnsi="Calibri" w:eastAsia="Calibri"/>
-          <w:sz w:val="22"/>
-        </w:rPr>
-        <w:t>. Proposed by Wightman in the 1950s, they comprise several rules (roughly: a Hilbert space exists, a vacuum state exists, the field operators are distributions, relativistic covariance holds, locality holds, the spectrum condition holds, and so on).</w:t>
-      </w:r>
-    </w:p>
-    <w:p>
-      <w:pPr>
-        <w:spacing w:after="80" w:line="300" w:lineRule="auto"/>
-      </w:pPr>
-      <w:r>
-        <w:rPr>
-          <w:rFonts w:ascii="Calibri" w:hAnsi="Calibri" w:eastAsia="Calibri"/>
-          <w:sz w:val="22"/>
-        </w:rPr>
-        <w:t xml:space="preserve">The Wightman axioms give precise criteria for a relativistic quantum field theory on Minkowski spacetime. A proof is tied to the particular fields, states and dynamics under study.</w:t>
-      </w:r>
-    </w:p>
-    <w:p>
-      <w:pPr>
-        <w:spacing w:after="80" w:line="300" w:lineRule="auto"/>
-      </w:pPr>
-      <w:r>
-        <w:rPr>
-          <w:rFonts w:ascii="Calibri" w:hAnsi="Calibri" w:eastAsia="Calibri"/>
-          <w:b/>
-          <w:sz w:val="22"/>
-        </w:rPr>
-        <w:t>What is the relation between our framework and the Wightman axioms?</w:t>
-      </w:r>
-    </w:p>
-    <w:p>
-      <w:pPr>
-        <w:spacing w:after="80" w:line="300" w:lineRule="auto"/>
-      </w:pPr>
-      <w:r>
-        <w:rPr>
-          <w:rFonts w:ascii="Calibri" w:hAnsi="Calibri" w:eastAsia="Calibri"/>
-          <w:sz w:val="22"/>
-        </w:rPr>
         <w:t xml:space="preserve"/>
       </w:r>
       <w:r>
@@ -3883,88 +3989,7 @@
           <w:rFonts w:ascii="Calibri" w:hAnsi="Calibri" w:eastAsia="Calibri"/>
           <w:sz w:val="22"/>
         </w:rPr>
-        <w:t xml:space="preserve">Our basic objects are generated states and operations. When a construction is represented as a relativistic quantum field theory, its covariance, spectral positivity and locality are examined in that representation.</w:t>
-      </w:r>
-    </w:p>
-    <w:p>
-      <w:pPr>
-        <w:spacing w:after="80" w:line="300" w:lineRule="auto"/>
-      </w:pPr>
-      <w:r>
-        <w:rPr>
-          <w:rFonts w:ascii="Calibri" w:hAnsi="Calibri" w:eastAsia="Calibri"/>
-          <w:sz w:val="22"/>
-        </w:rPr>
-        <w:t xml:space="preserve"/>
-      </w:r>
-      <w:r>
-        <w:rPr>
-          <w:rFonts w:ascii="Calibri" w:hAnsi="Calibri" w:eastAsia="Calibri"/>
-          <w:b/>
-          <w:sz w:val="22"/>
-        </w:rPr>
-        <w:t/>
-      </w:r>
-      <w:r>
-        <w:rPr>
-          <w:rFonts w:ascii="Calibri" w:hAnsi="Calibri" w:eastAsia="Calibri"/>
-          <w:sz w:val="22"/>
-        </w:rPr>
-        <w:t xml:space="preserve">Free spectral realizations provide a tractable interface. Interacting generated observables additionally require the product estimates, source dynamics and limit controls stated in the companion manuscripts.</w:t>
-      </w:r>
-    </w:p>
-    <w:p>
-      <w:pPr>
-        <w:spacing w:after="80" w:line="300" w:lineRule="auto"/>
-      </w:pPr>
-      <w:r>
-        <w:rPr>
-          <w:rFonts w:ascii="Calibri" w:hAnsi="Calibri" w:eastAsia="Calibri"/>
-          <w:sz w:val="22"/>
-        </w:rPr>
-        <w:t xml:space="preserve"/>
-      </w:r>
-      <w:r>
-        <w:rPr>
-          <w:rFonts w:ascii="Calibri" w:hAnsi="Calibri" w:eastAsia="Calibri"/>
-          <w:b/>
-          <w:sz w:val="22"/>
-        </w:rPr>
-        <w:t/>
-      </w:r>
-      <w:r>
-        <w:rPr>
-          <w:rFonts w:ascii="Calibri" w:hAnsi="Calibri" w:eastAsia="Calibri"/>
-          <w:sz w:val="22"/>
-        </w:rPr>
-        <w:t xml:space="preserve">The point of contact is concrete: one compares the state space, operators, spectral measure and observables used in the two descriptions.</w:t>
-      </w:r>
-    </w:p>
-    <w:p>
-      <w:pPr>
-        <w:spacing w:after="80" w:line="300" w:lineRule="auto"/>
-      </w:pPr>
-      <w:r>
-        <w:rPr>
-          <w:rFonts w:ascii="Calibri" w:hAnsi="Calibri" w:eastAsia="Calibri"/>
-          <w:sz w:val="22"/>
-        </w:rPr>
-        <w:t xml:space="preserve">&gt; </w:t>
-      </w:r>
-      <w:r>
-        <w:rPr>
-          <w:rFonts w:ascii="Calibri" w:hAnsi="Calibri" w:eastAsia="Calibri"/>
-          <w:b/>
-          <w:sz w:val="22"/>
-        </w:rPr>
-        <w:t/>
-      </w:r>
-      <w:r>
-        <w:rPr>
-          <w:rFonts w:ascii="Calibri" w:hAnsi="Calibri" w:eastAsia="Calibri"/>
-          <w:sz w:val="22"/>
-        </w:rPr>
-        <w:t xml:space="preserve">A physical representation is checked on the actual generated objects and the equations they satisfy.</w:t>
+        <w:t xml:space="preserve">Each correspondence has a stated carrier, map and normalization. Their compatibility supplies joint relations between outputs; the proofs and computational records identify which relations have been established.</w:t>
       </w:r>
     </w:p>
     <w:p>
@@ -3987,19 +4012,7 @@
           <w:color w:val="1F4E79"/>
           <w:sz w:val="32"/>
         </w:rPr>
-        <w:t>5. Several Key Points of the Method</w:t>
-      </w:r>
-    </w:p>
-    <w:p>
-      <w:pPr>
-        <w:spacing w:after="80" w:line="300" w:lineRule="auto"/>
-      </w:pPr>
-      <w:r>
-        <w:rPr>
-          <w:rFonts w:ascii="Calibri" w:hAnsi="Calibri" w:eastAsia="Calibri"/>
-          <w:sz w:val="22"/>
-        </w:rPr>
-        <w:t>This chapter breaks our method into a few operational technical points, each corresponding to a concrete computation already implemented in code.</w:t>
+        <w:t>6. The Smallest Change, and the Uniqueness of Four Dimensions</w:t>
       </w:r>
     </w:p>
     <w:p>
@@ -4014,7 +4027,7 @@
           <w:color w:val="2E6B3A"/>
           <w:sz w:val="26"/>
         </w:rPr>
-        <w:t>Point 1: three levels of the spectrum</w:t>
+        <w:t>Starting from "the smallest change"</w:t>
       </w:r>
     </w:p>
     <w:p>
@@ -4026,7 +4039,128 @@
           <w:rFonts w:ascii="Calibri" w:hAnsi="Calibri" w:eastAsia="Calibri"/>
           <w:sz w:val="22"/>
         </w:rPr>
-        <w:t>We distinguish three levels of the spectrum, from concrete to abstract:</w:t>
+        <w:t xml:space="preserve">Change comes in sizes. Some changes are complex, some simple. So: </w:t>
+      </w:r>
+      <w:r>
+        <w:rPr>
+          <w:rFonts w:ascii="Calibri" w:hAnsi="Calibri" w:eastAsia="Calibri"/>
+          <w:b/>
+          <w:sz w:val="22"/>
+        </w:rPr>
+        <w:t>what is the smallest, most fundamental change?</w:t>
+      </w:r>
+    </w:p>
+    <w:p>
+      <w:pPr>
+        <w:spacing w:after="80" w:line="300" w:lineRule="auto"/>
+      </w:pPr>
+      <w:r>
+        <w:rPr>
+          <w:rFonts w:ascii="Calibri" w:hAnsi="Calibri" w:eastAsia="Calibri"/>
+          <w:sz w:val="22"/>
+        </w:rPr>
+        <w:t xml:space="preserve"/>
+      </w:r>
+      <w:r>
+        <w:rPr>
+          <w:rFonts w:ascii="Calibri" w:hAnsi="Calibri" w:eastAsia="Calibri"/>
+          <w:b/>
+          <w:sz w:val="22"/>
+        </w:rPr>
+        <w:t xml:space="preserve">The starting point is minimal unbiased change and its composition. The physical construction develops an internal compact response space RP³ from the allowed operations.</w:t>
+      </w:r>
+    </w:p>
+    <w:p>
+      <w:pPr>
+        <w:spacing w:after="80" w:line="300" w:lineRule="auto"/>
+      </w:pPr>
+      <w:r>
+        <w:rPr>
+          <w:rFonts w:ascii="Calibri" w:hAnsi="Calibri" w:eastAsia="Calibri"/>
+          <w:sz w:val="22"/>
+        </w:rPr>
+        <w:t xml:space="preserve">RP³ is obtained by identifying antipodal points of the three-sphere S³. Compactness gives a discrete infinite spectrum for the relevant elliptic operators. A finite response window retains finitely many active modes; parity and chirality enter through the specified projections.</w:t>
+      </w:r>
+    </w:p>
+    <w:p>
+      <w:pPr>
+        <w:spacing w:after="80" w:line="300" w:lineRule="auto"/>
+      </w:pPr>
+      <w:r>
+        <w:rPr>
+          <w:rFonts w:ascii="Calibri" w:hAnsi="Calibri" w:eastAsia="Calibri"/>
+          <w:sz w:val="22"/>
+        </w:rPr>
+        <w:t xml:space="preserve">The space and its representation content are tied to the generation rules and minimal realization in Guo (2026d). The numerical calculation inherits that structure and fixes the projections and normalizations used for each response.</w:t>
+      </w:r>
+    </w:p>
+    <w:p>
+      <w:pPr>
+        <w:pStyle w:val="Heading3"/>
+        <w:spacing w:before="200" w:after="120"/>
+      </w:pPr>
+      <w:r>
+        <w:rPr>
+          <w:rFonts w:ascii="Calibri" w:hAnsi="Calibri" w:eastAsia="Calibri"/>
+          <w:b/>
+          <w:color w:val="2E6B3A"/>
+          <w:sz w:val="26"/>
+        </w:rPr>
+        <w:t>Why four dimensions are "four"</w:t>
+      </w:r>
+    </w:p>
+    <w:p>
+      <w:pPr>
+        <w:spacing w:after="80" w:line="300" w:lineRule="auto"/>
+      </w:pPr>
+      <w:r>
+        <w:rPr>
+          <w:rFonts w:ascii="Calibri" w:hAnsi="Calibri" w:eastAsia="Calibri"/>
+          <w:sz w:val="22"/>
+        </w:rPr>
+        <w:t xml:space="preserve">A long-standing puzzle in physics: why is the spacetime we live in exactly </w:t>
+      </w:r>
+      <w:r>
+        <w:rPr>
+          <w:rFonts w:ascii="Calibri" w:hAnsi="Calibri" w:eastAsia="Calibri"/>
+          <w:b/>
+          <w:sz w:val="22"/>
+        </w:rPr>
+        <w:t>3+1 = 4 dimensions</w:t>
+      </w:r>
+      <w:r>
+        <w:rPr>
+          <w:rFonts w:ascii="Calibri" w:hAnsi="Calibri" w:eastAsia="Calibri"/>
+          <w:sz w:val="22"/>
+        </w:rPr>
+        <w:t>? Why not 5, or 10?</w:t>
+      </w:r>
+    </w:p>
+    <w:p>
+      <w:pPr>
+        <w:spacing w:after="80" w:line="300" w:lineRule="auto"/>
+      </w:pPr>
+      <w:r>
+        <w:rPr>
+          <w:rFonts w:ascii="Calibri" w:hAnsi="Calibri" w:eastAsia="Calibri"/>
+          <w:sz w:val="22"/>
+        </w:rPr>
+        <w:t xml:space="preserve">In our framework, </w:t>
+      </w:r>
+      <w:r>
+        <w:rPr>
+          <w:rFonts w:ascii="Calibri" w:hAnsi="Calibri" w:eastAsia="Calibri"/>
+          <w:b/>
+          <w:sz w:val="22"/>
+        </w:rPr>
+        <w:t>four dimensions are not "chosen," but "uniquely self-consistent."</w:t>
+      </w:r>
+      <w:r>
+        <w:rPr>
+          <w:rFonts w:ascii="Calibri" w:hAnsi="Calibri" w:eastAsia="Calibri"/>
+          <w:sz w:val="22"/>
+        </w:rPr>
+        <w:t xml:space="preserve"> The skeleton of the derivation:</w:t>
       </w:r>
     </w:p>
     <w:p>
@@ -4041,277 +4175,14 @@
           <w:color w:val="1F4E79"/>
           <w:sz w:val="22"/>
         </w:rPr>
-        <w:t xml:space="preserve">1. </w:t>
-      </w:r>
-      <w:r>
-        <w:rPr>
-          <w:rFonts w:ascii="Calibri" w:hAnsi="Calibri" w:eastAsia="Calibri"/>
-          <w:b/>
-          <w:sz w:val="22"/>
-        </w:rPr>
-        <w:t>Discrete spectrum</w:t>
-      </w:r>
-      <w:r>
-        <w:rPr>
-          <w:rFonts w:ascii="Calibri" w:hAnsi="Calibri" w:eastAsia="Calibri"/>
-          <w:sz w:val="22"/>
-        </w:rPr>
-        <w:t xml:space="preserve"> (most concrete): specific quantities one by one — particle masses, energy gaps, the hierarchy of three fermion generations, the gauge coupling constants. These are what finally get compared against observation.</w:t>
-      </w:r>
-    </w:p>
-    <w:p>
-      <w:pPr>
-        <w:spacing w:after="40"/>
-        <w:ind w:left="360"/>
-      </w:pPr>
-      <w:r>
-        <w:rPr>
-          <w:rFonts w:ascii="Calibri" w:hAnsi="Calibri" w:eastAsia="Calibri"/>
-          <w:b/>
-          <w:color w:val="1F4E79"/>
-          <w:sz w:val="22"/>
-        </w:rPr>
-        <w:t xml:space="preserve">2. </w:t>
-      </w:r>
-      <w:r>
-        <w:rPr>
-          <w:rFonts w:ascii="Calibri" w:hAnsi="Calibri" w:eastAsia="Calibri"/>
-          <w:b/>
-          <w:sz w:val="22"/>
-        </w:rPr>
-        <w:t>Spectral sum</w:t>
-      </w:r>
-      <w:r>
-        <w:rPr>
-          <w:rFonts w:ascii="Calibri" w:hAnsi="Calibri" w:eastAsia="Calibri"/>
-          <w:sz w:val="22"/>
-        </w:rPr>
-        <w:t xml:space="preserve"> (middle level): summing over the spectrum, taking traces, computing densities — for example the "window capacity" (how many spectral modes a window can hold). This is the bridge from the discrete spectrum to the continuum limit.</w:t>
-      </w:r>
-    </w:p>
-    <w:p>
-      <w:pPr>
-        <w:spacing w:after="40"/>
-        <w:ind w:left="360"/>
-      </w:pPr>
-      <w:r>
-        <w:rPr>
-          <w:rFonts w:ascii="Calibri" w:hAnsi="Calibri" w:eastAsia="Calibri"/>
-          <w:b/>
-          <w:color w:val="1F4E79"/>
-          <w:sz w:val="22"/>
-        </w:rPr>
-        <w:t xml:space="preserve">3. </w:t>
-      </w:r>
-      <w:r>
-        <w:rPr>
-          <w:rFonts w:ascii="Calibri" w:hAnsi="Calibri" w:eastAsia="Calibri"/>
-          <w:b/>
-          <w:sz w:val="22"/>
-        </w:rPr>
-        <w:t>Continuum limit / regularisation</w:t>
-      </w:r>
-      <w:r>
-        <w:rPr>
-          <w:rFonts w:ascii="Calibri" w:hAnsi="Calibri" w:eastAsia="Calibri"/>
-          <w:sz w:val="22"/>
-        </w:rPr>
-        <w:t xml:space="preserve"> (most abstract): using the Weyl law, heat-kernel expansion, KK reduction, and so on, to handle the behavior of the spectrum at infinity. This is what makes the computation "convergent, non-divergent."</w:t>
-      </w:r>
-    </w:p>
-    <w:p>
-      <w:pPr>
-        <w:spacing w:after="80" w:line="300" w:lineRule="auto"/>
-      </w:pPr>
-      <w:r>
-        <w:rPr>
-          <w:rFonts w:ascii="Calibri" w:hAnsi="Calibri" w:eastAsia="Calibri"/>
-          <w:sz w:val="22"/>
-        </w:rPr>
-        <w:t>All three levels are indispensable: without the discrete spectrum there is nothing to compare against observation; without the spectral sum there is no internal self-consistency; without the continuum limit there is no "non-divergence." This three-layer structure corresponds to the complete chain "concrete ↔ middle ↔ abstract."</w:t>
-      </w:r>
-    </w:p>
-    <w:p>
-      <w:pPr>
-        <w:pStyle w:val="Heading3"/>
-        <w:spacing w:before="200" w:after="120"/>
-      </w:pPr>
-      <w:r>
-        <w:rPr>
-          <w:rFonts w:ascii="Calibri" w:hAnsi="Calibri" w:eastAsia="Calibri"/>
-          <w:b/>
-          <w:color w:val="2E6B3A"/>
-          <w:sz w:val="26"/>
-        </w:rPr>
-        <w:t>Point 2: two-end regularisation</w:t>
-      </w:r>
-    </w:p>
-    <w:p>
-      <w:pPr>
-        <w:spacing w:after="80" w:line="300" w:lineRule="auto"/>
-      </w:pPr>
-      <w:r>
-        <w:rPr>
-          <w:rFonts w:ascii="Calibri" w:hAnsi="Calibri" w:eastAsia="Calibri"/>
-          <w:sz w:val="22"/>
-        </w:rPr>
-        <w:t xml:space="preserve">The high- and low-frequency parts have different roles in the calculation:</w:t>
-      </w:r>
-    </w:p>
-    <w:p>
-      <w:pPr>
-        <w:spacing w:after="40"/>
-        <w:ind w:left="360"/>
-      </w:pPr>
-      <w:r>
-        <w:rPr>
-          <w:rFonts w:ascii="Calibri" w:hAnsi="Calibri" w:eastAsia="Calibri"/>
-          <w:b/>
-          <w:color w:val="1F4E79"/>
-          <w:sz w:val="22"/>
-        </w:rPr>
         <w:t xml:space="preserve">• </w:t>
       </w:r>
       <w:r>
         <w:rPr>
           <w:rFonts w:ascii="Calibri" w:hAnsi="Calibri" w:eastAsia="Calibri"/>
-          <w:b/>
-          <w:sz w:val="22"/>
-        </w:rPr>
-        <w:t/>
-      </w:r>
-      <w:r>
-        <w:rPr>
-          <w:rFonts w:ascii="Calibri" w:hAnsi="Calibri" w:eastAsia="Calibri"/>
-          <w:sz w:val="22"/>
-        </w:rPr>
-        <w:t xml:space="preserve"/>
-      </w:r>
-      <w:r>
-        <w:rPr>
-          <w:rFonts w:ascii="Calibri" w:hAnsi="Calibri" w:eastAsia="Calibri"/>
-          <w:b/>
-          <w:sz w:val="22"/>
-        </w:rPr>
-        <w:t/>
-      </w:r>
-      <w:r>
-        <w:rPr>
-          <w:rFonts w:ascii="Calibri" w:hAnsi="Calibri" w:eastAsia="Calibri"/>
-          <w:sz w:val="22"/>
-        </w:rPr>
-        <w:t xml:space="preserve">At high frequencies, Gaussian weights suppress the spectral tail. Their composition follows the minimal unbiased change rule. The production response uses the finite domain R=5 and retains its stated tail and quadrature controls;</w:t>
-      </w:r>
-    </w:p>
-    <w:p>
-      <w:pPr>
-        <w:spacing w:after="40"/>
-        <w:ind w:left="360"/>
-      </w:pPr>
-      <w:r>
-        <w:rPr>
-          <w:rFonts w:ascii="Calibri" w:hAnsi="Calibri" w:eastAsia="Calibri"/>
-          <w:b/>
-          <w:color w:val="1F4E79"/>
-          <w:sz w:val="22"/>
-        </w:rPr>
-        <w:t xml:space="preserve">• </w:t>
-      </w:r>
-      <w:r>
-        <w:rPr>
-          <w:rFonts w:ascii="Calibri" w:hAnsi="Calibri" w:eastAsia="Calibri"/>
-          <w:b/>
-          <w:sz w:val="22"/>
-        </w:rPr>
-        <w:t/>
-      </w:r>
-      <w:r>
-        <w:rPr>
-          <w:rFonts w:ascii="Calibri" w:hAnsi="Calibri" w:eastAsia="Calibri"/>
-          <w:sz w:val="22"/>
-        </w:rPr>
-        <w:t xml:space="preserve">At low frequencies, the infrared endpoint and its source readout determine the large-scale quantities. The endpoint conditions and the chosen physical response specify this end of the calculation.</w:t>
-      </w:r>
-      <w:r>
-        <w:rPr>
-          <w:rFonts w:ascii="Calibri" w:hAnsi="Calibri" w:eastAsia="Calibri"/>
-          <w:b/>
-          <w:sz w:val="22"/>
-        </w:rPr>
-        <w:t/>
-      </w:r>
-      <w:r>
-        <w:rPr>
-          <w:rFonts w:ascii="Calibri" w:hAnsi="Calibri" w:eastAsia="Calibri"/>
-          <w:sz w:val="22"/>
-        </w:rPr>
-        <w:t xml:space="preserve"/>
-      </w:r>
-    </w:p>
-    <w:p>
-      <w:pPr>
-        <w:spacing w:after="80" w:line="300" w:lineRule="auto"/>
-      </w:pPr>
-      <w:r>
-        <w:rPr>
-          <w:rFonts w:ascii="Calibri" w:hAnsi="Calibri" w:eastAsia="Calibri"/>
-          <w:sz w:val="22"/>
-        </w:rPr>
-        <w:t xml:space="preserve">The complete computation therefore identifies both its response domain and its endpoint conditions, together with the errors of finite evaluation.</w:t>
-      </w:r>
-    </w:p>
-    <w:p>
-      <w:pPr>
-        <w:pStyle w:val="Heading3"/>
-        <w:spacing w:before="200" w:after="120"/>
-      </w:pPr>
-      <w:r>
-        <w:rPr>
-          <w:rFonts w:ascii="Calibri" w:hAnsi="Calibri" w:eastAsia="Calibri"/>
-          <w:b/>
-          <w:color w:val="2E6B3A"/>
-          <w:sz w:val="26"/>
-        </w:rPr>
-        <w:t>Point 3: entropy is the bridge between UV and IR</w:t>
-      </w:r>
-    </w:p>
-    <w:p>
-      <w:pPr>
-        <w:spacing w:after="80" w:line="300" w:lineRule="auto"/>
-      </w:pPr>
-      <w:r>
-        <w:rPr>
-          <w:rFonts w:ascii="Calibri" w:hAnsi="Calibri" w:eastAsia="Calibri"/>
-          <w:sz w:val="22"/>
-        </w:rPr>
-        <w:t xml:space="preserve">One quantity that is unexpectedly present throughout is </w:t>
-      </w:r>
-      <w:r>
-        <w:rPr>
-          <w:rFonts w:ascii="Calibri" w:hAnsi="Calibri" w:eastAsia="Calibri"/>
-          <w:b/>
-          <w:sz w:val="22"/>
-        </w:rPr>
-        <w:t>entropy</w:t>
-      </w:r>
-      <w:r>
-        <w:rPr>
-          <w:rFonts w:ascii="Calibri" w:hAnsi="Calibri" w:eastAsia="Calibri"/>
-          <w:sz w:val="22"/>
-        </w:rPr>
-        <w:t>.</w:t>
-      </w:r>
-    </w:p>
-    <w:p>
-      <w:pPr>
-        <w:spacing w:after="80" w:line="300" w:lineRule="auto"/>
-      </w:pPr>
-      <w:r>
-        <w:rPr>
-          <w:rFonts w:ascii="Calibri" w:hAnsi="Calibri" w:eastAsia="Calibri"/>
-          <w:sz w:val="22"/>
-        </w:rPr>
-        <w:t xml:space="preserve">We find that the "span" from the ultraviolet window to the infrared window, after taking its logarithm, is </w:t>
+          <w:sz w:val="22"/>
+        </w:rPr>
+        <w:t xml:space="preserve">the dimension </w:t>
       </w:r>
       <w:r>
         <w:rPr>
@@ -4319,14 +4190,14 @@
           <w:color w:val="8C2F2F"/>
           <w:sz w:val="20"/>
         </w:rPr>
-        <w:t>∫γ_M = ln(window span) = 139.253</w:t>
-      </w:r>
-      <w:r>
-        <w:rPr>
-          <w:rFonts w:ascii="Calibri" w:hAnsi="Calibri" w:eastAsia="Calibri"/>
-          <w:sz w:val="22"/>
-        </w:rPr>
-        <w:t xml:space="preserve">. This number is exactly a Boltzmann entropy </w:t>
+        <w:t>d</w:t>
+      </w:r>
+      <w:r>
+        <w:rPr>
+          <w:rFonts w:ascii="Calibri" w:hAnsi="Calibri" w:eastAsia="Calibri"/>
+          <w:sz w:val="22"/>
+        </w:rPr>
+        <w:t xml:space="preserve"> of the internal space and the colour number </w:t>
       </w:r>
       <w:r>
         <w:rPr>
@@ -4334,14 +4205,14 @@
           <w:color w:val="8C2F2F"/>
           <w:sz w:val="20"/>
         </w:rPr>
-        <w:t>S = ln W</w:t>
-      </w:r>
-      <w:r>
-        <w:rPr>
-          <w:rFonts w:ascii="Calibri" w:hAnsi="Calibri" w:eastAsia="Calibri"/>
-          <w:sz w:val="22"/>
-        </w:rPr>
-        <w:t xml:space="preserve"> — where </w:t>
+        <w:t>N_c</w:t>
+      </w:r>
+      <w:r>
+        <w:rPr>
+          <w:rFonts w:ascii="Calibri" w:hAnsi="Calibri" w:eastAsia="Calibri"/>
+          <w:sz w:val="22"/>
+        </w:rPr>
+        <w:t xml:space="preserve"> (the "3" of the strong force SU(3)) are pinned by a duality equation: </w:t>
       </w:r>
       <w:r>
         <w:rPr>
@@ -4349,14 +4220,185 @@
           <w:color w:val="8C2F2F"/>
           <w:sz w:val="20"/>
         </w:rPr>
-        <w:t>W</w:t>
-      </w:r>
-      <w:r>
-        <w:rPr>
-          <w:rFonts w:ascii="Calibri" w:hAnsi="Calibri" w:eastAsia="Calibri"/>
-          <w:sz w:val="22"/>
-        </w:rPr>
-        <w:t xml:space="preserve"> is "the number of ways of change the window can hold."</w:t>
+        <w:t>d = N_c = 3</w:t>
+      </w:r>
+      <w:r>
+        <w:rPr>
+          <w:rFonts w:ascii="Calibri" w:hAnsi="Calibri" w:eastAsia="Calibri"/>
+          <w:sz w:val="22"/>
+        </w:rPr>
+        <w:t>;</w:t>
+      </w:r>
+    </w:p>
+    <w:p>
+      <w:pPr>
+        <w:spacing w:after="40"/>
+        <w:ind w:left="360"/>
+      </w:pPr>
+      <w:r>
+        <w:rPr>
+          <w:rFonts w:ascii="Calibri" w:hAnsi="Calibri" w:eastAsia="Calibri"/>
+          <w:b/>
+          <w:color w:val="1F4E79"/>
+          <w:sz w:val="22"/>
+        </w:rPr>
+        <w:t xml:space="preserve">• </w:t>
+      </w:r>
+      <w:r>
+        <w:rPr>
+          <w:rFonts w:ascii="Calibri" w:hAnsi="Calibri" w:eastAsia="Calibri"/>
+          <w:sz w:val="22"/>
+        </w:rPr>
+        <w:t xml:space="preserve">this duality equation comes from the </w:t>
+      </w:r>
+      <w:r>
+        <w:rPr>
+          <w:rFonts w:ascii="Calibri" w:hAnsi="Calibri" w:eastAsia="Calibri"/>
+          <w:b/>
+          <w:sz w:val="22"/>
+        </w:rPr>
+        <w:t>conformal–gauge duality</w:t>
+      </w:r>
+      <w:r>
+        <w:rPr>
+          <w:rFonts w:ascii="Calibri" w:hAnsi="Calibri" w:eastAsia="Calibri"/>
+          <w:sz w:val="22"/>
+        </w:rPr>
+        <w:t xml:space="preserve"> </w:t>
+      </w:r>
+      <w:r>
+        <w:rPr>
+          <w:rFonts w:ascii="Consolas" w:hAnsi="Consolas" w:eastAsia="Calibri"/>
+          <w:color w:val="8C2F2F"/>
+          <w:sz w:val="20"/>
+        </w:rPr>
+        <w:t>N_g·ξ = 1</w:t>
+      </w:r>
+      <w:r>
+        <w:rPr>
+          <w:rFonts w:ascii="Calibri" w:hAnsi="Calibri" w:eastAsia="Calibri"/>
+          <w:sz w:val="22"/>
+        </w:rPr>
+        <w:t xml:space="preserve"> — where </w:t>
+      </w:r>
+      <w:r>
+        <w:rPr>
+          <w:rFonts w:ascii="Consolas" w:hAnsi="Consolas" w:eastAsia="Calibri"/>
+          <w:color w:val="8C2F2F"/>
+          <w:sz w:val="20"/>
+        </w:rPr>
+        <w:t>N_g = 8</w:t>
+      </w:r>
+      <w:r>
+        <w:rPr>
+          <w:rFonts w:ascii="Calibri" w:hAnsi="Calibri" w:eastAsia="Calibri"/>
+          <w:sz w:val="22"/>
+        </w:rPr>
+        <w:t xml:space="preserve"> is the number of generators of the colour gauge group, and </w:t>
+      </w:r>
+      <w:r>
+        <w:rPr>
+          <w:rFonts w:ascii="Consolas" w:hAnsi="Consolas" w:eastAsia="Calibri"/>
+          <w:color w:val="8C2F2F"/>
+          <w:sz w:val="20"/>
+        </w:rPr>
+        <w:t>ξ = 1/8</w:t>
+      </w:r>
+      <w:r>
+        <w:rPr>
+          <w:rFonts w:ascii="Calibri" w:hAnsi="Calibri" w:eastAsia="Calibri"/>
+          <w:sz w:val="22"/>
+        </w:rPr>
+        <w:t xml:space="preserve"> is the conformal coupling constant, the two being reciprocals;</w:t>
+      </w:r>
+    </w:p>
+    <w:p>
+      <w:pPr>
+        <w:spacing w:after="40"/>
+        <w:ind w:left="360"/>
+      </w:pPr>
+      <w:r>
+        <w:rPr>
+          <w:rFonts w:ascii="Calibri" w:hAnsi="Calibri" w:eastAsia="Calibri"/>
+          <w:b/>
+          <w:color w:val="1F4E79"/>
+          <w:sz w:val="22"/>
+        </w:rPr>
+        <w:t xml:space="preserve">• </w:t>
+      </w:r>
+      <w:r>
+        <w:rPr>
+          <w:rFonts w:ascii="Calibri" w:hAnsi="Calibri" w:eastAsia="Calibri"/>
+          <w:sz w:val="22"/>
+        </w:rPr>
+        <w:t xml:space="preserve">this "reciprocal" equation uniquely gives </w:t>
+      </w:r>
+      <w:r>
+        <w:rPr>
+          <w:rFonts w:ascii="Consolas" w:hAnsi="Consolas" w:eastAsia="Calibri"/>
+          <w:color w:val="8C2F2F"/>
+          <w:sz w:val="20"/>
+        </w:rPr>
+        <w:t>d = N_c = 3</w:t>
+      </w:r>
+      <w:r>
+        <w:rPr>
+          <w:rFonts w:ascii="Calibri" w:hAnsi="Calibri" w:eastAsia="Calibri"/>
+          <w:sz w:val="22"/>
+        </w:rPr>
+        <w:t xml:space="preserve"> (it is the unique positive solution of </w:t>
+      </w:r>
+      <w:r>
+        <w:rPr>
+          <w:rFonts w:ascii="Consolas" w:hAnsi="Consolas" w:eastAsia="Calibri"/>
+          <w:color w:val="8C2F2F"/>
+          <w:sz w:val="20"/>
+        </w:rPr>
+        <w:t>(N_c−3)(N_c+2) = 0</w:t>
+      </w:r>
+      <w:r>
+        <w:rPr>
+          <w:rFonts w:ascii="Calibri" w:hAnsi="Calibri" w:eastAsia="Calibri"/>
+          <w:sz w:val="22"/>
+        </w:rPr>
+        <w:t>);</w:t>
+      </w:r>
+    </w:p>
+    <w:p>
+      <w:pPr>
+        <w:spacing w:after="40"/>
+        <w:ind w:left="360"/>
+      </w:pPr>
+      <w:r>
+        <w:rPr>
+          <w:rFonts w:ascii="Calibri" w:hAnsi="Calibri" w:eastAsia="Calibri"/>
+          <w:b/>
+          <w:color w:val="1F4E79"/>
+          <w:sz w:val="22"/>
+        </w:rPr>
+        <w:t xml:space="preserve">• </w:t>
+      </w:r>
+      <w:r>
+        <w:rPr>
+          <w:rFonts w:ascii="Calibri" w:hAnsi="Calibri" w:eastAsia="Calibri"/>
+          <w:sz w:val="22"/>
+        </w:rPr>
+        <w:t xml:space="preserve">The three-dimensional internal construction is combined with physical clock readouts in the macroscopic 3+1-dimensional representation.</w:t>
+      </w:r>
+      <w:r>
+        <w:rPr>
+          <w:rFonts w:ascii="Calibri" w:hAnsi="Calibri" w:eastAsia="Calibri"/>
+          <w:b/>
+          <w:sz w:val="22"/>
+        </w:rPr>
+        <w:t/>
+      </w:r>
+      <w:r>
+        <w:rPr>
+          <w:rFonts w:ascii="Calibri" w:hAnsi="Calibri" w:eastAsia="Calibri"/>
+          <w:sz w:val="22"/>
+        </w:rPr>
+        <w:t/>
       </w:r>
     </w:p>
     <w:p>
@@ -4366,44 +4408,24 @@
       <w:r>
         <w:rPr>
           <w:rFonts w:ascii="Calibri" w:hAnsi="Calibri" w:eastAsia="Calibri"/>
-          <w:b/>
-          <w:sz w:val="22"/>
-        </w:rPr>
-        <w:t>Entropy becomes the bridge connecting ultraviolet and infrared, connecting the microscopic and the macroscopic.</w:t>
-      </w:r>
-      <w:r>
-        <w:rPr>
-          <w:rFonts w:ascii="Calibri" w:hAnsi="Calibri" w:eastAsia="Calibri"/>
-          <w:sz w:val="22"/>
-        </w:rPr>
-        <w:t xml:space="preserve"> This is the most elegant thread in the whole method: it ties the purely counting question "how many ways can change change" to the question "what does the universe look like."</w:t>
-      </w:r>
-    </w:p>
-    <w:p>
-      <w:pPr>
-        <w:spacing w:after="80" w:line="300" w:lineRule="auto"/>
-      </w:pPr>
-      <w:r>
-        <w:rPr>
-          <w:rFonts w:ascii="Calibri" w:hAnsi="Calibri" w:eastAsia="Calibri"/>
-          <w:sz w:val="22"/>
-        </w:rPr>
-        <w:t xml:space="preserve">Entropy here is not the "degree of disorder" of thermodynamics, but a more universal concept: </w:t>
-      </w:r>
-      <w:r>
-        <w:rPr>
-          <w:rFonts w:ascii="Calibri" w:hAnsi="Calibri" w:eastAsia="Calibri"/>
-          <w:b/>
-          <w:sz w:val="22"/>
-        </w:rPr>
-        <w:t>entropy = the logarithm of the number of ways of change.</w:t>
-      </w:r>
-      <w:r>
-        <w:rPr>
-          <w:rFonts w:ascii="Calibri" w:hAnsi="Calibri" w:eastAsia="Calibri"/>
-          <w:sz w:val="22"/>
-        </w:rPr>
-        <w:t xml:space="preserve"> How many different ways of change this window can hold — its logarithm is the entropy. And it is precisely this entropy that welds the two extremes, the high-frequency end (Planck scale) and the low-frequency end (Hubble scale), into one body.</w:t>
+          <w:sz w:val="22"/>
+        </w:rPr>
+        <w:t xml:space="preserve">In other words: </w:t>
+      </w:r>
+      <w:r>
+        <w:rPr>
+          <w:rFonts w:ascii="Calibri" w:hAnsi="Calibri" w:eastAsia="Calibri"/>
+          <w:b/>
+          <w:sz w:val="22"/>
+        </w:rPr>
+        <w:t>"four dimensions" is not an input assumption, but a derived result.</w:t>
+      </w:r>
+      <w:r>
+        <w:rPr>
+          <w:rFonts w:ascii="Calibri" w:hAnsi="Calibri" w:eastAsia="Calibri"/>
+          <w:sz w:val="22"/>
+        </w:rPr>
+        <w:t xml:space="preserve"> Change it, and the whole framework becomes inconsistent. The reason this result is clean is that it comes from a "reciprocal" duality relation — 8 and 1/8 multiply to 1, and this simple relation precisely, uniquely locks the dimension.</w:t>
       </w:r>
     </w:p>
     <w:p>
@@ -4418,7 +4440,7 @@
           <w:color w:val="2E6B3A"/>
           <w:sz w:val="26"/>
         </w:rPr>
-        <w:t>Point 4: the highest principle — duality emergence</w:t>
+        <w:t>The lowest layer of the universe has the highest symmetry</w:t>
       </w:r>
     </w:p>
     <w:p>
@@ -4430,22 +4452,7 @@
           <w:rFonts w:ascii="Calibri" w:hAnsi="Calibri" w:eastAsia="Calibri"/>
           <w:sz w:val="22"/>
         </w:rPr>
-        <w:t xml:space="preserve">The highest principle running through everything, we call </w:t>
-      </w:r>
-      <w:r>
-        <w:rPr>
-          <w:rFonts w:ascii="Calibri" w:hAnsi="Calibri" w:eastAsia="Calibri"/>
-          <w:b/>
-          <w:sz w:val="22"/>
-        </w:rPr>
-        <w:t>"duality emergence"</w:t>
-      </w:r>
-      <w:r>
-        <w:rPr>
-          <w:rFonts w:ascii="Calibri" w:hAnsi="Calibri" w:eastAsia="Calibri"/>
-          <w:sz w:val="22"/>
-        </w:rPr>
-        <w:t>:</w:t>
+        <w:t>Behind this lies a deep regularity:</w:t>
       </w:r>
     </w:p>
     <w:p>
@@ -4457,7 +4464,15 @@
           <w:rFonts w:ascii="Calibri" w:hAnsi="Calibri" w:eastAsia="Calibri"/>
           <w:sz w:val="22"/>
         </w:rPr>
-        <w:t>&gt; spectrum → duality → gauge/geometry/entropy → emergence → 4D physics.</w:t>
+        <w:t xml:space="preserve">&gt; </w:t>
+      </w:r>
+      <w:r>
+        <w:rPr>
+          <w:rFonts w:ascii="Calibri" w:hAnsi="Calibri" w:eastAsia="Calibri"/>
+          <w:b/>
+          <w:sz w:val="22"/>
+        </w:rPr>
+        <w:t>The closer to the "smallest, most fundamental change," the higher the symmetry.</w:t>
       </w:r>
     </w:p>
     <w:p>
@@ -4469,127 +4484,7 @@
           <w:rFonts w:ascii="Calibri" w:hAnsi="Calibri" w:eastAsia="Calibri"/>
           <w:sz w:val="22"/>
         </w:rPr>
-        <w:t>Four dualities are unified in one framework:</w:t>
-      </w:r>
-    </w:p>
-    <w:p>
-      <w:pPr>
-        <w:spacing w:after="40"/>
-        <w:ind w:left="360"/>
-      </w:pPr>
-      <w:r>
-        <w:rPr>
-          <w:rFonts w:ascii="Calibri" w:hAnsi="Calibri" w:eastAsia="Calibri"/>
-          <w:b/>
-          <w:color w:val="1F4E79"/>
-          <w:sz w:val="22"/>
-        </w:rPr>
-        <w:t xml:space="preserve">• </w:t>
-      </w:r>
-      <w:r>
-        <w:rPr>
-          <w:rFonts w:ascii="Calibri" w:hAnsi="Calibri" w:eastAsia="Calibri"/>
-          <w:b/>
-          <w:sz w:val="22"/>
-        </w:rPr>
-        <w:t>conformal ↔ gauge</w:t>
-      </w:r>
-      <w:r>
-        <w:rPr>
-          <w:rFonts w:ascii="Calibri" w:hAnsi="Calibri" w:eastAsia="Calibri"/>
-          <w:sz w:val="22"/>
-        </w:rPr>
-        <w:t xml:space="preserve"> (the scaling symmetry of spacetime dual to gauge symmetry);</w:t>
-      </w:r>
-    </w:p>
-    <w:p>
-      <w:pPr>
-        <w:spacing w:after="40"/>
-        <w:ind w:left="360"/>
-      </w:pPr>
-      <w:r>
-        <w:rPr>
-          <w:rFonts w:ascii="Calibri" w:hAnsi="Calibri" w:eastAsia="Calibri"/>
-          <w:b/>
-          <w:color w:val="1F4E79"/>
-          <w:sz w:val="22"/>
-        </w:rPr>
-        <w:t xml:space="preserve">• </w:t>
-      </w:r>
-      <w:r>
-        <w:rPr>
-          <w:rFonts w:ascii="Calibri" w:hAnsi="Calibri" w:eastAsia="Calibri"/>
-          <w:b/>
-          <w:sz w:val="22"/>
-        </w:rPr>
-        <w:t>geometry ↔ gauge</w:t>
-      </w:r>
-      <w:r>
-        <w:rPr>
-          <w:rFonts w:ascii="Calibri" w:hAnsi="Calibri" w:eastAsia="Calibri"/>
-          <w:sz w:val="22"/>
-        </w:rPr>
-        <w:t xml:space="preserve"> (the geometry of the internal space dual to the gauge-group structure);</w:t>
-      </w:r>
-    </w:p>
-    <w:p>
-      <w:pPr>
-        <w:spacing w:after="40"/>
-        <w:ind w:left="360"/>
-      </w:pPr>
-      <w:r>
-        <w:rPr>
-          <w:rFonts w:ascii="Calibri" w:hAnsi="Calibri" w:eastAsia="Calibri"/>
-          <w:b/>
-          <w:color w:val="1F4E79"/>
-          <w:sz w:val="22"/>
-        </w:rPr>
-        <w:t xml:space="preserve">• </w:t>
-      </w:r>
-      <w:r>
-        <w:rPr>
-          <w:rFonts w:ascii="Calibri" w:hAnsi="Calibri" w:eastAsia="Calibri"/>
-          <w:b/>
-          <w:sz w:val="22"/>
-        </w:rPr>
-        <w:t>UV ↔ IR</w:t>
-      </w:r>
-      <w:r>
-        <w:rPr>
-          <w:rFonts w:ascii="Calibri" w:hAnsi="Calibri" w:eastAsia="Calibri"/>
-          <w:sz w:val="22"/>
-        </w:rPr>
-        <w:t xml:space="preserve"> (high frequency dual to low frequency, bridged by entropy);</w:t>
-      </w:r>
-    </w:p>
-    <w:p>
-      <w:pPr>
-        <w:spacing w:after="40"/>
-        <w:ind w:left="360"/>
-      </w:pPr>
-      <w:r>
-        <w:rPr>
-          <w:rFonts w:ascii="Calibri" w:hAnsi="Calibri" w:eastAsia="Calibri"/>
-          <w:b/>
-          <w:color w:val="1F4E79"/>
-          <w:sz w:val="22"/>
-        </w:rPr>
-        <w:t xml:space="preserve">• </w:t>
-      </w:r>
-      <w:r>
-        <w:rPr>
-          <w:rFonts w:ascii="Calibri" w:hAnsi="Calibri" w:eastAsia="Calibri"/>
-          <w:b/>
-          <w:sz w:val="22"/>
-        </w:rPr>
-        <w:t>spectrum ↔ physics</w:t>
-      </w:r>
-      <w:r>
-        <w:rPr>
-          <w:rFonts w:ascii="Calibri" w:hAnsi="Calibri" w:eastAsia="Calibri"/>
-          <w:sz w:val="22"/>
-        </w:rPr>
-        <w:t xml:space="preserve"> (the frequencies of change dual to observable physical quantities).</w:t>
+        <w:t>Near the Planck scale (the smallest scale we can describe), symmetry is highest; moving toward the macroscopic, symmetry "breaks" more and more, and there is less of it. The electromagnetic, weak, and strong forces look distinct at low energy, but they all descend from one and the same higher symmetry at high energy.</w:t>
       </w:r>
     </w:p>
     <w:p>
@@ -4616,7 +4511,7 @@
           <w:rFonts w:ascii="Calibri" w:hAnsi="Calibri" w:eastAsia="Calibri"/>
           <w:sz w:val="22"/>
         </w:rPr>
-        <w:t xml:space="preserve">Each correspondence has a stated carrier, map and normalization. Their compatibility supplies joint relations between outputs; the proofs and computational records identify which relations have been established.</w:t>
+        <w:t xml:space="preserve">The dimension and colour constraints illustrate how the framework reduces structural freedom. Numerical readouts then use the response domain, normalization and transfer rules stated with their calculations.</w:t>
       </w:r>
     </w:p>
     <w:p>
@@ -4639,7 +4534,27 @@
           <w:color w:val="1F4E79"/>
           <w:sz w:val="32"/>
         </w:rPr>
-        <w:t>6. The Smallest Change, and the Uniqueness of Four Dimensions</w:t>
+        <w:t>7. Gravity, Gauge, Matter: The Trinity of Emergence</w:t>
+      </w:r>
+    </w:p>
+    <w:p>
+      <w:pPr>
+        <w:spacing w:after="80" w:line="300" w:lineRule="auto"/>
+      </w:pPr>
+      <w:r>
+        <w:rPr>
+          <w:rFonts w:ascii="Calibri" w:hAnsi="Calibri" w:eastAsia="Calibri"/>
+          <w:sz w:val="22"/>
+        </w:rPr>
+        <w:t xml:space="preserve">This chapter answers a core question: </w:t>
+      </w:r>
+      <w:r>
+        <w:rPr>
+          <w:rFonts w:ascii="Calibri" w:hAnsi="Calibri" w:eastAsia="Calibri"/>
+          <w:b/>
+          <w:sz w:val="22"/>
+        </w:rPr>
+        <w:t>what is the relationship among gravity, gauge forces, and matter?</w:t>
       </w:r>
     </w:p>
     <w:p>
@@ -4654,7 +4569,7 @@
           <w:color w:val="2E6B3A"/>
           <w:sz w:val="26"/>
         </w:rPr>
-        <w:t>Starting from "the smallest change"</w:t>
+        <w:t>Gravity is emergent: the acceleration scale</w:t>
       </w:r>
     </w:p>
     <w:p>
@@ -4666,15 +4581,7 @@
           <w:rFonts w:ascii="Calibri" w:hAnsi="Calibri" w:eastAsia="Calibri"/>
           <w:sz w:val="22"/>
         </w:rPr>
-        <w:t xml:space="preserve">Change comes in sizes. Some changes are complex, some simple. So: </w:t>
-      </w:r>
-      <w:r>
-        <w:rPr>
-          <w:rFonts w:ascii="Calibri" w:hAnsi="Calibri" w:eastAsia="Calibri"/>
-          <w:b/>
-          <w:sz w:val="22"/>
-        </w:rPr>
-        <w:t>what is the smallest, most fundamental change?</w:t>
+        <w:t>Chapter 1 already established the picture of "gravity emerging like temperature." Here we pin it into concrete conclusions.</w:t>
       </w:r>
     </w:p>
     <w:p>
@@ -4686,6 +4593,26 @@
           <w:rFonts w:ascii="Calibri" w:hAnsi="Calibri" w:eastAsia="Calibri"/>
           <w:sz w:val="22"/>
         </w:rPr>
+        <w:t xml:space="preserve">In our framework, </w:t>
+      </w:r>
+      <w:r>
+        <w:rPr>
+          <w:rFonts w:ascii="Calibri" w:hAnsi="Calibri" w:eastAsia="Calibri"/>
+          <w:b/>
+          <w:sz w:val="22"/>
+        </w:rPr>
+        <w:t>gravity is not an independent, fundamental force, but is "emergent."</w:t>
+      </w:r>
+    </w:p>
+    <w:p>
+      <w:pPr>
+        <w:spacing w:after="80" w:line="300" w:lineRule="auto"/>
+      </w:pPr>
+      <w:r>
+        <w:rPr>
+          <w:rFonts w:ascii="Calibri" w:hAnsi="Calibri" w:eastAsia="Calibri"/>
+          <w:sz w:val="22"/>
+        </w:rPr>
         <w:t xml:space="preserve"/>
       </w:r>
       <w:r>
@@ -4694,7 +4621,14 @@
           <w:b/>
           <w:sz w:val="22"/>
         </w:rPr>
-        <w:t xml:space="preserve">The starting point is minimal unbiased change and its composition. The physical construction develops an internal compact response space RP³ from the allowed operations.</w:t>
+        <w:t/>
+      </w:r>
+      <w:r>
+        <w:rPr>
+          <w:rFonts w:ascii="Calibri" w:hAnsi="Calibri" w:eastAsia="Calibri"/>
+          <w:sz w:val="22"/>
+        </w:rPr>
+        <w:t xml:space="preserve">The macroscopic gravitational field is described by its tensor response and effective action. In the specified quadratic realization, constraint reduction leaves two massless tensor helicities with positive residue. Internal critical response supplies the matching data.</w:t>
       </w:r>
     </w:p>
     <w:p>
@@ -4706,88 +4640,7 @@
           <w:rFonts w:ascii="Calibri" w:hAnsi="Calibri" w:eastAsia="Calibri"/>
           <w:sz w:val="22"/>
         </w:rPr>
-        <w:t xml:space="preserve">RP³ is obtained by identifying antipodal points of the three-sphere S³. Compactness gives a discrete infinite spectrum for the relevant elliptic operators. A finite response window retains finitely many active modes; parity and chirality enter through the specified projections.</w:t>
-      </w:r>
-    </w:p>
-    <w:p>
-      <w:pPr>
-        <w:spacing w:after="80" w:line="300" w:lineRule="auto"/>
-      </w:pPr>
-      <w:r>
-        <w:rPr>
-          <w:rFonts w:ascii="Calibri" w:hAnsi="Calibri" w:eastAsia="Calibri"/>
-          <w:sz w:val="22"/>
-        </w:rPr>
-        <w:t xml:space="preserve">The space and its representation content are tied to the generation rules and minimal realization in Guo (2026d). The numerical calculation inherits that structure and fixes the projections and normalizations used for each response.</w:t>
-      </w:r>
-    </w:p>
-    <w:p>
-      <w:pPr>
-        <w:pStyle w:val="Heading3"/>
-        <w:spacing w:before="200" w:after="120"/>
-      </w:pPr>
-      <w:r>
-        <w:rPr>
-          <w:rFonts w:ascii="Calibri" w:hAnsi="Calibri" w:eastAsia="Calibri"/>
-          <w:b/>
-          <w:color w:val="2E6B3A"/>
-          <w:sz w:val="26"/>
-        </w:rPr>
-        <w:t>Why four dimensions are "four"</w:t>
-      </w:r>
-    </w:p>
-    <w:p>
-      <w:pPr>
-        <w:spacing w:after="80" w:line="300" w:lineRule="auto"/>
-      </w:pPr>
-      <w:r>
-        <w:rPr>
-          <w:rFonts w:ascii="Calibri" w:hAnsi="Calibri" w:eastAsia="Calibri"/>
-          <w:sz w:val="22"/>
-        </w:rPr>
-        <w:t xml:space="preserve">A long-standing puzzle in physics: why is the spacetime we live in exactly </w:t>
-      </w:r>
-      <w:r>
-        <w:rPr>
-          <w:rFonts w:ascii="Calibri" w:hAnsi="Calibri" w:eastAsia="Calibri"/>
-          <w:b/>
-          <w:sz w:val="22"/>
-        </w:rPr>
-        <w:t>3+1 = 4 dimensions</w:t>
-      </w:r>
-      <w:r>
-        <w:rPr>
-          <w:rFonts w:ascii="Calibri" w:hAnsi="Calibri" w:eastAsia="Calibri"/>
-          <w:sz w:val="22"/>
-        </w:rPr>
-        <w:t>? Why not 5, or 10?</w:t>
-      </w:r>
-    </w:p>
-    <w:p>
-      <w:pPr>
-        <w:spacing w:after="80" w:line="300" w:lineRule="auto"/>
-      </w:pPr>
-      <w:r>
-        <w:rPr>
-          <w:rFonts w:ascii="Calibri" w:hAnsi="Calibri" w:eastAsia="Calibri"/>
-          <w:sz w:val="22"/>
-        </w:rPr>
-        <w:t xml:space="preserve">In our framework, </w:t>
-      </w:r>
-      <w:r>
-        <w:rPr>
-          <w:rFonts w:ascii="Calibri" w:hAnsi="Calibri" w:eastAsia="Calibri"/>
-          <w:b/>
-          <w:sz w:val="22"/>
-        </w:rPr>
-        <w:t>four dimensions are not "chosen," but "uniquely self-consistent."</w:t>
-      </w:r>
-      <w:r>
-        <w:rPr>
-          <w:rFonts w:ascii="Calibri" w:hAnsi="Calibri" w:eastAsia="Calibri"/>
-          <w:sz w:val="22"/>
-        </w:rPr>
-        <w:t xml:space="preserve"> The skeleton of the derivation:</w:t>
+        <w:t xml:space="preserve">Three parts of this calculation can be distinguished:</w:t>
       </w:r>
     </w:p>
     <w:p>
@@ -4802,14 +4655,52 @@
           <w:color w:val="1F4E79"/>
           <w:sz w:val="22"/>
         </w:rPr>
-        <w:t xml:space="preserve">• </w:t>
-      </w:r>
-      <w:r>
-        <w:rPr>
-          <w:rFonts w:ascii="Calibri" w:hAnsi="Calibri" w:eastAsia="Calibri"/>
-          <w:sz w:val="22"/>
-        </w:rPr>
-        <w:t xml:space="preserve">the dimension </w:t>
+        <w:t xml:space="preserve">1. </w:t>
+      </w:r>
+      <w:r>
+        <w:rPr>
+          <w:rFonts w:ascii="Calibri" w:hAnsi="Calibri" w:eastAsia="Calibri"/>
+          <w:b/>
+          <w:sz w:val="22"/>
+        </w:rPr>
+        <w:t/>
+      </w:r>
+      <w:r>
+        <w:rPr>
+          <w:rFonts w:ascii="Calibri" w:hAnsi="Calibri" w:eastAsia="Calibri"/>
+          <w:sz w:val="22"/>
+        </w:rPr>
+        <w:t xml:space="preserve">The linear baseline is Newtonian. The external tensor action and conserved source coupling give the inverse-square static response and the normalization used in linear cosmological propagation.</w:t>
+      </w:r>
+    </w:p>
+    <w:p>
+      <w:pPr>
+        <w:spacing w:after="40"/>
+        <w:ind w:left="360"/>
+      </w:pPr>
+      <w:r>
+        <w:rPr>
+          <w:rFonts w:ascii="Calibri" w:hAnsi="Calibri" w:eastAsia="Calibri"/>
+          <w:b/>
+          <w:color w:val="1F4E79"/>
+          <w:sz w:val="22"/>
+        </w:rPr>
+        <w:t xml:space="preserve">2. </w:t>
+      </w:r>
+      <w:r>
+        <w:rPr>
+          <w:rFonts w:ascii="Calibri" w:hAnsi="Calibri" w:eastAsia="Calibri"/>
+          <w:b/>
+          <w:sz w:val="22"/>
+        </w:rPr>
+        <w:t/>
+      </w:r>
+      <w:r>
+        <w:rPr>
+          <w:rFonts w:ascii="Calibri" w:hAnsi="Calibri" w:eastAsia="Calibri"/>
+          <w:sz w:val="22"/>
+        </w:rPr>
+        <w:t xml:space="preserve">The endpoint fixes the cosmological budget Ω_Σ = 1−Ω_Λ−Ω_b. The thermal calculation resolves this residual into a cold component, photons and thermal neutrinos. Their background and clustering contributions follow their respective evolution equations.</w:t>
       </w:r>
       <w:r>
         <w:rPr>
@@ -4817,14 +4708,14 @@
           <w:color w:val="8C2F2F"/>
           <w:sz w:val="20"/>
         </w:rPr>
-        <w:t>d</w:t>
-      </w:r>
-      <w:r>
-        <w:rPr>
-          <w:rFonts w:ascii="Calibri" w:hAnsi="Calibri" w:eastAsia="Calibri"/>
-          <w:sz w:val="22"/>
-        </w:rPr>
-        <w:t xml:space="preserve"> of the internal space and the colour number </w:t>
+        <w:t/>
+      </w:r>
+      <w:r>
+        <w:rPr>
+          <w:rFonts w:ascii="Calibri" w:hAnsi="Calibri" w:eastAsia="Calibri"/>
+          <w:sz w:val="22"/>
+        </w:rPr>
+        <w:t xml:space="preserve"/>
       </w:r>
       <w:r>
         <w:rPr>
@@ -4832,14 +4723,44 @@
           <w:color w:val="8C2F2F"/>
           <w:sz w:val="20"/>
         </w:rPr>
-        <w:t>N_c</w:t>
-      </w:r>
-      <w:r>
-        <w:rPr>
-          <w:rFonts w:ascii="Calibri" w:hAnsi="Calibri" w:eastAsia="Calibri"/>
-          <w:sz w:val="22"/>
-        </w:rPr>
-        <w:t xml:space="preserve"> (the "3" of the strong force SU(3)) are pinned by a duality equation: </w:t>
+        <w:t/>
+      </w:r>
+      <w:r>
+        <w:rPr>
+          <w:rFonts w:ascii="Calibri" w:hAnsi="Calibri" w:eastAsia="Calibri"/>
+          <w:sz w:val="22"/>
+        </w:rPr>
+        <w:t xml:space="preserve"/>
+      </w:r>
+    </w:p>
+    <w:p>
+      <w:pPr>
+        <w:spacing w:after="40"/>
+        <w:ind w:left="360"/>
+      </w:pPr>
+      <w:r>
+        <w:rPr>
+          <w:rFonts w:ascii="Calibri" w:hAnsi="Calibri" w:eastAsia="Calibri"/>
+          <w:b/>
+          <w:color w:val="1F4E79"/>
+          <w:sz w:val="22"/>
+        </w:rPr>
+        <w:t xml:space="preserve">3. </w:t>
+      </w:r>
+      <w:r>
+        <w:rPr>
+          <w:rFonts w:ascii="Calibri" w:hAnsi="Calibri" w:eastAsia="Calibri"/>
+          <w:b/>
+          <w:sz w:val="22"/>
+        </w:rPr>
+        <w:t/>
+      </w:r>
+      <w:r>
+        <w:rPr>
+          <w:rFonts w:ascii="Calibri" w:hAnsi="Calibri" w:eastAsia="Calibri"/>
+          <w:sz w:val="22"/>
+        </w:rPr>
+        <w:t xml:space="preserve"/>
       </w:r>
       <w:r>
         <w:rPr>
@@ -4847,51 +4768,14 @@
           <w:color w:val="8C2F2F"/>
           <w:sz w:val="20"/>
         </w:rPr>
-        <w:t>d = N_c = 3</w:t>
-      </w:r>
-      <w:r>
-        <w:rPr>
-          <w:rFonts w:ascii="Calibri" w:hAnsi="Calibri" w:eastAsia="Calibri"/>
-          <w:sz w:val="22"/>
-        </w:rPr>
-        <w:t>;</w:t>
-      </w:r>
-    </w:p>
-    <w:p>
-      <w:pPr>
-        <w:spacing w:after="40"/>
-        <w:ind w:left="360"/>
-      </w:pPr>
-      <w:r>
-        <w:rPr>
-          <w:rFonts w:ascii="Calibri" w:hAnsi="Calibri" w:eastAsia="Calibri"/>
-          <w:b/>
-          <w:color w:val="1F4E79"/>
-          <w:sz w:val="22"/>
-        </w:rPr>
-        <w:t xml:space="preserve">• </w:t>
-      </w:r>
-      <w:r>
-        <w:rPr>
-          <w:rFonts w:ascii="Calibri" w:hAnsi="Calibri" w:eastAsia="Calibri"/>
-          <w:sz w:val="22"/>
-        </w:rPr>
-        <w:t xml:space="preserve">this duality equation comes from the </w:t>
-      </w:r>
-      <w:r>
-        <w:rPr>
-          <w:rFonts w:ascii="Calibri" w:hAnsi="Calibri" w:eastAsia="Calibri"/>
-          <w:b/>
-          <w:sz w:val="22"/>
-        </w:rPr>
-        <w:t>conformal–gauge duality</w:t>
-      </w:r>
-      <w:r>
-        <w:rPr>
-          <w:rFonts w:ascii="Calibri" w:hAnsi="Calibri" w:eastAsia="Calibri"/>
-          <w:sz w:val="22"/>
-        </w:rPr>
-        <w:t xml:space="preserve"> </w:t>
+        <w:t/>
+      </w:r>
+      <w:r>
+        <w:rPr>
+          <w:rFonts w:ascii="Calibri" w:hAnsi="Calibri" w:eastAsia="Calibri"/>
+          <w:sz w:val="22"/>
+        </w:rPr>
+        <w:t xml:space="preserve"/>
       </w:r>
       <w:r>
         <w:rPr>
@@ -4899,44 +4783,241 @@
           <w:color w:val="8C2F2F"/>
           <w:sz w:val="20"/>
         </w:rPr>
-        <w:t>N_g·ξ = 1</w:t>
-      </w:r>
-      <w:r>
-        <w:rPr>
-          <w:rFonts w:ascii="Calibri" w:hAnsi="Calibri" w:eastAsia="Calibri"/>
-          <w:sz w:val="22"/>
-        </w:rPr>
-        <w:t xml:space="preserve"> — where </w:t>
-      </w:r>
-      <w:r>
-        <w:rPr>
-          <w:rFonts w:ascii="Consolas" w:hAnsi="Consolas" w:eastAsia="Calibri"/>
-          <w:color w:val="8C2F2F"/>
-          <w:sz w:val="20"/>
-        </w:rPr>
-        <w:t>N_g = 8</w:t>
-      </w:r>
-      <w:r>
-        <w:rPr>
-          <w:rFonts w:ascii="Calibri" w:hAnsi="Calibri" w:eastAsia="Calibri"/>
-          <w:sz w:val="22"/>
-        </w:rPr>
-        <w:t xml:space="preserve"> is the number of generators of the colour gauge group, and </w:t>
-      </w:r>
-      <w:r>
-        <w:rPr>
-          <w:rFonts w:ascii="Consolas" w:hAnsi="Consolas" w:eastAsia="Calibri"/>
-          <w:color w:val="8C2F2F"/>
-          <w:sz w:val="20"/>
-        </w:rPr>
-        <w:t>ξ = 1/8</w:t>
-      </w:r>
-      <w:r>
-        <w:rPr>
-          <w:rFonts w:ascii="Calibri" w:hAnsi="Calibri" w:eastAsia="Calibri"/>
-          <w:sz w:val="22"/>
-        </w:rPr>
-        <w:t xml:space="preserve"> is the conformal coupling constant, the two being reciprocals;</w:t>
+        <w:t/>
+      </w:r>
+      <w:r>
+        <w:rPr>
+          <w:rFonts w:ascii="Calibri" w:hAnsi="Calibri" w:eastAsia="Calibri"/>
+          <w:sz w:val="22"/>
+        </w:rPr>
+        <w:t xml:space="preserve">The local source covariance gives a0 = c·H0/(2π)·√(4/3) on the stated decomposable pure-occupation orbit. The RMS readout gives μ(y)=y/√(1+y²). The same local action also supports source feedback and an autonomous finite-displacement model with an expanding background; its periodic potential satisfies the full local field equation.</w:t>
+      </w:r>
+    </w:p>
+    <w:p>
+      <w:pPr>
+        <w:spacing w:after="80" w:line="300" w:lineRule="auto"/>
+      </w:pPr>
+      <w:r>
+        <w:rPr>
+          <w:rFonts w:ascii="Calibri" w:hAnsi="Calibri" w:eastAsia="Calibri"/>
+          <w:sz w:val="22"/>
+        </w:rPr>
+        <w:t xml:space="preserve"/>
+      </w:r>
+      <w:r>
+        <w:rPr>
+          <w:rFonts w:ascii="Calibri" w:hAnsi="Calibri" w:eastAsia="Calibri"/>
+          <w:b/>
+          <w:sz w:val="22"/>
+        </w:rPr>
+        <w:t/>
+      </w:r>
+      <w:r>
+        <w:rPr>
+          <w:rFonts w:ascii="Calibri" w:hAnsi="Calibri" w:eastAsia="Calibri"/>
+          <w:sz w:val="22"/>
+        </w:rPr>
+        <w:t xml:space="preserve">In plain words, the common endpoint relates several macroscopic measurements. The action and source projection specify which equation applies to each measurement.</w:t>
+      </w:r>
+    </w:p>
+    <w:p>
+      <w:pPr>
+        <w:spacing w:after="80" w:line="300" w:lineRule="auto"/>
+      </w:pPr>
+      <w:r>
+        <w:rPr>
+          <w:rFonts w:ascii="Calibri" w:hAnsi="Calibri" w:eastAsia="Calibri"/>
+          <w:b/>
+          <w:sz w:val="22"/>
+        </w:rPr>
+        <w:t>"Emergent gravity" was not our idea first.</w:t>
+      </w:r>
+      <w:r>
+        <w:rPr>
+          <w:rFonts w:ascii="Calibri" w:hAnsi="Calibri" w:eastAsia="Calibri"/>
+          <w:sz w:val="22"/>
+        </w:rPr>
+        <w:t xml:space="preserve"> The reader may know that the Dutch physicist Erik Verlinde proposed, around 2010, a famous view: gravity is not a fundamental force but an </w:t>
+      </w:r>
+      <w:r>
+        <w:rPr>
+          <w:rFonts w:ascii="Calibri" w:hAnsi="Calibri" w:eastAsia="Calibri"/>
+          <w:b/>
+          <w:sz w:val="22"/>
+        </w:rPr>
+        <w:t>entropic force</w:t>
+      </w:r>
+      <w:r>
+        <w:rPr>
+          <w:rFonts w:ascii="Calibri" w:hAnsi="Calibri" w:eastAsia="Calibri"/>
+          <w:sz w:val="22"/>
+        </w:rPr>
+        <w:t xml:space="preserve"> — it arises from the distribution of information on a boundary, much as the pressure of a gas arises from molecular impacts. His slogan was: "gravity is a gradient of entropy."</w:t>
+      </w:r>
+    </w:p>
+    <w:p>
+      <w:pPr>
+        <w:spacing w:after="80" w:line="300" w:lineRule="auto"/>
+      </w:pPr>
+      <w:r>
+        <w:rPr>
+          <w:rFonts w:ascii="Calibri" w:hAnsi="Calibri" w:eastAsia="Calibri"/>
+          <w:sz w:val="22"/>
+        </w:rPr>
+        <w:t xml:space="preserve"/>
+      </w:r>
+      <w:r>
+        <w:rPr>
+          <w:rFonts w:ascii="Calibri" w:hAnsi="Calibri" w:eastAsia="Calibri"/>
+          <w:b/>
+          <w:sz w:val="22"/>
+        </w:rPr>
+        <w:t/>
+      </w:r>
+      <w:r>
+        <w:rPr>
+          <w:rFonts w:ascii="Calibri" w:hAnsi="Calibri" w:eastAsia="Calibri"/>
+          <w:sz w:val="22"/>
+        </w:rPr>
+        <w:t xml:space="preserve">The comparison with entropic gravity concerns a shared interest in collective behavior. Here the calculation identifies a source covariance, a tensor response and the action governing each macroscopic branch; entropy measures the spectral window span.</w:t>
+      </w:r>
+      <w:r>
+        <w:rPr>
+          <w:rFonts w:ascii="Calibri" w:hAnsi="Calibri" w:eastAsia="Calibri"/>
+          <w:b/>
+          <w:sz w:val="22"/>
+        </w:rPr>
+        <w:t/>
+      </w:r>
+      <w:r>
+        <w:rPr>
+          <w:rFonts w:ascii="Calibri" w:hAnsi="Calibri" w:eastAsia="Calibri"/>
+          <w:sz w:val="22"/>
+        </w:rPr>
+        <w:t xml:space="preserve"/>
+      </w:r>
+      <w:r>
+        <w:rPr>
+          <w:rFonts w:ascii="Calibri" w:hAnsi="Calibri" w:eastAsia="Calibri"/>
+          <w:b/>
+          <w:sz w:val="22"/>
+        </w:rPr>
+        <w:t/>
+      </w:r>
+      <w:r>
+        <w:rPr>
+          <w:rFonts w:ascii="Calibri" w:hAnsi="Calibri" w:eastAsia="Calibri"/>
+          <w:sz w:val="22"/>
+        </w:rPr>
+        <w:t xml:space="preserve"/>
+      </w:r>
+    </w:p>
+    <w:p>
+      <w:pPr>
+        <w:spacing w:after="80" w:line="300" w:lineRule="auto"/>
+      </w:pPr>
+      <w:r>
+        <w:rPr>
+          <w:rFonts w:ascii="Calibri" w:hAnsi="Calibri" w:eastAsia="Calibri"/>
+          <w:sz w:val="22"/>
+        </w:rPr>
+        <w:t xml:space="preserve">The useful test is quantitative: the source normalization and response equations must give consistent motion, clock relations and observational comparisons.</w:t>
+      </w:r>
+      <w:r>
+        <w:rPr>
+          <w:rFonts w:ascii="Calibri" w:hAnsi="Calibri" w:eastAsia="Calibri"/>
+          <w:b/>
+          <w:sz w:val="22"/>
+        </w:rPr>
+        <w:t/>
+      </w:r>
+      <w:r>
+        <w:rPr>
+          <w:rFonts w:ascii="Calibri" w:hAnsi="Calibri" w:eastAsia="Calibri"/>
+          <w:sz w:val="22"/>
+        </w:rPr>
+        <w:t/>
+      </w:r>
+    </w:p>
+    <w:p>
+      <w:pPr>
+        <w:pStyle w:val="Heading3"/>
+        <w:spacing w:before="200" w:after="120"/>
+      </w:pPr>
+      <w:r>
+        <w:rPr>
+          <w:rFonts w:ascii="Calibri" w:hAnsi="Calibri" w:eastAsia="Calibri"/>
+          <w:b/>
+          <w:color w:val="2E6B3A"/>
+          <w:sz w:val="26"/>
+        </w:rPr>
+        <w:t>Gauge construction: gauge fields emerge from the spectrum</w:t>
+      </w:r>
+    </w:p>
+    <w:p>
+      <w:pPr>
+        <w:spacing w:after="80" w:line="300" w:lineRule="auto"/>
+      </w:pPr>
+      <w:r>
+        <w:rPr>
+          <w:rFonts w:ascii="Calibri" w:hAnsi="Calibri" w:eastAsia="Calibri"/>
+          <w:sz w:val="22"/>
+        </w:rPr>
+        <w:t xml:space="preserve"/>
+      </w:r>
+      <w:r>
+        <w:rPr>
+          <w:rFonts w:ascii="Calibri" w:hAnsi="Calibri" w:eastAsia="Calibri"/>
+          <w:b/>
+          <w:sz w:val="22"/>
+        </w:rPr>
+        <w:t/>
+      </w:r>
+      <w:r>
+        <w:rPr>
+          <w:rFonts w:ascii="Calibri" w:hAnsi="Calibri" w:eastAsia="Calibri"/>
+          <w:sz w:val="22"/>
+        </w:rPr>
+        <w:t xml:space="preserve">The gauge structure is inherited from the compact response-space construction and its generated operator algebra. The low-energy fields use the retained modes and the corresponding matter representations.</w:t>
+      </w:r>
+    </w:p>
+    <w:p>
+      <w:pPr>
+        <w:spacing w:after="80" w:line="300" w:lineRule="auto"/>
+      </w:pPr>
+      <w:r>
+        <w:rPr>
+          <w:rFonts w:ascii="Calibri" w:hAnsi="Calibri" w:eastAsia="Calibri"/>
+          <w:sz w:val="22"/>
+        </w:rPr>
+        <w:t>The structure of the gauge group (why it is SU(3)×SU(2)×U(1)) is also derived from the spectrum, not assumed. The geometry of the internal space, through "duality," determines the algebra of the gauge group — this is the concrete meaning of the "geometry ↔ gauge" duality.</w:t>
+      </w:r>
+    </w:p>
+    <w:p>
+      <w:pPr>
+        <w:pStyle w:val="Heading3"/>
+        <w:spacing w:before="200" w:after="120"/>
+      </w:pPr>
+      <w:r>
+        <w:rPr>
+          <w:rFonts w:ascii="Calibri" w:hAnsi="Calibri" w:eastAsia="Calibri"/>
+          <w:b/>
+          <w:color w:val="2E6B3A"/>
+          <w:sz w:val="26"/>
+        </w:rPr>
+        <w:t>The self-consistent cycle: gauge forms matter, matter deepens gravity</w:t>
+      </w:r>
+    </w:p>
+    <w:p>
+      <w:pPr>
+        <w:spacing w:after="80" w:line="300" w:lineRule="auto"/>
+      </w:pPr>
+      <w:r>
+        <w:rPr>
+          <w:rFonts w:ascii="Calibri" w:hAnsi="Calibri" w:eastAsia="Calibri"/>
+          <w:sz w:val="22"/>
+        </w:rPr>
+        <w:t>Thus a beautiful self-consistent cycle appears:</w:t>
       </w:r>
     </w:p>
     <w:p>
@@ -4951,44 +5032,29 @@
           <w:color w:val="1F4E79"/>
           <w:sz w:val="22"/>
         </w:rPr>
-        <w:t xml:space="preserve">• </w:t>
-      </w:r>
-      <w:r>
-        <w:rPr>
-          <w:rFonts w:ascii="Calibri" w:hAnsi="Calibri" w:eastAsia="Calibri"/>
-          <w:sz w:val="22"/>
-        </w:rPr>
-        <w:t xml:space="preserve">this "reciprocal" equation uniquely gives </w:t>
-      </w:r>
-      <w:r>
-        <w:rPr>
-          <w:rFonts w:ascii="Consolas" w:hAnsi="Consolas" w:eastAsia="Calibri"/>
-          <w:color w:val="8C2F2F"/>
-          <w:sz w:val="20"/>
-        </w:rPr>
-        <w:t>d = N_c = 3</w:t>
-      </w:r>
-      <w:r>
-        <w:rPr>
-          <w:rFonts w:ascii="Calibri" w:hAnsi="Calibri" w:eastAsia="Calibri"/>
-          <w:sz w:val="22"/>
-        </w:rPr>
-        <w:t xml:space="preserve"> (it is the unique positive solution of </w:t>
-      </w:r>
-      <w:r>
-        <w:rPr>
-          <w:rFonts w:ascii="Consolas" w:hAnsi="Consolas" w:eastAsia="Calibri"/>
-          <w:color w:val="8C2F2F"/>
-          <w:sz w:val="20"/>
-        </w:rPr>
-        <w:t>(N_c−3)(N_c+2) = 0</w:t>
-      </w:r>
-      <w:r>
-        <w:rPr>
-          <w:rFonts w:ascii="Calibri" w:hAnsi="Calibri" w:eastAsia="Calibri"/>
-          <w:sz w:val="22"/>
-        </w:rPr>
-        <w:t>);</w:t>
+        <w:t xml:space="preserve">1. </w:t>
+      </w:r>
+      <w:r>
+        <w:rPr>
+          <w:rFonts w:ascii="Calibri" w:hAnsi="Calibri" w:eastAsia="Calibri"/>
+          <w:sz w:val="22"/>
+        </w:rPr>
+        <w:t xml:space="preserve"/>
+      </w:r>
+      <w:r>
+        <w:rPr>
+          <w:rFonts w:ascii="Calibri" w:hAnsi="Calibri" w:eastAsia="Calibri"/>
+          <w:b/>
+          <w:sz w:val="22"/>
+        </w:rPr>
+        <w:t/>
+      </w:r>
+      <w:r>
+        <w:rPr>
+          <w:rFonts w:ascii="Calibri" w:hAnsi="Calibri" w:eastAsia="Calibri"/>
+          <w:sz w:val="22"/>
+        </w:rPr>
+        <w:t xml:space="preserve">The generated internal source fixes the response and normalization data;</w:t>
       </w:r>
     </w:p>
     <w:p>
@@ -5003,14 +5069,78 @@
           <w:color w:val="1F4E79"/>
           <w:sz w:val="22"/>
         </w:rPr>
-        <w:t xml:space="preserve">• </w:t>
-      </w:r>
-      <w:r>
-        <w:rPr>
-          <w:rFonts w:ascii="Calibri" w:hAnsi="Calibri" w:eastAsia="Calibri"/>
-          <w:sz w:val="22"/>
-        </w:rPr>
-        <w:t xml:space="preserve">The three-dimensional internal construction is combined with physical clock readouts in the macroscopic 3+1-dimensional representation.</w:t>
+        <w:t xml:space="preserve">2. </w:t>
+      </w:r>
+      <w:r>
+        <w:rPr>
+          <w:rFonts w:ascii="Calibri" w:hAnsi="Calibri" w:eastAsia="Calibri"/>
+          <w:sz w:val="22"/>
+        </w:rPr>
+        <w:t xml:space="preserve">gauge fields </w:t>
+      </w:r>
+      <w:r>
+        <w:rPr>
+          <w:rFonts w:ascii="Calibri" w:hAnsi="Calibri" w:eastAsia="Calibri"/>
+          <w:b/>
+          <w:sz w:val="22"/>
+        </w:rPr>
+        <w:t>form</w:t>
+      </w:r>
+      <w:r>
+        <w:rPr>
+          <w:rFonts w:ascii="Calibri" w:hAnsi="Calibri" w:eastAsia="Calibri"/>
+          <w:sz w:val="22"/>
+        </w:rPr>
+        <w:t xml:space="preserve"> matter (fermions, the Higgs);</w:t>
+      </w:r>
+    </w:p>
+    <w:p>
+      <w:pPr>
+        <w:spacing w:after="40"/>
+        <w:ind w:left="360"/>
+      </w:pPr>
+      <w:r>
+        <w:rPr>
+          <w:rFonts w:ascii="Calibri" w:hAnsi="Calibri" w:eastAsia="Calibri"/>
+          <w:b/>
+          <w:color w:val="1F4E79"/>
+          <w:sz w:val="22"/>
+        </w:rPr>
+        <w:t xml:space="preserve">3. </w:t>
+      </w:r>
+      <w:r>
+        <w:rPr>
+          <w:rFonts w:ascii="Calibri" w:hAnsi="Calibri" w:eastAsia="Calibri"/>
+          <w:sz w:val="22"/>
+        </w:rPr>
+        <w:t xml:space="preserve">matter in turn </w:t>
+      </w:r>
+      <w:r>
+        <w:rPr>
+          <w:rFonts w:ascii="Calibri" w:hAnsi="Calibri" w:eastAsia="Calibri"/>
+          <w:b/>
+          <w:sz w:val="22"/>
+        </w:rPr>
+        <w:t>deepens</w:t>
+      </w:r>
+      <w:r>
+        <w:rPr>
+          <w:rFonts w:ascii="Calibri" w:hAnsi="Calibri" w:eastAsia="Calibri"/>
+          <w:sz w:val="22"/>
+        </w:rPr>
+        <w:t xml:space="preserve"> gravity (through the feedback of the spectrum).</w:t>
+      </w:r>
+    </w:p>
+    <w:p>
+      <w:pPr>
+        <w:spacing w:after="80" w:line="300" w:lineRule="auto"/>
+      </w:pPr>
+      <w:r>
+        <w:rPr>
+          <w:rFonts w:ascii="Calibri" w:hAnsi="Calibri" w:eastAsia="Calibri"/>
+          <w:sz w:val="22"/>
+        </w:rPr>
+        <w:t xml:space="preserve"/>
       </w:r>
       <w:r>
         <w:rPr>
@@ -5025,34 +5155,22 @@
           <w:rFonts w:ascii="Calibri" w:hAnsi="Calibri" w:eastAsia="Calibri"/>
           <w:sz w:val="22"/>
         </w:rPr>
+        <w:t xml:space="preserve">Closure is checked in a common action: variation gives the matter equation, the source balance and the gravitational constraints. The occupied auxiliary-radius model and the finite expanding RMS model each provide explicit dynamical instances with their own retained variables.</w:t>
+      </w:r>
+      <w:r>
+        <w:rPr>
+          <w:rFonts w:ascii="Calibri" w:hAnsi="Calibri" w:eastAsia="Calibri"/>
+          <w:b/>
+          <w:sz w:val="22"/>
+        </w:rPr>
         <w:t/>
       </w:r>
-    </w:p>
-    <w:p>
-      <w:pPr>
-        <w:spacing w:after="80" w:line="300" w:lineRule="auto"/>
-      </w:pPr>
-      <w:r>
-        <w:rPr>
-          <w:rFonts w:ascii="Calibri" w:hAnsi="Calibri" w:eastAsia="Calibri"/>
-          <w:sz w:val="22"/>
-        </w:rPr>
-        <w:t xml:space="preserve">In other words: </w:t>
-      </w:r>
-      <w:r>
-        <w:rPr>
-          <w:rFonts w:ascii="Calibri" w:hAnsi="Calibri" w:eastAsia="Calibri"/>
-          <w:b/>
-          <w:sz w:val="22"/>
-        </w:rPr>
-        <w:t>"four dimensions" is not an input assumption, but a derived result.</w:t>
-      </w:r>
-      <w:r>
-        <w:rPr>
-          <w:rFonts w:ascii="Calibri" w:hAnsi="Calibri" w:eastAsia="Calibri"/>
-          <w:sz w:val="22"/>
-        </w:rPr>
-        <w:t xml:space="preserve"> Change it, and the whole framework becomes inconsistent. The reason this result is clean is that it comes from a "reciprocal" duality relation — 8 and 1/8 multiply to 1, and this simple relation precisely, uniquely locks the dimension.</w:t>
+      <w:r>
+        <w:rPr>
+          <w:rFonts w:ascii="Calibri" w:hAnsi="Calibri" w:eastAsia="Calibri"/>
+          <w:sz w:val="22"/>
+        </w:rPr>
+        <w:t xml:space="preserve"/>
       </w:r>
     </w:p>
     <w:p>
@@ -5067,7 +5185,7 @@
           <w:color w:val="2E6B3A"/>
           <w:sz w:val="26"/>
         </w:rPr>
-        <w:t>The lowest layer of the universe has the highest symmetry</w:t>
+        <w:t xml:space="preserve">Reading cosmic expansion</w:t>
       </w:r>
     </w:p>
     <w:p>
@@ -5079,7 +5197,15 @@
           <w:rFonts w:ascii="Calibri" w:hAnsi="Calibri" w:eastAsia="Calibri"/>
           <w:sz w:val="22"/>
         </w:rPr>
-        <w:t>Behind this lies a deep regularity:</w:t>
+        <w:t xml:space="preserve"/>
+      </w:r>
+      <w:r>
+        <w:rPr>
+          <w:rFonts w:ascii="Calibri" w:hAnsi="Calibri" w:eastAsia="Calibri"/>
+          <w:b/>
+          <w:sz w:val="22"/>
+        </w:rPr>
+        <w:t xml:space="preserve">The cosmological calculation uses a homogeneous expanding background and a thermal history.</w:t>
       </w:r>
     </w:p>
     <w:p>
@@ -5091,15 +5217,22 @@
           <w:rFonts w:ascii="Calibri" w:hAnsi="Calibri" w:eastAsia="Calibri"/>
           <w:sz w:val="22"/>
         </w:rPr>
-        <w:t xml:space="preserve">&gt; </w:t>
-      </w:r>
-      <w:r>
-        <w:rPr>
-          <w:rFonts w:ascii="Calibri" w:hAnsi="Calibri" w:eastAsia="Calibri"/>
-          <w:b/>
-          <w:sz w:val="22"/>
-        </w:rPr>
-        <w:t>The closer to the "smallest, most fundamental change," the higher the symmetry.</w:t>
+        <w:t xml:space="preserve">The scale factor describes the relation between emission and observation, with 1+z=a_today/a_emission. Expansion is a macroscopic readout in the framework, and it enters the distance and acoustic-scale calculations explicitly.</w:t>
+      </w:r>
+      <w:r>
+        <w:rPr>
+          <w:rFonts w:ascii="Calibri" w:hAnsi="Calibri" w:eastAsia="Calibri"/>
+          <w:b/>
+          <w:sz w:val="22"/>
+        </w:rPr>
+        <w:t/>
+      </w:r>
+      <w:r>
+        <w:rPr>
+          <w:rFonts w:ascii="Calibri" w:hAnsi="Calibri" w:eastAsia="Calibri"/>
+          <w:sz w:val="22"/>
+        </w:rPr>
+        <w:t xml:space="preserve"/>
       </w:r>
     </w:p>
     <w:p>
@@ -5111,18 +5244,6 @@
           <w:rFonts w:ascii="Calibri" w:hAnsi="Calibri" w:eastAsia="Calibri"/>
           <w:sz w:val="22"/>
         </w:rPr>
-        <w:t>Near the Planck scale (the smallest scale we can describe), symmetry is highest; moving toward the macroscopic, symmetry "breaks" more and more, and there is less of it. The electromagnetic, weak, and strong forces look distinct at low energy, but they all descend from one and the same higher symmetry at high energy.</w:t>
-      </w:r>
-    </w:p>
-    <w:p>
-      <w:pPr>
-        <w:spacing w:after="80" w:line="300" w:lineRule="auto"/>
-      </w:pPr>
-      <w:r>
-        <w:rPr>
-          <w:rFonts w:ascii="Calibri" w:hAnsi="Calibri" w:eastAsia="Calibri"/>
-          <w:sz w:val="22"/>
-        </w:rPr>
         <w:t xml:space="preserve"/>
       </w:r>
       <w:r>
@@ -5138,7 +5259,7 @@
           <w:rFonts w:ascii="Calibri" w:hAnsi="Calibri" w:eastAsia="Calibri"/>
           <w:sz w:val="22"/>
         </w:rPr>
-        <w:t xml:space="preserve">The dimension and colour constraints illustrate how the framework reduces structural freedom. Numerical readouts then use the response domain, normalization and transfer rules stated with their calculations.</w:t>
+        <w:t xml:space="preserve">Clock readings give elapsed durations along physical histories. The logarithm of a spectral window span is dimensionless; an age requires the corresponding background evolution and clock normalization.</w:t>
       </w:r>
     </w:p>
     <w:p>
@@ -5161,7 +5282,7 @@
           <w:color w:val="1F4E79"/>
           <w:sz w:val="32"/>
         </w:rPr>
-        <w:t>7. Gravity, Gauge, Matter: The Trinity of Emergence</w:t>
+        <w:t>Don't rush to believe it: a few honest caveats</w:t>
       </w:r>
     </w:p>
     <w:p>
@@ -5173,30 +5294,7 @@
           <w:rFonts w:ascii="Calibri" w:hAnsi="Calibri" w:eastAsia="Calibri"/>
           <w:sz w:val="22"/>
         </w:rPr>
-        <w:t xml:space="preserve">This chapter answers a core question: </w:t>
-      </w:r>
-      <w:r>
-        <w:rPr>
-          <w:rFonts w:ascii="Calibri" w:hAnsi="Calibri" w:eastAsia="Calibri"/>
-          <w:b/>
-          <w:sz w:val="22"/>
-        </w:rPr>
-        <w:t>what is the relationship among gravity, gauge forces, and matter?</w:t>
-      </w:r>
-    </w:p>
-    <w:p>
-      <w:pPr>
-        <w:pStyle w:val="Heading3"/>
-        <w:spacing w:before="200" w:after="120"/>
-      </w:pPr>
-      <w:r>
-        <w:rPr>
-          <w:rFonts w:ascii="Calibri" w:hAnsi="Calibri" w:eastAsia="Calibri"/>
-          <w:b/>
-          <w:color w:val="2E6B3A"/>
-          <w:sz w:val="26"/>
-        </w:rPr>
-        <w:t>Gravity is emergent: the acceleration scale</w:t>
+        <w:t>A good science writer puts the objections on the table before the reader does. Here are the questions a reader is most likely to "throw at us."</w:t>
       </w:r>
     </w:p>
     <w:p>
@@ -5206,9 +5304,10 @@
       <w:r>
         <w:rPr>
           <w:rFonts w:ascii="Calibri" w:hAnsi="Calibri" w:eastAsia="Calibri"/>
-          <w:sz w:val="22"/>
-        </w:rPr>
-        <w:t>Chapter 1 already established the picture of "gravity emerging like temperature." Here we pin it into concrete conclusions.</w:t>
+          <w:b/>
+          <w:sz w:val="22"/>
+        </w:rPr>
+        <w:t>Q: If spacetime doesn't exist, then what is "oscillating" in the gravitational waves that LIGO detected?</w:t>
       </w:r>
     </w:p>
     <w:p>
@@ -5220,15 +5319,7 @@
           <w:rFonts w:ascii="Calibri" w:hAnsi="Calibri" w:eastAsia="Calibri"/>
           <w:sz w:val="22"/>
         </w:rPr>
-        <w:t xml:space="preserve">In our framework, </w:t>
-      </w:r>
-      <w:r>
-        <w:rPr>
-          <w:rFonts w:ascii="Calibri" w:hAnsi="Calibri" w:eastAsia="Calibri"/>
-          <w:b/>
-          <w:sz w:val="22"/>
-        </w:rPr>
-        <w:t>gravity is not an independent, fundamental force, but is "emergent."</w:t>
+        <w:t xml:space="preserve">A: They are propagating changes of the collective tensor response. In the quadratic macroscopic action, two physical tensor helicities describe these waves and their coupling to conserved sources.</w:t>
       </w:r>
     </w:p>
     <w:p>
@@ -5238,24 +5329,10 @@
       <w:r>
         <w:rPr>
           <w:rFonts w:ascii="Calibri" w:hAnsi="Calibri" w:eastAsia="Calibri"/>
-          <w:sz w:val="22"/>
-        </w:rPr>
-        <w:t xml:space="preserve"/>
-      </w:r>
-      <w:r>
-        <w:rPr>
-          <w:rFonts w:ascii="Calibri" w:hAnsi="Calibri" w:eastAsia="Calibri"/>
-          <w:b/>
-          <w:sz w:val="22"/>
-        </w:rPr>
-        <w:t/>
-      </w:r>
-      <w:r>
-        <w:rPr>
-          <w:rFonts w:ascii="Calibri" w:hAnsi="Calibri" w:eastAsia="Calibri"/>
-          <w:sz w:val="22"/>
-        </w:rPr>
-        <w:t xml:space="preserve">The macroscopic gravitational field is described by its tensor response and effective action. In the specified quadratic realization, constraint reduction leaves two massless tensor helicities with positive residue. Internal critical response supplies the matching data.</w:t>
+          <w:b/>
+          <w:sz w:val="22"/>
+        </w:rPr>
+        <w:t xml:space="preserve">Q: How is the cosmic microwave background treated?</w:t>
       </w:r>
     </w:p>
     <w:p>
@@ -5267,157 +5344,7 @@
           <w:rFonts w:ascii="Calibri" w:hAnsi="Calibri" w:eastAsia="Calibri"/>
           <w:sz w:val="22"/>
         </w:rPr>
-        <w:t xml:space="preserve">Three parts of this calculation can be distinguished:</w:t>
-      </w:r>
-    </w:p>
-    <w:p>
-      <w:pPr>
-        <w:spacing w:after="40"/>
-        <w:ind w:left="360"/>
-      </w:pPr>
-      <w:r>
-        <w:rPr>
-          <w:rFonts w:ascii="Calibri" w:hAnsi="Calibri" w:eastAsia="Calibri"/>
-          <w:b/>
-          <w:color w:val="1F4E79"/>
-          <w:sz w:val="22"/>
-        </w:rPr>
-        <w:t xml:space="preserve">1. </w:t>
-      </w:r>
-      <w:r>
-        <w:rPr>
-          <w:rFonts w:ascii="Calibri" w:hAnsi="Calibri" w:eastAsia="Calibri"/>
-          <w:b/>
-          <w:sz w:val="22"/>
-        </w:rPr>
-        <w:t/>
-      </w:r>
-      <w:r>
-        <w:rPr>
-          <w:rFonts w:ascii="Calibri" w:hAnsi="Calibri" w:eastAsia="Calibri"/>
-          <w:sz w:val="22"/>
-        </w:rPr>
-        <w:t xml:space="preserve">The linear baseline is Newtonian. The external tensor action and conserved source coupling give the inverse-square static response and the normalization used in linear cosmological propagation.</w:t>
-      </w:r>
-    </w:p>
-    <w:p>
-      <w:pPr>
-        <w:spacing w:after="40"/>
-        <w:ind w:left="360"/>
-      </w:pPr>
-      <w:r>
-        <w:rPr>
-          <w:rFonts w:ascii="Calibri" w:hAnsi="Calibri" w:eastAsia="Calibri"/>
-          <w:b/>
-          <w:color w:val="1F4E79"/>
-          <w:sz w:val="22"/>
-        </w:rPr>
-        <w:t xml:space="preserve">2. </w:t>
-      </w:r>
-      <w:r>
-        <w:rPr>
-          <w:rFonts w:ascii="Calibri" w:hAnsi="Calibri" w:eastAsia="Calibri"/>
-          <w:b/>
-          <w:sz w:val="22"/>
-        </w:rPr>
-        <w:t/>
-      </w:r>
-      <w:r>
-        <w:rPr>
-          <w:rFonts w:ascii="Calibri" w:hAnsi="Calibri" w:eastAsia="Calibri"/>
-          <w:sz w:val="22"/>
-        </w:rPr>
-        <w:t xml:space="preserve">The endpoint fixes the cosmological budget Ω_Σ = 1−Ω_Λ−Ω_b. The thermal calculation resolves this residual into a cold component, photons and thermal neutrinos. Their background and clustering contributions follow their respective evolution equations.</w:t>
-      </w:r>
-      <w:r>
-        <w:rPr>
-          <w:rFonts w:ascii="Consolas" w:hAnsi="Consolas" w:eastAsia="Calibri"/>
-          <w:color w:val="8C2F2F"/>
-          <w:sz w:val="20"/>
-        </w:rPr>
-        <w:t/>
-      </w:r>
-      <w:r>
-        <w:rPr>
-          <w:rFonts w:ascii="Calibri" w:hAnsi="Calibri" w:eastAsia="Calibri"/>
-          <w:sz w:val="22"/>
-        </w:rPr>
-        <w:t xml:space="preserve"/>
-      </w:r>
-      <w:r>
-        <w:rPr>
-          <w:rFonts w:ascii="Consolas" w:hAnsi="Consolas" w:eastAsia="Calibri"/>
-          <w:color w:val="8C2F2F"/>
-          <w:sz w:val="20"/>
-        </w:rPr>
-        <w:t/>
-      </w:r>
-      <w:r>
-        <w:rPr>
-          <w:rFonts w:ascii="Calibri" w:hAnsi="Calibri" w:eastAsia="Calibri"/>
-          <w:sz w:val="22"/>
-        </w:rPr>
-        <w:t xml:space="preserve"/>
-      </w:r>
-    </w:p>
-    <w:p>
-      <w:pPr>
-        <w:spacing w:after="40"/>
-        <w:ind w:left="360"/>
-      </w:pPr>
-      <w:r>
-        <w:rPr>
-          <w:rFonts w:ascii="Calibri" w:hAnsi="Calibri" w:eastAsia="Calibri"/>
-          <w:b/>
-          <w:color w:val="1F4E79"/>
-          <w:sz w:val="22"/>
-        </w:rPr>
-        <w:t xml:space="preserve">3. </w:t>
-      </w:r>
-      <w:r>
-        <w:rPr>
-          <w:rFonts w:ascii="Calibri" w:hAnsi="Calibri" w:eastAsia="Calibri"/>
-          <w:b/>
-          <w:sz w:val="22"/>
-        </w:rPr>
-        <w:t/>
-      </w:r>
-      <w:r>
-        <w:rPr>
-          <w:rFonts w:ascii="Calibri" w:hAnsi="Calibri" w:eastAsia="Calibri"/>
-          <w:sz w:val="22"/>
-        </w:rPr>
-        <w:t xml:space="preserve"/>
-      </w:r>
-      <w:r>
-        <w:rPr>
-          <w:rFonts w:ascii="Consolas" w:hAnsi="Consolas" w:eastAsia="Calibri"/>
-          <w:color w:val="8C2F2F"/>
-          <w:sz w:val="20"/>
-        </w:rPr>
-        <w:t/>
-      </w:r>
-      <w:r>
-        <w:rPr>
-          <w:rFonts w:ascii="Calibri" w:hAnsi="Calibri" w:eastAsia="Calibri"/>
-          <w:sz w:val="22"/>
-        </w:rPr>
-        <w:t xml:space="preserve"/>
-      </w:r>
-      <w:r>
-        <w:rPr>
-          <w:rFonts w:ascii="Consolas" w:hAnsi="Consolas" w:eastAsia="Calibri"/>
-          <w:color w:val="8C2F2F"/>
-          <w:sz w:val="20"/>
-        </w:rPr>
-        <w:t/>
-      </w:r>
-      <w:r>
-        <w:rPr>
-          <w:rFonts w:ascii="Calibri" w:hAnsi="Calibri" w:eastAsia="Calibri"/>
-          <w:sz w:val="22"/>
-        </w:rPr>
-        <w:t xml:space="preserve">The local source covariance gives a0 = c·H0/(2π)·√(4/3) on the stated decomposable pure-occupation orbit. The RMS readout gives μ(y)=y/√(1+y²). The same local action also supports source feedback and an autonomous finite-displacement model with an expanding background; its periodic potential satisfies the full local field equation.</w:t>
+        <w:t xml:space="preserve">A: The endpoint gives a photon-temperature normalization. The observable acoustic scale and distances also use an expanding thermal background and recombination. V5 records these stages separately and tests the resulting distance prediction against data.</w:t>
       </w:r>
     </w:p>
     <w:p>
@@ -5427,24 +5354,10 @@
       <w:r>
         <w:rPr>
           <w:rFonts w:ascii="Calibri" w:hAnsi="Calibri" w:eastAsia="Calibri"/>
-          <w:sz w:val="22"/>
-        </w:rPr>
-        <w:t xml:space="preserve"/>
-      </w:r>
-      <w:r>
-        <w:rPr>
-          <w:rFonts w:ascii="Calibri" w:hAnsi="Calibri" w:eastAsia="Calibri"/>
-          <w:b/>
-          <w:sz w:val="22"/>
-        </w:rPr>
-        <w:t/>
-      </w:r>
-      <w:r>
-        <w:rPr>
-          <w:rFonts w:ascii="Calibri" w:hAnsi="Calibri" w:eastAsia="Calibri"/>
-          <w:sz w:val="22"/>
-        </w:rPr>
-        <w:t xml:space="preserve">In plain words, the common endpoint relates several macroscopic measurements. The action and source projection specify which equation applies to each measurement.</w:t>
+          <w:b/>
+          <w:sz w:val="22"/>
+        </w:rPr>
+        <w:t>Q: Can this theory be falsified? If a theory explains everything, it explains nothing.</w:t>
       </w:r>
     </w:p>
     <w:p>
@@ -5454,549 +5367,9 @@
       <w:r>
         <w:rPr>
           <w:rFonts w:ascii="Calibri" w:hAnsi="Calibri" w:eastAsia="Calibri"/>
-          <w:b/>
-          <w:sz w:val="22"/>
-        </w:rPr>
-        <w:t>"Emergent gravity" was not our idea first.</w:t>
-      </w:r>
-      <w:r>
-        <w:rPr>
-          <w:rFonts w:ascii="Calibri" w:hAnsi="Calibri" w:eastAsia="Calibri"/>
-          <w:sz w:val="22"/>
-        </w:rPr>
-        <w:t xml:space="preserve"> The reader may know that the Dutch physicist Erik Verlinde proposed, around 2010, a famous view: gravity is not a fundamental force but an </w:t>
-      </w:r>
-      <w:r>
-        <w:rPr>
-          <w:rFonts w:ascii="Calibri" w:hAnsi="Calibri" w:eastAsia="Calibri"/>
-          <w:b/>
-          <w:sz w:val="22"/>
-        </w:rPr>
-        <w:t>entropic force</w:t>
-      </w:r>
-      <w:r>
-        <w:rPr>
-          <w:rFonts w:ascii="Calibri" w:hAnsi="Calibri" w:eastAsia="Calibri"/>
-          <w:sz w:val="22"/>
-        </w:rPr>
-        <w:t xml:space="preserve"> — it arises from the distribution of information on a boundary, much as the pressure of a gas arises from molecular impacts. His slogan was: "gravity is a gradient of entropy."</w:t>
-      </w:r>
-    </w:p>
-    <w:p>
-      <w:pPr>
-        <w:spacing w:after="80" w:line="300" w:lineRule="auto"/>
-      </w:pPr>
-      <w:r>
-        <w:rPr>
-          <w:rFonts w:ascii="Calibri" w:hAnsi="Calibri" w:eastAsia="Calibri"/>
-          <w:sz w:val="22"/>
-        </w:rPr>
-        <w:t xml:space="preserve"/>
-      </w:r>
-      <w:r>
-        <w:rPr>
-          <w:rFonts w:ascii="Calibri" w:hAnsi="Calibri" w:eastAsia="Calibri"/>
-          <w:b/>
-          <w:sz w:val="22"/>
-        </w:rPr>
-        <w:t/>
-      </w:r>
-      <w:r>
-        <w:rPr>
-          <w:rFonts w:ascii="Calibri" w:hAnsi="Calibri" w:eastAsia="Calibri"/>
-          <w:sz w:val="22"/>
-        </w:rPr>
-        <w:t xml:space="preserve">The comparison with entropic gravity concerns a shared interest in collective behavior. Here the calculation identifies a source covariance, a tensor response and the action governing each macroscopic branch; entropy measures the spectral window span.</w:t>
-      </w:r>
-      <w:r>
-        <w:rPr>
-          <w:rFonts w:ascii="Calibri" w:hAnsi="Calibri" w:eastAsia="Calibri"/>
-          <w:b/>
-          <w:sz w:val="22"/>
-        </w:rPr>
-        <w:t/>
-      </w:r>
-      <w:r>
-        <w:rPr>
-          <w:rFonts w:ascii="Calibri" w:hAnsi="Calibri" w:eastAsia="Calibri"/>
-          <w:sz w:val="22"/>
-        </w:rPr>
-        <w:t xml:space="preserve"/>
-      </w:r>
-      <w:r>
-        <w:rPr>
-          <w:rFonts w:ascii="Calibri" w:hAnsi="Calibri" w:eastAsia="Calibri"/>
-          <w:b/>
-          <w:sz w:val="22"/>
-        </w:rPr>
-        <w:t/>
-      </w:r>
-      <w:r>
-        <w:rPr>
-          <w:rFonts w:ascii="Calibri" w:hAnsi="Calibri" w:eastAsia="Calibri"/>
-          <w:sz w:val="22"/>
-        </w:rPr>
-        <w:t xml:space="preserve"/>
-      </w:r>
-    </w:p>
-    <w:p>
-      <w:pPr>
-        <w:spacing w:after="80" w:line="300" w:lineRule="auto"/>
-      </w:pPr>
-      <w:r>
-        <w:rPr>
-          <w:rFonts w:ascii="Calibri" w:hAnsi="Calibri" w:eastAsia="Calibri"/>
-          <w:sz w:val="22"/>
-        </w:rPr>
-        <w:t xml:space="preserve">The useful test is quantitative: the source normalization and response equations must give consistent motion, clock relations and observational comparisons.</w:t>
-      </w:r>
-      <w:r>
-        <w:rPr>
-          <w:rFonts w:ascii="Calibri" w:hAnsi="Calibri" w:eastAsia="Calibri"/>
-          <w:b/>
-          <w:sz w:val="22"/>
-        </w:rPr>
-        <w:t/>
-      </w:r>
-      <w:r>
-        <w:rPr>
-          <w:rFonts w:ascii="Calibri" w:hAnsi="Calibri" w:eastAsia="Calibri"/>
-          <w:sz w:val="22"/>
-        </w:rPr>
-        <w:t/>
-      </w:r>
-    </w:p>
-    <w:p>
-      <w:pPr>
-        <w:pStyle w:val="Heading3"/>
-        <w:spacing w:before="200" w:after="120"/>
-      </w:pPr>
-      <w:r>
-        <w:rPr>
-          <w:rFonts w:ascii="Calibri" w:hAnsi="Calibri" w:eastAsia="Calibri"/>
-          <w:b/>
-          <w:color w:val="2E6B3A"/>
-          <w:sz w:val="26"/>
-        </w:rPr>
-        <w:t>Gauge construction: gauge fields emerge from the spectrum</w:t>
-      </w:r>
-    </w:p>
-    <w:p>
-      <w:pPr>
-        <w:spacing w:after="80" w:line="300" w:lineRule="auto"/>
-      </w:pPr>
-      <w:r>
-        <w:rPr>
-          <w:rFonts w:ascii="Calibri" w:hAnsi="Calibri" w:eastAsia="Calibri"/>
-          <w:sz w:val="22"/>
-        </w:rPr>
-        <w:t xml:space="preserve"/>
-      </w:r>
-      <w:r>
-        <w:rPr>
-          <w:rFonts w:ascii="Calibri" w:hAnsi="Calibri" w:eastAsia="Calibri"/>
-          <w:b/>
-          <w:sz w:val="22"/>
-        </w:rPr>
-        <w:t/>
-      </w:r>
-      <w:r>
-        <w:rPr>
-          <w:rFonts w:ascii="Calibri" w:hAnsi="Calibri" w:eastAsia="Calibri"/>
-          <w:sz w:val="22"/>
-        </w:rPr>
-        <w:t xml:space="preserve">The gauge structure is inherited from the compact response-space construction and its generated operator algebra. The low-energy fields use the retained modes and the corresponding matter representations.</w:t>
-      </w:r>
-    </w:p>
-    <w:p>
-      <w:pPr>
-        <w:spacing w:after="80" w:line="300" w:lineRule="auto"/>
-      </w:pPr>
-      <w:r>
-        <w:rPr>
-          <w:rFonts w:ascii="Calibri" w:hAnsi="Calibri" w:eastAsia="Calibri"/>
-          <w:sz w:val="22"/>
-        </w:rPr>
-        <w:t>The structure of the gauge group (why it is SU(3)×SU(2)×U(1)) is also derived from the spectrum, not assumed. The geometry of the internal space, through "duality," determines the algebra of the gauge group — this is the concrete meaning of the "geometry ↔ gauge" duality.</w:t>
-      </w:r>
-    </w:p>
-    <w:p>
-      <w:pPr>
-        <w:pStyle w:val="Heading3"/>
-        <w:spacing w:before="200" w:after="120"/>
-      </w:pPr>
-      <w:r>
-        <w:rPr>
-          <w:rFonts w:ascii="Calibri" w:hAnsi="Calibri" w:eastAsia="Calibri"/>
-          <w:b/>
-          <w:color w:val="2E6B3A"/>
-          <w:sz w:val="26"/>
-        </w:rPr>
-        <w:t>The self-consistent cycle: gauge forms matter, matter deepens gravity</w:t>
-      </w:r>
-    </w:p>
-    <w:p>
-      <w:pPr>
-        <w:spacing w:after="80" w:line="300" w:lineRule="auto"/>
-      </w:pPr>
-      <w:r>
-        <w:rPr>
-          <w:rFonts w:ascii="Calibri" w:hAnsi="Calibri" w:eastAsia="Calibri"/>
-          <w:sz w:val="22"/>
-        </w:rPr>
-        <w:t>Thus a beautiful self-consistent cycle appears:</w:t>
-      </w:r>
-    </w:p>
-    <w:p>
-      <w:pPr>
-        <w:spacing w:after="40"/>
-        <w:ind w:left="360"/>
-      </w:pPr>
-      <w:r>
-        <w:rPr>
-          <w:rFonts w:ascii="Calibri" w:hAnsi="Calibri" w:eastAsia="Calibri"/>
-          <w:b/>
-          <w:color w:val="1F4E79"/>
-          <w:sz w:val="22"/>
-        </w:rPr>
-        <w:t xml:space="preserve">1. </w:t>
-      </w:r>
-      <w:r>
-        <w:rPr>
-          <w:rFonts w:ascii="Calibri" w:hAnsi="Calibri" w:eastAsia="Calibri"/>
-          <w:sz w:val="22"/>
-        </w:rPr>
-        <w:t xml:space="preserve"/>
-      </w:r>
-      <w:r>
-        <w:rPr>
-          <w:rFonts w:ascii="Calibri" w:hAnsi="Calibri" w:eastAsia="Calibri"/>
-          <w:b/>
-          <w:sz w:val="22"/>
-        </w:rPr>
-        <w:t/>
-      </w:r>
-      <w:r>
-        <w:rPr>
-          <w:rFonts w:ascii="Calibri" w:hAnsi="Calibri" w:eastAsia="Calibri"/>
-          <w:sz w:val="22"/>
-        </w:rPr>
-        <w:t xml:space="preserve">The generated internal source fixes the response and normalization data;</w:t>
-      </w:r>
-    </w:p>
-    <w:p>
-      <w:pPr>
-        <w:spacing w:after="40"/>
-        <w:ind w:left="360"/>
-      </w:pPr>
-      <w:r>
-        <w:rPr>
-          <w:rFonts w:ascii="Calibri" w:hAnsi="Calibri" w:eastAsia="Calibri"/>
-          <w:b/>
-          <w:color w:val="1F4E79"/>
-          <w:sz w:val="22"/>
-        </w:rPr>
-        <w:t xml:space="preserve">2. </w:t>
-      </w:r>
-      <w:r>
-        <w:rPr>
-          <w:rFonts w:ascii="Calibri" w:hAnsi="Calibri" w:eastAsia="Calibri"/>
-          <w:sz w:val="22"/>
-        </w:rPr>
-        <w:t xml:space="preserve">gauge fields </w:t>
-      </w:r>
-      <w:r>
-        <w:rPr>
-          <w:rFonts w:ascii="Calibri" w:hAnsi="Calibri" w:eastAsia="Calibri"/>
-          <w:b/>
-          <w:sz w:val="22"/>
-        </w:rPr>
-        <w:t>form</w:t>
-      </w:r>
-      <w:r>
-        <w:rPr>
-          <w:rFonts w:ascii="Calibri" w:hAnsi="Calibri" w:eastAsia="Calibri"/>
-          <w:sz w:val="22"/>
-        </w:rPr>
-        <w:t xml:space="preserve"> matter (fermions, the Higgs);</w:t>
-      </w:r>
-    </w:p>
-    <w:p>
-      <w:pPr>
-        <w:spacing w:after="40"/>
-        <w:ind w:left="360"/>
-      </w:pPr>
-      <w:r>
-        <w:rPr>
-          <w:rFonts w:ascii="Calibri" w:hAnsi="Calibri" w:eastAsia="Calibri"/>
-          <w:b/>
-          <w:color w:val="1F4E79"/>
-          <w:sz w:val="22"/>
-        </w:rPr>
-        <w:t xml:space="preserve">3. </w:t>
-      </w:r>
-      <w:r>
-        <w:rPr>
-          <w:rFonts w:ascii="Calibri" w:hAnsi="Calibri" w:eastAsia="Calibri"/>
-          <w:sz w:val="22"/>
-        </w:rPr>
-        <w:t xml:space="preserve">matter in turn </w:t>
-      </w:r>
-      <w:r>
-        <w:rPr>
-          <w:rFonts w:ascii="Calibri" w:hAnsi="Calibri" w:eastAsia="Calibri"/>
-          <w:b/>
-          <w:sz w:val="22"/>
-        </w:rPr>
-        <w:t>deepens</w:t>
-      </w:r>
-      <w:r>
-        <w:rPr>
-          <w:rFonts w:ascii="Calibri" w:hAnsi="Calibri" w:eastAsia="Calibri"/>
-          <w:sz w:val="22"/>
-        </w:rPr>
-        <w:t xml:space="preserve"> gravity (through the feedback of the spectrum).</w:t>
-      </w:r>
-    </w:p>
-    <w:p>
-      <w:pPr>
-        <w:spacing w:after="80" w:line="300" w:lineRule="auto"/>
-      </w:pPr>
-      <w:r>
-        <w:rPr>
-          <w:rFonts w:ascii="Calibri" w:hAnsi="Calibri" w:eastAsia="Calibri"/>
-          <w:sz w:val="22"/>
-        </w:rPr>
-        <w:t xml:space="preserve"/>
-      </w:r>
-      <w:r>
-        <w:rPr>
-          <w:rFonts w:ascii="Calibri" w:hAnsi="Calibri" w:eastAsia="Calibri"/>
-          <w:b/>
-          <w:sz w:val="22"/>
-        </w:rPr>
-        <w:t/>
-      </w:r>
-      <w:r>
-        <w:rPr>
-          <w:rFonts w:ascii="Calibri" w:hAnsi="Calibri" w:eastAsia="Calibri"/>
-          <w:sz w:val="22"/>
-        </w:rPr>
-        <w:t xml:space="preserve">Closure is checked in a common action: variation gives the matter equation, the source balance and the gravitational constraints. The occupied auxiliary-radius model and the finite expanding RMS model each provide explicit dynamical instances with their own retained variables.</w:t>
-      </w:r>
-      <w:r>
-        <w:rPr>
-          <w:rFonts w:ascii="Calibri" w:hAnsi="Calibri" w:eastAsia="Calibri"/>
-          <w:b/>
-          <w:sz w:val="22"/>
-        </w:rPr>
-        <w:t/>
-      </w:r>
-      <w:r>
-        <w:rPr>
-          <w:rFonts w:ascii="Calibri" w:hAnsi="Calibri" w:eastAsia="Calibri"/>
-          <w:sz w:val="22"/>
-        </w:rPr>
-        <w:t xml:space="preserve"/>
-      </w:r>
-    </w:p>
-    <w:p>
-      <w:pPr>
-        <w:pStyle w:val="Heading3"/>
-        <w:spacing w:before="200" w:after="120"/>
-      </w:pPr>
-      <w:r>
-        <w:rPr>
-          <w:rFonts w:ascii="Calibri" w:hAnsi="Calibri" w:eastAsia="Calibri"/>
-          <w:b/>
-          <w:color w:val="2E6B3A"/>
-          <w:sz w:val="26"/>
-        </w:rPr>
-        <w:t xml:space="preserve">Reading cosmic expansion</w:t>
-      </w:r>
-    </w:p>
-    <w:p>
-      <w:pPr>
-        <w:spacing w:after="80" w:line="300" w:lineRule="auto"/>
-      </w:pPr>
-      <w:r>
-        <w:rPr>
-          <w:rFonts w:ascii="Calibri" w:hAnsi="Calibri" w:eastAsia="Calibri"/>
-          <w:sz w:val="22"/>
-        </w:rPr>
-        <w:t xml:space="preserve"/>
-      </w:r>
-      <w:r>
-        <w:rPr>
-          <w:rFonts w:ascii="Calibri" w:hAnsi="Calibri" w:eastAsia="Calibri"/>
-          <w:b/>
-          <w:sz w:val="22"/>
-        </w:rPr>
-        <w:t xml:space="preserve">The cosmological calculation uses a homogeneous expanding background and a thermal history.</w:t>
-      </w:r>
-    </w:p>
-    <w:p>
-      <w:pPr>
-        <w:spacing w:after="80" w:line="300" w:lineRule="auto"/>
-      </w:pPr>
-      <w:r>
-        <w:rPr>
-          <w:rFonts w:ascii="Calibri" w:hAnsi="Calibri" w:eastAsia="Calibri"/>
-          <w:sz w:val="22"/>
-        </w:rPr>
-        <w:t xml:space="preserve">The scale factor describes the relation between emission and observation, with 1+z=a_today/a_emission. Expansion is a macroscopic readout in the framework, and it enters the distance and acoustic-scale calculations explicitly.</w:t>
-      </w:r>
-      <w:r>
-        <w:rPr>
-          <w:rFonts w:ascii="Calibri" w:hAnsi="Calibri" w:eastAsia="Calibri"/>
-          <w:b/>
-          <w:sz w:val="22"/>
-        </w:rPr>
-        <w:t/>
-      </w:r>
-      <w:r>
-        <w:rPr>
-          <w:rFonts w:ascii="Calibri" w:hAnsi="Calibri" w:eastAsia="Calibri"/>
-          <w:sz w:val="22"/>
-        </w:rPr>
-        <w:t xml:space="preserve"/>
-      </w:r>
-    </w:p>
-    <w:p>
-      <w:pPr>
-        <w:spacing w:after="80" w:line="300" w:lineRule="auto"/>
-      </w:pPr>
-      <w:r>
-        <w:rPr>
-          <w:rFonts w:ascii="Calibri" w:hAnsi="Calibri" w:eastAsia="Calibri"/>
-          <w:sz w:val="22"/>
-        </w:rPr>
-        <w:t xml:space="preserve"/>
-      </w:r>
-      <w:r>
-        <w:rPr>
-          <w:rFonts w:ascii="Calibri" w:hAnsi="Calibri" w:eastAsia="Calibri"/>
-          <w:b/>
-          <w:sz w:val="22"/>
-        </w:rPr>
-        <w:t/>
-      </w:r>
-      <w:r>
-        <w:rPr>
-          <w:rFonts w:ascii="Calibri" w:hAnsi="Calibri" w:eastAsia="Calibri"/>
-          <w:sz w:val="22"/>
-        </w:rPr>
-        <w:t xml:space="preserve">Clock readings give elapsed durations along physical histories. The logarithm of a spectral window span is dimensionless; an age requires the corresponding background evolution and clock normalization.</w:t>
-      </w:r>
-    </w:p>
-    <w:p>
-      <w:pPr>
-        <w:spacing w:before="120" w:after="120"/>
-        <w:pBdr>
-          <w:bottom w:val="single" w:sz="6" w:space="1" w:color="AAAAAA"/>
-        </w:pBdr>
-      </w:pPr>
-    </w:p>
-    <w:p>
-      <w:pPr>
-        <w:pStyle w:val="Heading2"/>
-        <w:spacing w:before="200" w:after="120"/>
-      </w:pPr>
-      <w:r>
-        <w:rPr>
-          <w:rFonts w:ascii="Calibri" w:hAnsi="Calibri" w:eastAsia="Calibri"/>
-          <w:b/>
-          <w:color w:val="1F4E79"/>
-          <w:sz w:val="32"/>
-        </w:rPr>
-        <w:t>Don't rush to believe it: a few honest caveats</w:t>
-      </w:r>
-    </w:p>
-    <w:p>
-      <w:pPr>
-        <w:spacing w:after="80" w:line="300" w:lineRule="auto"/>
-      </w:pPr>
-      <w:r>
-        <w:rPr>
-          <w:rFonts w:ascii="Calibri" w:hAnsi="Calibri" w:eastAsia="Calibri"/>
-          <w:sz w:val="22"/>
-        </w:rPr>
-        <w:t>A good science writer puts the objections on the table before the reader does. Here are the questions a reader is most likely to "throw at us."</w:t>
-      </w:r>
-    </w:p>
-    <w:p>
-      <w:pPr>
-        <w:spacing w:after="80" w:line="300" w:lineRule="auto"/>
-      </w:pPr>
-      <w:r>
-        <w:rPr>
-          <w:rFonts w:ascii="Calibri" w:hAnsi="Calibri" w:eastAsia="Calibri"/>
-          <w:b/>
-          <w:sz w:val="22"/>
-        </w:rPr>
-        <w:t>Q: If spacetime doesn't exist, then what is "oscillating" in the gravitational waves that LIGO detected?</w:t>
-      </w:r>
-    </w:p>
-    <w:p>
-      <w:pPr>
-        <w:spacing w:after="80" w:line="300" w:lineRule="auto"/>
-      </w:pPr>
-      <w:r>
-        <w:rPr>
-          <w:rFonts w:ascii="Calibri" w:hAnsi="Calibri" w:eastAsia="Calibri"/>
-          <w:sz w:val="22"/>
-        </w:rPr>
-        <w:t xml:space="preserve">A: They are propagating changes of the collective tensor response. In the quadratic macroscopic action, two physical tensor helicities describe these waves and their coupling to conserved sources.</w:t>
-      </w:r>
-    </w:p>
-    <w:p>
-      <w:pPr>
-        <w:spacing w:after="80" w:line="300" w:lineRule="auto"/>
-      </w:pPr>
-      <w:r>
-        <w:rPr>
-          <w:rFonts w:ascii="Calibri" w:hAnsi="Calibri" w:eastAsia="Calibri"/>
-          <w:b/>
-          <w:sz w:val="22"/>
-        </w:rPr>
-        <w:t xml:space="preserve">Q: How is the cosmic microwave background treated?</w:t>
-      </w:r>
-    </w:p>
-    <w:p>
-      <w:pPr>
-        <w:spacing w:after="80" w:line="300" w:lineRule="auto"/>
-      </w:pPr>
-      <w:r>
-        <w:rPr>
-          <w:rFonts w:ascii="Calibri" w:hAnsi="Calibri" w:eastAsia="Calibri"/>
-          <w:sz w:val="22"/>
-        </w:rPr>
-        <w:t xml:space="preserve">A: The endpoint gives a photon-temperature normalization. The observable acoustic scale and distances also use an expanding thermal background and recombination. V5 records these stages separately and tests the resulting distance prediction against data.</w:t>
-      </w:r>
-    </w:p>
-    <w:p>
-      <w:pPr>
-        <w:spacing w:after="80" w:line="300" w:lineRule="auto"/>
-      </w:pPr>
-      <w:r>
-        <w:rPr>
-          <w:rFonts w:ascii="Calibri" w:hAnsi="Calibri" w:eastAsia="Calibri"/>
-          <w:b/>
-          <w:sz w:val="22"/>
-        </w:rPr>
-        <w:t>Q: Can this theory be falsified? If a theory explains everything, it explains nothing.</w:t>
-      </w:r>
-    </w:p>
-    <w:p>
-      <w:pPr>
-        <w:spacing w:after="80" w:line="300" w:lineRule="auto"/>
-      </w:pPr>
-      <w:r>
-        <w:rPr>
-          <w:rFonts w:ascii="Calibri" w:hAnsi="Calibri" w:eastAsia="Calibri"/>
-          <w:sz w:val="22"/>
-        </w:rPr>
-        <w:t xml:space="preserve">A: Yes. V5 contains 239 parameter records: 235 derived, one observed anchor, one scale choice and two pending. They include shared inputs and response records, so 239 is not a count of independent predictions. Fixed-rule comparisons test the resulting physical relations with their stated approximations.</w:t>
+          <w:sz w:val="22"/>
+        </w:rPr>
+        <w:t>A: Yes. V5 contains 261 parameter records: 260 derived, one observed anchor, zero scale choices and zero pending. They include shared inputs and response records, so 261 is not a count of independent predictions. Fixed-rule comparisons test the resulting physical relations with their stated approximations.</w:t>
       </w:r>
     </w:p>
     <w:p>
@@ -7190,22 +6563,20 @@
           <w:rFonts w:ascii="Calibri" w:hAnsi="Calibri" w:eastAsia="Calibri"/>
           <w:sz w:val="22"/>
         </w:rPr>
-        <w:t xml:space="preserve">The current V5.0.0 parameter store contains 239 records:</w:t>
-      </w:r>
-      <w:r>
-        <w:rPr>
-          <w:rFonts w:ascii="Calibri" w:hAnsi="Calibri" w:eastAsia="Calibri"/>
-          <w:b/>
-          <w:sz w:val="22"/>
-        </w:rPr>
-        <w:t/>
-      </w:r>
-      <w:r>
-        <w:rPr>
-          <w:rFonts w:ascii="Calibri" w:hAnsi="Calibri" w:eastAsia="Calibri"/>
-          <w:sz w:val="22"/>
-        </w:rPr>
-        <w:t/>
+        <w:t>The current V5.0.2 parameter store contains 261 records:</w:t>
+      </w:r>
+      <w:r>
+        <w:rPr>
+          <w:rFonts w:ascii="Calibri" w:hAnsi="Calibri" w:eastAsia="Calibri"/>
+          <w:b/>
+          <w:sz w:val="22"/>
+        </w:rPr>
+      </w:r>
+      <w:r>
+        <w:rPr>
+          <w:rFonts w:ascii="Calibri" w:hAnsi="Calibri" w:eastAsia="Calibri"/>
+          <w:sz w:val="22"/>
+        </w:rPr>
       </w:r>
     </w:p>
     <w:p>
@@ -7265,22 +6636,20 @@
           <w:color w:val="1F4E79"/>
           <w:sz w:val="22"/>
         </w:rPr>
-        <w:t xml:space="preserve">• </w:t>
-      </w:r>
-      <w:r>
-        <w:rPr>
-          <w:rFonts w:ascii="Calibri" w:hAnsi="Calibri" w:eastAsia="Calibri"/>
-          <w:b/>
-          <w:sz w:val="22"/>
-        </w:rPr>
-        <w:t>1 unit/scale convention:</w:t>
-      </w:r>
-      <w:r>
-        <w:rPr>
-          <w:rFonts w:ascii="Calibri" w:hAnsi="Calibri" w:eastAsia="Calibri"/>
-          <w:sz w:val="22"/>
-        </w:rPr>
-        <w:t xml:space="preserve"> explicitly labelled as a convention rather than disguised as a physical prediction.</w:t>
+        <w:t>• 0 unit/scale choices: both former choices are now derived normalizations.</w:t>
+      </w:r>
+      <w:r>
+        <w:rPr>
+          <w:rFonts w:ascii="Calibri" w:hAnsi="Calibri" w:eastAsia="Calibri"/>
+          <w:b/>
+          <w:sz w:val="22"/>
+        </w:rPr>
+      </w:r>
+      <w:r>
+        <w:rPr>
+          <w:rFonts w:ascii="Calibri" w:hAnsi="Calibri" w:eastAsia="Calibri"/>
+          <w:sz w:val="22"/>
+        </w:rPr>
       </w:r>
     </w:p>
     <w:p>
@@ -7303,14 +6672,13 @@
           <w:b/>
           <w:sz w:val="22"/>
         </w:rPr>
-        <w:t/>
-      </w:r>
-      <w:r>
-        <w:rPr>
-          <w:rFonts w:ascii="Calibri" w:hAnsi="Calibri" w:eastAsia="Calibri"/>
-          <w:sz w:val="22"/>
-        </w:rPr>
-        <w:t xml:space="preserve">235 derived records and 2 pending records: these cover shared structural quantities, masses, couplings, response calculations and their provenance. The record count is not a count of independent predictions.</w:t>
+      </w:r>
+      <w:r>
+        <w:rPr>
+          <w:rFonts w:ascii="Calibri" w:hAnsi="Calibri" w:eastAsia="Calibri"/>
+          <w:sz w:val="22"/>
+        </w:rPr>
+        <w:t>260 derived records and 0 pending records: these cover shared structural quantities, masses, couplings, response calculations and their provenance. The record count is not a count of independent predictions.</w:t>
       </w:r>
     </w:p>
     <w:p>
@@ -9384,7 +8752,7 @@
           <w:i/>
           <w:sz w:val="22"/>
         </w:rPr>
-        <w:t xml:space="preserve">This introduction accompanies Guo (2026d, 2026g), The Spectrum of a Compact Internal Space I: Gauge Structure and a Scalar Mass Gap and II: Effective Couplings and Mass Scales (unpublished manuscripts), and Guo (2026), Coarse-Graining Genesis Framework V5.0, version 5.0.0 [Computer software], https://github.com/bookwormseagull1980/coarse-graining-genesis. The companion references, reproducible calculations and proof records are listed in REFERENCES.md, CITATION.cff and the reviewer guide. The mathematical examples cited above are Deng, Hani and Ma (2025), Hilbert’s sixth problem: derivation of fluid equations via Boltzmann’s kinetic theory, arXiv:2503.01800; and Wang and Zahl (2025), Volume estimates for unions of convex sets, and the Kakeya set conjecture in three dimensions, arXiv:2502.17655.</w:t>
+        <w:t>This introduction accompanies Guo (2026d, 2026g), The Spectrum of a Compact Internal Space I: Gauge Structure and a Scalar Mass Gap and II: Effective Couplings and Mass Scales (unpublished manuscripts), and Guo (2026), Coarse-Graining Genesis Framework V5.0.2 [Computer software], https://github.com/bookwormseagull1980/coarse-graining-genesis. The companion references, reproducible calculations and proof records are listed in REFERENCES.md, CITATION.cff and the reviewer guide. The mathematical examples cited above are Deng, Hani and Ma (2025), Hilbert’s sixth problem: derivation of fluid equations via Boltzmann’s kinetic theory, arXiv:2503.01800; and Wang and Zahl (2025), Volume estimates for unions of convex sets, and the Kakeya set conjecture in three dimensions, arXiv:2502.17655.</w:t>
       </w:r>
     </w:p>
     <w:sectPr>
